--- a/РСХД/Лаб2/P3331_P3332_Исупов_Никита_Александрович_Ястребов-Амирханов_Алекси_ЛР2.docx
+++ b/РСХД/Лаб2/P3331_P3332_Исупов_Никита_Александрович_Ястребов-Амирханов_Алекси_ЛР2.docx
@@ -3917,7 +3917,7 @@
           <w:rFonts w:ascii="Times New Roman" w:eastAsia="Times New Roman" w:hAnsi="Times New Roman" w:cs="Times New Roman"/>
           <w:sz w:val="28"/>
           <w:szCs w:val="28"/>
-          <w:lang w:val="ru-RU"/>
+          <w:lang w:val="en-US"/>
         </w:rPr>
       </w:pPr>
     </w:p>
@@ -3937,7 +3937,68 @@
           <w:szCs w:val="24"/>
           <w:lang w:val="ru-RU"/>
         </w:rPr>
-        <w:t>Для автоматического запуска дважды в сутки (в 00:00 и 12:00) в планировщик добавлена задача:</w:t>
+        <w:t xml:space="preserve">Для автоматического выполнения резервного копирования без ввода пароля используется </w:t>
+      </w:r>
+      <w:proofErr w:type="gramStart"/>
+      <w:r>
+        <w:rPr>
+          <w:rFonts w:ascii="Times New Roman" w:eastAsia="Times New Roman" w:hAnsi="Times New Roman" w:cs="Times New Roman"/>
+          <w:sz w:val="24"/>
+          <w:szCs w:val="24"/>
+          <w:lang w:val="ru-RU"/>
+        </w:rPr>
+        <w:t>файл .</w:t>
+      </w:r>
+      <w:proofErr w:type="spellStart"/>
+      <w:r>
+        <w:rPr>
+          <w:rFonts w:ascii="Times New Roman" w:eastAsia="Times New Roman" w:hAnsi="Times New Roman" w:cs="Times New Roman"/>
+          <w:sz w:val="24"/>
+          <w:szCs w:val="24"/>
+          <w:lang w:val="ru-RU"/>
+        </w:rPr>
+        <w:t>pgpass</w:t>
+      </w:r>
+      <w:proofErr w:type="spellEnd"/>
+      <w:proofErr w:type="gramEnd"/>
+      <w:r>
+        <w:rPr>
+          <w:rFonts w:ascii="Times New Roman" w:eastAsia="Times New Roman" w:hAnsi="Times New Roman" w:cs="Times New Roman"/>
+          <w:sz w:val="24"/>
+          <w:szCs w:val="24"/>
+          <w:lang w:val="ru-RU"/>
+        </w:rPr>
+        <w:t>.</w:t>
+      </w:r>
+      <w:r>
+        <w:rPr>
+          <w:rFonts w:ascii="Times New Roman" w:eastAsia="Times New Roman" w:hAnsi="Times New Roman" w:cs="Times New Roman"/>
+          <w:sz w:val="24"/>
+          <w:szCs w:val="24"/>
+          <w:lang w:val="ru-RU"/>
+        </w:rPr>
+        <w:br/>
+        <w:t>На основном сервере создан файл ~/.</w:t>
+      </w:r>
+      <w:proofErr w:type="spellStart"/>
+      <w:r>
+        <w:rPr>
+          <w:rFonts w:ascii="Times New Roman" w:eastAsia="Times New Roman" w:hAnsi="Times New Roman" w:cs="Times New Roman"/>
+          <w:sz w:val="24"/>
+          <w:szCs w:val="24"/>
+          <w:lang w:val="ru-RU"/>
+        </w:rPr>
+        <w:t>pgpass</w:t>
+      </w:r>
+      <w:proofErr w:type="spellEnd"/>
+      <w:r>
+        <w:rPr>
+          <w:rFonts w:ascii="Times New Roman" w:eastAsia="Times New Roman" w:hAnsi="Times New Roman" w:cs="Times New Roman"/>
+          <w:sz w:val="24"/>
+          <w:szCs w:val="24"/>
+          <w:lang w:val="ru-RU"/>
+        </w:rPr>
+        <w:t xml:space="preserve"> со строкой:</w:t>
       </w:r>
     </w:p>
     <w:tbl>
@@ -3956,6 +4017,7 @@
           </w:tcPr>
           <w:p>
             <w:pPr>
+              <w:spacing w:line="259" w:lineRule="auto"/>
               <w:rPr>
                 <w:rFonts w:ascii="Times New Roman" w:eastAsia="Times New Roman" w:hAnsi="Times New Roman" w:cs="Times New Roman"/>
                 <w:sz w:val="28"/>
@@ -3972,25 +4034,34 @@
               </w:rPr>
               <w:br/>
             </w:r>
-            <w:proofErr w:type="spellStart"/>
-            <w:r>
-              <w:rPr>
-                <w:rFonts w:ascii="Times New Roman" w:eastAsia="Times New Roman" w:hAnsi="Times New Roman" w:cs="Times New Roman"/>
-                <w:sz w:val="28"/>
-                <w:szCs w:val="28"/>
-                <w:lang w:val="ru-RU"/>
-              </w:rPr>
-              <w:t>crontab</w:t>
-            </w:r>
-            <w:proofErr w:type="spellEnd"/>
-            <w:r>
-              <w:rPr>
-                <w:rFonts w:ascii="Times New Roman" w:eastAsia="Times New Roman" w:hAnsi="Times New Roman" w:cs="Times New Roman"/>
-                <w:sz w:val="28"/>
-                <w:szCs w:val="28"/>
-                <w:lang w:val="ru-RU"/>
-              </w:rPr>
-              <w:t xml:space="preserve"> -e</w:t>
+            <w:r>
+              <w:rPr>
+                <w:rFonts w:ascii="Times New Roman" w:eastAsia="Times New Roman" w:hAnsi="Times New Roman" w:cs="Times New Roman"/>
+                <w:sz w:val="28"/>
+                <w:szCs w:val="28"/>
+                <w:lang w:val="en-US"/>
+              </w:rPr>
+              <w:t>pg</w:t>
+            </w:r>
+            <w:proofErr w:type="gramStart"/>
+            <w:r>
+              <w:rPr>
+                <w:rFonts w:ascii="Times New Roman" w:eastAsia="Times New Roman" w:hAnsi="Times New Roman" w:cs="Times New Roman"/>
+                <w:sz w:val="28"/>
+                <w:szCs w:val="28"/>
+                <w:lang w:val="en-US"/>
+              </w:rPr>
+              <w:t>197:9706:*</w:t>
+            </w:r>
+            <w:proofErr w:type="gramEnd"/>
+            <w:r>
+              <w:rPr>
+                <w:rFonts w:ascii="Times New Roman" w:eastAsia="Times New Roman" w:hAnsi="Times New Roman" w:cs="Times New Roman"/>
+                <w:sz w:val="28"/>
+                <w:szCs w:val="28"/>
+                <w:lang w:val="en-US"/>
+              </w:rPr>
+              <w:t>:postgres0:1234</w:t>
             </w:r>
             <w:r>
               <w:rPr>
@@ -4000,6 +4071,7 @@
                 <w:lang w:val="ru-RU"/>
               </w:rPr>
               <w:br/>
+              <w:t xml:space="preserve"> </w:t>
             </w:r>
           </w:p>
         </w:tc>
@@ -4009,56 +4081,128 @@
       <w:pPr>
         <w:rPr>
           <w:rFonts w:ascii="Times New Roman" w:eastAsia="Times New Roman" w:hAnsi="Times New Roman" w:cs="Times New Roman"/>
+          <w:sz w:val="24"/>
+          <w:szCs w:val="24"/>
+          <w:lang w:val="ru-RU"/>
+        </w:rPr>
+      </w:pPr>
+      <w:r>
+        <w:rPr>
+          <w:rFonts w:ascii="Times New Roman" w:eastAsia="Times New Roman" w:hAnsi="Times New Roman" w:cs="Times New Roman"/>
           <w:sz w:val="28"/>
           <w:szCs w:val="28"/>
-          <w:lang w:val="ru-RU"/>
-        </w:rPr>
-      </w:pPr>
+          <w:lang w:val="en-US"/>
+        </w:rPr>
+        <w:br/>
+      </w:r>
+      <w:r>
+        <w:rPr>
+          <w:rFonts w:ascii="Times New Roman" w:eastAsia="Times New Roman" w:hAnsi="Times New Roman" w:cs="Times New Roman"/>
+          <w:sz w:val="24"/>
+          <w:szCs w:val="24"/>
+          <w:lang w:val="ru-RU"/>
+        </w:rPr>
+        <w:t xml:space="preserve">После создания файла установлены права доступа </w:t>
+      </w:r>
+      <w:proofErr w:type="spellStart"/>
+      <w:r>
+        <w:rPr>
+          <w:rFonts w:ascii="Times New Roman" w:eastAsia="Times New Roman" w:hAnsi="Times New Roman" w:cs="Times New Roman"/>
+          <w:sz w:val="24"/>
+          <w:szCs w:val="24"/>
+          <w:lang w:val="ru-RU"/>
+        </w:rPr>
+        <w:t>chmod</w:t>
+      </w:r>
+      <w:proofErr w:type="spellEnd"/>
+      <w:r>
+        <w:rPr>
+          <w:rFonts w:ascii="Times New Roman" w:eastAsia="Times New Roman" w:hAnsi="Times New Roman" w:cs="Times New Roman"/>
+          <w:sz w:val="24"/>
+          <w:szCs w:val="24"/>
+          <w:lang w:val="ru-RU"/>
+        </w:rPr>
+        <w:t xml:space="preserve"> 600 ~</w:t>
+      </w:r>
+      <w:proofErr w:type="gramStart"/>
+      <w:r>
+        <w:rPr>
+          <w:rFonts w:ascii="Times New Roman" w:eastAsia="Times New Roman" w:hAnsi="Times New Roman" w:cs="Times New Roman"/>
+          <w:sz w:val="24"/>
+          <w:szCs w:val="24"/>
+          <w:lang w:val="ru-RU"/>
+        </w:rPr>
+        <w:t>/.</w:t>
+      </w:r>
+      <w:proofErr w:type="spellStart"/>
+      <w:r>
+        <w:rPr>
+          <w:rFonts w:ascii="Times New Roman" w:eastAsia="Times New Roman" w:hAnsi="Times New Roman" w:cs="Times New Roman"/>
+          <w:sz w:val="24"/>
+          <w:szCs w:val="24"/>
+          <w:lang w:val="ru-RU"/>
+        </w:rPr>
+        <w:t>pgpass</w:t>
+      </w:r>
+      <w:proofErr w:type="spellEnd"/>
+      <w:proofErr w:type="gramEnd"/>
+      <w:r>
+        <w:rPr>
+          <w:rFonts w:ascii="Times New Roman" w:eastAsia="Times New Roman" w:hAnsi="Times New Roman" w:cs="Times New Roman"/>
+          <w:sz w:val="24"/>
+          <w:szCs w:val="24"/>
+          <w:lang w:val="ru-RU"/>
+        </w:rPr>
+        <w:t xml:space="preserve">, иначе </w:t>
+      </w:r>
+      <w:proofErr w:type="spellStart"/>
+      <w:r>
+        <w:rPr>
+          <w:rFonts w:ascii="Times New Roman" w:eastAsia="Times New Roman" w:hAnsi="Times New Roman" w:cs="Times New Roman"/>
+          <w:sz w:val="24"/>
+          <w:szCs w:val="24"/>
+          <w:lang w:val="ru-RU"/>
+        </w:rPr>
+        <w:t>PostgreSQL</w:t>
+      </w:r>
+      <w:proofErr w:type="spellEnd"/>
+      <w:r>
+        <w:rPr>
+          <w:rFonts w:ascii="Times New Roman" w:eastAsia="Times New Roman" w:hAnsi="Times New Roman" w:cs="Times New Roman"/>
+          <w:sz w:val="24"/>
+          <w:szCs w:val="24"/>
+          <w:lang w:val="ru-RU"/>
+        </w:rPr>
+        <w:t xml:space="preserve"> его не использует.</w:t>
+      </w:r>
     </w:p>
     <w:p>
       <w:pPr>
         <w:rPr>
           <w:rFonts w:ascii="Times New Roman" w:eastAsia="Times New Roman" w:hAnsi="Times New Roman" w:cs="Times New Roman"/>
-          <w:sz w:val="24"/>
-          <w:szCs w:val="24"/>
-          <w:lang w:val="en-US"/>
-        </w:rPr>
-      </w:pPr>
-      <w:proofErr w:type="spellStart"/>
-      <w:r>
-        <w:rPr>
-          <w:rFonts w:ascii="Times New Roman" w:eastAsia="Times New Roman" w:hAnsi="Times New Roman" w:cs="Times New Roman"/>
-          <w:sz w:val="24"/>
-          <w:szCs w:val="24"/>
-        </w:rPr>
-        <w:t>Добавлена</w:t>
-      </w:r>
-      <w:proofErr w:type="spellEnd"/>
-      <w:r>
-        <w:rPr>
-          <w:rFonts w:ascii="Times New Roman" w:eastAsia="Times New Roman" w:hAnsi="Times New Roman" w:cs="Times New Roman"/>
-          <w:sz w:val="24"/>
-          <w:szCs w:val="24"/>
-        </w:rPr>
-        <w:t xml:space="preserve"> </w:t>
-      </w:r>
-      <w:proofErr w:type="spellStart"/>
-      <w:r>
-        <w:rPr>
-          <w:rFonts w:ascii="Times New Roman" w:eastAsia="Times New Roman" w:hAnsi="Times New Roman" w:cs="Times New Roman"/>
-          <w:sz w:val="24"/>
-          <w:szCs w:val="24"/>
-        </w:rPr>
-        <w:t>строка</w:t>
-      </w:r>
-      <w:proofErr w:type="spellEnd"/>
-      <w:r>
-        <w:rPr>
-          <w:rFonts w:ascii="Times New Roman" w:eastAsia="Times New Roman" w:hAnsi="Times New Roman" w:cs="Times New Roman"/>
-          <w:sz w:val="24"/>
-          <w:szCs w:val="24"/>
-        </w:rPr>
-        <w:t>:</w:t>
+          <w:sz w:val="28"/>
+          <w:szCs w:val="28"/>
+          <w:lang w:val="ru-RU"/>
+        </w:rPr>
+      </w:pPr>
+    </w:p>
+    <w:p>
+      <w:pPr>
+        <w:rPr>
+          <w:rFonts w:ascii="Times New Roman" w:eastAsia="Times New Roman" w:hAnsi="Times New Roman" w:cs="Times New Roman"/>
+          <w:sz w:val="24"/>
+          <w:szCs w:val="24"/>
+          <w:lang w:val="ru-RU"/>
+        </w:rPr>
+      </w:pPr>
+      <w:r>
+        <w:rPr>
+          <w:rFonts w:ascii="Times New Roman" w:eastAsia="Times New Roman" w:hAnsi="Times New Roman" w:cs="Times New Roman"/>
+          <w:sz w:val="24"/>
+          <w:szCs w:val="24"/>
+          <w:lang w:val="ru-RU"/>
+        </w:rPr>
+        <w:t>Для автоматического запуска дважды в сутки (в 00:00 и 12:00) в планировщик добавлена задача:</w:t>
       </w:r>
     </w:p>
     <w:tbl>
@@ -4081,37 +4225,17 @@
                 <w:rFonts w:ascii="Times New Roman" w:eastAsia="Times New Roman" w:hAnsi="Times New Roman" w:cs="Times New Roman"/>
                 <w:sz w:val="28"/>
                 <w:szCs w:val="28"/>
-                <w:lang w:val="en-US"/>
-              </w:rPr>
-            </w:pPr>
-            <w:r>
-              <w:rPr>
-                <w:rFonts w:ascii="Times New Roman" w:eastAsia="Times New Roman" w:hAnsi="Times New Roman" w:cs="Times New Roman"/>
-                <w:sz w:val="28"/>
-                <w:szCs w:val="28"/>
-                <w:lang w:val="en-US"/>
+                <w:lang w:val="ru-RU"/>
+              </w:rPr>
+            </w:pPr>
+            <w:r>
+              <w:rPr>
+                <w:rFonts w:ascii="Times New Roman" w:eastAsia="Times New Roman" w:hAnsi="Times New Roman" w:cs="Times New Roman"/>
+                <w:sz w:val="28"/>
+                <w:szCs w:val="28"/>
+                <w:lang w:val="ru-RU"/>
               </w:rPr>
               <w:br/>
-              <w:t xml:space="preserve">0 0,12 * * </w:t>
-            </w:r>
-            <w:r>
-              <w:rPr>
-                <w:rFonts w:ascii="Times New Roman" w:eastAsia="Times New Roman" w:hAnsi="Times New Roman" w:cs="Times New Roman"/>
-                <w:color w:val="000000" w:themeColor="text1"/>
-                <w:sz w:val="28"/>
-                <w:szCs w:val="28"/>
-                <w:lang w:val="en-US"/>
-              </w:rPr>
-              <w:t>*</w:t>
-            </w:r>
-            <w:r>
-              <w:rPr>
-                <w:rFonts w:ascii="Times New Roman" w:eastAsia="Times New Roman" w:hAnsi="Times New Roman" w:cs="Times New Roman"/>
-                <w:sz w:val="28"/>
-                <w:szCs w:val="28"/>
-                <w:lang w:val="en-US"/>
-              </w:rPr>
-              <w:t xml:space="preserve"> ~/</w:t>
             </w:r>
             <w:proofErr w:type="spellStart"/>
             <w:r>
@@ -4119,45 +4243,9 @@
                 <w:rFonts w:ascii="Times New Roman" w:eastAsia="Times New Roman" w:hAnsi="Times New Roman" w:cs="Times New Roman"/>
                 <w:sz w:val="28"/>
                 <w:szCs w:val="28"/>
-                <w:lang w:val="en-US"/>
-              </w:rPr>
-              <w:t>pg</w:t>
-            </w:r>
-            <w:r>
-              <w:rPr>
-                <w:rFonts w:ascii="Times New Roman" w:eastAsia="Times New Roman" w:hAnsi="Times New Roman" w:cs="Times New Roman"/>
-                <w:sz w:val="28"/>
-                <w:szCs w:val="28"/>
-                <w:lang w:val="en-US"/>
-              </w:rPr>
-              <w:t>_</w:t>
-            </w:r>
-            <w:r>
-              <w:rPr>
-                <w:rFonts w:ascii="Times New Roman" w:eastAsia="Times New Roman" w:hAnsi="Times New Roman" w:cs="Times New Roman"/>
-                <w:sz w:val="28"/>
-                <w:szCs w:val="28"/>
-                <w:lang w:val="en-US"/>
-              </w:rPr>
-              <w:t>backup</w:t>
-            </w:r>
-            <w:r>
-              <w:rPr>
-                <w:rFonts w:ascii="Times New Roman" w:eastAsia="Times New Roman" w:hAnsi="Times New Roman" w:cs="Times New Roman"/>
-                <w:sz w:val="28"/>
-                <w:szCs w:val="28"/>
-                <w:lang w:val="en-US"/>
-              </w:rPr>
-              <w:t>_</w:t>
-            </w:r>
-            <w:r>
-              <w:rPr>
-                <w:rFonts w:ascii="Times New Roman" w:eastAsia="Times New Roman" w:hAnsi="Times New Roman" w:cs="Times New Roman"/>
-                <w:sz w:val="28"/>
-                <w:szCs w:val="28"/>
-                <w:lang w:val="en-US"/>
-              </w:rPr>
-              <w:t>full</w:t>
+                <w:lang w:val="ru-RU"/>
+              </w:rPr>
+              <w:t>crontab</w:t>
             </w:r>
             <w:proofErr w:type="spellEnd"/>
             <w:r>
@@ -4165,52 +4253,16 @@
                 <w:rFonts w:ascii="Times New Roman" w:eastAsia="Times New Roman" w:hAnsi="Times New Roman" w:cs="Times New Roman"/>
                 <w:sz w:val="28"/>
                 <w:szCs w:val="28"/>
-                <w:lang w:val="en-US"/>
-              </w:rPr>
-              <w:t xml:space="preserve"> &gt;&gt; ~/</w:t>
-            </w:r>
-            <w:r>
-              <w:rPr>
-                <w:rFonts w:ascii="Times New Roman" w:eastAsia="Times New Roman" w:hAnsi="Times New Roman" w:cs="Times New Roman"/>
-                <w:sz w:val="28"/>
-                <w:szCs w:val="28"/>
-                <w:lang w:val="en-US"/>
-              </w:rPr>
-              <w:t>backup</w:t>
-            </w:r>
-            <w:r>
-              <w:rPr>
-                <w:rFonts w:ascii="Times New Roman" w:eastAsia="Times New Roman" w:hAnsi="Times New Roman" w:cs="Times New Roman"/>
-                <w:sz w:val="28"/>
-                <w:szCs w:val="28"/>
-                <w:lang w:val="en-US"/>
-              </w:rPr>
-              <w:t>.</w:t>
-            </w:r>
-            <w:r>
-              <w:rPr>
-                <w:rFonts w:ascii="Times New Roman" w:eastAsia="Times New Roman" w:hAnsi="Times New Roman" w:cs="Times New Roman"/>
-                <w:sz w:val="28"/>
-                <w:szCs w:val="28"/>
-                <w:lang w:val="en-US"/>
-              </w:rPr>
-              <w:t>log</w:t>
-            </w:r>
-            <w:r>
-              <w:rPr>
-                <w:rFonts w:ascii="Times New Roman" w:eastAsia="Times New Roman" w:hAnsi="Times New Roman" w:cs="Times New Roman"/>
-                <w:sz w:val="28"/>
-                <w:szCs w:val="28"/>
-                <w:lang w:val="en-US"/>
-              </w:rPr>
-              <w:t xml:space="preserve"> 2&gt;&amp;1</w:t>
-            </w:r>
-            <w:r>
-              <w:rPr>
-                <w:rFonts w:ascii="Times New Roman" w:eastAsia="Times New Roman" w:hAnsi="Times New Roman" w:cs="Times New Roman"/>
-                <w:sz w:val="28"/>
-                <w:szCs w:val="28"/>
-                <w:lang w:val="en-US"/>
+                <w:lang w:val="ru-RU"/>
+              </w:rPr>
+              <w:t xml:space="preserve"> -e</w:t>
+            </w:r>
+            <w:r>
+              <w:rPr>
+                <w:rFonts w:ascii="Times New Roman" w:eastAsia="Times New Roman" w:hAnsi="Times New Roman" w:cs="Times New Roman"/>
+                <w:sz w:val="28"/>
+                <w:szCs w:val="28"/>
+                <w:lang w:val="ru-RU"/>
               </w:rPr>
               <w:br/>
             </w:r>
@@ -4224,6 +4276,219 @@
           <w:rFonts w:ascii="Times New Roman" w:eastAsia="Times New Roman" w:hAnsi="Times New Roman" w:cs="Times New Roman"/>
           <w:sz w:val="28"/>
           <w:szCs w:val="28"/>
+          <w:lang w:val="ru-RU"/>
+        </w:rPr>
+      </w:pPr>
+    </w:p>
+    <w:p>
+      <w:pPr>
+        <w:rPr>
+          <w:rFonts w:ascii="Times New Roman" w:eastAsia="Times New Roman" w:hAnsi="Times New Roman" w:cs="Times New Roman"/>
+          <w:sz w:val="24"/>
+          <w:szCs w:val="24"/>
+          <w:lang w:val="en-US"/>
+        </w:rPr>
+      </w:pPr>
+      <w:proofErr w:type="spellStart"/>
+      <w:r>
+        <w:rPr>
+          <w:rFonts w:ascii="Times New Roman" w:eastAsia="Times New Roman" w:hAnsi="Times New Roman" w:cs="Times New Roman"/>
+          <w:sz w:val="24"/>
+          <w:szCs w:val="24"/>
+        </w:rPr>
+        <w:t>Добавлена</w:t>
+      </w:r>
+      <w:proofErr w:type="spellEnd"/>
+      <w:r>
+        <w:rPr>
+          <w:rFonts w:ascii="Times New Roman" w:eastAsia="Times New Roman" w:hAnsi="Times New Roman" w:cs="Times New Roman"/>
+          <w:sz w:val="24"/>
+          <w:szCs w:val="24"/>
+        </w:rPr>
+        <w:t xml:space="preserve"> </w:t>
+      </w:r>
+      <w:proofErr w:type="spellStart"/>
+      <w:r>
+        <w:rPr>
+          <w:rFonts w:ascii="Times New Roman" w:eastAsia="Times New Roman" w:hAnsi="Times New Roman" w:cs="Times New Roman"/>
+          <w:sz w:val="24"/>
+          <w:szCs w:val="24"/>
+        </w:rPr>
+        <w:t>строка</w:t>
+      </w:r>
+      <w:proofErr w:type="spellEnd"/>
+      <w:r>
+        <w:rPr>
+          <w:rFonts w:ascii="Times New Roman" w:eastAsia="Times New Roman" w:hAnsi="Times New Roman" w:cs="Times New Roman"/>
+          <w:sz w:val="24"/>
+          <w:szCs w:val="24"/>
+        </w:rPr>
+        <w:t>:</w:t>
+      </w:r>
+    </w:p>
+    <w:tbl>
+      <w:tblPr>
+        <w:tblStyle w:val="ad"/>
+        <w:tblW w:w="0" w:type="auto"/>
+        <w:tblLook w:val="04A0" w:firstRow="1" w:lastRow="0" w:firstColumn="1" w:lastColumn="0" w:noHBand="0" w:noVBand="1"/>
+      </w:tblPr>
+      <w:tblGrid>
+        <w:gridCol w:w="11328"/>
+      </w:tblGrid>
+      <w:tr>
+        <w:tc>
+          <w:tcPr>
+            <w:tcW w:w="11328" w:type="dxa"/>
+          </w:tcPr>
+          <w:p>
+            <w:pPr>
+              <w:rPr>
+                <w:rFonts w:ascii="Times New Roman" w:eastAsia="Times New Roman" w:hAnsi="Times New Roman" w:cs="Times New Roman"/>
+                <w:sz w:val="28"/>
+                <w:szCs w:val="28"/>
+                <w:lang w:val="en-US"/>
+              </w:rPr>
+            </w:pPr>
+            <w:r>
+              <w:rPr>
+                <w:rFonts w:ascii="Times New Roman" w:eastAsia="Times New Roman" w:hAnsi="Times New Roman" w:cs="Times New Roman"/>
+                <w:sz w:val="28"/>
+                <w:szCs w:val="28"/>
+                <w:lang w:val="en-US"/>
+              </w:rPr>
+              <w:br/>
+              <w:t xml:space="preserve">0 0,12 * * </w:t>
+            </w:r>
+            <w:r>
+              <w:rPr>
+                <w:rFonts w:ascii="Times New Roman" w:eastAsia="Times New Roman" w:hAnsi="Times New Roman" w:cs="Times New Roman"/>
+                <w:color w:val="000000" w:themeColor="text1"/>
+                <w:sz w:val="28"/>
+                <w:szCs w:val="28"/>
+                <w:lang w:val="en-US"/>
+              </w:rPr>
+              <w:t>*</w:t>
+            </w:r>
+            <w:r>
+              <w:rPr>
+                <w:rFonts w:ascii="Times New Roman" w:eastAsia="Times New Roman" w:hAnsi="Times New Roman" w:cs="Times New Roman"/>
+                <w:sz w:val="28"/>
+                <w:szCs w:val="28"/>
+                <w:lang w:val="en-US"/>
+              </w:rPr>
+              <w:t xml:space="preserve"> ~/</w:t>
+            </w:r>
+            <w:proofErr w:type="spellStart"/>
+            <w:r>
+              <w:rPr>
+                <w:rFonts w:ascii="Times New Roman" w:eastAsia="Times New Roman" w:hAnsi="Times New Roman" w:cs="Times New Roman"/>
+                <w:sz w:val="28"/>
+                <w:szCs w:val="28"/>
+                <w:lang w:val="en-US"/>
+              </w:rPr>
+              <w:t>pg</w:t>
+            </w:r>
+            <w:r>
+              <w:rPr>
+                <w:rFonts w:ascii="Times New Roman" w:eastAsia="Times New Roman" w:hAnsi="Times New Roman" w:cs="Times New Roman"/>
+                <w:sz w:val="28"/>
+                <w:szCs w:val="28"/>
+                <w:lang w:val="en-US"/>
+              </w:rPr>
+              <w:t>_</w:t>
+            </w:r>
+            <w:r>
+              <w:rPr>
+                <w:rFonts w:ascii="Times New Roman" w:eastAsia="Times New Roman" w:hAnsi="Times New Roman" w:cs="Times New Roman"/>
+                <w:sz w:val="28"/>
+                <w:szCs w:val="28"/>
+                <w:lang w:val="en-US"/>
+              </w:rPr>
+              <w:t>backup</w:t>
+            </w:r>
+            <w:r>
+              <w:rPr>
+                <w:rFonts w:ascii="Times New Roman" w:eastAsia="Times New Roman" w:hAnsi="Times New Roman" w:cs="Times New Roman"/>
+                <w:sz w:val="28"/>
+                <w:szCs w:val="28"/>
+                <w:lang w:val="en-US"/>
+              </w:rPr>
+              <w:t>_</w:t>
+            </w:r>
+            <w:r>
+              <w:rPr>
+                <w:rFonts w:ascii="Times New Roman" w:eastAsia="Times New Roman" w:hAnsi="Times New Roman" w:cs="Times New Roman"/>
+                <w:sz w:val="28"/>
+                <w:szCs w:val="28"/>
+                <w:lang w:val="en-US"/>
+              </w:rPr>
+              <w:t>full</w:t>
+            </w:r>
+            <w:proofErr w:type="spellEnd"/>
+            <w:r>
+              <w:rPr>
+                <w:rFonts w:ascii="Times New Roman" w:eastAsia="Times New Roman" w:hAnsi="Times New Roman" w:cs="Times New Roman"/>
+                <w:sz w:val="28"/>
+                <w:szCs w:val="28"/>
+                <w:lang w:val="en-US"/>
+              </w:rPr>
+              <w:t xml:space="preserve"> &gt;&gt; ~/</w:t>
+            </w:r>
+            <w:r>
+              <w:rPr>
+                <w:rFonts w:ascii="Times New Roman" w:eastAsia="Times New Roman" w:hAnsi="Times New Roman" w:cs="Times New Roman"/>
+                <w:sz w:val="28"/>
+                <w:szCs w:val="28"/>
+                <w:lang w:val="en-US"/>
+              </w:rPr>
+              <w:t>backup</w:t>
+            </w:r>
+            <w:r>
+              <w:rPr>
+                <w:rFonts w:ascii="Times New Roman" w:eastAsia="Times New Roman" w:hAnsi="Times New Roman" w:cs="Times New Roman"/>
+                <w:sz w:val="28"/>
+                <w:szCs w:val="28"/>
+                <w:lang w:val="en-US"/>
+              </w:rPr>
+              <w:t>.</w:t>
+            </w:r>
+            <w:r>
+              <w:rPr>
+                <w:rFonts w:ascii="Times New Roman" w:eastAsia="Times New Roman" w:hAnsi="Times New Roman" w:cs="Times New Roman"/>
+                <w:sz w:val="28"/>
+                <w:szCs w:val="28"/>
+                <w:lang w:val="en-US"/>
+              </w:rPr>
+              <w:t>log</w:t>
+            </w:r>
+            <w:r>
+              <w:rPr>
+                <w:rFonts w:ascii="Times New Roman" w:eastAsia="Times New Roman" w:hAnsi="Times New Roman" w:cs="Times New Roman"/>
+                <w:sz w:val="28"/>
+                <w:szCs w:val="28"/>
+                <w:lang w:val="en-US"/>
+              </w:rPr>
+              <w:t xml:space="preserve"> 2&gt;&amp;1</w:t>
+            </w:r>
+            <w:r>
+              <w:rPr>
+                <w:rFonts w:ascii="Times New Roman" w:eastAsia="Times New Roman" w:hAnsi="Times New Roman" w:cs="Times New Roman"/>
+                <w:sz w:val="28"/>
+                <w:szCs w:val="28"/>
+                <w:lang w:val="en-US"/>
+              </w:rPr>
+              <w:br/>
+            </w:r>
+          </w:p>
+        </w:tc>
+      </w:tr>
+    </w:tbl>
+    <w:p>
+      <w:pPr>
+        <w:rPr>
+          <w:rFonts w:ascii="Times New Roman" w:eastAsia="Times New Roman" w:hAnsi="Times New Roman" w:cs="Times New Roman"/>
+          <w:sz w:val="28"/>
+          <w:szCs w:val="28"/>
           <w:lang w:val="en-US"/>
         </w:rPr>
       </w:pPr>
@@ -4314,6 +4579,7 @@
           <w:szCs w:val="24"/>
           <w:lang w:val="ru-RU"/>
         </w:rPr>
+        <w:lastRenderedPageBreak/>
         <w:t>Средний объём изменённых данных за сутки: </w:t>
       </w:r>
       <w:r>
@@ -4512,7 +4778,6 @@
           <w:szCs w:val="24"/>
           <w:lang w:val="ru-RU"/>
         </w:rPr>
-        <w:lastRenderedPageBreak/>
         <w:t>Рост базы линейный: каждые сутки добавляется 300 МБ, значит между двумя последовательными бэкапами (с интервалом 12 часов) размер увеличивается на </w:t>
       </w:r>
       <w:r>
@@ -5713,6 +5978,7 @@
         <w:rPr>
           <w:noProof/>
         </w:rPr>
+        <w:lastRenderedPageBreak/>
         <w:drawing>
           <wp:inline distT="0" distB="0" distL="0" distR="0" wp14:anchorId="11A71496" wp14:editId="4E4EE626">
             <wp:extent cx="7199630" cy="3568065"/>
@@ -5905,7 +6171,6 @@
           <w:szCs w:val="36"/>
           <w:lang w:val="ru-RU"/>
         </w:rPr>
-        <w:lastRenderedPageBreak/>
         <w:t xml:space="preserve">Этап 2. </w:t>
       </w:r>
       <w:r>
@@ -6605,6 +6870,7 @@
                 <w:szCs w:val="28"/>
                 <w:lang w:val="ru-RU"/>
               </w:rPr>
+              <w:lastRenderedPageBreak/>
               <w:t># Создание необходимых каталогов</w:t>
             </w:r>
           </w:p>
@@ -7112,8 +7378,1080 @@
                 <w:szCs w:val="28"/>
                 <w:lang w:val="en-US"/>
               </w:rPr>
+              <w:t>for tarfile in "$LATEST_BACKUP_DIR"/*.tar "$LATEST_BACKUP_DIR"/*.tar.gz "$LATEST_BACKUP_DIR"/*.</w:t>
+            </w:r>
+            <w:proofErr w:type="spellStart"/>
+            <w:r>
+              <w:rPr>
+                <w:rFonts w:ascii="Times New Roman" w:eastAsia="Times New Roman" w:hAnsi="Times New Roman" w:cs="Times New Roman"/>
+                <w:sz w:val="28"/>
+                <w:szCs w:val="28"/>
+                <w:lang w:val="en-US"/>
+              </w:rPr>
+              <w:t>tgz</w:t>
+            </w:r>
+            <w:proofErr w:type="spellEnd"/>
+            <w:r>
+              <w:rPr>
+                <w:rFonts w:ascii="Times New Roman" w:eastAsia="Times New Roman" w:hAnsi="Times New Roman" w:cs="Times New Roman"/>
+                <w:sz w:val="28"/>
+                <w:szCs w:val="28"/>
+                <w:lang w:val="en-US"/>
+              </w:rPr>
+              <w:t>; do</w:t>
+            </w:r>
+          </w:p>
+          <w:p>
+            <w:pPr>
+              <w:rPr>
+                <w:rFonts w:ascii="Times New Roman" w:eastAsia="Times New Roman" w:hAnsi="Times New Roman" w:cs="Times New Roman"/>
+                <w:sz w:val="28"/>
+                <w:szCs w:val="28"/>
+                <w:lang w:val="en-US"/>
+              </w:rPr>
+            </w:pPr>
+            <w:r>
+              <w:rPr>
+                <w:rFonts w:ascii="Times New Roman" w:eastAsia="Times New Roman" w:hAnsi="Times New Roman" w:cs="Times New Roman"/>
+                <w:sz w:val="28"/>
+                <w:szCs w:val="28"/>
+                <w:lang w:val="en-US"/>
+              </w:rPr>
+              <w:t xml:space="preserve">    [ -f "$tarfile</w:t>
+            </w:r>
+            <w:proofErr w:type="gramStart"/>
+            <w:r>
+              <w:rPr>
+                <w:rFonts w:ascii="Times New Roman" w:eastAsia="Times New Roman" w:hAnsi="Times New Roman" w:cs="Times New Roman"/>
+                <w:sz w:val="28"/>
+                <w:szCs w:val="28"/>
+                <w:lang w:val="en-US"/>
+              </w:rPr>
+              <w:t>" ]</w:t>
+            </w:r>
+            <w:proofErr w:type="gramEnd"/>
+            <w:r>
+              <w:rPr>
+                <w:rFonts w:ascii="Times New Roman" w:eastAsia="Times New Roman" w:hAnsi="Times New Roman" w:cs="Times New Roman"/>
+                <w:sz w:val="28"/>
+                <w:szCs w:val="28"/>
+                <w:lang w:val="en-US"/>
+              </w:rPr>
+              <w:t xml:space="preserve"> || continue</w:t>
+            </w:r>
+          </w:p>
+          <w:p>
+            <w:pPr>
+              <w:rPr>
+                <w:rFonts w:ascii="Times New Roman" w:eastAsia="Times New Roman" w:hAnsi="Times New Roman" w:cs="Times New Roman"/>
+                <w:sz w:val="28"/>
+                <w:szCs w:val="28"/>
+                <w:lang w:val="en-US"/>
+              </w:rPr>
+            </w:pPr>
+            <w:r>
+              <w:rPr>
+                <w:rFonts w:ascii="Times New Roman" w:eastAsia="Times New Roman" w:hAnsi="Times New Roman" w:cs="Times New Roman"/>
+                <w:sz w:val="28"/>
+                <w:szCs w:val="28"/>
+                <w:lang w:val="en-US"/>
+              </w:rPr>
+              <w:t xml:space="preserve">    name=$(</w:t>
+            </w:r>
+            <w:proofErr w:type="spellStart"/>
+            <w:r>
+              <w:rPr>
+                <w:rFonts w:ascii="Times New Roman" w:eastAsia="Times New Roman" w:hAnsi="Times New Roman" w:cs="Times New Roman"/>
+                <w:sz w:val="28"/>
+                <w:szCs w:val="28"/>
+                <w:lang w:val="en-US"/>
+              </w:rPr>
+              <w:t>basename</w:t>
+            </w:r>
+            <w:proofErr w:type="spellEnd"/>
+            <w:r>
+              <w:rPr>
+                <w:rFonts w:ascii="Times New Roman" w:eastAsia="Times New Roman" w:hAnsi="Times New Roman" w:cs="Times New Roman"/>
+                <w:sz w:val="28"/>
+                <w:szCs w:val="28"/>
+                <w:lang w:val="en-US"/>
+              </w:rPr>
+              <w:t xml:space="preserve"> "$tarfile")</w:t>
+            </w:r>
+          </w:p>
+          <w:p>
+            <w:pPr>
+              <w:rPr>
+                <w:rFonts w:ascii="Times New Roman" w:eastAsia="Times New Roman" w:hAnsi="Times New Roman" w:cs="Times New Roman"/>
+                <w:sz w:val="28"/>
+                <w:szCs w:val="28"/>
+                <w:lang w:val="en-US"/>
+              </w:rPr>
+            </w:pPr>
+          </w:p>
+          <w:p>
+            <w:pPr>
+              <w:rPr>
+                <w:rFonts w:ascii="Times New Roman" w:eastAsia="Times New Roman" w:hAnsi="Times New Roman" w:cs="Times New Roman"/>
+                <w:sz w:val="28"/>
+                <w:szCs w:val="28"/>
+                <w:lang w:val="ru-RU"/>
+              </w:rPr>
+            </w:pPr>
+            <w:r>
+              <w:rPr>
+                <w:rFonts w:ascii="Times New Roman" w:eastAsia="Times New Roman" w:hAnsi="Times New Roman" w:cs="Times New Roman"/>
+                <w:sz w:val="28"/>
+                <w:szCs w:val="28"/>
+                <w:lang w:val="en-US"/>
+              </w:rPr>
+              <w:t xml:space="preserve">    </w:t>
+            </w:r>
+            <w:r>
+              <w:rPr>
+                <w:rFonts w:ascii="Times New Roman" w:eastAsia="Times New Roman" w:hAnsi="Times New Roman" w:cs="Times New Roman"/>
+                <w:sz w:val="28"/>
+                <w:szCs w:val="28"/>
+                <w:lang w:val="ru-RU"/>
+              </w:rPr>
+              <w:t># Если имя полностью числовое (OID.tar.gz), распаковываем в /</w:t>
+            </w:r>
+            <w:proofErr w:type="spellStart"/>
+            <w:r>
+              <w:rPr>
+                <w:rFonts w:ascii="Times New Roman" w:eastAsia="Times New Roman" w:hAnsi="Times New Roman" w:cs="Times New Roman"/>
+                <w:sz w:val="28"/>
+                <w:szCs w:val="28"/>
+                <w:lang w:val="ru-RU"/>
+              </w:rPr>
+              <w:t>var</w:t>
+            </w:r>
+            <w:proofErr w:type="spellEnd"/>
+            <w:r>
+              <w:rPr>
+                <w:rFonts w:ascii="Times New Roman" w:eastAsia="Times New Roman" w:hAnsi="Times New Roman" w:cs="Times New Roman"/>
+                <w:sz w:val="28"/>
+                <w:szCs w:val="28"/>
+                <w:lang w:val="ru-RU"/>
+              </w:rPr>
+              <w:t>/</w:t>
+            </w:r>
+            <w:proofErr w:type="spellStart"/>
+            <w:r>
+              <w:rPr>
+                <w:rFonts w:ascii="Times New Roman" w:eastAsia="Times New Roman" w:hAnsi="Times New Roman" w:cs="Times New Roman"/>
+                <w:sz w:val="28"/>
+                <w:szCs w:val="28"/>
+                <w:lang w:val="ru-RU"/>
+              </w:rPr>
+              <w:t>db</w:t>
+            </w:r>
+            <w:proofErr w:type="spellEnd"/>
+            <w:r>
+              <w:rPr>
+                <w:rFonts w:ascii="Times New Roman" w:eastAsia="Times New Roman" w:hAnsi="Times New Roman" w:cs="Times New Roman"/>
+                <w:sz w:val="28"/>
+                <w:szCs w:val="28"/>
+                <w:lang w:val="ru-RU"/>
+              </w:rPr>
+              <w:t>/postgres0/&lt;</w:t>
+            </w:r>
+            <w:proofErr w:type="spellStart"/>
+            <w:r>
+              <w:rPr>
+                <w:rFonts w:ascii="Times New Roman" w:eastAsia="Times New Roman" w:hAnsi="Times New Roman" w:cs="Times New Roman"/>
+                <w:sz w:val="28"/>
+                <w:szCs w:val="28"/>
+                <w:lang w:val="ru-RU"/>
+              </w:rPr>
+              <w:t>oid</w:t>
+            </w:r>
+            <w:proofErr w:type="spellEnd"/>
+            <w:r>
+              <w:rPr>
+                <w:rFonts w:ascii="Times New Roman" w:eastAsia="Times New Roman" w:hAnsi="Times New Roman" w:cs="Times New Roman"/>
+                <w:sz w:val="28"/>
+                <w:szCs w:val="28"/>
+                <w:lang w:val="ru-RU"/>
+              </w:rPr>
+              <w:t>&gt;/</w:t>
+            </w:r>
+          </w:p>
+          <w:p>
+            <w:pPr>
+              <w:rPr>
+                <w:rFonts w:ascii="Times New Roman" w:eastAsia="Times New Roman" w:hAnsi="Times New Roman" w:cs="Times New Roman"/>
+                <w:sz w:val="28"/>
+                <w:szCs w:val="28"/>
+                <w:lang w:val="en-US"/>
+              </w:rPr>
+            </w:pPr>
+            <w:r>
+              <w:rPr>
+                <w:rFonts w:ascii="Times New Roman" w:eastAsia="Times New Roman" w:hAnsi="Times New Roman" w:cs="Times New Roman"/>
+                <w:sz w:val="28"/>
+                <w:szCs w:val="28"/>
+                <w:lang w:val="ru-RU"/>
+              </w:rPr>
+              <w:t xml:space="preserve">    </w:t>
+            </w:r>
+            <w:r>
+              <w:rPr>
+                <w:rFonts w:ascii="Times New Roman" w:eastAsia="Times New Roman" w:hAnsi="Times New Roman" w:cs="Times New Roman"/>
+                <w:sz w:val="28"/>
+                <w:szCs w:val="28"/>
+                <w:lang w:val="en-US"/>
+              </w:rPr>
+              <w:t>if [[ "$name" =~ ^([0-</w:t>
+            </w:r>
+            <w:proofErr w:type="gramStart"/>
+            <w:r>
+              <w:rPr>
+                <w:rFonts w:ascii="Times New Roman" w:eastAsia="Times New Roman" w:hAnsi="Times New Roman" w:cs="Times New Roman"/>
+                <w:sz w:val="28"/>
+                <w:szCs w:val="28"/>
+                <w:lang w:val="en-US"/>
+              </w:rPr>
+              <w:t>9]+</w:t>
+            </w:r>
+            <w:proofErr w:type="gramEnd"/>
+            <w:r>
+              <w:rPr>
+                <w:rFonts w:ascii="Times New Roman" w:eastAsia="Times New Roman" w:hAnsi="Times New Roman" w:cs="Times New Roman"/>
+                <w:sz w:val="28"/>
+                <w:szCs w:val="28"/>
+                <w:lang w:val="en-US"/>
+              </w:rPr>
+              <w:t>)\.tar(\.</w:t>
+            </w:r>
+            <w:proofErr w:type="spellStart"/>
+            <w:r>
+              <w:rPr>
+                <w:rFonts w:ascii="Times New Roman" w:eastAsia="Times New Roman" w:hAnsi="Times New Roman" w:cs="Times New Roman"/>
+                <w:sz w:val="28"/>
+                <w:szCs w:val="28"/>
+                <w:lang w:val="en-US"/>
+              </w:rPr>
+              <w:t>gz</w:t>
+            </w:r>
+            <w:proofErr w:type="spellEnd"/>
+            <w:r>
+              <w:rPr>
+                <w:rFonts w:ascii="Times New Roman" w:eastAsia="Times New Roman" w:hAnsi="Times New Roman" w:cs="Times New Roman"/>
+                <w:sz w:val="28"/>
+                <w:szCs w:val="28"/>
+                <w:lang w:val="en-US"/>
+              </w:rPr>
+              <w:t>)?$ ]] || [[ "$name" =~ ^([0-9]+)\.</w:t>
+            </w:r>
+            <w:proofErr w:type="spellStart"/>
+            <w:r>
+              <w:rPr>
+                <w:rFonts w:ascii="Times New Roman" w:eastAsia="Times New Roman" w:hAnsi="Times New Roman" w:cs="Times New Roman"/>
+                <w:sz w:val="28"/>
+                <w:szCs w:val="28"/>
+                <w:lang w:val="en-US"/>
+              </w:rPr>
+              <w:t>tgz</w:t>
+            </w:r>
+            <w:proofErr w:type="spellEnd"/>
+            <w:r>
+              <w:rPr>
+                <w:rFonts w:ascii="Times New Roman" w:eastAsia="Times New Roman" w:hAnsi="Times New Roman" w:cs="Times New Roman"/>
+                <w:sz w:val="28"/>
+                <w:szCs w:val="28"/>
+                <w:lang w:val="en-US"/>
+              </w:rPr>
+              <w:t>$ ]]; then</w:t>
+            </w:r>
+          </w:p>
+          <w:p>
+            <w:pPr>
+              <w:rPr>
+                <w:rFonts w:ascii="Times New Roman" w:eastAsia="Times New Roman" w:hAnsi="Times New Roman" w:cs="Times New Roman"/>
+                <w:sz w:val="28"/>
+                <w:szCs w:val="28"/>
+                <w:lang w:val="en-US"/>
+              </w:rPr>
+            </w:pPr>
+            <w:r>
+              <w:rPr>
+                <w:rFonts w:ascii="Times New Roman" w:eastAsia="Times New Roman" w:hAnsi="Times New Roman" w:cs="Times New Roman"/>
+                <w:sz w:val="28"/>
+                <w:szCs w:val="28"/>
+                <w:lang w:val="en-US"/>
+              </w:rPr>
+              <w:t xml:space="preserve">        if [[ "$name" =~ </w:t>
+            </w:r>
+            <w:proofErr w:type="gramStart"/>
+            <w:r>
+              <w:rPr>
+                <w:rFonts w:ascii="Times New Roman" w:eastAsia="Times New Roman" w:hAnsi="Times New Roman" w:cs="Times New Roman"/>
+                <w:sz w:val="28"/>
+                <w:szCs w:val="28"/>
+                <w:lang w:val="en-US"/>
+              </w:rPr>
+              <w:t>^(</w:t>
+            </w:r>
+            <w:proofErr w:type="gramEnd"/>
+            <w:r>
+              <w:rPr>
+                <w:rFonts w:ascii="Times New Roman" w:eastAsia="Times New Roman" w:hAnsi="Times New Roman" w:cs="Times New Roman"/>
+                <w:sz w:val="28"/>
+                <w:szCs w:val="28"/>
+                <w:lang w:val="en-US"/>
+              </w:rPr>
+              <w:t>[0-9]+) ]]; then</w:t>
+            </w:r>
+          </w:p>
+          <w:p>
+            <w:pPr>
+              <w:rPr>
+                <w:rFonts w:ascii="Times New Roman" w:eastAsia="Times New Roman" w:hAnsi="Times New Roman" w:cs="Times New Roman"/>
+                <w:sz w:val="28"/>
+                <w:szCs w:val="28"/>
+                <w:lang w:val="en-US"/>
+              </w:rPr>
+            </w:pPr>
+            <w:r>
+              <w:rPr>
+                <w:rFonts w:ascii="Times New Roman" w:eastAsia="Times New Roman" w:hAnsi="Times New Roman" w:cs="Times New Roman"/>
+                <w:sz w:val="28"/>
+                <w:szCs w:val="28"/>
+                <w:lang w:val="en-US"/>
+              </w:rPr>
+              <w:t xml:space="preserve">            </w:t>
+            </w:r>
+            <w:proofErr w:type="spellStart"/>
+            <w:r>
+              <w:rPr>
+                <w:rFonts w:ascii="Times New Roman" w:eastAsia="Times New Roman" w:hAnsi="Times New Roman" w:cs="Times New Roman"/>
+                <w:sz w:val="28"/>
+                <w:szCs w:val="28"/>
+                <w:lang w:val="en-US"/>
+              </w:rPr>
+              <w:t>oid</w:t>
+            </w:r>
+            <w:proofErr w:type="spellEnd"/>
+            <w:r>
+              <w:rPr>
+                <w:rFonts w:ascii="Times New Roman" w:eastAsia="Times New Roman" w:hAnsi="Times New Roman" w:cs="Times New Roman"/>
+                <w:sz w:val="28"/>
+                <w:szCs w:val="28"/>
+                <w:lang w:val="en-US"/>
+              </w:rPr>
+              <w:t>="${BASH_</w:t>
+            </w:r>
+            <w:proofErr w:type="gramStart"/>
+            <w:r>
+              <w:rPr>
+                <w:rFonts w:ascii="Times New Roman" w:eastAsia="Times New Roman" w:hAnsi="Times New Roman" w:cs="Times New Roman"/>
+                <w:sz w:val="28"/>
+                <w:szCs w:val="28"/>
+                <w:lang w:val="en-US"/>
+              </w:rPr>
+              <w:t>REMATCH[</w:t>
+            </w:r>
+            <w:proofErr w:type="gramEnd"/>
+            <w:r>
+              <w:rPr>
+                <w:rFonts w:ascii="Times New Roman" w:eastAsia="Times New Roman" w:hAnsi="Times New Roman" w:cs="Times New Roman"/>
+                <w:sz w:val="28"/>
+                <w:szCs w:val="28"/>
+                <w:lang w:val="en-US"/>
+              </w:rPr>
+              <w:t>1]}"</w:t>
+            </w:r>
+          </w:p>
+          <w:p>
+            <w:pPr>
+              <w:rPr>
+                <w:rFonts w:ascii="Times New Roman" w:eastAsia="Times New Roman" w:hAnsi="Times New Roman" w:cs="Times New Roman"/>
+                <w:sz w:val="28"/>
+                <w:szCs w:val="28"/>
+                <w:lang w:val="en-US"/>
+              </w:rPr>
+            </w:pPr>
+            <w:r>
+              <w:rPr>
+                <w:rFonts w:ascii="Times New Roman" w:eastAsia="Times New Roman" w:hAnsi="Times New Roman" w:cs="Times New Roman"/>
+                <w:sz w:val="28"/>
+                <w:szCs w:val="28"/>
+                <w:lang w:val="en-US"/>
+              </w:rPr>
+              <w:t xml:space="preserve">        else</w:t>
+            </w:r>
+          </w:p>
+          <w:p>
+            <w:pPr>
+              <w:rPr>
+                <w:rFonts w:ascii="Times New Roman" w:eastAsia="Times New Roman" w:hAnsi="Times New Roman" w:cs="Times New Roman"/>
+                <w:sz w:val="28"/>
+                <w:szCs w:val="28"/>
+                <w:lang w:val="en-US"/>
+              </w:rPr>
+            </w:pPr>
+            <w:r>
+              <w:rPr>
+                <w:rFonts w:ascii="Times New Roman" w:eastAsia="Times New Roman" w:hAnsi="Times New Roman" w:cs="Times New Roman"/>
+                <w:sz w:val="28"/>
+                <w:szCs w:val="28"/>
+                <w:lang w:val="en-US"/>
+              </w:rPr>
+              <w:t xml:space="preserve">            echo "Skipping unexpected numeric-named file: $name"</w:t>
+            </w:r>
+          </w:p>
+          <w:p>
+            <w:pPr>
+              <w:rPr>
+                <w:rFonts w:ascii="Times New Roman" w:eastAsia="Times New Roman" w:hAnsi="Times New Roman" w:cs="Times New Roman"/>
+                <w:sz w:val="28"/>
+                <w:szCs w:val="28"/>
+                <w:lang w:val="en-US"/>
+              </w:rPr>
+            </w:pPr>
+            <w:r>
+              <w:rPr>
+                <w:rFonts w:ascii="Times New Roman" w:eastAsia="Times New Roman" w:hAnsi="Times New Roman" w:cs="Times New Roman"/>
+                <w:sz w:val="28"/>
+                <w:szCs w:val="28"/>
+                <w:lang w:val="en-US"/>
+              </w:rPr>
+              <w:t xml:space="preserve">            continue</w:t>
+            </w:r>
+          </w:p>
+          <w:p>
+            <w:pPr>
+              <w:rPr>
+                <w:rFonts w:ascii="Times New Roman" w:eastAsia="Times New Roman" w:hAnsi="Times New Roman" w:cs="Times New Roman"/>
+                <w:sz w:val="28"/>
+                <w:szCs w:val="28"/>
+                <w:lang w:val="en-US"/>
+              </w:rPr>
+            </w:pPr>
+            <w:r>
+              <w:rPr>
+                <w:rFonts w:ascii="Times New Roman" w:eastAsia="Times New Roman" w:hAnsi="Times New Roman" w:cs="Times New Roman"/>
+                <w:sz w:val="28"/>
+                <w:szCs w:val="28"/>
+                <w:lang w:val="en-US"/>
+              </w:rPr>
+              <w:t xml:space="preserve">        fi</w:t>
+            </w:r>
+          </w:p>
+          <w:p>
+            <w:pPr>
+              <w:rPr>
+                <w:rFonts w:ascii="Times New Roman" w:eastAsia="Times New Roman" w:hAnsi="Times New Roman" w:cs="Times New Roman"/>
+                <w:sz w:val="28"/>
+                <w:szCs w:val="28"/>
+                <w:lang w:val="en-US"/>
+              </w:rPr>
+            </w:pPr>
+          </w:p>
+          <w:p>
+            <w:pPr>
+              <w:rPr>
+                <w:rFonts w:ascii="Times New Roman" w:eastAsia="Times New Roman" w:hAnsi="Times New Roman" w:cs="Times New Roman"/>
+                <w:sz w:val="28"/>
+                <w:szCs w:val="28"/>
+                <w:lang w:val="en-US"/>
+              </w:rPr>
+            </w:pPr>
+            <w:r>
+              <w:rPr>
+                <w:rFonts w:ascii="Times New Roman" w:eastAsia="Times New Roman" w:hAnsi="Times New Roman" w:cs="Times New Roman"/>
+                <w:sz w:val="28"/>
+                <w:szCs w:val="28"/>
+                <w:lang w:val="en-US"/>
+              </w:rPr>
+              <w:t xml:space="preserve">        </w:t>
+            </w:r>
+            <w:proofErr w:type="spellStart"/>
+            <w:r>
+              <w:rPr>
+                <w:rFonts w:ascii="Times New Roman" w:eastAsia="Times New Roman" w:hAnsi="Times New Roman" w:cs="Times New Roman"/>
+                <w:sz w:val="28"/>
+                <w:szCs w:val="28"/>
+                <w:lang w:val="en-US"/>
+              </w:rPr>
+              <w:t>dest</w:t>
+            </w:r>
+            <w:proofErr w:type="spellEnd"/>
+            <w:r>
+              <w:rPr>
+                <w:rFonts w:ascii="Times New Roman" w:eastAsia="Times New Roman" w:hAnsi="Times New Roman" w:cs="Times New Roman"/>
+                <w:sz w:val="28"/>
+                <w:szCs w:val="28"/>
+                <w:lang w:val="en-US"/>
+              </w:rPr>
+              <w:t>="$TABLESPACE_ROOT/$</w:t>
+            </w:r>
+            <w:proofErr w:type="spellStart"/>
+            <w:r>
+              <w:rPr>
+                <w:rFonts w:ascii="Times New Roman" w:eastAsia="Times New Roman" w:hAnsi="Times New Roman" w:cs="Times New Roman"/>
+                <w:sz w:val="28"/>
+                <w:szCs w:val="28"/>
+                <w:lang w:val="en-US"/>
+              </w:rPr>
+              <w:t>oid</w:t>
+            </w:r>
+            <w:proofErr w:type="spellEnd"/>
+            <w:r>
+              <w:rPr>
+                <w:rFonts w:ascii="Times New Roman" w:eastAsia="Times New Roman" w:hAnsi="Times New Roman" w:cs="Times New Roman"/>
+                <w:sz w:val="28"/>
+                <w:szCs w:val="28"/>
+                <w:lang w:val="en-US"/>
+              </w:rPr>
+              <w:t>"</w:t>
+            </w:r>
+          </w:p>
+          <w:p>
+            <w:pPr>
+              <w:rPr>
+                <w:rFonts w:ascii="Times New Roman" w:eastAsia="Times New Roman" w:hAnsi="Times New Roman" w:cs="Times New Roman"/>
+                <w:sz w:val="28"/>
+                <w:szCs w:val="28"/>
+                <w:lang w:val="en-US"/>
+              </w:rPr>
+            </w:pPr>
+            <w:r>
+              <w:rPr>
+                <w:rFonts w:ascii="Times New Roman" w:eastAsia="Times New Roman" w:hAnsi="Times New Roman" w:cs="Times New Roman"/>
+                <w:sz w:val="28"/>
+                <w:szCs w:val="28"/>
+                <w:lang w:val="en-US"/>
+              </w:rPr>
+              <w:t xml:space="preserve">        echo "Extracting tablespace archive $name -&gt; $</w:t>
+            </w:r>
+            <w:proofErr w:type="spellStart"/>
+            <w:r>
+              <w:rPr>
+                <w:rFonts w:ascii="Times New Roman" w:eastAsia="Times New Roman" w:hAnsi="Times New Roman" w:cs="Times New Roman"/>
+                <w:sz w:val="28"/>
+                <w:szCs w:val="28"/>
+                <w:lang w:val="en-US"/>
+              </w:rPr>
+              <w:t>dest</w:t>
+            </w:r>
+            <w:proofErr w:type="spellEnd"/>
+            <w:r>
+              <w:rPr>
+                <w:rFonts w:ascii="Times New Roman" w:eastAsia="Times New Roman" w:hAnsi="Times New Roman" w:cs="Times New Roman"/>
+                <w:sz w:val="28"/>
+                <w:szCs w:val="28"/>
+                <w:lang w:val="en-US"/>
+              </w:rPr>
+              <w:t>"</w:t>
+            </w:r>
+          </w:p>
+          <w:p>
+            <w:pPr>
+              <w:rPr>
+                <w:rFonts w:ascii="Times New Roman" w:eastAsia="Times New Roman" w:hAnsi="Times New Roman" w:cs="Times New Roman"/>
+                <w:sz w:val="28"/>
+                <w:szCs w:val="28"/>
+                <w:lang w:val="en-US"/>
+              </w:rPr>
+            </w:pPr>
+            <w:r>
+              <w:rPr>
+                <w:rFonts w:ascii="Times New Roman" w:eastAsia="Times New Roman" w:hAnsi="Times New Roman" w:cs="Times New Roman"/>
+                <w:sz w:val="28"/>
+                <w:szCs w:val="28"/>
+                <w:lang w:val="en-US"/>
+              </w:rPr>
+              <w:t xml:space="preserve">        </w:t>
+            </w:r>
+            <w:proofErr w:type="spellStart"/>
+            <w:r>
+              <w:rPr>
+                <w:rFonts w:ascii="Times New Roman" w:eastAsia="Times New Roman" w:hAnsi="Times New Roman" w:cs="Times New Roman"/>
+                <w:sz w:val="28"/>
+                <w:szCs w:val="28"/>
+                <w:lang w:val="en-US"/>
+              </w:rPr>
+              <w:t>mkdir</w:t>
+            </w:r>
+            <w:proofErr w:type="spellEnd"/>
+            <w:r>
+              <w:rPr>
+                <w:rFonts w:ascii="Times New Roman" w:eastAsia="Times New Roman" w:hAnsi="Times New Roman" w:cs="Times New Roman"/>
+                <w:sz w:val="28"/>
+                <w:szCs w:val="28"/>
+                <w:lang w:val="en-US"/>
+              </w:rPr>
+              <w:t xml:space="preserve"> -p "$</w:t>
+            </w:r>
+            <w:proofErr w:type="spellStart"/>
+            <w:r>
+              <w:rPr>
+                <w:rFonts w:ascii="Times New Roman" w:eastAsia="Times New Roman" w:hAnsi="Times New Roman" w:cs="Times New Roman"/>
+                <w:sz w:val="28"/>
+                <w:szCs w:val="28"/>
+                <w:lang w:val="en-US"/>
+              </w:rPr>
+              <w:t>dest</w:t>
+            </w:r>
+            <w:proofErr w:type="spellEnd"/>
+            <w:r>
+              <w:rPr>
+                <w:rFonts w:ascii="Times New Roman" w:eastAsia="Times New Roman" w:hAnsi="Times New Roman" w:cs="Times New Roman"/>
+                <w:sz w:val="28"/>
+                <w:szCs w:val="28"/>
+                <w:lang w:val="en-US"/>
+              </w:rPr>
+              <w:t>"</w:t>
+            </w:r>
+          </w:p>
+          <w:p>
+            <w:pPr>
+              <w:rPr>
+                <w:rFonts w:ascii="Times New Roman" w:eastAsia="Times New Roman" w:hAnsi="Times New Roman" w:cs="Times New Roman"/>
+                <w:sz w:val="28"/>
+                <w:szCs w:val="28"/>
+                <w:lang w:val="en-US"/>
+              </w:rPr>
+            </w:pPr>
+          </w:p>
+          <w:p>
+            <w:pPr>
+              <w:rPr>
+                <w:rFonts w:ascii="Times New Roman" w:eastAsia="Times New Roman" w:hAnsi="Times New Roman" w:cs="Times New Roman"/>
+                <w:sz w:val="28"/>
+                <w:szCs w:val="28"/>
+                <w:lang w:val="en-US"/>
+              </w:rPr>
+            </w:pPr>
+            <w:r>
+              <w:rPr>
+                <w:rFonts w:ascii="Times New Roman" w:eastAsia="Times New Roman" w:hAnsi="Times New Roman" w:cs="Times New Roman"/>
+                <w:sz w:val="28"/>
+                <w:szCs w:val="28"/>
+                <w:lang w:val="en-US"/>
+              </w:rPr>
+              <w:t xml:space="preserve">        if [[ "$tarfile" == </w:t>
+            </w:r>
+            <w:proofErr w:type="gramStart"/>
+            <w:r>
+              <w:rPr>
+                <w:rFonts w:ascii="Times New Roman" w:eastAsia="Times New Roman" w:hAnsi="Times New Roman" w:cs="Times New Roman"/>
+                <w:sz w:val="28"/>
+                <w:szCs w:val="28"/>
+                <w:lang w:val="en-US"/>
+              </w:rPr>
+              <w:t>*.</w:t>
+            </w:r>
+            <w:proofErr w:type="spellStart"/>
+            <w:r>
+              <w:rPr>
+                <w:rFonts w:ascii="Times New Roman" w:eastAsia="Times New Roman" w:hAnsi="Times New Roman" w:cs="Times New Roman"/>
+                <w:sz w:val="28"/>
+                <w:szCs w:val="28"/>
+                <w:lang w:val="en-US"/>
+              </w:rPr>
+              <w:t>gz</w:t>
+            </w:r>
+            <w:proofErr w:type="spellEnd"/>
+            <w:r>
+              <w:rPr>
+                <w:rFonts w:ascii="Times New Roman" w:eastAsia="Times New Roman" w:hAnsi="Times New Roman" w:cs="Times New Roman"/>
+                <w:sz w:val="28"/>
+                <w:szCs w:val="28"/>
+                <w:lang w:val="en-US"/>
+              </w:rPr>
+              <w:t xml:space="preserve"> ]</w:t>
+            </w:r>
+            <w:proofErr w:type="gramEnd"/>
+            <w:r>
+              <w:rPr>
+                <w:rFonts w:ascii="Times New Roman" w:eastAsia="Times New Roman" w:hAnsi="Times New Roman" w:cs="Times New Roman"/>
+                <w:sz w:val="28"/>
+                <w:szCs w:val="28"/>
+                <w:lang w:val="en-US"/>
+              </w:rPr>
+              <w:t>] || [[ "$tarfile" == *.</w:t>
+            </w:r>
+            <w:proofErr w:type="spellStart"/>
+            <w:r>
+              <w:rPr>
+                <w:rFonts w:ascii="Times New Roman" w:eastAsia="Times New Roman" w:hAnsi="Times New Roman" w:cs="Times New Roman"/>
+                <w:sz w:val="28"/>
+                <w:szCs w:val="28"/>
+                <w:lang w:val="en-US"/>
+              </w:rPr>
+              <w:t>tgz</w:t>
+            </w:r>
+            <w:proofErr w:type="spellEnd"/>
+            <w:r>
+              <w:rPr>
+                <w:rFonts w:ascii="Times New Roman" w:eastAsia="Times New Roman" w:hAnsi="Times New Roman" w:cs="Times New Roman"/>
+                <w:sz w:val="28"/>
+                <w:szCs w:val="28"/>
+                <w:lang w:val="en-US"/>
+              </w:rPr>
+              <w:t xml:space="preserve"> ]]; then</w:t>
+            </w:r>
+          </w:p>
+          <w:p>
+            <w:pPr>
+              <w:rPr>
+                <w:rFonts w:ascii="Times New Roman" w:eastAsia="Times New Roman" w:hAnsi="Times New Roman" w:cs="Times New Roman"/>
+                <w:sz w:val="28"/>
+                <w:szCs w:val="28"/>
+                <w:lang w:val="en-US"/>
+              </w:rPr>
+            </w:pPr>
+            <w:r>
+              <w:rPr>
+                <w:rFonts w:ascii="Times New Roman" w:eastAsia="Times New Roman" w:hAnsi="Times New Roman" w:cs="Times New Roman"/>
+                <w:sz w:val="28"/>
+                <w:szCs w:val="28"/>
+                <w:lang w:val="en-US"/>
+              </w:rPr>
+              <w:t xml:space="preserve">            tar -</w:t>
+            </w:r>
+            <w:proofErr w:type="spellStart"/>
+            <w:r>
+              <w:rPr>
+                <w:rFonts w:ascii="Times New Roman" w:eastAsia="Times New Roman" w:hAnsi="Times New Roman" w:cs="Times New Roman"/>
+                <w:sz w:val="28"/>
+                <w:szCs w:val="28"/>
+                <w:lang w:val="en-US"/>
+              </w:rPr>
+              <w:t>xzf</w:t>
+            </w:r>
+            <w:proofErr w:type="spellEnd"/>
+            <w:r>
+              <w:rPr>
+                <w:rFonts w:ascii="Times New Roman" w:eastAsia="Times New Roman" w:hAnsi="Times New Roman" w:cs="Times New Roman"/>
+                <w:sz w:val="28"/>
+                <w:szCs w:val="28"/>
+                <w:lang w:val="en-US"/>
+              </w:rPr>
+              <w:t xml:space="preserve"> "$tarfile" -C "$</w:t>
+            </w:r>
+            <w:proofErr w:type="spellStart"/>
+            <w:r>
+              <w:rPr>
+                <w:rFonts w:ascii="Times New Roman" w:eastAsia="Times New Roman" w:hAnsi="Times New Roman" w:cs="Times New Roman"/>
+                <w:sz w:val="28"/>
+                <w:szCs w:val="28"/>
+                <w:lang w:val="en-US"/>
+              </w:rPr>
+              <w:t>dest</w:t>
+            </w:r>
+            <w:proofErr w:type="spellEnd"/>
+            <w:r>
+              <w:rPr>
+                <w:rFonts w:ascii="Times New Roman" w:eastAsia="Times New Roman" w:hAnsi="Times New Roman" w:cs="Times New Roman"/>
+                <w:sz w:val="28"/>
+                <w:szCs w:val="28"/>
+                <w:lang w:val="en-US"/>
+              </w:rPr>
+              <w:t>"</w:t>
+            </w:r>
+          </w:p>
+          <w:p>
+            <w:pPr>
+              <w:rPr>
+                <w:rFonts w:ascii="Times New Roman" w:eastAsia="Times New Roman" w:hAnsi="Times New Roman" w:cs="Times New Roman"/>
+                <w:sz w:val="28"/>
+                <w:szCs w:val="28"/>
+                <w:lang w:val="en-US"/>
+              </w:rPr>
+            </w:pPr>
+            <w:r>
+              <w:rPr>
+                <w:rFonts w:ascii="Times New Roman" w:eastAsia="Times New Roman" w:hAnsi="Times New Roman" w:cs="Times New Roman"/>
+                <w:sz w:val="28"/>
+                <w:szCs w:val="28"/>
+                <w:lang w:val="en-US"/>
+              </w:rPr>
+              <w:t xml:space="preserve">        else</w:t>
+            </w:r>
+          </w:p>
+          <w:p>
+            <w:pPr>
+              <w:rPr>
+                <w:rFonts w:ascii="Times New Roman" w:eastAsia="Times New Roman" w:hAnsi="Times New Roman" w:cs="Times New Roman"/>
+                <w:sz w:val="28"/>
+                <w:szCs w:val="28"/>
+                <w:lang w:val="en-US"/>
+              </w:rPr>
+            </w:pPr>
+            <w:r>
+              <w:rPr>
+                <w:rFonts w:ascii="Times New Roman" w:eastAsia="Times New Roman" w:hAnsi="Times New Roman" w:cs="Times New Roman"/>
+                <w:sz w:val="28"/>
+                <w:szCs w:val="28"/>
+                <w:lang w:val="en-US"/>
+              </w:rPr>
+              <w:t xml:space="preserve">            tar -</w:t>
+            </w:r>
+            <w:proofErr w:type="spellStart"/>
+            <w:r>
+              <w:rPr>
+                <w:rFonts w:ascii="Times New Roman" w:eastAsia="Times New Roman" w:hAnsi="Times New Roman" w:cs="Times New Roman"/>
+                <w:sz w:val="28"/>
+                <w:szCs w:val="28"/>
+                <w:lang w:val="en-US"/>
+              </w:rPr>
+              <w:t>xf</w:t>
+            </w:r>
+            <w:proofErr w:type="spellEnd"/>
+            <w:r>
+              <w:rPr>
+                <w:rFonts w:ascii="Times New Roman" w:eastAsia="Times New Roman" w:hAnsi="Times New Roman" w:cs="Times New Roman"/>
+                <w:sz w:val="28"/>
+                <w:szCs w:val="28"/>
+                <w:lang w:val="en-US"/>
+              </w:rPr>
+              <w:t xml:space="preserve"> "$tarfile" -C "$</w:t>
+            </w:r>
+            <w:proofErr w:type="spellStart"/>
+            <w:r>
+              <w:rPr>
+                <w:rFonts w:ascii="Times New Roman" w:eastAsia="Times New Roman" w:hAnsi="Times New Roman" w:cs="Times New Roman"/>
+                <w:sz w:val="28"/>
+                <w:szCs w:val="28"/>
+                <w:lang w:val="en-US"/>
+              </w:rPr>
+              <w:t>dest</w:t>
+            </w:r>
+            <w:proofErr w:type="spellEnd"/>
+            <w:r>
+              <w:rPr>
+                <w:rFonts w:ascii="Times New Roman" w:eastAsia="Times New Roman" w:hAnsi="Times New Roman" w:cs="Times New Roman"/>
+                <w:sz w:val="28"/>
+                <w:szCs w:val="28"/>
+                <w:lang w:val="en-US"/>
+              </w:rPr>
+              <w:t>"</w:t>
+            </w:r>
+          </w:p>
+          <w:p>
+            <w:pPr>
+              <w:rPr>
+                <w:rFonts w:ascii="Times New Roman" w:eastAsia="Times New Roman" w:hAnsi="Times New Roman" w:cs="Times New Roman"/>
+                <w:sz w:val="28"/>
+                <w:szCs w:val="28"/>
+                <w:lang w:val="en-US"/>
+              </w:rPr>
+            </w:pPr>
+            <w:r>
+              <w:rPr>
+                <w:rFonts w:ascii="Times New Roman" w:eastAsia="Times New Roman" w:hAnsi="Times New Roman" w:cs="Times New Roman"/>
+                <w:sz w:val="28"/>
+                <w:szCs w:val="28"/>
+                <w:lang w:val="en-US"/>
+              </w:rPr>
+              <w:t xml:space="preserve">        fi</w:t>
+            </w:r>
+          </w:p>
+          <w:p>
+            <w:pPr>
+              <w:rPr>
+                <w:rFonts w:ascii="Times New Roman" w:eastAsia="Times New Roman" w:hAnsi="Times New Roman" w:cs="Times New Roman"/>
+                <w:sz w:val="28"/>
+                <w:szCs w:val="28"/>
+                <w:lang w:val="en-US"/>
+              </w:rPr>
+            </w:pPr>
+            <w:r>
+              <w:rPr>
+                <w:rFonts w:ascii="Times New Roman" w:eastAsia="Times New Roman" w:hAnsi="Times New Roman" w:cs="Times New Roman"/>
+                <w:sz w:val="28"/>
+                <w:szCs w:val="28"/>
+                <w:lang w:val="en-US"/>
+              </w:rPr>
+              <w:t xml:space="preserve">    else</w:t>
+            </w:r>
+          </w:p>
+          <w:p>
+            <w:pPr>
+              <w:rPr>
+                <w:rFonts w:ascii="Times New Roman" w:eastAsia="Times New Roman" w:hAnsi="Times New Roman" w:cs="Times New Roman"/>
+                <w:sz w:val="28"/>
+                <w:szCs w:val="28"/>
+                <w:lang w:val="en-US"/>
+              </w:rPr>
+            </w:pPr>
+            <w:r>
+              <w:rPr>
+                <w:rFonts w:ascii="Times New Roman" w:eastAsia="Times New Roman" w:hAnsi="Times New Roman" w:cs="Times New Roman"/>
+                <w:sz w:val="28"/>
+                <w:szCs w:val="28"/>
+                <w:lang w:val="en-US"/>
+              </w:rPr>
+              <w:t xml:space="preserve">        # </w:t>
+            </w:r>
+            <w:r>
+              <w:rPr>
+                <w:rFonts w:ascii="Times New Roman" w:eastAsia="Times New Roman" w:hAnsi="Times New Roman" w:cs="Times New Roman"/>
+                <w:sz w:val="28"/>
+                <w:szCs w:val="28"/>
+                <w:lang w:val="ru-RU"/>
+              </w:rPr>
+              <w:t>Для</w:t>
+            </w:r>
+            <w:r>
+              <w:rPr>
+                <w:rFonts w:ascii="Times New Roman" w:eastAsia="Times New Roman" w:hAnsi="Times New Roman" w:cs="Times New Roman"/>
+                <w:sz w:val="28"/>
+                <w:szCs w:val="28"/>
+                <w:lang w:val="en-US"/>
+              </w:rPr>
+              <w:t xml:space="preserve"> </w:t>
+            </w:r>
+            <w:r>
+              <w:rPr>
+                <w:rFonts w:ascii="Times New Roman" w:eastAsia="Times New Roman" w:hAnsi="Times New Roman" w:cs="Times New Roman"/>
+                <w:sz w:val="28"/>
+                <w:szCs w:val="28"/>
+                <w:lang w:val="ru-RU"/>
+              </w:rPr>
+              <w:t>остальных</w:t>
+            </w:r>
+            <w:r>
+              <w:rPr>
+                <w:rFonts w:ascii="Times New Roman" w:eastAsia="Times New Roman" w:hAnsi="Times New Roman" w:cs="Times New Roman"/>
+                <w:sz w:val="28"/>
+                <w:szCs w:val="28"/>
+                <w:lang w:val="en-US"/>
+              </w:rPr>
+              <w:t xml:space="preserve"> (base.tar.gz, pg_wal.tar.gz </w:t>
+            </w:r>
+            <w:r>
+              <w:rPr>
+                <w:rFonts w:ascii="Times New Roman" w:eastAsia="Times New Roman" w:hAnsi="Times New Roman" w:cs="Times New Roman"/>
+                <w:sz w:val="28"/>
+                <w:szCs w:val="28"/>
+                <w:lang w:val="ru-RU"/>
+              </w:rPr>
+              <w:t>и</w:t>
+            </w:r>
+            <w:r>
+              <w:rPr>
+                <w:rFonts w:ascii="Times New Roman" w:eastAsia="Times New Roman" w:hAnsi="Times New Roman" w:cs="Times New Roman"/>
+                <w:sz w:val="28"/>
+                <w:szCs w:val="28"/>
+                <w:lang w:val="en-US"/>
+              </w:rPr>
+              <w:t xml:space="preserve"> </w:t>
+            </w:r>
+            <w:r>
+              <w:rPr>
+                <w:rFonts w:ascii="Times New Roman" w:eastAsia="Times New Roman" w:hAnsi="Times New Roman" w:cs="Times New Roman"/>
+                <w:sz w:val="28"/>
+                <w:szCs w:val="28"/>
+                <w:lang w:val="ru-RU"/>
+              </w:rPr>
+              <w:t>т</w:t>
+            </w:r>
+            <w:r>
+              <w:rPr>
+                <w:rFonts w:ascii="Times New Roman" w:eastAsia="Times New Roman" w:hAnsi="Times New Roman" w:cs="Times New Roman"/>
+                <w:sz w:val="28"/>
+                <w:szCs w:val="28"/>
+                <w:lang w:val="en-US"/>
+              </w:rPr>
+              <w:t>.</w:t>
+            </w:r>
+            <w:r>
+              <w:rPr>
+                <w:rFonts w:ascii="Times New Roman" w:eastAsia="Times New Roman" w:hAnsi="Times New Roman" w:cs="Times New Roman"/>
+                <w:sz w:val="28"/>
+                <w:szCs w:val="28"/>
+                <w:lang w:val="ru-RU"/>
+              </w:rPr>
+              <w:t>п</w:t>
+            </w:r>
+            <w:r>
+              <w:rPr>
+                <w:rFonts w:ascii="Times New Roman" w:eastAsia="Times New Roman" w:hAnsi="Times New Roman" w:cs="Times New Roman"/>
+                <w:sz w:val="28"/>
+                <w:szCs w:val="28"/>
+                <w:lang w:val="en-US"/>
+              </w:rPr>
+              <w:t xml:space="preserve">.) — </w:t>
+            </w:r>
+            <w:r>
+              <w:rPr>
+                <w:rFonts w:ascii="Times New Roman" w:eastAsia="Times New Roman" w:hAnsi="Times New Roman" w:cs="Times New Roman"/>
+                <w:sz w:val="28"/>
+                <w:szCs w:val="28"/>
+                <w:lang w:val="ru-RU"/>
+              </w:rPr>
+              <w:t>распакуем</w:t>
+            </w:r>
+            <w:r>
+              <w:rPr>
+                <w:rFonts w:ascii="Times New Roman" w:eastAsia="Times New Roman" w:hAnsi="Times New Roman" w:cs="Times New Roman"/>
+                <w:sz w:val="28"/>
+                <w:szCs w:val="28"/>
+                <w:lang w:val="en-US"/>
+              </w:rPr>
+              <w:t xml:space="preserve"> </w:t>
+            </w:r>
+            <w:r>
+              <w:rPr>
+                <w:rFonts w:ascii="Times New Roman" w:eastAsia="Times New Roman" w:hAnsi="Times New Roman" w:cs="Times New Roman"/>
+                <w:sz w:val="28"/>
+                <w:szCs w:val="28"/>
+                <w:lang w:val="ru-RU"/>
+              </w:rPr>
+              <w:t>в</w:t>
+            </w:r>
+            <w:r>
+              <w:rPr>
+                <w:rFonts w:ascii="Times New Roman" w:eastAsia="Times New Roman" w:hAnsi="Times New Roman" w:cs="Times New Roman"/>
+                <w:sz w:val="28"/>
+                <w:szCs w:val="28"/>
+                <w:lang w:val="en-US"/>
+              </w:rPr>
+              <w:t xml:space="preserve"> RECOVERY_DIR</w:t>
+            </w:r>
+          </w:p>
+          <w:p>
+            <w:pPr>
+              <w:rPr>
+                <w:rFonts w:ascii="Times New Roman" w:eastAsia="Times New Roman" w:hAnsi="Times New Roman" w:cs="Times New Roman"/>
+                <w:sz w:val="28"/>
+                <w:szCs w:val="28"/>
+                <w:lang w:val="en-US"/>
+              </w:rPr>
+            </w:pPr>
+            <w:r>
+              <w:rPr>
+                <w:rFonts w:ascii="Times New Roman" w:eastAsia="Times New Roman" w:hAnsi="Times New Roman" w:cs="Times New Roman"/>
+                <w:sz w:val="28"/>
+                <w:szCs w:val="28"/>
+                <w:lang w:val="en-US"/>
+              </w:rPr>
+              <w:t xml:space="preserve">        echo "Unpacking $name -&gt; $RECOVERY_DIR"</w:t>
+            </w:r>
+          </w:p>
+          <w:p>
+            <w:pPr>
+              <w:rPr>
+                <w:rFonts w:ascii="Times New Roman" w:eastAsia="Times New Roman" w:hAnsi="Times New Roman" w:cs="Times New Roman"/>
+                <w:sz w:val="28"/>
+                <w:szCs w:val="28"/>
+                <w:lang w:val="en-US"/>
+              </w:rPr>
+            </w:pPr>
+            <w:r>
+              <w:rPr>
+                <w:rFonts w:ascii="Times New Roman" w:eastAsia="Times New Roman" w:hAnsi="Times New Roman" w:cs="Times New Roman"/>
+                <w:sz w:val="28"/>
+                <w:szCs w:val="28"/>
+                <w:lang w:val="en-US"/>
+              </w:rPr>
               <w:lastRenderedPageBreak/>
-              <w:t>for tarfile in "$LATEST_BACKUP_DIR"/*.tar "$LATEST_BACKUP_DIR"/*.tar.gz "$LATEST_BACKUP_DIR"/*.</w:t>
+              <w:t xml:space="preserve">        </w:t>
             </w:r>
             <w:proofErr w:type="spellStart"/>
             <w:r>
@@ -7123,6 +8461,95 @@
                 <w:szCs w:val="28"/>
                 <w:lang w:val="en-US"/>
               </w:rPr>
+              <w:t>mkdir</w:t>
+            </w:r>
+            <w:proofErr w:type="spellEnd"/>
+            <w:r>
+              <w:rPr>
+                <w:rFonts w:ascii="Times New Roman" w:eastAsia="Times New Roman" w:hAnsi="Times New Roman" w:cs="Times New Roman"/>
+                <w:sz w:val="28"/>
+                <w:szCs w:val="28"/>
+                <w:lang w:val="en-US"/>
+              </w:rPr>
+              <w:t xml:space="preserve"> -p "$RECOVERY_DIR"</w:t>
+            </w:r>
+          </w:p>
+          <w:p>
+            <w:pPr>
+              <w:rPr>
+                <w:rFonts w:ascii="Times New Roman" w:eastAsia="Times New Roman" w:hAnsi="Times New Roman" w:cs="Times New Roman"/>
+                <w:sz w:val="28"/>
+                <w:szCs w:val="28"/>
+                <w:lang w:val="en-US"/>
+              </w:rPr>
+            </w:pPr>
+          </w:p>
+          <w:p>
+            <w:pPr>
+              <w:rPr>
+                <w:rFonts w:ascii="Times New Roman" w:eastAsia="Times New Roman" w:hAnsi="Times New Roman" w:cs="Times New Roman"/>
+                <w:sz w:val="28"/>
+                <w:szCs w:val="28"/>
+                <w:lang w:val="en-US"/>
+              </w:rPr>
+            </w:pPr>
+            <w:r>
+              <w:rPr>
+                <w:rFonts w:ascii="Times New Roman" w:eastAsia="Times New Roman" w:hAnsi="Times New Roman" w:cs="Times New Roman"/>
+                <w:sz w:val="28"/>
+                <w:szCs w:val="28"/>
+                <w:lang w:val="en-US"/>
+              </w:rPr>
+              <w:t xml:space="preserve">        if [[ "$tarfile" == </w:t>
+            </w:r>
+            <w:proofErr w:type="gramStart"/>
+            <w:r>
+              <w:rPr>
+                <w:rFonts w:ascii="Times New Roman" w:eastAsia="Times New Roman" w:hAnsi="Times New Roman" w:cs="Times New Roman"/>
+                <w:sz w:val="28"/>
+                <w:szCs w:val="28"/>
+                <w:lang w:val="en-US"/>
+              </w:rPr>
+              <w:t>*.</w:t>
+            </w:r>
+            <w:proofErr w:type="spellStart"/>
+            <w:r>
+              <w:rPr>
+                <w:rFonts w:ascii="Times New Roman" w:eastAsia="Times New Roman" w:hAnsi="Times New Roman" w:cs="Times New Roman"/>
+                <w:sz w:val="28"/>
+                <w:szCs w:val="28"/>
+                <w:lang w:val="en-US"/>
+              </w:rPr>
+              <w:t>gz</w:t>
+            </w:r>
+            <w:proofErr w:type="spellEnd"/>
+            <w:r>
+              <w:rPr>
+                <w:rFonts w:ascii="Times New Roman" w:eastAsia="Times New Roman" w:hAnsi="Times New Roman" w:cs="Times New Roman"/>
+                <w:sz w:val="28"/>
+                <w:szCs w:val="28"/>
+                <w:lang w:val="en-US"/>
+              </w:rPr>
+              <w:t xml:space="preserve"> ]</w:t>
+            </w:r>
+            <w:proofErr w:type="gramEnd"/>
+            <w:r>
+              <w:rPr>
+                <w:rFonts w:ascii="Times New Roman" w:eastAsia="Times New Roman" w:hAnsi="Times New Roman" w:cs="Times New Roman"/>
+                <w:sz w:val="28"/>
+                <w:szCs w:val="28"/>
+                <w:lang w:val="en-US"/>
+              </w:rPr>
+              <w:t>] || [[ "$tarfile" == *.</w:t>
+            </w:r>
+            <w:proofErr w:type="spellStart"/>
+            <w:r>
+              <w:rPr>
+                <w:rFonts w:ascii="Times New Roman" w:eastAsia="Times New Roman" w:hAnsi="Times New Roman" w:cs="Times New Roman"/>
+                <w:sz w:val="28"/>
+                <w:szCs w:val="28"/>
+                <w:lang w:val="en-US"/>
+              </w:rPr>
               <w:t>tgz</w:t>
             </w:r>
             <w:proofErr w:type="spellEnd"/>
@@ -7133,26 +8560,338 @@
                 <w:szCs w:val="28"/>
                 <w:lang w:val="en-US"/>
               </w:rPr>
-              <w:t>; do</w:t>
-            </w:r>
-          </w:p>
-          <w:p>
-            <w:pPr>
-              <w:rPr>
-                <w:rFonts w:ascii="Times New Roman" w:eastAsia="Times New Roman" w:hAnsi="Times New Roman" w:cs="Times New Roman"/>
-                <w:sz w:val="28"/>
-                <w:szCs w:val="28"/>
-                <w:lang w:val="en-US"/>
-              </w:rPr>
-            </w:pPr>
-            <w:r>
-              <w:rPr>
-                <w:rFonts w:ascii="Times New Roman" w:eastAsia="Times New Roman" w:hAnsi="Times New Roman" w:cs="Times New Roman"/>
-                <w:sz w:val="28"/>
-                <w:szCs w:val="28"/>
-                <w:lang w:val="en-US"/>
-              </w:rPr>
-              <w:t xml:space="preserve">    [ -f "$tarfile</w:t>
+              <w:t xml:space="preserve"> ]]; then</w:t>
+            </w:r>
+          </w:p>
+          <w:p>
+            <w:pPr>
+              <w:rPr>
+                <w:rFonts w:ascii="Times New Roman" w:eastAsia="Times New Roman" w:hAnsi="Times New Roman" w:cs="Times New Roman"/>
+                <w:sz w:val="28"/>
+                <w:szCs w:val="28"/>
+                <w:lang w:val="en-US"/>
+              </w:rPr>
+            </w:pPr>
+            <w:r>
+              <w:rPr>
+                <w:rFonts w:ascii="Times New Roman" w:eastAsia="Times New Roman" w:hAnsi="Times New Roman" w:cs="Times New Roman"/>
+                <w:sz w:val="28"/>
+                <w:szCs w:val="28"/>
+                <w:lang w:val="en-US"/>
+              </w:rPr>
+              <w:t xml:space="preserve">            tar -</w:t>
+            </w:r>
+            <w:proofErr w:type="spellStart"/>
+            <w:r>
+              <w:rPr>
+                <w:rFonts w:ascii="Times New Roman" w:eastAsia="Times New Roman" w:hAnsi="Times New Roman" w:cs="Times New Roman"/>
+                <w:sz w:val="28"/>
+                <w:szCs w:val="28"/>
+                <w:lang w:val="en-US"/>
+              </w:rPr>
+              <w:t>xzf</w:t>
+            </w:r>
+            <w:proofErr w:type="spellEnd"/>
+            <w:r>
+              <w:rPr>
+                <w:rFonts w:ascii="Times New Roman" w:eastAsia="Times New Roman" w:hAnsi="Times New Roman" w:cs="Times New Roman"/>
+                <w:sz w:val="28"/>
+                <w:szCs w:val="28"/>
+                <w:lang w:val="en-US"/>
+              </w:rPr>
+              <w:t xml:space="preserve"> "$tarfile" -C "$RECOVERY_DIR"</w:t>
+            </w:r>
+          </w:p>
+          <w:p>
+            <w:pPr>
+              <w:rPr>
+                <w:rFonts w:ascii="Times New Roman" w:eastAsia="Times New Roman" w:hAnsi="Times New Roman" w:cs="Times New Roman"/>
+                <w:sz w:val="28"/>
+                <w:szCs w:val="28"/>
+                <w:lang w:val="en-US"/>
+              </w:rPr>
+            </w:pPr>
+            <w:r>
+              <w:rPr>
+                <w:rFonts w:ascii="Times New Roman" w:eastAsia="Times New Roman" w:hAnsi="Times New Roman" w:cs="Times New Roman"/>
+                <w:sz w:val="28"/>
+                <w:szCs w:val="28"/>
+                <w:lang w:val="en-US"/>
+              </w:rPr>
+              <w:t xml:space="preserve">        else</w:t>
+            </w:r>
+          </w:p>
+          <w:p>
+            <w:pPr>
+              <w:rPr>
+                <w:rFonts w:ascii="Times New Roman" w:eastAsia="Times New Roman" w:hAnsi="Times New Roman" w:cs="Times New Roman"/>
+                <w:sz w:val="28"/>
+                <w:szCs w:val="28"/>
+                <w:lang w:val="en-US"/>
+              </w:rPr>
+            </w:pPr>
+            <w:r>
+              <w:rPr>
+                <w:rFonts w:ascii="Times New Roman" w:eastAsia="Times New Roman" w:hAnsi="Times New Roman" w:cs="Times New Roman"/>
+                <w:sz w:val="28"/>
+                <w:szCs w:val="28"/>
+                <w:lang w:val="en-US"/>
+              </w:rPr>
+              <w:t xml:space="preserve">            tar -</w:t>
+            </w:r>
+            <w:proofErr w:type="spellStart"/>
+            <w:r>
+              <w:rPr>
+                <w:rFonts w:ascii="Times New Roman" w:eastAsia="Times New Roman" w:hAnsi="Times New Roman" w:cs="Times New Roman"/>
+                <w:sz w:val="28"/>
+                <w:szCs w:val="28"/>
+                <w:lang w:val="en-US"/>
+              </w:rPr>
+              <w:t>xf</w:t>
+            </w:r>
+            <w:proofErr w:type="spellEnd"/>
+            <w:r>
+              <w:rPr>
+                <w:rFonts w:ascii="Times New Roman" w:eastAsia="Times New Roman" w:hAnsi="Times New Roman" w:cs="Times New Roman"/>
+                <w:sz w:val="28"/>
+                <w:szCs w:val="28"/>
+                <w:lang w:val="en-US"/>
+              </w:rPr>
+              <w:t xml:space="preserve"> "$tarfile" -C "$RECOVERY_DIR"</w:t>
+            </w:r>
+          </w:p>
+          <w:p>
+            <w:pPr>
+              <w:rPr>
+                <w:rFonts w:ascii="Times New Roman" w:eastAsia="Times New Roman" w:hAnsi="Times New Roman" w:cs="Times New Roman"/>
+                <w:sz w:val="28"/>
+                <w:szCs w:val="28"/>
+                <w:lang w:val="ru-RU"/>
+              </w:rPr>
+            </w:pPr>
+            <w:r>
+              <w:rPr>
+                <w:rFonts w:ascii="Times New Roman" w:eastAsia="Times New Roman" w:hAnsi="Times New Roman" w:cs="Times New Roman"/>
+                <w:sz w:val="28"/>
+                <w:szCs w:val="28"/>
+                <w:lang w:val="en-US"/>
+              </w:rPr>
+              <w:t xml:space="preserve">        </w:t>
+            </w:r>
+            <w:proofErr w:type="spellStart"/>
+            <w:r>
+              <w:rPr>
+                <w:rFonts w:ascii="Times New Roman" w:eastAsia="Times New Roman" w:hAnsi="Times New Roman" w:cs="Times New Roman"/>
+                <w:sz w:val="28"/>
+                <w:szCs w:val="28"/>
+                <w:lang w:val="ru-RU"/>
+              </w:rPr>
+              <w:t>fi</w:t>
+            </w:r>
+            <w:proofErr w:type="spellEnd"/>
+          </w:p>
+          <w:p>
+            <w:pPr>
+              <w:rPr>
+                <w:rFonts w:ascii="Times New Roman" w:eastAsia="Times New Roman" w:hAnsi="Times New Roman" w:cs="Times New Roman"/>
+                <w:sz w:val="28"/>
+                <w:szCs w:val="28"/>
+                <w:lang w:val="ru-RU"/>
+              </w:rPr>
+            </w:pPr>
+            <w:r>
+              <w:rPr>
+                <w:rFonts w:ascii="Times New Roman" w:eastAsia="Times New Roman" w:hAnsi="Times New Roman" w:cs="Times New Roman"/>
+                <w:sz w:val="28"/>
+                <w:szCs w:val="28"/>
+                <w:lang w:val="ru-RU"/>
+              </w:rPr>
+              <w:t xml:space="preserve">    </w:t>
+            </w:r>
+            <w:proofErr w:type="spellStart"/>
+            <w:r>
+              <w:rPr>
+                <w:rFonts w:ascii="Times New Roman" w:eastAsia="Times New Roman" w:hAnsi="Times New Roman" w:cs="Times New Roman"/>
+                <w:sz w:val="28"/>
+                <w:szCs w:val="28"/>
+                <w:lang w:val="ru-RU"/>
+              </w:rPr>
+              <w:t>fi</w:t>
+            </w:r>
+            <w:proofErr w:type="spellEnd"/>
+          </w:p>
+          <w:p>
+            <w:pPr>
+              <w:rPr>
+                <w:rFonts w:ascii="Times New Roman" w:eastAsia="Times New Roman" w:hAnsi="Times New Roman" w:cs="Times New Roman"/>
+                <w:sz w:val="28"/>
+                <w:szCs w:val="28"/>
+                <w:lang w:val="ru-RU"/>
+              </w:rPr>
+            </w:pPr>
+            <w:proofErr w:type="spellStart"/>
+            <w:r>
+              <w:rPr>
+                <w:rFonts w:ascii="Times New Roman" w:eastAsia="Times New Roman" w:hAnsi="Times New Roman" w:cs="Times New Roman"/>
+                <w:sz w:val="28"/>
+                <w:szCs w:val="28"/>
+                <w:lang w:val="ru-RU"/>
+              </w:rPr>
+              <w:t>done</w:t>
+            </w:r>
+            <w:proofErr w:type="spellEnd"/>
+          </w:p>
+          <w:p>
+            <w:pPr>
+              <w:rPr>
+                <w:rFonts w:ascii="Times New Roman" w:eastAsia="Times New Roman" w:hAnsi="Times New Roman" w:cs="Times New Roman"/>
+                <w:sz w:val="28"/>
+                <w:szCs w:val="28"/>
+                <w:lang w:val="ru-RU"/>
+              </w:rPr>
+            </w:pPr>
+          </w:p>
+          <w:p>
+            <w:pPr>
+              <w:rPr>
+                <w:rFonts w:ascii="Times New Roman" w:eastAsia="Times New Roman" w:hAnsi="Times New Roman" w:cs="Times New Roman"/>
+                <w:sz w:val="28"/>
+                <w:szCs w:val="28"/>
+                <w:lang w:val="ru-RU"/>
+              </w:rPr>
+            </w:pPr>
+            <w:proofErr w:type="spellStart"/>
+            <w:r>
+              <w:rPr>
+                <w:rFonts w:ascii="Times New Roman" w:eastAsia="Times New Roman" w:hAnsi="Times New Roman" w:cs="Times New Roman"/>
+                <w:sz w:val="28"/>
+                <w:szCs w:val="28"/>
+                <w:lang w:val="ru-RU"/>
+              </w:rPr>
+              <w:t>shopt</w:t>
+            </w:r>
+            <w:proofErr w:type="spellEnd"/>
+            <w:r>
+              <w:rPr>
+                <w:rFonts w:ascii="Times New Roman" w:eastAsia="Times New Roman" w:hAnsi="Times New Roman" w:cs="Times New Roman"/>
+                <w:sz w:val="28"/>
+                <w:szCs w:val="28"/>
+                <w:lang w:val="ru-RU"/>
+              </w:rPr>
+              <w:t xml:space="preserve"> -u </w:t>
+            </w:r>
+            <w:proofErr w:type="spellStart"/>
+            <w:r>
+              <w:rPr>
+                <w:rFonts w:ascii="Times New Roman" w:eastAsia="Times New Roman" w:hAnsi="Times New Roman" w:cs="Times New Roman"/>
+                <w:sz w:val="28"/>
+                <w:szCs w:val="28"/>
+                <w:lang w:val="ru-RU"/>
+              </w:rPr>
+              <w:t>nullglob</w:t>
+            </w:r>
+            <w:proofErr w:type="spellEnd"/>
+            <w:r>
+              <w:rPr>
+                <w:rFonts w:ascii="Times New Roman" w:eastAsia="Times New Roman" w:hAnsi="Times New Roman" w:cs="Times New Roman"/>
+                <w:sz w:val="28"/>
+                <w:szCs w:val="28"/>
+                <w:lang w:val="ru-RU"/>
+              </w:rPr>
+              <w:t xml:space="preserve">   # Возвращаем стандартное поведение</w:t>
+            </w:r>
+          </w:p>
+          <w:p>
+            <w:pPr>
+              <w:rPr>
+                <w:rFonts w:ascii="Times New Roman" w:eastAsia="Times New Roman" w:hAnsi="Times New Roman" w:cs="Times New Roman"/>
+                <w:sz w:val="28"/>
+                <w:szCs w:val="28"/>
+                <w:lang w:val="ru-RU"/>
+              </w:rPr>
+            </w:pPr>
+          </w:p>
+          <w:p>
+            <w:pPr>
+              <w:rPr>
+                <w:rFonts w:ascii="Times New Roman" w:eastAsia="Times New Roman" w:hAnsi="Times New Roman" w:cs="Times New Roman"/>
+                <w:sz w:val="28"/>
+                <w:szCs w:val="28"/>
+                <w:lang w:val="en-US"/>
+              </w:rPr>
+            </w:pPr>
+            <w:r>
+              <w:rPr>
+                <w:rFonts w:ascii="Times New Roman" w:eastAsia="Times New Roman" w:hAnsi="Times New Roman" w:cs="Times New Roman"/>
+                <w:sz w:val="28"/>
+                <w:szCs w:val="28"/>
+                <w:lang w:val="en-US"/>
+              </w:rPr>
+              <w:t xml:space="preserve"># </w:t>
+            </w:r>
+            <w:r>
+              <w:rPr>
+                <w:rFonts w:ascii="Times New Roman" w:eastAsia="Times New Roman" w:hAnsi="Times New Roman" w:cs="Times New Roman"/>
+                <w:sz w:val="28"/>
+                <w:szCs w:val="28"/>
+                <w:lang w:val="ru-RU"/>
+              </w:rPr>
+              <w:t>Копирование</w:t>
+            </w:r>
+            <w:r>
+              <w:rPr>
+                <w:rFonts w:ascii="Times New Roman" w:eastAsia="Times New Roman" w:hAnsi="Times New Roman" w:cs="Times New Roman"/>
+                <w:sz w:val="28"/>
+                <w:szCs w:val="28"/>
+                <w:lang w:val="en-US"/>
+              </w:rPr>
+              <w:t xml:space="preserve"> </w:t>
+            </w:r>
+            <w:r>
+              <w:rPr>
+                <w:rFonts w:ascii="Times New Roman" w:eastAsia="Times New Roman" w:hAnsi="Times New Roman" w:cs="Times New Roman"/>
+                <w:sz w:val="28"/>
+                <w:szCs w:val="28"/>
+                <w:lang w:val="ru-RU"/>
+              </w:rPr>
+              <w:t>несжатых</w:t>
+            </w:r>
+            <w:r>
+              <w:rPr>
+                <w:rFonts w:ascii="Times New Roman" w:eastAsia="Times New Roman" w:hAnsi="Times New Roman" w:cs="Times New Roman"/>
+                <w:sz w:val="28"/>
+                <w:szCs w:val="28"/>
+                <w:lang w:val="en-US"/>
+              </w:rPr>
+              <w:t xml:space="preserve"> </w:t>
+            </w:r>
+            <w:r>
+              <w:rPr>
+                <w:rFonts w:ascii="Times New Roman" w:eastAsia="Times New Roman" w:hAnsi="Times New Roman" w:cs="Times New Roman"/>
+                <w:sz w:val="28"/>
+                <w:szCs w:val="28"/>
+                <w:lang w:val="ru-RU"/>
+              </w:rPr>
+              <w:t>файлов</w:t>
+            </w:r>
+          </w:p>
+          <w:p>
+            <w:pPr>
+              <w:rPr>
+                <w:rFonts w:ascii="Times New Roman" w:eastAsia="Times New Roman" w:hAnsi="Times New Roman" w:cs="Times New Roman"/>
+                <w:sz w:val="28"/>
+                <w:szCs w:val="28"/>
+                <w:lang w:val="en-US"/>
+              </w:rPr>
+            </w:pPr>
+            <w:r>
+              <w:rPr>
+                <w:rFonts w:ascii="Times New Roman" w:eastAsia="Times New Roman" w:hAnsi="Times New Roman" w:cs="Times New Roman"/>
+                <w:sz w:val="28"/>
+                <w:szCs w:val="28"/>
+                <w:lang w:val="en-US"/>
+              </w:rPr>
+              <w:t>if [ -d "$LATEST_BACKUP_DIR/base</w:t>
             </w:r>
             <w:proofErr w:type="gramStart"/>
             <w:r>
@@ -7172,172 +8911,177 @@
                 <w:szCs w:val="28"/>
                 <w:lang w:val="en-US"/>
               </w:rPr>
-              <w:t xml:space="preserve"> || continue</w:t>
-            </w:r>
-          </w:p>
-          <w:p>
-            <w:pPr>
-              <w:rPr>
-                <w:rFonts w:ascii="Times New Roman" w:eastAsia="Times New Roman" w:hAnsi="Times New Roman" w:cs="Times New Roman"/>
-                <w:sz w:val="28"/>
-                <w:szCs w:val="28"/>
-                <w:lang w:val="en-US"/>
-              </w:rPr>
-            </w:pPr>
-            <w:r>
-              <w:rPr>
-                <w:rFonts w:ascii="Times New Roman" w:eastAsia="Times New Roman" w:hAnsi="Times New Roman" w:cs="Times New Roman"/>
-                <w:sz w:val="28"/>
-                <w:szCs w:val="28"/>
-                <w:lang w:val="en-US"/>
-              </w:rPr>
-              <w:t xml:space="preserve">    name=$(</w:t>
-            </w:r>
+              <w:t xml:space="preserve"> || [ -d "$LATEST_BACKUP_DIR/global" ]; then</w:t>
+            </w:r>
+          </w:p>
+          <w:p>
+            <w:pPr>
+              <w:rPr>
+                <w:rFonts w:ascii="Times New Roman" w:eastAsia="Times New Roman" w:hAnsi="Times New Roman" w:cs="Times New Roman"/>
+                <w:sz w:val="28"/>
+                <w:szCs w:val="28"/>
+                <w:lang w:val="en-US"/>
+              </w:rPr>
+            </w:pPr>
+            <w:r>
+              <w:rPr>
+                <w:rFonts w:ascii="Times New Roman" w:eastAsia="Times New Roman" w:hAnsi="Times New Roman" w:cs="Times New Roman"/>
+                <w:sz w:val="28"/>
+                <w:szCs w:val="28"/>
+                <w:lang w:val="en-US"/>
+              </w:rPr>
+              <w:t xml:space="preserve">    echo "Copying uncompressed files from backup directory to $RECOVERY_DIR"</w:t>
+            </w:r>
+          </w:p>
+          <w:p>
+            <w:pPr>
+              <w:rPr>
+                <w:rFonts w:ascii="Times New Roman" w:eastAsia="Times New Roman" w:hAnsi="Times New Roman" w:cs="Times New Roman"/>
+                <w:sz w:val="28"/>
+                <w:szCs w:val="28"/>
+                <w:lang w:val="en-US"/>
+              </w:rPr>
+            </w:pPr>
+            <w:r>
+              <w:rPr>
+                <w:rFonts w:ascii="Times New Roman" w:eastAsia="Times New Roman" w:hAnsi="Times New Roman" w:cs="Times New Roman"/>
+                <w:sz w:val="28"/>
+                <w:szCs w:val="28"/>
+                <w:lang w:val="en-US"/>
+              </w:rPr>
+              <w:t xml:space="preserve">    cp -r "$LATEST_BACKUP_DIR"/* "$RECOVERY_DIR"/ || true</w:t>
+            </w:r>
+          </w:p>
+          <w:p>
+            <w:pPr>
+              <w:rPr>
+                <w:rFonts w:ascii="Times New Roman" w:eastAsia="Times New Roman" w:hAnsi="Times New Roman" w:cs="Times New Roman"/>
+                <w:sz w:val="28"/>
+                <w:szCs w:val="28"/>
+                <w:lang w:val="ru-RU"/>
+              </w:rPr>
+            </w:pPr>
             <w:proofErr w:type="spellStart"/>
             <w:r>
               <w:rPr>
                 <w:rFonts w:ascii="Times New Roman" w:eastAsia="Times New Roman" w:hAnsi="Times New Roman" w:cs="Times New Roman"/>
                 <w:sz w:val="28"/>
                 <w:szCs w:val="28"/>
-                <w:lang w:val="en-US"/>
-              </w:rPr>
-              <w:t>basename</w:t>
+                <w:lang w:val="ru-RU"/>
+              </w:rPr>
+              <w:t>fi</w:t>
             </w:r>
             <w:proofErr w:type="spellEnd"/>
-            <w:r>
-              <w:rPr>
-                <w:rFonts w:ascii="Times New Roman" w:eastAsia="Times New Roman" w:hAnsi="Times New Roman" w:cs="Times New Roman"/>
-                <w:sz w:val="28"/>
-                <w:szCs w:val="28"/>
-                <w:lang w:val="en-US"/>
-              </w:rPr>
-              <w:t xml:space="preserve"> "$tarfile")</w:t>
-            </w:r>
-          </w:p>
-          <w:p>
-            <w:pPr>
-              <w:rPr>
-                <w:rFonts w:ascii="Times New Roman" w:eastAsia="Times New Roman" w:hAnsi="Times New Roman" w:cs="Times New Roman"/>
-                <w:sz w:val="28"/>
-                <w:szCs w:val="28"/>
-                <w:lang w:val="en-US"/>
-              </w:rPr>
-            </w:pPr>
-          </w:p>
-          <w:p>
-            <w:pPr>
-              <w:rPr>
-                <w:rFonts w:ascii="Times New Roman" w:eastAsia="Times New Roman" w:hAnsi="Times New Roman" w:cs="Times New Roman"/>
-                <w:sz w:val="28"/>
-                <w:szCs w:val="28"/>
-                <w:lang w:val="ru-RU"/>
-              </w:rPr>
-            </w:pPr>
-            <w:r>
-              <w:rPr>
-                <w:rFonts w:ascii="Times New Roman" w:eastAsia="Times New Roman" w:hAnsi="Times New Roman" w:cs="Times New Roman"/>
-                <w:sz w:val="28"/>
-                <w:szCs w:val="28"/>
-                <w:lang w:val="en-US"/>
-              </w:rPr>
-              <w:t xml:space="preserve">    </w:t>
-            </w:r>
-            <w:r>
-              <w:rPr>
-                <w:rFonts w:ascii="Times New Roman" w:eastAsia="Times New Roman" w:hAnsi="Times New Roman" w:cs="Times New Roman"/>
-                <w:sz w:val="28"/>
-                <w:szCs w:val="28"/>
-                <w:lang w:val="ru-RU"/>
-              </w:rPr>
-              <w:t># Если имя полностью числовое (OID.tar.gz), распаковываем в /</w:t>
-            </w:r>
-            <w:proofErr w:type="spellStart"/>
-            <w:r>
-              <w:rPr>
-                <w:rFonts w:ascii="Times New Roman" w:eastAsia="Times New Roman" w:hAnsi="Times New Roman" w:cs="Times New Roman"/>
-                <w:sz w:val="28"/>
-                <w:szCs w:val="28"/>
-                <w:lang w:val="ru-RU"/>
-              </w:rPr>
-              <w:t>var</w:t>
-            </w:r>
-            <w:proofErr w:type="spellEnd"/>
-            <w:r>
-              <w:rPr>
-                <w:rFonts w:ascii="Times New Roman" w:eastAsia="Times New Roman" w:hAnsi="Times New Roman" w:cs="Times New Roman"/>
-                <w:sz w:val="28"/>
-                <w:szCs w:val="28"/>
-                <w:lang w:val="ru-RU"/>
-              </w:rPr>
-              <w:t>/</w:t>
-            </w:r>
-            <w:proofErr w:type="spellStart"/>
-            <w:r>
-              <w:rPr>
-                <w:rFonts w:ascii="Times New Roman" w:eastAsia="Times New Roman" w:hAnsi="Times New Roman" w:cs="Times New Roman"/>
-                <w:sz w:val="28"/>
-                <w:szCs w:val="28"/>
-                <w:lang w:val="ru-RU"/>
-              </w:rPr>
-              <w:t>db</w:t>
-            </w:r>
-            <w:proofErr w:type="spellEnd"/>
-            <w:r>
-              <w:rPr>
-                <w:rFonts w:ascii="Times New Roman" w:eastAsia="Times New Roman" w:hAnsi="Times New Roman" w:cs="Times New Roman"/>
-                <w:sz w:val="28"/>
-                <w:szCs w:val="28"/>
-                <w:lang w:val="ru-RU"/>
-              </w:rPr>
-              <w:t>/postgres0/&lt;</w:t>
-            </w:r>
-            <w:proofErr w:type="spellStart"/>
-            <w:r>
-              <w:rPr>
-                <w:rFonts w:ascii="Times New Roman" w:eastAsia="Times New Roman" w:hAnsi="Times New Roman" w:cs="Times New Roman"/>
-                <w:sz w:val="28"/>
-                <w:szCs w:val="28"/>
-                <w:lang w:val="ru-RU"/>
-              </w:rPr>
-              <w:t>oid</w:t>
-            </w:r>
-            <w:proofErr w:type="spellEnd"/>
-            <w:r>
-              <w:rPr>
-                <w:rFonts w:ascii="Times New Roman" w:eastAsia="Times New Roman" w:hAnsi="Times New Roman" w:cs="Times New Roman"/>
-                <w:sz w:val="28"/>
-                <w:szCs w:val="28"/>
-                <w:lang w:val="ru-RU"/>
-              </w:rPr>
-              <w:t>&gt;/</w:t>
-            </w:r>
-          </w:p>
-          <w:p>
-            <w:pPr>
-              <w:rPr>
-                <w:rFonts w:ascii="Times New Roman" w:eastAsia="Times New Roman" w:hAnsi="Times New Roman" w:cs="Times New Roman"/>
-                <w:sz w:val="28"/>
-                <w:szCs w:val="28"/>
-                <w:lang w:val="en-US"/>
-              </w:rPr>
-            </w:pPr>
-            <w:r>
-              <w:rPr>
-                <w:rFonts w:ascii="Times New Roman" w:eastAsia="Times New Roman" w:hAnsi="Times New Roman" w:cs="Times New Roman"/>
-                <w:sz w:val="28"/>
-                <w:szCs w:val="28"/>
-                <w:lang w:val="ru-RU"/>
-              </w:rPr>
-              <w:t xml:space="preserve">    </w:t>
-            </w:r>
-            <w:r>
-              <w:rPr>
-                <w:rFonts w:ascii="Times New Roman" w:eastAsia="Times New Roman" w:hAnsi="Times New Roman" w:cs="Times New Roman"/>
-                <w:sz w:val="28"/>
-                <w:szCs w:val="28"/>
-                <w:lang w:val="en-US"/>
-              </w:rPr>
-              <w:t>if [[ "$name" =~ ^([0-</w:t>
+          </w:p>
+          <w:p>
+            <w:pPr>
+              <w:rPr>
+                <w:rFonts w:ascii="Times New Roman" w:eastAsia="Times New Roman" w:hAnsi="Times New Roman" w:cs="Times New Roman"/>
+                <w:sz w:val="28"/>
+                <w:szCs w:val="28"/>
+                <w:lang w:val="ru-RU"/>
+              </w:rPr>
+            </w:pPr>
+          </w:p>
+          <w:p>
+            <w:pPr>
+              <w:rPr>
+                <w:rFonts w:ascii="Times New Roman" w:eastAsia="Times New Roman" w:hAnsi="Times New Roman" w:cs="Times New Roman"/>
+                <w:sz w:val="28"/>
+                <w:szCs w:val="28"/>
+                <w:lang w:val="ru-RU"/>
+              </w:rPr>
+            </w:pPr>
+            <w:r>
+              <w:rPr>
+                <w:rFonts w:ascii="Times New Roman" w:eastAsia="Times New Roman" w:hAnsi="Times New Roman" w:cs="Times New Roman"/>
+                <w:sz w:val="28"/>
+                <w:szCs w:val="28"/>
+                <w:lang w:val="ru-RU"/>
+              </w:rPr>
+              <w:t># Установка прав владельца</w:t>
+            </w:r>
+          </w:p>
+          <w:p>
+            <w:pPr>
+              <w:rPr>
+                <w:rFonts w:ascii="Times New Roman" w:eastAsia="Times New Roman" w:hAnsi="Times New Roman" w:cs="Times New Roman"/>
+                <w:sz w:val="28"/>
+                <w:szCs w:val="28"/>
+                <w:lang w:val="en-US"/>
+              </w:rPr>
+            </w:pPr>
+            <w:r>
+              <w:rPr>
+                <w:rFonts w:ascii="Times New Roman" w:eastAsia="Times New Roman" w:hAnsi="Times New Roman" w:cs="Times New Roman"/>
+                <w:sz w:val="28"/>
+                <w:szCs w:val="28"/>
+                <w:lang w:val="en-US"/>
+              </w:rPr>
+              <w:t>if</w:t>
+            </w:r>
+            <w:r>
+              <w:rPr>
+                <w:rFonts w:ascii="Times New Roman" w:eastAsia="Times New Roman" w:hAnsi="Times New Roman" w:cs="Times New Roman"/>
+                <w:sz w:val="28"/>
+                <w:szCs w:val="28"/>
+                <w:lang w:val="en-US"/>
+              </w:rPr>
+              <w:t xml:space="preserve"> [ "$(</w:t>
+            </w:r>
+            <w:r>
+              <w:rPr>
+                <w:rFonts w:ascii="Times New Roman" w:eastAsia="Times New Roman" w:hAnsi="Times New Roman" w:cs="Times New Roman"/>
+                <w:sz w:val="28"/>
+                <w:szCs w:val="28"/>
+                <w:lang w:val="en-US"/>
+              </w:rPr>
+              <w:t>id</w:t>
+            </w:r>
+            <w:r>
+              <w:rPr>
+                <w:rFonts w:ascii="Times New Roman" w:eastAsia="Times New Roman" w:hAnsi="Times New Roman" w:cs="Times New Roman"/>
+                <w:sz w:val="28"/>
+                <w:szCs w:val="28"/>
+                <w:lang w:val="en-US"/>
+              </w:rPr>
+              <w:t xml:space="preserve"> -</w:t>
+            </w:r>
+            <w:r>
+              <w:rPr>
+                <w:rFonts w:ascii="Times New Roman" w:eastAsia="Times New Roman" w:hAnsi="Times New Roman" w:cs="Times New Roman"/>
+                <w:sz w:val="28"/>
+                <w:szCs w:val="28"/>
+                <w:lang w:val="en-US"/>
+              </w:rPr>
+              <w:t>u</w:t>
+            </w:r>
+            <w:r>
+              <w:rPr>
+                <w:rFonts w:ascii="Times New Roman" w:eastAsia="Times New Roman" w:hAnsi="Times New Roman" w:cs="Times New Roman"/>
+                <w:sz w:val="28"/>
+                <w:szCs w:val="28"/>
+                <w:lang w:val="en-US"/>
+              </w:rPr>
+              <w:t>)" -</w:t>
+            </w:r>
+            <w:r>
+              <w:rPr>
+                <w:rFonts w:ascii="Times New Roman" w:eastAsia="Times New Roman" w:hAnsi="Times New Roman" w:cs="Times New Roman"/>
+                <w:sz w:val="28"/>
+                <w:szCs w:val="28"/>
+                <w:lang w:val="en-US"/>
+              </w:rPr>
+              <w:t>eq</w:t>
+            </w:r>
+            <w:r>
+              <w:rPr>
+                <w:rFonts w:ascii="Times New Roman" w:eastAsia="Times New Roman" w:hAnsi="Times New Roman" w:cs="Times New Roman"/>
+                <w:sz w:val="28"/>
+                <w:szCs w:val="28"/>
+                <w:lang w:val="en-US"/>
+              </w:rPr>
+              <w:t xml:space="preserve"> </w:t>
             </w:r>
             <w:proofErr w:type="gramStart"/>
             <w:r>
@@ -7347,7 +9091,7 @@
                 <w:szCs w:val="28"/>
                 <w:lang w:val="en-US"/>
               </w:rPr>
-              <w:t>9]+</w:t>
+              <w:t>0 ]</w:t>
             </w:r>
             <w:proofErr w:type="gramEnd"/>
             <w:r>
@@ -7357,1484 +9101,6 @@
                 <w:szCs w:val="28"/>
                 <w:lang w:val="en-US"/>
               </w:rPr>
-              <w:t>)\.tar(\.</w:t>
-            </w:r>
-            <w:proofErr w:type="spellStart"/>
-            <w:r>
-              <w:rPr>
-                <w:rFonts w:ascii="Times New Roman" w:eastAsia="Times New Roman" w:hAnsi="Times New Roman" w:cs="Times New Roman"/>
-                <w:sz w:val="28"/>
-                <w:szCs w:val="28"/>
-                <w:lang w:val="en-US"/>
-              </w:rPr>
-              <w:t>gz</w:t>
-            </w:r>
-            <w:proofErr w:type="spellEnd"/>
-            <w:r>
-              <w:rPr>
-                <w:rFonts w:ascii="Times New Roman" w:eastAsia="Times New Roman" w:hAnsi="Times New Roman" w:cs="Times New Roman"/>
-                <w:sz w:val="28"/>
-                <w:szCs w:val="28"/>
-                <w:lang w:val="en-US"/>
-              </w:rPr>
-              <w:t>)?$ ]] || [[ "$name" =~ ^([0-9]+)\.</w:t>
-            </w:r>
-            <w:proofErr w:type="spellStart"/>
-            <w:r>
-              <w:rPr>
-                <w:rFonts w:ascii="Times New Roman" w:eastAsia="Times New Roman" w:hAnsi="Times New Roman" w:cs="Times New Roman"/>
-                <w:sz w:val="28"/>
-                <w:szCs w:val="28"/>
-                <w:lang w:val="en-US"/>
-              </w:rPr>
-              <w:t>tgz</w:t>
-            </w:r>
-            <w:proofErr w:type="spellEnd"/>
-            <w:r>
-              <w:rPr>
-                <w:rFonts w:ascii="Times New Roman" w:eastAsia="Times New Roman" w:hAnsi="Times New Roman" w:cs="Times New Roman"/>
-                <w:sz w:val="28"/>
-                <w:szCs w:val="28"/>
-                <w:lang w:val="en-US"/>
-              </w:rPr>
-              <w:t>$ ]]; then</w:t>
-            </w:r>
-          </w:p>
-          <w:p>
-            <w:pPr>
-              <w:rPr>
-                <w:rFonts w:ascii="Times New Roman" w:eastAsia="Times New Roman" w:hAnsi="Times New Roman" w:cs="Times New Roman"/>
-                <w:sz w:val="28"/>
-                <w:szCs w:val="28"/>
-                <w:lang w:val="en-US"/>
-              </w:rPr>
-            </w:pPr>
-            <w:r>
-              <w:rPr>
-                <w:rFonts w:ascii="Times New Roman" w:eastAsia="Times New Roman" w:hAnsi="Times New Roman" w:cs="Times New Roman"/>
-                <w:sz w:val="28"/>
-                <w:szCs w:val="28"/>
-                <w:lang w:val="en-US"/>
-              </w:rPr>
-              <w:t xml:space="preserve">        if [[ "$name" =~ </w:t>
-            </w:r>
-            <w:proofErr w:type="gramStart"/>
-            <w:r>
-              <w:rPr>
-                <w:rFonts w:ascii="Times New Roman" w:eastAsia="Times New Roman" w:hAnsi="Times New Roman" w:cs="Times New Roman"/>
-                <w:sz w:val="28"/>
-                <w:szCs w:val="28"/>
-                <w:lang w:val="en-US"/>
-              </w:rPr>
-              <w:t>^(</w:t>
-            </w:r>
-            <w:proofErr w:type="gramEnd"/>
-            <w:r>
-              <w:rPr>
-                <w:rFonts w:ascii="Times New Roman" w:eastAsia="Times New Roman" w:hAnsi="Times New Roman" w:cs="Times New Roman"/>
-                <w:sz w:val="28"/>
-                <w:szCs w:val="28"/>
-                <w:lang w:val="en-US"/>
-              </w:rPr>
-              <w:t>[0-9]+) ]]; then</w:t>
-            </w:r>
-          </w:p>
-          <w:p>
-            <w:pPr>
-              <w:rPr>
-                <w:rFonts w:ascii="Times New Roman" w:eastAsia="Times New Roman" w:hAnsi="Times New Roman" w:cs="Times New Roman"/>
-                <w:sz w:val="28"/>
-                <w:szCs w:val="28"/>
-                <w:lang w:val="en-US"/>
-              </w:rPr>
-            </w:pPr>
-            <w:r>
-              <w:rPr>
-                <w:rFonts w:ascii="Times New Roman" w:eastAsia="Times New Roman" w:hAnsi="Times New Roman" w:cs="Times New Roman"/>
-                <w:sz w:val="28"/>
-                <w:szCs w:val="28"/>
-                <w:lang w:val="en-US"/>
-              </w:rPr>
-              <w:t xml:space="preserve">            </w:t>
-            </w:r>
-            <w:proofErr w:type="spellStart"/>
-            <w:r>
-              <w:rPr>
-                <w:rFonts w:ascii="Times New Roman" w:eastAsia="Times New Roman" w:hAnsi="Times New Roman" w:cs="Times New Roman"/>
-                <w:sz w:val="28"/>
-                <w:szCs w:val="28"/>
-                <w:lang w:val="en-US"/>
-              </w:rPr>
-              <w:t>oid</w:t>
-            </w:r>
-            <w:proofErr w:type="spellEnd"/>
-            <w:r>
-              <w:rPr>
-                <w:rFonts w:ascii="Times New Roman" w:eastAsia="Times New Roman" w:hAnsi="Times New Roman" w:cs="Times New Roman"/>
-                <w:sz w:val="28"/>
-                <w:szCs w:val="28"/>
-                <w:lang w:val="en-US"/>
-              </w:rPr>
-              <w:t>="${BASH_</w:t>
-            </w:r>
-            <w:proofErr w:type="gramStart"/>
-            <w:r>
-              <w:rPr>
-                <w:rFonts w:ascii="Times New Roman" w:eastAsia="Times New Roman" w:hAnsi="Times New Roman" w:cs="Times New Roman"/>
-                <w:sz w:val="28"/>
-                <w:szCs w:val="28"/>
-                <w:lang w:val="en-US"/>
-              </w:rPr>
-              <w:t>REMATCH[</w:t>
-            </w:r>
-            <w:proofErr w:type="gramEnd"/>
-            <w:r>
-              <w:rPr>
-                <w:rFonts w:ascii="Times New Roman" w:eastAsia="Times New Roman" w:hAnsi="Times New Roman" w:cs="Times New Roman"/>
-                <w:sz w:val="28"/>
-                <w:szCs w:val="28"/>
-                <w:lang w:val="en-US"/>
-              </w:rPr>
-              <w:t>1]}"</w:t>
-            </w:r>
-          </w:p>
-          <w:p>
-            <w:pPr>
-              <w:rPr>
-                <w:rFonts w:ascii="Times New Roman" w:eastAsia="Times New Roman" w:hAnsi="Times New Roman" w:cs="Times New Roman"/>
-                <w:sz w:val="28"/>
-                <w:szCs w:val="28"/>
-                <w:lang w:val="en-US"/>
-              </w:rPr>
-            </w:pPr>
-            <w:r>
-              <w:rPr>
-                <w:rFonts w:ascii="Times New Roman" w:eastAsia="Times New Roman" w:hAnsi="Times New Roman" w:cs="Times New Roman"/>
-                <w:sz w:val="28"/>
-                <w:szCs w:val="28"/>
-                <w:lang w:val="en-US"/>
-              </w:rPr>
-              <w:t xml:space="preserve">        else</w:t>
-            </w:r>
-          </w:p>
-          <w:p>
-            <w:pPr>
-              <w:rPr>
-                <w:rFonts w:ascii="Times New Roman" w:eastAsia="Times New Roman" w:hAnsi="Times New Roman" w:cs="Times New Roman"/>
-                <w:sz w:val="28"/>
-                <w:szCs w:val="28"/>
-                <w:lang w:val="en-US"/>
-              </w:rPr>
-            </w:pPr>
-            <w:r>
-              <w:rPr>
-                <w:rFonts w:ascii="Times New Roman" w:eastAsia="Times New Roman" w:hAnsi="Times New Roman" w:cs="Times New Roman"/>
-                <w:sz w:val="28"/>
-                <w:szCs w:val="28"/>
-                <w:lang w:val="en-US"/>
-              </w:rPr>
-              <w:t xml:space="preserve">            echo "Skipping unexpected numeric-named file: $name"</w:t>
-            </w:r>
-          </w:p>
-          <w:p>
-            <w:pPr>
-              <w:rPr>
-                <w:rFonts w:ascii="Times New Roman" w:eastAsia="Times New Roman" w:hAnsi="Times New Roman" w:cs="Times New Roman"/>
-                <w:sz w:val="28"/>
-                <w:szCs w:val="28"/>
-                <w:lang w:val="en-US"/>
-              </w:rPr>
-            </w:pPr>
-            <w:r>
-              <w:rPr>
-                <w:rFonts w:ascii="Times New Roman" w:eastAsia="Times New Roman" w:hAnsi="Times New Roman" w:cs="Times New Roman"/>
-                <w:sz w:val="28"/>
-                <w:szCs w:val="28"/>
-                <w:lang w:val="en-US"/>
-              </w:rPr>
-              <w:t xml:space="preserve">            continue</w:t>
-            </w:r>
-          </w:p>
-          <w:p>
-            <w:pPr>
-              <w:rPr>
-                <w:rFonts w:ascii="Times New Roman" w:eastAsia="Times New Roman" w:hAnsi="Times New Roman" w:cs="Times New Roman"/>
-                <w:sz w:val="28"/>
-                <w:szCs w:val="28"/>
-                <w:lang w:val="en-US"/>
-              </w:rPr>
-            </w:pPr>
-            <w:r>
-              <w:rPr>
-                <w:rFonts w:ascii="Times New Roman" w:eastAsia="Times New Roman" w:hAnsi="Times New Roman" w:cs="Times New Roman"/>
-                <w:sz w:val="28"/>
-                <w:szCs w:val="28"/>
-                <w:lang w:val="en-US"/>
-              </w:rPr>
-              <w:t xml:space="preserve">        fi</w:t>
-            </w:r>
-          </w:p>
-          <w:p>
-            <w:pPr>
-              <w:rPr>
-                <w:rFonts w:ascii="Times New Roman" w:eastAsia="Times New Roman" w:hAnsi="Times New Roman" w:cs="Times New Roman"/>
-                <w:sz w:val="28"/>
-                <w:szCs w:val="28"/>
-                <w:lang w:val="en-US"/>
-              </w:rPr>
-            </w:pPr>
-          </w:p>
-          <w:p>
-            <w:pPr>
-              <w:rPr>
-                <w:rFonts w:ascii="Times New Roman" w:eastAsia="Times New Roman" w:hAnsi="Times New Roman" w:cs="Times New Roman"/>
-                <w:sz w:val="28"/>
-                <w:szCs w:val="28"/>
-                <w:lang w:val="en-US"/>
-              </w:rPr>
-            </w:pPr>
-            <w:r>
-              <w:rPr>
-                <w:rFonts w:ascii="Times New Roman" w:eastAsia="Times New Roman" w:hAnsi="Times New Roman" w:cs="Times New Roman"/>
-                <w:sz w:val="28"/>
-                <w:szCs w:val="28"/>
-                <w:lang w:val="en-US"/>
-              </w:rPr>
-              <w:t xml:space="preserve">        </w:t>
-            </w:r>
-            <w:proofErr w:type="spellStart"/>
-            <w:r>
-              <w:rPr>
-                <w:rFonts w:ascii="Times New Roman" w:eastAsia="Times New Roman" w:hAnsi="Times New Roman" w:cs="Times New Roman"/>
-                <w:sz w:val="28"/>
-                <w:szCs w:val="28"/>
-                <w:lang w:val="en-US"/>
-              </w:rPr>
-              <w:t>dest</w:t>
-            </w:r>
-            <w:proofErr w:type="spellEnd"/>
-            <w:r>
-              <w:rPr>
-                <w:rFonts w:ascii="Times New Roman" w:eastAsia="Times New Roman" w:hAnsi="Times New Roman" w:cs="Times New Roman"/>
-                <w:sz w:val="28"/>
-                <w:szCs w:val="28"/>
-                <w:lang w:val="en-US"/>
-              </w:rPr>
-              <w:t>="$TABLESPACE_ROOT/$</w:t>
-            </w:r>
-            <w:proofErr w:type="spellStart"/>
-            <w:r>
-              <w:rPr>
-                <w:rFonts w:ascii="Times New Roman" w:eastAsia="Times New Roman" w:hAnsi="Times New Roman" w:cs="Times New Roman"/>
-                <w:sz w:val="28"/>
-                <w:szCs w:val="28"/>
-                <w:lang w:val="en-US"/>
-              </w:rPr>
-              <w:t>oid</w:t>
-            </w:r>
-            <w:proofErr w:type="spellEnd"/>
-            <w:r>
-              <w:rPr>
-                <w:rFonts w:ascii="Times New Roman" w:eastAsia="Times New Roman" w:hAnsi="Times New Roman" w:cs="Times New Roman"/>
-                <w:sz w:val="28"/>
-                <w:szCs w:val="28"/>
-                <w:lang w:val="en-US"/>
-              </w:rPr>
-              <w:t>"</w:t>
-            </w:r>
-          </w:p>
-          <w:p>
-            <w:pPr>
-              <w:rPr>
-                <w:rFonts w:ascii="Times New Roman" w:eastAsia="Times New Roman" w:hAnsi="Times New Roman" w:cs="Times New Roman"/>
-                <w:sz w:val="28"/>
-                <w:szCs w:val="28"/>
-                <w:lang w:val="en-US"/>
-              </w:rPr>
-            </w:pPr>
-            <w:r>
-              <w:rPr>
-                <w:rFonts w:ascii="Times New Roman" w:eastAsia="Times New Roman" w:hAnsi="Times New Roman" w:cs="Times New Roman"/>
-                <w:sz w:val="28"/>
-                <w:szCs w:val="28"/>
-                <w:lang w:val="en-US"/>
-              </w:rPr>
-              <w:t xml:space="preserve">        echo "Extracting tablespace archive $name -&gt; $</w:t>
-            </w:r>
-            <w:proofErr w:type="spellStart"/>
-            <w:r>
-              <w:rPr>
-                <w:rFonts w:ascii="Times New Roman" w:eastAsia="Times New Roman" w:hAnsi="Times New Roman" w:cs="Times New Roman"/>
-                <w:sz w:val="28"/>
-                <w:szCs w:val="28"/>
-                <w:lang w:val="en-US"/>
-              </w:rPr>
-              <w:t>dest</w:t>
-            </w:r>
-            <w:proofErr w:type="spellEnd"/>
-            <w:r>
-              <w:rPr>
-                <w:rFonts w:ascii="Times New Roman" w:eastAsia="Times New Roman" w:hAnsi="Times New Roman" w:cs="Times New Roman"/>
-                <w:sz w:val="28"/>
-                <w:szCs w:val="28"/>
-                <w:lang w:val="en-US"/>
-              </w:rPr>
-              <w:t>"</w:t>
-            </w:r>
-          </w:p>
-          <w:p>
-            <w:pPr>
-              <w:rPr>
-                <w:rFonts w:ascii="Times New Roman" w:eastAsia="Times New Roman" w:hAnsi="Times New Roman" w:cs="Times New Roman"/>
-                <w:sz w:val="28"/>
-                <w:szCs w:val="28"/>
-                <w:lang w:val="en-US"/>
-              </w:rPr>
-            </w:pPr>
-            <w:r>
-              <w:rPr>
-                <w:rFonts w:ascii="Times New Roman" w:eastAsia="Times New Roman" w:hAnsi="Times New Roman" w:cs="Times New Roman"/>
-                <w:sz w:val="28"/>
-                <w:szCs w:val="28"/>
-                <w:lang w:val="en-US"/>
-              </w:rPr>
-              <w:t xml:space="preserve">        </w:t>
-            </w:r>
-            <w:proofErr w:type="spellStart"/>
-            <w:r>
-              <w:rPr>
-                <w:rFonts w:ascii="Times New Roman" w:eastAsia="Times New Roman" w:hAnsi="Times New Roman" w:cs="Times New Roman"/>
-                <w:sz w:val="28"/>
-                <w:szCs w:val="28"/>
-                <w:lang w:val="en-US"/>
-              </w:rPr>
-              <w:t>mkdir</w:t>
-            </w:r>
-            <w:proofErr w:type="spellEnd"/>
-            <w:r>
-              <w:rPr>
-                <w:rFonts w:ascii="Times New Roman" w:eastAsia="Times New Roman" w:hAnsi="Times New Roman" w:cs="Times New Roman"/>
-                <w:sz w:val="28"/>
-                <w:szCs w:val="28"/>
-                <w:lang w:val="en-US"/>
-              </w:rPr>
-              <w:t xml:space="preserve"> -p "$</w:t>
-            </w:r>
-            <w:proofErr w:type="spellStart"/>
-            <w:r>
-              <w:rPr>
-                <w:rFonts w:ascii="Times New Roman" w:eastAsia="Times New Roman" w:hAnsi="Times New Roman" w:cs="Times New Roman"/>
-                <w:sz w:val="28"/>
-                <w:szCs w:val="28"/>
-                <w:lang w:val="en-US"/>
-              </w:rPr>
-              <w:t>dest</w:t>
-            </w:r>
-            <w:proofErr w:type="spellEnd"/>
-            <w:r>
-              <w:rPr>
-                <w:rFonts w:ascii="Times New Roman" w:eastAsia="Times New Roman" w:hAnsi="Times New Roman" w:cs="Times New Roman"/>
-                <w:sz w:val="28"/>
-                <w:szCs w:val="28"/>
-                <w:lang w:val="en-US"/>
-              </w:rPr>
-              <w:t>"</w:t>
-            </w:r>
-          </w:p>
-          <w:p>
-            <w:pPr>
-              <w:rPr>
-                <w:rFonts w:ascii="Times New Roman" w:eastAsia="Times New Roman" w:hAnsi="Times New Roman" w:cs="Times New Roman"/>
-                <w:sz w:val="28"/>
-                <w:szCs w:val="28"/>
-                <w:lang w:val="en-US"/>
-              </w:rPr>
-            </w:pPr>
-          </w:p>
-          <w:p>
-            <w:pPr>
-              <w:rPr>
-                <w:rFonts w:ascii="Times New Roman" w:eastAsia="Times New Roman" w:hAnsi="Times New Roman" w:cs="Times New Roman"/>
-                <w:sz w:val="28"/>
-                <w:szCs w:val="28"/>
-                <w:lang w:val="en-US"/>
-              </w:rPr>
-            </w:pPr>
-            <w:r>
-              <w:rPr>
-                <w:rFonts w:ascii="Times New Roman" w:eastAsia="Times New Roman" w:hAnsi="Times New Roman" w:cs="Times New Roman"/>
-                <w:sz w:val="28"/>
-                <w:szCs w:val="28"/>
-                <w:lang w:val="en-US"/>
-              </w:rPr>
-              <w:t xml:space="preserve">        if [[ "$tarfile" == </w:t>
-            </w:r>
-            <w:proofErr w:type="gramStart"/>
-            <w:r>
-              <w:rPr>
-                <w:rFonts w:ascii="Times New Roman" w:eastAsia="Times New Roman" w:hAnsi="Times New Roman" w:cs="Times New Roman"/>
-                <w:sz w:val="28"/>
-                <w:szCs w:val="28"/>
-                <w:lang w:val="en-US"/>
-              </w:rPr>
-              <w:t>*.</w:t>
-            </w:r>
-            <w:proofErr w:type="spellStart"/>
-            <w:r>
-              <w:rPr>
-                <w:rFonts w:ascii="Times New Roman" w:eastAsia="Times New Roman" w:hAnsi="Times New Roman" w:cs="Times New Roman"/>
-                <w:sz w:val="28"/>
-                <w:szCs w:val="28"/>
-                <w:lang w:val="en-US"/>
-              </w:rPr>
-              <w:t>gz</w:t>
-            </w:r>
-            <w:proofErr w:type="spellEnd"/>
-            <w:r>
-              <w:rPr>
-                <w:rFonts w:ascii="Times New Roman" w:eastAsia="Times New Roman" w:hAnsi="Times New Roman" w:cs="Times New Roman"/>
-                <w:sz w:val="28"/>
-                <w:szCs w:val="28"/>
-                <w:lang w:val="en-US"/>
-              </w:rPr>
-              <w:t xml:space="preserve"> ]</w:t>
-            </w:r>
-            <w:proofErr w:type="gramEnd"/>
-            <w:r>
-              <w:rPr>
-                <w:rFonts w:ascii="Times New Roman" w:eastAsia="Times New Roman" w:hAnsi="Times New Roman" w:cs="Times New Roman"/>
-                <w:sz w:val="28"/>
-                <w:szCs w:val="28"/>
-                <w:lang w:val="en-US"/>
-              </w:rPr>
-              <w:t>] || [[ "$tarfile" == *.</w:t>
-            </w:r>
-            <w:proofErr w:type="spellStart"/>
-            <w:r>
-              <w:rPr>
-                <w:rFonts w:ascii="Times New Roman" w:eastAsia="Times New Roman" w:hAnsi="Times New Roman" w:cs="Times New Roman"/>
-                <w:sz w:val="28"/>
-                <w:szCs w:val="28"/>
-                <w:lang w:val="en-US"/>
-              </w:rPr>
-              <w:t>tgz</w:t>
-            </w:r>
-            <w:proofErr w:type="spellEnd"/>
-            <w:r>
-              <w:rPr>
-                <w:rFonts w:ascii="Times New Roman" w:eastAsia="Times New Roman" w:hAnsi="Times New Roman" w:cs="Times New Roman"/>
-                <w:sz w:val="28"/>
-                <w:szCs w:val="28"/>
-                <w:lang w:val="en-US"/>
-              </w:rPr>
-              <w:t xml:space="preserve"> ]]; then</w:t>
-            </w:r>
-          </w:p>
-          <w:p>
-            <w:pPr>
-              <w:rPr>
-                <w:rFonts w:ascii="Times New Roman" w:eastAsia="Times New Roman" w:hAnsi="Times New Roman" w:cs="Times New Roman"/>
-                <w:sz w:val="28"/>
-                <w:szCs w:val="28"/>
-                <w:lang w:val="en-US"/>
-              </w:rPr>
-            </w:pPr>
-            <w:r>
-              <w:rPr>
-                <w:rFonts w:ascii="Times New Roman" w:eastAsia="Times New Roman" w:hAnsi="Times New Roman" w:cs="Times New Roman"/>
-                <w:sz w:val="28"/>
-                <w:szCs w:val="28"/>
-                <w:lang w:val="en-US"/>
-              </w:rPr>
-              <w:t xml:space="preserve">            tar -</w:t>
-            </w:r>
-            <w:proofErr w:type="spellStart"/>
-            <w:r>
-              <w:rPr>
-                <w:rFonts w:ascii="Times New Roman" w:eastAsia="Times New Roman" w:hAnsi="Times New Roman" w:cs="Times New Roman"/>
-                <w:sz w:val="28"/>
-                <w:szCs w:val="28"/>
-                <w:lang w:val="en-US"/>
-              </w:rPr>
-              <w:t>xzf</w:t>
-            </w:r>
-            <w:proofErr w:type="spellEnd"/>
-            <w:r>
-              <w:rPr>
-                <w:rFonts w:ascii="Times New Roman" w:eastAsia="Times New Roman" w:hAnsi="Times New Roman" w:cs="Times New Roman"/>
-                <w:sz w:val="28"/>
-                <w:szCs w:val="28"/>
-                <w:lang w:val="en-US"/>
-              </w:rPr>
-              <w:t xml:space="preserve"> "$tarfile" -C "$</w:t>
-            </w:r>
-            <w:proofErr w:type="spellStart"/>
-            <w:r>
-              <w:rPr>
-                <w:rFonts w:ascii="Times New Roman" w:eastAsia="Times New Roman" w:hAnsi="Times New Roman" w:cs="Times New Roman"/>
-                <w:sz w:val="28"/>
-                <w:szCs w:val="28"/>
-                <w:lang w:val="en-US"/>
-              </w:rPr>
-              <w:t>dest</w:t>
-            </w:r>
-            <w:proofErr w:type="spellEnd"/>
-            <w:r>
-              <w:rPr>
-                <w:rFonts w:ascii="Times New Roman" w:eastAsia="Times New Roman" w:hAnsi="Times New Roman" w:cs="Times New Roman"/>
-                <w:sz w:val="28"/>
-                <w:szCs w:val="28"/>
-                <w:lang w:val="en-US"/>
-              </w:rPr>
-              <w:t>"</w:t>
-            </w:r>
-          </w:p>
-          <w:p>
-            <w:pPr>
-              <w:rPr>
-                <w:rFonts w:ascii="Times New Roman" w:eastAsia="Times New Roman" w:hAnsi="Times New Roman" w:cs="Times New Roman"/>
-                <w:sz w:val="28"/>
-                <w:szCs w:val="28"/>
-                <w:lang w:val="en-US"/>
-              </w:rPr>
-            </w:pPr>
-            <w:r>
-              <w:rPr>
-                <w:rFonts w:ascii="Times New Roman" w:eastAsia="Times New Roman" w:hAnsi="Times New Roman" w:cs="Times New Roman"/>
-                <w:sz w:val="28"/>
-                <w:szCs w:val="28"/>
-                <w:lang w:val="en-US"/>
-              </w:rPr>
-              <w:t xml:space="preserve">        else</w:t>
-            </w:r>
-          </w:p>
-          <w:p>
-            <w:pPr>
-              <w:rPr>
-                <w:rFonts w:ascii="Times New Roman" w:eastAsia="Times New Roman" w:hAnsi="Times New Roman" w:cs="Times New Roman"/>
-                <w:sz w:val="28"/>
-                <w:szCs w:val="28"/>
-                <w:lang w:val="en-US"/>
-              </w:rPr>
-            </w:pPr>
-            <w:r>
-              <w:rPr>
-                <w:rFonts w:ascii="Times New Roman" w:eastAsia="Times New Roman" w:hAnsi="Times New Roman" w:cs="Times New Roman"/>
-                <w:sz w:val="28"/>
-                <w:szCs w:val="28"/>
-                <w:lang w:val="en-US"/>
-              </w:rPr>
-              <w:t xml:space="preserve">            tar -</w:t>
-            </w:r>
-            <w:proofErr w:type="spellStart"/>
-            <w:r>
-              <w:rPr>
-                <w:rFonts w:ascii="Times New Roman" w:eastAsia="Times New Roman" w:hAnsi="Times New Roman" w:cs="Times New Roman"/>
-                <w:sz w:val="28"/>
-                <w:szCs w:val="28"/>
-                <w:lang w:val="en-US"/>
-              </w:rPr>
-              <w:t>xf</w:t>
-            </w:r>
-            <w:proofErr w:type="spellEnd"/>
-            <w:r>
-              <w:rPr>
-                <w:rFonts w:ascii="Times New Roman" w:eastAsia="Times New Roman" w:hAnsi="Times New Roman" w:cs="Times New Roman"/>
-                <w:sz w:val="28"/>
-                <w:szCs w:val="28"/>
-                <w:lang w:val="en-US"/>
-              </w:rPr>
-              <w:t xml:space="preserve"> "$tarfile" -C "$</w:t>
-            </w:r>
-            <w:proofErr w:type="spellStart"/>
-            <w:r>
-              <w:rPr>
-                <w:rFonts w:ascii="Times New Roman" w:eastAsia="Times New Roman" w:hAnsi="Times New Roman" w:cs="Times New Roman"/>
-                <w:sz w:val="28"/>
-                <w:szCs w:val="28"/>
-                <w:lang w:val="en-US"/>
-              </w:rPr>
-              <w:t>dest</w:t>
-            </w:r>
-            <w:proofErr w:type="spellEnd"/>
-            <w:r>
-              <w:rPr>
-                <w:rFonts w:ascii="Times New Roman" w:eastAsia="Times New Roman" w:hAnsi="Times New Roman" w:cs="Times New Roman"/>
-                <w:sz w:val="28"/>
-                <w:szCs w:val="28"/>
-                <w:lang w:val="en-US"/>
-              </w:rPr>
-              <w:t>"</w:t>
-            </w:r>
-          </w:p>
-          <w:p>
-            <w:pPr>
-              <w:rPr>
-                <w:rFonts w:ascii="Times New Roman" w:eastAsia="Times New Roman" w:hAnsi="Times New Roman" w:cs="Times New Roman"/>
-                <w:sz w:val="28"/>
-                <w:szCs w:val="28"/>
-                <w:lang w:val="en-US"/>
-              </w:rPr>
-            </w:pPr>
-            <w:r>
-              <w:rPr>
-                <w:rFonts w:ascii="Times New Roman" w:eastAsia="Times New Roman" w:hAnsi="Times New Roman" w:cs="Times New Roman"/>
-                <w:sz w:val="28"/>
-                <w:szCs w:val="28"/>
-                <w:lang w:val="en-US"/>
-              </w:rPr>
-              <w:t xml:space="preserve">        fi</w:t>
-            </w:r>
-          </w:p>
-          <w:p>
-            <w:pPr>
-              <w:rPr>
-                <w:rFonts w:ascii="Times New Roman" w:eastAsia="Times New Roman" w:hAnsi="Times New Roman" w:cs="Times New Roman"/>
-                <w:sz w:val="28"/>
-                <w:szCs w:val="28"/>
-                <w:lang w:val="en-US"/>
-              </w:rPr>
-            </w:pPr>
-            <w:r>
-              <w:rPr>
-                <w:rFonts w:ascii="Times New Roman" w:eastAsia="Times New Roman" w:hAnsi="Times New Roman" w:cs="Times New Roman"/>
-                <w:sz w:val="28"/>
-                <w:szCs w:val="28"/>
-                <w:lang w:val="en-US"/>
-              </w:rPr>
-              <w:t xml:space="preserve">    else</w:t>
-            </w:r>
-          </w:p>
-          <w:p>
-            <w:pPr>
-              <w:rPr>
-                <w:rFonts w:ascii="Times New Roman" w:eastAsia="Times New Roman" w:hAnsi="Times New Roman" w:cs="Times New Roman"/>
-                <w:sz w:val="28"/>
-                <w:szCs w:val="28"/>
-                <w:lang w:val="en-US"/>
-              </w:rPr>
-            </w:pPr>
-            <w:r>
-              <w:rPr>
-                <w:rFonts w:ascii="Times New Roman" w:eastAsia="Times New Roman" w:hAnsi="Times New Roman" w:cs="Times New Roman"/>
-                <w:sz w:val="28"/>
-                <w:szCs w:val="28"/>
-                <w:lang w:val="en-US"/>
-              </w:rPr>
-              <w:t xml:space="preserve">        # </w:t>
-            </w:r>
-            <w:r>
-              <w:rPr>
-                <w:rFonts w:ascii="Times New Roman" w:eastAsia="Times New Roman" w:hAnsi="Times New Roman" w:cs="Times New Roman"/>
-                <w:sz w:val="28"/>
-                <w:szCs w:val="28"/>
-                <w:lang w:val="ru-RU"/>
-              </w:rPr>
-              <w:t>Для</w:t>
-            </w:r>
-            <w:r>
-              <w:rPr>
-                <w:rFonts w:ascii="Times New Roman" w:eastAsia="Times New Roman" w:hAnsi="Times New Roman" w:cs="Times New Roman"/>
-                <w:sz w:val="28"/>
-                <w:szCs w:val="28"/>
-                <w:lang w:val="en-US"/>
-              </w:rPr>
-              <w:t xml:space="preserve"> </w:t>
-            </w:r>
-            <w:r>
-              <w:rPr>
-                <w:rFonts w:ascii="Times New Roman" w:eastAsia="Times New Roman" w:hAnsi="Times New Roman" w:cs="Times New Roman"/>
-                <w:sz w:val="28"/>
-                <w:szCs w:val="28"/>
-                <w:lang w:val="ru-RU"/>
-              </w:rPr>
-              <w:t>остальных</w:t>
-            </w:r>
-            <w:r>
-              <w:rPr>
-                <w:rFonts w:ascii="Times New Roman" w:eastAsia="Times New Roman" w:hAnsi="Times New Roman" w:cs="Times New Roman"/>
-                <w:sz w:val="28"/>
-                <w:szCs w:val="28"/>
-                <w:lang w:val="en-US"/>
-              </w:rPr>
-              <w:t xml:space="preserve"> (base.tar.gz, pg_wal.tar.gz </w:t>
-            </w:r>
-            <w:r>
-              <w:rPr>
-                <w:rFonts w:ascii="Times New Roman" w:eastAsia="Times New Roman" w:hAnsi="Times New Roman" w:cs="Times New Roman"/>
-                <w:sz w:val="28"/>
-                <w:szCs w:val="28"/>
-                <w:lang w:val="ru-RU"/>
-              </w:rPr>
-              <w:t>и</w:t>
-            </w:r>
-            <w:r>
-              <w:rPr>
-                <w:rFonts w:ascii="Times New Roman" w:eastAsia="Times New Roman" w:hAnsi="Times New Roman" w:cs="Times New Roman"/>
-                <w:sz w:val="28"/>
-                <w:szCs w:val="28"/>
-                <w:lang w:val="en-US"/>
-              </w:rPr>
-              <w:t xml:space="preserve"> </w:t>
-            </w:r>
-            <w:r>
-              <w:rPr>
-                <w:rFonts w:ascii="Times New Roman" w:eastAsia="Times New Roman" w:hAnsi="Times New Roman" w:cs="Times New Roman"/>
-                <w:sz w:val="28"/>
-                <w:szCs w:val="28"/>
-                <w:lang w:val="ru-RU"/>
-              </w:rPr>
-              <w:t>т</w:t>
-            </w:r>
-            <w:r>
-              <w:rPr>
-                <w:rFonts w:ascii="Times New Roman" w:eastAsia="Times New Roman" w:hAnsi="Times New Roman" w:cs="Times New Roman"/>
-                <w:sz w:val="28"/>
-                <w:szCs w:val="28"/>
-                <w:lang w:val="en-US"/>
-              </w:rPr>
-              <w:t>.</w:t>
-            </w:r>
-            <w:r>
-              <w:rPr>
-                <w:rFonts w:ascii="Times New Roman" w:eastAsia="Times New Roman" w:hAnsi="Times New Roman" w:cs="Times New Roman"/>
-                <w:sz w:val="28"/>
-                <w:szCs w:val="28"/>
-                <w:lang w:val="ru-RU"/>
-              </w:rPr>
-              <w:t>п</w:t>
-            </w:r>
-            <w:r>
-              <w:rPr>
-                <w:rFonts w:ascii="Times New Roman" w:eastAsia="Times New Roman" w:hAnsi="Times New Roman" w:cs="Times New Roman"/>
-                <w:sz w:val="28"/>
-                <w:szCs w:val="28"/>
-                <w:lang w:val="en-US"/>
-              </w:rPr>
-              <w:t xml:space="preserve">.) — </w:t>
-            </w:r>
-            <w:r>
-              <w:rPr>
-                <w:rFonts w:ascii="Times New Roman" w:eastAsia="Times New Roman" w:hAnsi="Times New Roman" w:cs="Times New Roman"/>
-                <w:sz w:val="28"/>
-                <w:szCs w:val="28"/>
-                <w:lang w:val="ru-RU"/>
-              </w:rPr>
-              <w:t>распакуем</w:t>
-            </w:r>
-            <w:r>
-              <w:rPr>
-                <w:rFonts w:ascii="Times New Roman" w:eastAsia="Times New Roman" w:hAnsi="Times New Roman" w:cs="Times New Roman"/>
-                <w:sz w:val="28"/>
-                <w:szCs w:val="28"/>
-                <w:lang w:val="en-US"/>
-              </w:rPr>
-              <w:t xml:space="preserve"> </w:t>
-            </w:r>
-            <w:r>
-              <w:rPr>
-                <w:rFonts w:ascii="Times New Roman" w:eastAsia="Times New Roman" w:hAnsi="Times New Roman" w:cs="Times New Roman"/>
-                <w:sz w:val="28"/>
-                <w:szCs w:val="28"/>
-                <w:lang w:val="ru-RU"/>
-              </w:rPr>
-              <w:t>в</w:t>
-            </w:r>
-            <w:r>
-              <w:rPr>
-                <w:rFonts w:ascii="Times New Roman" w:eastAsia="Times New Roman" w:hAnsi="Times New Roman" w:cs="Times New Roman"/>
-                <w:sz w:val="28"/>
-                <w:szCs w:val="28"/>
-                <w:lang w:val="en-US"/>
-              </w:rPr>
-              <w:t xml:space="preserve"> RECOVERY_DIR</w:t>
-            </w:r>
-          </w:p>
-          <w:p>
-            <w:pPr>
-              <w:rPr>
-                <w:rFonts w:ascii="Times New Roman" w:eastAsia="Times New Roman" w:hAnsi="Times New Roman" w:cs="Times New Roman"/>
-                <w:sz w:val="28"/>
-                <w:szCs w:val="28"/>
-                <w:lang w:val="en-US"/>
-              </w:rPr>
-            </w:pPr>
-            <w:r>
-              <w:rPr>
-                <w:rFonts w:ascii="Times New Roman" w:eastAsia="Times New Roman" w:hAnsi="Times New Roman" w:cs="Times New Roman"/>
-                <w:sz w:val="28"/>
-                <w:szCs w:val="28"/>
-                <w:lang w:val="en-US"/>
-              </w:rPr>
-              <w:t xml:space="preserve">        echo "Unpacking $name -&gt; $RECOVERY_DIR"</w:t>
-            </w:r>
-          </w:p>
-          <w:p>
-            <w:pPr>
-              <w:rPr>
-                <w:rFonts w:ascii="Times New Roman" w:eastAsia="Times New Roman" w:hAnsi="Times New Roman" w:cs="Times New Roman"/>
-                <w:sz w:val="28"/>
-                <w:szCs w:val="28"/>
-                <w:lang w:val="en-US"/>
-              </w:rPr>
-            </w:pPr>
-            <w:r>
-              <w:rPr>
-                <w:rFonts w:ascii="Times New Roman" w:eastAsia="Times New Roman" w:hAnsi="Times New Roman" w:cs="Times New Roman"/>
-                <w:sz w:val="28"/>
-                <w:szCs w:val="28"/>
-                <w:lang w:val="en-US"/>
-              </w:rPr>
-              <w:t xml:space="preserve">        </w:t>
-            </w:r>
-            <w:proofErr w:type="spellStart"/>
-            <w:r>
-              <w:rPr>
-                <w:rFonts w:ascii="Times New Roman" w:eastAsia="Times New Roman" w:hAnsi="Times New Roman" w:cs="Times New Roman"/>
-                <w:sz w:val="28"/>
-                <w:szCs w:val="28"/>
-                <w:lang w:val="en-US"/>
-              </w:rPr>
-              <w:t>mkdir</w:t>
-            </w:r>
-            <w:proofErr w:type="spellEnd"/>
-            <w:r>
-              <w:rPr>
-                <w:rFonts w:ascii="Times New Roman" w:eastAsia="Times New Roman" w:hAnsi="Times New Roman" w:cs="Times New Roman"/>
-                <w:sz w:val="28"/>
-                <w:szCs w:val="28"/>
-                <w:lang w:val="en-US"/>
-              </w:rPr>
-              <w:t xml:space="preserve"> -p "$RECOVERY_DIR"</w:t>
-            </w:r>
-          </w:p>
-          <w:p>
-            <w:pPr>
-              <w:rPr>
-                <w:rFonts w:ascii="Times New Roman" w:eastAsia="Times New Roman" w:hAnsi="Times New Roman" w:cs="Times New Roman"/>
-                <w:sz w:val="28"/>
-                <w:szCs w:val="28"/>
-                <w:lang w:val="en-US"/>
-              </w:rPr>
-            </w:pPr>
-          </w:p>
-          <w:p>
-            <w:pPr>
-              <w:rPr>
-                <w:rFonts w:ascii="Times New Roman" w:eastAsia="Times New Roman" w:hAnsi="Times New Roman" w:cs="Times New Roman"/>
-                <w:sz w:val="28"/>
-                <w:szCs w:val="28"/>
-                <w:lang w:val="en-US"/>
-              </w:rPr>
-            </w:pPr>
-            <w:r>
-              <w:rPr>
-                <w:rFonts w:ascii="Times New Roman" w:eastAsia="Times New Roman" w:hAnsi="Times New Roman" w:cs="Times New Roman"/>
-                <w:sz w:val="28"/>
-                <w:szCs w:val="28"/>
-                <w:lang w:val="en-US"/>
-              </w:rPr>
-              <w:t xml:space="preserve">        if [[ "$tarfile" == </w:t>
-            </w:r>
-            <w:proofErr w:type="gramStart"/>
-            <w:r>
-              <w:rPr>
-                <w:rFonts w:ascii="Times New Roman" w:eastAsia="Times New Roman" w:hAnsi="Times New Roman" w:cs="Times New Roman"/>
-                <w:sz w:val="28"/>
-                <w:szCs w:val="28"/>
-                <w:lang w:val="en-US"/>
-              </w:rPr>
-              <w:t>*.</w:t>
-            </w:r>
-            <w:proofErr w:type="spellStart"/>
-            <w:r>
-              <w:rPr>
-                <w:rFonts w:ascii="Times New Roman" w:eastAsia="Times New Roman" w:hAnsi="Times New Roman" w:cs="Times New Roman"/>
-                <w:sz w:val="28"/>
-                <w:szCs w:val="28"/>
-                <w:lang w:val="en-US"/>
-              </w:rPr>
-              <w:t>gz</w:t>
-            </w:r>
-            <w:proofErr w:type="spellEnd"/>
-            <w:r>
-              <w:rPr>
-                <w:rFonts w:ascii="Times New Roman" w:eastAsia="Times New Roman" w:hAnsi="Times New Roman" w:cs="Times New Roman"/>
-                <w:sz w:val="28"/>
-                <w:szCs w:val="28"/>
-                <w:lang w:val="en-US"/>
-              </w:rPr>
-              <w:t xml:space="preserve"> ]</w:t>
-            </w:r>
-            <w:proofErr w:type="gramEnd"/>
-            <w:r>
-              <w:rPr>
-                <w:rFonts w:ascii="Times New Roman" w:eastAsia="Times New Roman" w:hAnsi="Times New Roman" w:cs="Times New Roman"/>
-                <w:sz w:val="28"/>
-                <w:szCs w:val="28"/>
-                <w:lang w:val="en-US"/>
-              </w:rPr>
-              <w:t>] || [[ "$tarfile" == *.</w:t>
-            </w:r>
-            <w:proofErr w:type="spellStart"/>
-            <w:r>
-              <w:rPr>
-                <w:rFonts w:ascii="Times New Roman" w:eastAsia="Times New Roman" w:hAnsi="Times New Roman" w:cs="Times New Roman"/>
-                <w:sz w:val="28"/>
-                <w:szCs w:val="28"/>
-                <w:lang w:val="en-US"/>
-              </w:rPr>
-              <w:t>tgz</w:t>
-            </w:r>
-            <w:proofErr w:type="spellEnd"/>
-            <w:r>
-              <w:rPr>
-                <w:rFonts w:ascii="Times New Roman" w:eastAsia="Times New Roman" w:hAnsi="Times New Roman" w:cs="Times New Roman"/>
-                <w:sz w:val="28"/>
-                <w:szCs w:val="28"/>
-                <w:lang w:val="en-US"/>
-              </w:rPr>
-              <w:t xml:space="preserve"> ]]; then</w:t>
-            </w:r>
-          </w:p>
-          <w:p>
-            <w:pPr>
-              <w:rPr>
-                <w:rFonts w:ascii="Times New Roman" w:eastAsia="Times New Roman" w:hAnsi="Times New Roman" w:cs="Times New Roman"/>
-                <w:sz w:val="28"/>
-                <w:szCs w:val="28"/>
-                <w:lang w:val="en-US"/>
-              </w:rPr>
-            </w:pPr>
-            <w:r>
-              <w:rPr>
-                <w:rFonts w:ascii="Times New Roman" w:eastAsia="Times New Roman" w:hAnsi="Times New Roman" w:cs="Times New Roman"/>
-                <w:sz w:val="28"/>
-                <w:szCs w:val="28"/>
-                <w:lang w:val="en-US"/>
-              </w:rPr>
-              <w:t xml:space="preserve">            tar -</w:t>
-            </w:r>
-            <w:proofErr w:type="spellStart"/>
-            <w:r>
-              <w:rPr>
-                <w:rFonts w:ascii="Times New Roman" w:eastAsia="Times New Roman" w:hAnsi="Times New Roman" w:cs="Times New Roman"/>
-                <w:sz w:val="28"/>
-                <w:szCs w:val="28"/>
-                <w:lang w:val="en-US"/>
-              </w:rPr>
-              <w:t>xzf</w:t>
-            </w:r>
-            <w:proofErr w:type="spellEnd"/>
-            <w:r>
-              <w:rPr>
-                <w:rFonts w:ascii="Times New Roman" w:eastAsia="Times New Roman" w:hAnsi="Times New Roman" w:cs="Times New Roman"/>
-                <w:sz w:val="28"/>
-                <w:szCs w:val="28"/>
-                <w:lang w:val="en-US"/>
-              </w:rPr>
-              <w:t xml:space="preserve"> "$tarfile" -C "$RECOVERY_DIR"</w:t>
-            </w:r>
-          </w:p>
-          <w:p>
-            <w:pPr>
-              <w:rPr>
-                <w:rFonts w:ascii="Times New Roman" w:eastAsia="Times New Roman" w:hAnsi="Times New Roman" w:cs="Times New Roman"/>
-                <w:sz w:val="28"/>
-                <w:szCs w:val="28"/>
-                <w:lang w:val="en-US"/>
-              </w:rPr>
-            </w:pPr>
-            <w:r>
-              <w:rPr>
-                <w:rFonts w:ascii="Times New Roman" w:eastAsia="Times New Roman" w:hAnsi="Times New Roman" w:cs="Times New Roman"/>
-                <w:sz w:val="28"/>
-                <w:szCs w:val="28"/>
-                <w:lang w:val="en-US"/>
-              </w:rPr>
-              <w:t xml:space="preserve">        else</w:t>
-            </w:r>
-          </w:p>
-          <w:p>
-            <w:pPr>
-              <w:rPr>
-                <w:rFonts w:ascii="Times New Roman" w:eastAsia="Times New Roman" w:hAnsi="Times New Roman" w:cs="Times New Roman"/>
-                <w:sz w:val="28"/>
-                <w:szCs w:val="28"/>
-                <w:lang w:val="en-US"/>
-              </w:rPr>
-            </w:pPr>
-            <w:r>
-              <w:rPr>
-                <w:rFonts w:ascii="Times New Roman" w:eastAsia="Times New Roman" w:hAnsi="Times New Roman" w:cs="Times New Roman"/>
-                <w:sz w:val="28"/>
-                <w:szCs w:val="28"/>
-                <w:lang w:val="en-US"/>
-              </w:rPr>
-              <w:t xml:space="preserve">            tar -</w:t>
-            </w:r>
-            <w:proofErr w:type="spellStart"/>
-            <w:r>
-              <w:rPr>
-                <w:rFonts w:ascii="Times New Roman" w:eastAsia="Times New Roman" w:hAnsi="Times New Roman" w:cs="Times New Roman"/>
-                <w:sz w:val="28"/>
-                <w:szCs w:val="28"/>
-                <w:lang w:val="en-US"/>
-              </w:rPr>
-              <w:t>xf</w:t>
-            </w:r>
-            <w:proofErr w:type="spellEnd"/>
-            <w:r>
-              <w:rPr>
-                <w:rFonts w:ascii="Times New Roman" w:eastAsia="Times New Roman" w:hAnsi="Times New Roman" w:cs="Times New Roman"/>
-                <w:sz w:val="28"/>
-                <w:szCs w:val="28"/>
-                <w:lang w:val="en-US"/>
-              </w:rPr>
-              <w:t xml:space="preserve"> "$tarfile" -C "$RECOVERY_DIR"</w:t>
-            </w:r>
-          </w:p>
-          <w:p>
-            <w:pPr>
-              <w:rPr>
-                <w:rFonts w:ascii="Times New Roman" w:eastAsia="Times New Roman" w:hAnsi="Times New Roman" w:cs="Times New Roman"/>
-                <w:sz w:val="28"/>
-                <w:szCs w:val="28"/>
-                <w:lang w:val="ru-RU"/>
-              </w:rPr>
-            </w:pPr>
-            <w:r>
-              <w:rPr>
-                <w:rFonts w:ascii="Times New Roman" w:eastAsia="Times New Roman" w:hAnsi="Times New Roman" w:cs="Times New Roman"/>
-                <w:sz w:val="28"/>
-                <w:szCs w:val="28"/>
-                <w:lang w:val="en-US"/>
-              </w:rPr>
-              <w:t xml:space="preserve">        </w:t>
-            </w:r>
-            <w:proofErr w:type="spellStart"/>
-            <w:r>
-              <w:rPr>
-                <w:rFonts w:ascii="Times New Roman" w:eastAsia="Times New Roman" w:hAnsi="Times New Roman" w:cs="Times New Roman"/>
-                <w:sz w:val="28"/>
-                <w:szCs w:val="28"/>
-                <w:lang w:val="ru-RU"/>
-              </w:rPr>
-              <w:t>fi</w:t>
-            </w:r>
-            <w:proofErr w:type="spellEnd"/>
-          </w:p>
-          <w:p>
-            <w:pPr>
-              <w:rPr>
-                <w:rFonts w:ascii="Times New Roman" w:eastAsia="Times New Roman" w:hAnsi="Times New Roman" w:cs="Times New Roman"/>
-                <w:sz w:val="28"/>
-                <w:szCs w:val="28"/>
-                <w:lang w:val="ru-RU"/>
-              </w:rPr>
-            </w:pPr>
-            <w:r>
-              <w:rPr>
-                <w:rFonts w:ascii="Times New Roman" w:eastAsia="Times New Roman" w:hAnsi="Times New Roman" w:cs="Times New Roman"/>
-                <w:sz w:val="28"/>
-                <w:szCs w:val="28"/>
-                <w:lang w:val="ru-RU"/>
-              </w:rPr>
-              <w:t xml:space="preserve">    </w:t>
-            </w:r>
-            <w:proofErr w:type="spellStart"/>
-            <w:r>
-              <w:rPr>
-                <w:rFonts w:ascii="Times New Roman" w:eastAsia="Times New Roman" w:hAnsi="Times New Roman" w:cs="Times New Roman"/>
-                <w:sz w:val="28"/>
-                <w:szCs w:val="28"/>
-                <w:lang w:val="ru-RU"/>
-              </w:rPr>
-              <w:t>fi</w:t>
-            </w:r>
-            <w:proofErr w:type="spellEnd"/>
-          </w:p>
-          <w:p>
-            <w:pPr>
-              <w:rPr>
-                <w:rFonts w:ascii="Times New Roman" w:eastAsia="Times New Roman" w:hAnsi="Times New Roman" w:cs="Times New Roman"/>
-                <w:sz w:val="28"/>
-                <w:szCs w:val="28"/>
-                <w:lang w:val="ru-RU"/>
-              </w:rPr>
-            </w:pPr>
-            <w:proofErr w:type="spellStart"/>
-            <w:r>
-              <w:rPr>
-                <w:rFonts w:ascii="Times New Roman" w:eastAsia="Times New Roman" w:hAnsi="Times New Roman" w:cs="Times New Roman"/>
-                <w:sz w:val="28"/>
-                <w:szCs w:val="28"/>
-                <w:lang w:val="ru-RU"/>
-              </w:rPr>
-              <w:t>done</w:t>
-            </w:r>
-            <w:proofErr w:type="spellEnd"/>
-          </w:p>
-          <w:p>
-            <w:pPr>
-              <w:rPr>
-                <w:rFonts w:ascii="Times New Roman" w:eastAsia="Times New Roman" w:hAnsi="Times New Roman" w:cs="Times New Roman"/>
-                <w:sz w:val="28"/>
-                <w:szCs w:val="28"/>
-                <w:lang w:val="ru-RU"/>
-              </w:rPr>
-            </w:pPr>
-          </w:p>
-          <w:p>
-            <w:pPr>
-              <w:rPr>
-                <w:rFonts w:ascii="Times New Roman" w:eastAsia="Times New Roman" w:hAnsi="Times New Roman" w:cs="Times New Roman"/>
-                <w:sz w:val="28"/>
-                <w:szCs w:val="28"/>
-                <w:lang w:val="ru-RU"/>
-              </w:rPr>
-            </w:pPr>
-            <w:proofErr w:type="spellStart"/>
-            <w:r>
-              <w:rPr>
-                <w:rFonts w:ascii="Times New Roman" w:eastAsia="Times New Roman" w:hAnsi="Times New Roman" w:cs="Times New Roman"/>
-                <w:sz w:val="28"/>
-                <w:szCs w:val="28"/>
-                <w:lang w:val="ru-RU"/>
-              </w:rPr>
-              <w:t>shopt</w:t>
-            </w:r>
-            <w:proofErr w:type="spellEnd"/>
-            <w:r>
-              <w:rPr>
-                <w:rFonts w:ascii="Times New Roman" w:eastAsia="Times New Roman" w:hAnsi="Times New Roman" w:cs="Times New Roman"/>
-                <w:sz w:val="28"/>
-                <w:szCs w:val="28"/>
-                <w:lang w:val="ru-RU"/>
-              </w:rPr>
-              <w:t xml:space="preserve"> -u </w:t>
-            </w:r>
-            <w:proofErr w:type="spellStart"/>
-            <w:r>
-              <w:rPr>
-                <w:rFonts w:ascii="Times New Roman" w:eastAsia="Times New Roman" w:hAnsi="Times New Roman" w:cs="Times New Roman"/>
-                <w:sz w:val="28"/>
-                <w:szCs w:val="28"/>
-                <w:lang w:val="ru-RU"/>
-              </w:rPr>
-              <w:t>nullglob</w:t>
-            </w:r>
-            <w:proofErr w:type="spellEnd"/>
-            <w:r>
-              <w:rPr>
-                <w:rFonts w:ascii="Times New Roman" w:eastAsia="Times New Roman" w:hAnsi="Times New Roman" w:cs="Times New Roman"/>
-                <w:sz w:val="28"/>
-                <w:szCs w:val="28"/>
-                <w:lang w:val="ru-RU"/>
-              </w:rPr>
-              <w:t xml:space="preserve">   # Возвращаем стандартное поведение</w:t>
-            </w:r>
-          </w:p>
-          <w:p>
-            <w:pPr>
-              <w:rPr>
-                <w:rFonts w:ascii="Times New Roman" w:eastAsia="Times New Roman" w:hAnsi="Times New Roman" w:cs="Times New Roman"/>
-                <w:sz w:val="28"/>
-                <w:szCs w:val="28"/>
-                <w:lang w:val="ru-RU"/>
-              </w:rPr>
-            </w:pPr>
-          </w:p>
-          <w:p>
-            <w:pPr>
-              <w:rPr>
-                <w:rFonts w:ascii="Times New Roman" w:eastAsia="Times New Roman" w:hAnsi="Times New Roman" w:cs="Times New Roman"/>
-                <w:sz w:val="28"/>
-                <w:szCs w:val="28"/>
-                <w:lang w:val="en-US"/>
-              </w:rPr>
-            </w:pPr>
-            <w:r>
-              <w:rPr>
-                <w:rFonts w:ascii="Times New Roman" w:eastAsia="Times New Roman" w:hAnsi="Times New Roman" w:cs="Times New Roman"/>
-                <w:sz w:val="28"/>
-                <w:szCs w:val="28"/>
-                <w:lang w:val="en-US"/>
-              </w:rPr>
-              <w:t xml:space="preserve"># </w:t>
-            </w:r>
-            <w:r>
-              <w:rPr>
-                <w:rFonts w:ascii="Times New Roman" w:eastAsia="Times New Roman" w:hAnsi="Times New Roman" w:cs="Times New Roman"/>
-                <w:sz w:val="28"/>
-                <w:szCs w:val="28"/>
-                <w:lang w:val="ru-RU"/>
-              </w:rPr>
-              <w:t>Копирование</w:t>
-            </w:r>
-            <w:r>
-              <w:rPr>
-                <w:rFonts w:ascii="Times New Roman" w:eastAsia="Times New Roman" w:hAnsi="Times New Roman" w:cs="Times New Roman"/>
-                <w:sz w:val="28"/>
-                <w:szCs w:val="28"/>
-                <w:lang w:val="en-US"/>
-              </w:rPr>
-              <w:t xml:space="preserve"> </w:t>
-            </w:r>
-            <w:r>
-              <w:rPr>
-                <w:rFonts w:ascii="Times New Roman" w:eastAsia="Times New Roman" w:hAnsi="Times New Roman" w:cs="Times New Roman"/>
-                <w:sz w:val="28"/>
-                <w:szCs w:val="28"/>
-                <w:lang w:val="ru-RU"/>
-              </w:rPr>
-              <w:t>несжатых</w:t>
-            </w:r>
-            <w:r>
-              <w:rPr>
-                <w:rFonts w:ascii="Times New Roman" w:eastAsia="Times New Roman" w:hAnsi="Times New Roman" w:cs="Times New Roman"/>
-                <w:sz w:val="28"/>
-                <w:szCs w:val="28"/>
-                <w:lang w:val="en-US"/>
-              </w:rPr>
-              <w:t xml:space="preserve"> </w:t>
-            </w:r>
-            <w:r>
-              <w:rPr>
-                <w:rFonts w:ascii="Times New Roman" w:eastAsia="Times New Roman" w:hAnsi="Times New Roman" w:cs="Times New Roman"/>
-                <w:sz w:val="28"/>
-                <w:szCs w:val="28"/>
-                <w:lang w:val="ru-RU"/>
-              </w:rPr>
-              <w:t>файлов</w:t>
-            </w:r>
-          </w:p>
-          <w:p>
-            <w:pPr>
-              <w:rPr>
-                <w:rFonts w:ascii="Times New Roman" w:eastAsia="Times New Roman" w:hAnsi="Times New Roman" w:cs="Times New Roman"/>
-                <w:sz w:val="28"/>
-                <w:szCs w:val="28"/>
-                <w:lang w:val="en-US"/>
-              </w:rPr>
-            </w:pPr>
-            <w:r>
-              <w:rPr>
-                <w:rFonts w:ascii="Times New Roman" w:eastAsia="Times New Roman" w:hAnsi="Times New Roman" w:cs="Times New Roman"/>
-                <w:sz w:val="28"/>
-                <w:szCs w:val="28"/>
-                <w:lang w:val="en-US"/>
-              </w:rPr>
-              <w:t>if [ -d "$LATEST_BACKUP_DIR/base</w:t>
-            </w:r>
-            <w:proofErr w:type="gramStart"/>
-            <w:r>
-              <w:rPr>
-                <w:rFonts w:ascii="Times New Roman" w:eastAsia="Times New Roman" w:hAnsi="Times New Roman" w:cs="Times New Roman"/>
-                <w:sz w:val="28"/>
-                <w:szCs w:val="28"/>
-                <w:lang w:val="en-US"/>
-              </w:rPr>
-              <w:t>" ]</w:t>
-            </w:r>
-            <w:proofErr w:type="gramEnd"/>
-            <w:r>
-              <w:rPr>
-                <w:rFonts w:ascii="Times New Roman" w:eastAsia="Times New Roman" w:hAnsi="Times New Roman" w:cs="Times New Roman"/>
-                <w:sz w:val="28"/>
-                <w:szCs w:val="28"/>
-                <w:lang w:val="en-US"/>
-              </w:rPr>
-              <w:t xml:space="preserve"> || [ -d "$LATEST_BACKUP_DIR/global" ]; then</w:t>
-            </w:r>
-          </w:p>
-          <w:p>
-            <w:pPr>
-              <w:rPr>
-                <w:rFonts w:ascii="Times New Roman" w:eastAsia="Times New Roman" w:hAnsi="Times New Roman" w:cs="Times New Roman"/>
-                <w:sz w:val="28"/>
-                <w:szCs w:val="28"/>
-                <w:lang w:val="en-US"/>
-              </w:rPr>
-            </w:pPr>
-            <w:r>
-              <w:rPr>
-                <w:rFonts w:ascii="Times New Roman" w:eastAsia="Times New Roman" w:hAnsi="Times New Roman" w:cs="Times New Roman"/>
-                <w:sz w:val="28"/>
-                <w:szCs w:val="28"/>
-                <w:lang w:val="en-US"/>
-              </w:rPr>
-              <w:t xml:space="preserve">    echo "Copying uncompressed files from backup directory to $RECOVERY_DIR"</w:t>
-            </w:r>
-          </w:p>
-          <w:p>
-            <w:pPr>
-              <w:rPr>
-                <w:rFonts w:ascii="Times New Roman" w:eastAsia="Times New Roman" w:hAnsi="Times New Roman" w:cs="Times New Roman"/>
-                <w:sz w:val="28"/>
-                <w:szCs w:val="28"/>
-                <w:lang w:val="en-US"/>
-              </w:rPr>
-            </w:pPr>
-            <w:r>
-              <w:rPr>
-                <w:rFonts w:ascii="Times New Roman" w:eastAsia="Times New Roman" w:hAnsi="Times New Roman" w:cs="Times New Roman"/>
-                <w:sz w:val="28"/>
-                <w:szCs w:val="28"/>
-                <w:lang w:val="en-US"/>
-              </w:rPr>
-              <w:t xml:space="preserve">    cp -r "$LATEST_BACKUP_DIR"/* "$RECOVERY_DIR"/ || true</w:t>
-            </w:r>
-          </w:p>
-          <w:p>
-            <w:pPr>
-              <w:rPr>
-                <w:rFonts w:ascii="Times New Roman" w:eastAsia="Times New Roman" w:hAnsi="Times New Roman" w:cs="Times New Roman"/>
-                <w:sz w:val="28"/>
-                <w:szCs w:val="28"/>
-                <w:lang w:val="ru-RU"/>
-              </w:rPr>
-            </w:pPr>
-            <w:proofErr w:type="spellStart"/>
-            <w:r>
-              <w:rPr>
-                <w:rFonts w:ascii="Times New Roman" w:eastAsia="Times New Roman" w:hAnsi="Times New Roman" w:cs="Times New Roman"/>
-                <w:sz w:val="28"/>
-                <w:szCs w:val="28"/>
-                <w:lang w:val="ru-RU"/>
-              </w:rPr>
-              <w:t>fi</w:t>
-            </w:r>
-            <w:proofErr w:type="spellEnd"/>
-          </w:p>
-          <w:p>
-            <w:pPr>
-              <w:rPr>
-                <w:rFonts w:ascii="Times New Roman" w:eastAsia="Times New Roman" w:hAnsi="Times New Roman" w:cs="Times New Roman"/>
-                <w:sz w:val="28"/>
-                <w:szCs w:val="28"/>
-                <w:lang w:val="ru-RU"/>
-              </w:rPr>
-            </w:pPr>
-          </w:p>
-          <w:p>
-            <w:pPr>
-              <w:rPr>
-                <w:rFonts w:ascii="Times New Roman" w:eastAsia="Times New Roman" w:hAnsi="Times New Roman" w:cs="Times New Roman"/>
-                <w:sz w:val="28"/>
-                <w:szCs w:val="28"/>
-                <w:lang w:val="ru-RU"/>
-              </w:rPr>
-            </w:pPr>
-            <w:r>
-              <w:rPr>
-                <w:rFonts w:ascii="Times New Roman" w:eastAsia="Times New Roman" w:hAnsi="Times New Roman" w:cs="Times New Roman"/>
-                <w:sz w:val="28"/>
-                <w:szCs w:val="28"/>
-                <w:lang w:val="ru-RU"/>
-              </w:rPr>
-              <w:t># Установка прав владельца</w:t>
-            </w:r>
-          </w:p>
-          <w:p>
-            <w:pPr>
-              <w:rPr>
-                <w:rFonts w:ascii="Times New Roman" w:eastAsia="Times New Roman" w:hAnsi="Times New Roman" w:cs="Times New Roman"/>
-                <w:sz w:val="28"/>
-                <w:szCs w:val="28"/>
-                <w:lang w:val="ru-RU"/>
-              </w:rPr>
-            </w:pPr>
-            <w:r>
-              <w:rPr>
-                <w:rFonts w:ascii="Times New Roman" w:eastAsia="Times New Roman" w:hAnsi="Times New Roman" w:cs="Times New Roman"/>
-                <w:sz w:val="28"/>
-                <w:szCs w:val="28"/>
-                <w:lang w:val="en-US"/>
-              </w:rPr>
-              <w:t>if</w:t>
-            </w:r>
-            <w:r>
-              <w:rPr>
-                <w:rFonts w:ascii="Times New Roman" w:eastAsia="Times New Roman" w:hAnsi="Times New Roman" w:cs="Times New Roman"/>
-                <w:sz w:val="28"/>
-                <w:szCs w:val="28"/>
-                <w:lang w:val="ru-RU"/>
-              </w:rPr>
-              <w:t xml:space="preserve"> [ "$(</w:t>
-            </w:r>
-            <w:r>
-              <w:rPr>
-                <w:rFonts w:ascii="Times New Roman" w:eastAsia="Times New Roman" w:hAnsi="Times New Roman" w:cs="Times New Roman"/>
-                <w:sz w:val="28"/>
-                <w:szCs w:val="28"/>
-                <w:lang w:val="en-US"/>
-              </w:rPr>
-              <w:t>id</w:t>
-            </w:r>
-            <w:r>
-              <w:rPr>
-                <w:rFonts w:ascii="Times New Roman" w:eastAsia="Times New Roman" w:hAnsi="Times New Roman" w:cs="Times New Roman"/>
-                <w:sz w:val="28"/>
-                <w:szCs w:val="28"/>
-                <w:lang w:val="ru-RU"/>
-              </w:rPr>
-              <w:t xml:space="preserve"> -</w:t>
-            </w:r>
-            <w:r>
-              <w:rPr>
-                <w:rFonts w:ascii="Times New Roman" w:eastAsia="Times New Roman" w:hAnsi="Times New Roman" w:cs="Times New Roman"/>
-                <w:sz w:val="28"/>
-                <w:szCs w:val="28"/>
-                <w:lang w:val="en-US"/>
-              </w:rPr>
-              <w:t>u</w:t>
-            </w:r>
-            <w:r>
-              <w:rPr>
-                <w:rFonts w:ascii="Times New Roman" w:eastAsia="Times New Roman" w:hAnsi="Times New Roman" w:cs="Times New Roman"/>
-                <w:sz w:val="28"/>
-                <w:szCs w:val="28"/>
-                <w:lang w:val="ru-RU"/>
-              </w:rPr>
-              <w:t>)" -</w:t>
-            </w:r>
-            <w:r>
-              <w:rPr>
-                <w:rFonts w:ascii="Times New Roman" w:eastAsia="Times New Roman" w:hAnsi="Times New Roman" w:cs="Times New Roman"/>
-                <w:sz w:val="28"/>
-                <w:szCs w:val="28"/>
-                <w:lang w:val="en-US"/>
-              </w:rPr>
-              <w:t>eq</w:t>
-            </w:r>
-            <w:r>
-              <w:rPr>
-                <w:rFonts w:ascii="Times New Roman" w:eastAsia="Times New Roman" w:hAnsi="Times New Roman" w:cs="Times New Roman"/>
-                <w:sz w:val="28"/>
-                <w:szCs w:val="28"/>
-                <w:lang w:val="ru-RU"/>
-              </w:rPr>
-              <w:t xml:space="preserve"> </w:t>
-            </w:r>
-            <w:proofErr w:type="gramStart"/>
-            <w:r>
-              <w:rPr>
-                <w:rFonts w:ascii="Times New Roman" w:eastAsia="Times New Roman" w:hAnsi="Times New Roman" w:cs="Times New Roman"/>
-                <w:sz w:val="28"/>
-                <w:szCs w:val="28"/>
-                <w:lang w:val="ru-RU"/>
-              </w:rPr>
-              <w:t>0 ]</w:t>
-            </w:r>
-            <w:proofErr w:type="gramEnd"/>
-            <w:r>
-              <w:rPr>
-                <w:rFonts w:ascii="Times New Roman" w:eastAsia="Times New Roman" w:hAnsi="Times New Roman" w:cs="Times New Roman"/>
-                <w:sz w:val="28"/>
-                <w:szCs w:val="28"/>
-                <w:lang w:val="ru-RU"/>
-              </w:rPr>
               <w:t xml:space="preserve">; </w:t>
             </w:r>
             <w:r>
@@ -8861,7 +9127,7 @@
                 <w:rFonts w:ascii="Times New Roman" w:eastAsia="Times New Roman" w:hAnsi="Times New Roman" w:cs="Times New Roman"/>
                 <w:sz w:val="28"/>
                 <w:szCs w:val="28"/>
-                <w:lang w:val="ru-RU"/>
+                <w:lang w:val="en-US"/>
               </w:rPr>
               <w:t xml:space="preserve">    </w:t>
             </w:r>
@@ -10509,7 +10775,6 @@
           <w:szCs w:val="24"/>
           <w:lang w:val="ru-RU"/>
         </w:rPr>
-        <w:lastRenderedPageBreak/>
         <w:t>Пытаемся запустить сервер</w:t>
       </w:r>
       <w:r>
@@ -11213,6 +11478,7 @@
               <w:rPr>
                 <w:lang w:val="en-US"/>
               </w:rPr>
+              <w:lastRenderedPageBreak/>
               <w:br/>
             </w:r>
             <w:r>
@@ -11872,7 +12138,6 @@
           <w:szCs w:val="24"/>
           <w:lang w:val="ru-RU"/>
         </w:rPr>
-        <w:lastRenderedPageBreak/>
         <w:t>Запуск сервера на восстановленных данных</w:t>
       </w:r>
     </w:p>
@@ -12319,6 +12584,7 @@
                 <w:rFonts w:ascii="Times New Roman" w:hAnsi="Times New Roman" w:cs="Times New Roman"/>
                 <w:lang w:val="en-US"/>
               </w:rPr>
+              <w:lastRenderedPageBreak/>
               <w:t xml:space="preserve">-- </w:t>
             </w:r>
             <w:r>
@@ -13343,6 +13609,7 @@
           <w:rFonts w:ascii="Times New Roman" w:hAnsi="Times New Roman" w:cs="Times New Roman"/>
           <w:color w:val="000000" w:themeColor="text1"/>
         </w:rPr>
+        <w:lastRenderedPageBreak/>
         <w:t>Проверим</w:t>
       </w:r>
       <w:proofErr w:type="spellEnd"/>
@@ -13639,7 +13906,7 @@
               <w:rPr>
                 <w:rFonts w:ascii="Times New Roman" w:hAnsi="Times New Roman" w:cs="Times New Roman"/>
                 <w:color w:val="000000" w:themeColor="text1"/>
-                <w:lang w:val="en-US"/>
+                <w:lang w:val="ru-RU"/>
               </w:rPr>
             </w:pPr>
             <w:r>
@@ -13655,7 +13922,7 @@
               <w:rPr>
                 <w:rFonts w:ascii="Times New Roman" w:hAnsi="Times New Roman" w:cs="Times New Roman"/>
                 <w:color w:val="000000" w:themeColor="text1"/>
-                <w:lang w:val="en-US"/>
+                <w:lang w:val="ru-RU"/>
               </w:rPr>
               <w:t xml:space="preserve">2 </w:t>
             </w:r>
@@ -13663,7 +13930,7 @@
               <w:rPr>
                 <w:rFonts w:ascii="Times New Roman" w:hAnsi="Times New Roman" w:cs="Times New Roman"/>
                 <w:color w:val="000000" w:themeColor="text1"/>
-                <w:lang w:val="en-US"/>
+                <w:lang w:val="ru-RU"/>
               </w:rPr>
               <w:t xml:space="preserve"> </w:t>
             </w:r>
@@ -13671,7 +13938,7 @@
               <w:rPr>
                 <w:rFonts w:ascii="Times New Roman" w:hAnsi="Times New Roman" w:cs="Times New Roman"/>
                 <w:color w:val="000000" w:themeColor="text1"/>
-                <w:lang w:val="en-US"/>
+                <w:lang w:val="ru-RU"/>
               </w:rPr>
               <w:t>|</w:t>
             </w:r>
@@ -13680,7 +13947,7 @@
               <w:rPr>
                 <w:rFonts w:ascii="Times New Roman" w:hAnsi="Times New Roman" w:cs="Times New Roman"/>
                 <w:color w:val="000000" w:themeColor="text1"/>
-                <w:lang w:val="en-US"/>
+                <w:lang w:val="ru-RU"/>
               </w:rPr>
               <w:t xml:space="preserve"> </w:t>
             </w:r>
@@ -13696,7 +13963,7 @@
               <w:rPr>
                 <w:rFonts w:ascii="Times New Roman" w:hAnsi="Times New Roman" w:cs="Times New Roman"/>
                 <w:color w:val="000000" w:themeColor="text1"/>
-                <w:lang w:val="en-US"/>
+                <w:lang w:val="ru-RU"/>
               </w:rPr>
               <w:t xml:space="preserve">2 </w:t>
             </w:r>
@@ -13704,7 +13971,7 @@
               <w:rPr>
                 <w:rFonts w:ascii="Times New Roman" w:hAnsi="Times New Roman" w:cs="Times New Roman"/>
                 <w:color w:val="000000" w:themeColor="text1"/>
-                <w:lang w:val="en-US"/>
+                <w:lang w:val="ru-RU"/>
               </w:rPr>
               <w:t xml:space="preserve"> </w:t>
             </w:r>
@@ -13712,7 +13979,7 @@
               <w:rPr>
                 <w:rFonts w:ascii="Times New Roman" w:hAnsi="Times New Roman" w:cs="Times New Roman"/>
                 <w:color w:val="000000" w:themeColor="text1"/>
-                <w:lang w:val="en-US"/>
+                <w:lang w:val="ru-RU"/>
               </w:rPr>
               <w:t xml:space="preserve">| </w:t>
             </w:r>
@@ -13728,7 +13995,7 @@
               <w:rPr>
                 <w:rFonts w:ascii="Times New Roman" w:hAnsi="Times New Roman" w:cs="Times New Roman"/>
                 <w:color w:val="000000" w:themeColor="text1"/>
-                <w:lang w:val="en-US"/>
+                <w:lang w:val="ru-RU"/>
               </w:rPr>
               <w:t>2</w:t>
             </w:r>
@@ -13738,14 +14005,14 @@
               <w:rPr>
                 <w:rFonts w:ascii="Times New Roman" w:hAnsi="Times New Roman" w:cs="Times New Roman"/>
                 <w:color w:val="000000" w:themeColor="text1"/>
-                <w:lang w:val="en-US"/>
+                <w:lang w:val="ru-RU"/>
               </w:rPr>
             </w:pPr>
             <w:r>
               <w:rPr>
                 <w:rFonts w:ascii="Times New Roman" w:hAnsi="Times New Roman" w:cs="Times New Roman"/>
                 <w:color w:val="000000" w:themeColor="text1"/>
-                <w:lang w:val="en-US"/>
+                <w:lang w:val="ru-RU"/>
               </w:rPr>
               <w:t xml:space="preserve">  </w:t>
             </w:r>
@@ -13754,7 +14021,7 @@
               <w:rPr>
                 <w:rFonts w:ascii="Times New Roman" w:hAnsi="Times New Roman" w:cs="Times New Roman"/>
                 <w:color w:val="000000" w:themeColor="text1"/>
-                <w:lang w:val="en-US"/>
+                <w:lang w:val="ru-RU"/>
               </w:rPr>
               <w:t xml:space="preserve">3 </w:t>
             </w:r>
@@ -13762,7 +14029,7 @@
               <w:rPr>
                 <w:rFonts w:ascii="Times New Roman" w:hAnsi="Times New Roman" w:cs="Times New Roman"/>
                 <w:color w:val="000000" w:themeColor="text1"/>
-                <w:lang w:val="en-US"/>
+                <w:lang w:val="ru-RU"/>
               </w:rPr>
               <w:t xml:space="preserve"> </w:t>
             </w:r>
@@ -13770,7 +14037,7 @@
               <w:rPr>
                 <w:rFonts w:ascii="Times New Roman" w:hAnsi="Times New Roman" w:cs="Times New Roman"/>
                 <w:color w:val="000000" w:themeColor="text1"/>
-                <w:lang w:val="en-US"/>
+                <w:lang w:val="ru-RU"/>
               </w:rPr>
               <w:t>|</w:t>
             </w:r>
@@ -13779,7 +14046,7 @@
               <w:rPr>
                 <w:rFonts w:ascii="Times New Roman" w:hAnsi="Times New Roman" w:cs="Times New Roman"/>
                 <w:color w:val="000000" w:themeColor="text1"/>
-                <w:lang w:val="en-US"/>
+                <w:lang w:val="ru-RU"/>
               </w:rPr>
               <w:t xml:space="preserve"> </w:t>
             </w:r>
@@ -13795,7 +14062,7 @@
               <w:rPr>
                 <w:rFonts w:ascii="Times New Roman" w:hAnsi="Times New Roman" w:cs="Times New Roman"/>
                 <w:color w:val="000000" w:themeColor="text1"/>
-                <w:lang w:val="en-US"/>
+                <w:lang w:val="ru-RU"/>
               </w:rPr>
               <w:t xml:space="preserve">3 </w:t>
             </w:r>
@@ -13803,7 +14070,7 @@
               <w:rPr>
                 <w:rFonts w:ascii="Times New Roman" w:hAnsi="Times New Roman" w:cs="Times New Roman"/>
                 <w:color w:val="000000" w:themeColor="text1"/>
-                <w:lang w:val="en-US"/>
+                <w:lang w:val="ru-RU"/>
               </w:rPr>
               <w:t xml:space="preserve"> </w:t>
             </w:r>
@@ -13811,7 +14078,7 @@
               <w:rPr>
                 <w:rFonts w:ascii="Times New Roman" w:hAnsi="Times New Roman" w:cs="Times New Roman"/>
                 <w:color w:val="000000" w:themeColor="text1"/>
-                <w:lang w:val="en-US"/>
+                <w:lang w:val="ru-RU"/>
               </w:rPr>
               <w:t xml:space="preserve">| </w:t>
             </w:r>
@@ -13827,7 +14094,7 @@
               <w:rPr>
                 <w:rFonts w:ascii="Times New Roman" w:hAnsi="Times New Roman" w:cs="Times New Roman"/>
                 <w:color w:val="000000" w:themeColor="text1"/>
-                <w:lang w:val="en-US"/>
+                <w:lang w:val="ru-RU"/>
               </w:rPr>
               <w:t>3</w:t>
             </w:r>
@@ -13844,7 +14111,7 @@
               <w:rPr>
                 <w:rFonts w:ascii="Times New Roman" w:hAnsi="Times New Roman" w:cs="Times New Roman"/>
                 <w:color w:val="000000" w:themeColor="text1"/>
-                <w:lang w:val="en-US"/>
+                <w:lang w:val="ru-RU"/>
               </w:rPr>
               <w:t xml:space="preserve">   </w:t>
             </w:r>
@@ -13852,7 +14119,7 @@
               <w:rPr>
                 <w:rFonts w:ascii="Times New Roman" w:hAnsi="Times New Roman" w:cs="Times New Roman"/>
                 <w:color w:val="000000" w:themeColor="text1"/>
-                <w:lang w:val="en-US"/>
+                <w:lang w:val="ru-RU"/>
               </w:rPr>
               <w:t xml:space="preserve"> </w:t>
             </w:r>
@@ -13860,7 +14127,7 @@
               <w:rPr>
                 <w:rFonts w:ascii="Times New Roman" w:hAnsi="Times New Roman" w:cs="Times New Roman"/>
                 <w:color w:val="000000" w:themeColor="text1"/>
-                <w:lang w:val="en-US"/>
+                <w:lang w:val="ru-RU"/>
               </w:rPr>
               <w:t xml:space="preserve"> </w:t>
             </w:r>
@@ -13868,7 +14135,7 @@
               <w:rPr>
                 <w:rFonts w:ascii="Times New Roman" w:hAnsi="Times New Roman" w:cs="Times New Roman"/>
                 <w:color w:val="000000" w:themeColor="text1"/>
-                <w:lang w:val="en-US"/>
+                <w:lang w:val="ru-RU"/>
               </w:rPr>
               <w:t xml:space="preserve"> </w:t>
             </w:r>
@@ -14207,7 +14474,6 @@
                 <w:color w:val="000000" w:themeColor="text1"/>
                 <w:lang w:val="en-US"/>
               </w:rPr>
-              <w:lastRenderedPageBreak/>
               <w:t xml:space="preserve">-- </w:t>
             </w:r>
             <w:r>
@@ -17543,7 +17809,6 @@
   <w:style w:type="character" w:default="1" w:styleId="a0">
     <w:name w:val="Default Paragraph Font"/>
     <w:uiPriority w:val="1"/>
-    <w:semiHidden/>
     <w:unhideWhenUsed/>
   </w:style>
   <w:style w:type="table" w:default="1" w:styleId="a1">
@@ -18424,28 +18689,28 @@
 </file>
 
 <file path=customXml/item1.xml><?xml version="1.0" encoding="utf-8"?>
-<b:Sources xmlns:b="http://schemas.openxmlformats.org/officeDocument/2006/bibliography" xmlns="http://schemas.openxmlformats.org/officeDocument/2006/bibliography" SelectedStyle="\APASixthEditionOfficeOnline.xsl" StyleName="APA" Version="6"/>
-</file>
-
-<file path=customXml/item2.xml><?xml version="1.0" encoding="utf-8"?>
 <go:gDocsCustomXmlDataStorage xmlns:go="http://customooxmlschemas.google.com/" xmlns:r="http://schemas.openxmlformats.org/officeDocument/2006/relationships" uri="GoogleDocsCustomDataVersion2">
   <go:docsCustomData xmlns:go="http://customooxmlschemas.google.com/" roundtripDataSignature="AMtx7mjwruTx+Vn/MDAX/44QgQzc+AP2Ag==">CgMxLjAaHwoBMBIaChgICVIUChJ0YWJsZS44OTd0NXlmdTg0cWQaHwoBMRIaChgICVIUChJ0YWJsZS5kczg1cWF0bWl6dm4yDmguMWR4YmM5MTJqNXNhMg5oLnR1aDlyZ2JhaGY0ZDIOaC5nM3g0NWQ4ZmVpZWk4AHIhMUNmRUxpcVc2YnEwSHB1aWZkcDJZSzFENklNNzV4Q3k3</go:docsCustomData>
 </go:gDocsCustomXmlDataStorage>
 </file>
 
-<file path=customXml/itemProps1.xml><?xml version="1.0" encoding="utf-8"?>
-<ds:datastoreItem xmlns:ds="http://schemas.openxmlformats.org/officeDocument/2006/customXml" ds:itemID="{34F984A3-66A3-43B7-A0AA-61F4BAE2E3FF}">
-  <ds:schemaRefs>
-    <ds:schemaRef ds:uri="http://schemas.openxmlformats.org/officeDocument/2006/bibliography"/>
-  </ds:schemaRefs>
-</ds:datastoreItem>
+<file path=customXml/item2.xml><?xml version="1.0" encoding="utf-8"?>
+<b:Sources xmlns:b="http://schemas.openxmlformats.org/officeDocument/2006/bibliography" xmlns="http://schemas.openxmlformats.org/officeDocument/2006/bibliography" SelectedStyle="\APASixthEditionOfficeOnline.xsl" StyleName="APA" Version="6"/>
 </file>
 
-<file path=customXml/itemProps2.xml><?xml version="1.0" encoding="utf-8"?>
+<file path=customXml/itemProps1.xml><?xml version="1.0" encoding="utf-8"?>
 <ds:datastoreItem xmlns:ds="http://schemas.openxmlformats.org/officeDocument/2006/customXml" ds:itemID="{11111111-1234-1234-1234-123412341234}">
   <ds:schemaRefs>
     <ds:schemaRef ds:uri="http://customooxmlschemas.google.com/"/>
     <ds:schemaRef ds:uri="http://schemas.openxmlformats.org/officeDocument/2006/relationships"/>
   </ds:schemaRefs>
 </ds:datastoreItem>
+</file>
+
+<file path=customXml/itemProps2.xml><?xml version="1.0" encoding="utf-8"?>
+<ds:datastoreItem xmlns:ds="http://schemas.openxmlformats.org/officeDocument/2006/customXml" ds:itemID="{34F984A3-66A3-43B7-A0AA-61F4BAE2E3FF}">
+  <ds:schemaRefs>
+    <ds:schemaRef ds:uri="http://schemas.openxmlformats.org/officeDocument/2006/bibliography"/>
+  </ds:schemaRefs>
+</ds:datastoreItem>
 </file>
--- a/РСХД/Лаб2/P3331_P3332_Исупов_Никита_Александрович_Ястребов-Амирханов_Алекси_ЛР2.docx
+++ b/РСХД/Лаб2/P3331_P3332_Исупов_Никита_Александрович_Ястребов-Амирханов_Алекси_ЛР2.docx
@@ -440,16 +440,7 @@
           <w:szCs w:val="28"/>
           <w:lang w:val="ru-RU"/>
         </w:rPr>
-        <w:t xml:space="preserve">Вариант </w:t>
-      </w:r>
-      <w:r>
-        <w:rPr>
-          <w:rFonts w:ascii="Times New Roman" w:eastAsia="Times New Roman" w:hAnsi="Times New Roman" w:cs="Times New Roman"/>
-          <w:sz w:val="28"/>
-          <w:szCs w:val="28"/>
-          <w:lang w:val="ru-RU"/>
-        </w:rPr>
-        <w:t>676</w:t>
+        <w:t>Вариант 676</w:t>
       </w:r>
       <w:r>
         <w:rPr>
@@ -549,6 +540,7 @@
       <w:pPr>
         <w:jc w:val="center"/>
         <w:rPr>
+          <w:rFonts w:ascii="Times New Roman" w:hAnsi="Times New Roman" w:cs="Times New Roman"/>
           <w:b/>
           <w:bCs/>
           <w:sz w:val="32"/>
@@ -561,6 +553,7 @@
       <w:pPr>
         <w:jc w:val="center"/>
         <w:rPr>
+          <w:rFonts w:ascii="Times New Roman" w:hAnsi="Times New Roman" w:cs="Times New Roman"/>
           <w:b/>
           <w:bCs/>
           <w:sz w:val="32"/>
@@ -573,6 +566,7 @@
       <w:pPr>
         <w:jc w:val="center"/>
         <w:rPr>
+          <w:rFonts w:ascii="Times New Roman" w:hAnsi="Times New Roman" w:cs="Times New Roman"/>
           <w:b/>
           <w:bCs/>
           <w:sz w:val="32"/>
@@ -729,6 +723,7 @@
       <w:pPr>
         <w:jc w:val="center"/>
         <w:rPr>
+          <w:rFonts w:ascii="Times New Roman" w:hAnsi="Times New Roman" w:cs="Times New Roman"/>
           <w:b/>
           <w:bCs/>
           <w:sz w:val="32"/>
@@ -741,6 +736,7 @@
       <w:pPr>
         <w:jc w:val="center"/>
         <w:rPr>
+          <w:rFonts w:ascii="Times New Roman" w:hAnsi="Times New Roman" w:cs="Times New Roman"/>
           <w:b/>
           <w:bCs/>
           <w:sz w:val="32"/>
@@ -865,6 +861,7 @@
     <w:sdt>
       <w:sdtPr>
         <w:rPr>
+          <w:rFonts w:ascii="Times New Roman" w:hAnsi="Times New Roman" w:cs="Times New Roman"/>
           <w:sz w:val="22"/>
           <w:szCs w:val="22"/>
           <w:lang w:val="ru-RU"/>
@@ -942,7 +939,7 @@
             </w:rPr>
             <w:fldChar w:fldCharType="separate"/>
           </w:r>
-          <w:hyperlink w:anchor="_Toc225608035" w:history="1">
+          <w:hyperlink w:anchor="_Toc225725147" w:history="1">
             <w:r>
               <w:rPr>
                 <w:rStyle w:val="af"/>
@@ -971,7 +968,7 @@
                 <w:noProof/>
                 <w:webHidden/>
               </w:rPr>
-              <w:instrText xml:space="preserve"> PAGEREF _Toc225608035 \h </w:instrText>
+              <w:instrText xml:space="preserve"> PAGEREF _Toc225725147 \h </w:instrText>
             </w:r>
             <w:r>
               <w:rPr>
@@ -1018,7 +1015,7 @@
               <w14:ligatures w14:val="standardContextual"/>
             </w:rPr>
           </w:pPr>
-          <w:hyperlink w:anchor="_Toc225608036" w:history="1">
+          <w:hyperlink w:anchor="_Toc225725148" w:history="1">
             <w:r>
               <w:rPr>
                 <w:rStyle w:val="af"/>
@@ -1047,7 +1044,7 @@
                 <w:noProof/>
                 <w:webHidden/>
               </w:rPr>
-              <w:instrText xml:space="preserve"> PAGEREF _Toc225608036 \h </w:instrText>
+              <w:instrText xml:space="preserve"> PAGEREF _Toc225725148 \h </w:instrText>
             </w:r>
             <w:r>
               <w:rPr>
@@ -1094,7 +1091,7 @@
               <w14:ligatures w14:val="standardContextual"/>
             </w:rPr>
           </w:pPr>
-          <w:hyperlink w:anchor="_Toc225608037" w:history="1">
+          <w:hyperlink w:anchor="_Toc225725149" w:history="1">
             <w:r>
               <w:rPr>
                 <w:rStyle w:val="af"/>
@@ -1123,7 +1120,7 @@
                 <w:noProof/>
                 <w:webHidden/>
               </w:rPr>
-              <w:instrText xml:space="preserve"> PAGEREF _Toc225608037 \h </w:instrText>
+              <w:instrText xml:space="preserve"> PAGEREF _Toc225725149 \h </w:instrText>
             </w:r>
             <w:r>
               <w:rPr>
@@ -1170,7 +1167,7 @@
               <w14:ligatures w14:val="standardContextual"/>
             </w:rPr>
           </w:pPr>
-          <w:hyperlink w:anchor="_Toc225608038" w:history="1">
+          <w:hyperlink w:anchor="_Toc225725150" w:history="1">
             <w:r>
               <w:rPr>
                 <w:rStyle w:val="af"/>
@@ -1199,7 +1196,7 @@
                 <w:noProof/>
                 <w:webHidden/>
               </w:rPr>
-              <w:instrText xml:space="preserve"> PAGEREF _Toc225608038 \h </w:instrText>
+              <w:instrText xml:space="preserve"> PAGEREF _Toc225725150 \h </w:instrText>
             </w:r>
             <w:r>
               <w:rPr>
@@ -1219,7 +1216,7 @@
                 <w:noProof/>
                 <w:webHidden/>
               </w:rPr>
-              <w:t>8</w:t>
+              <w:t>9</w:t>
             </w:r>
             <w:r>
               <w:rPr>
@@ -1246,7 +1243,7 @@
               <w14:ligatures w14:val="standardContextual"/>
             </w:rPr>
           </w:pPr>
-          <w:hyperlink w:anchor="_Toc225608039" w:history="1">
+          <w:hyperlink w:anchor="_Toc225725151" w:history="1">
             <w:r>
               <w:rPr>
                 <w:rStyle w:val="af"/>
@@ -1275,7 +1272,7 @@
                 <w:noProof/>
                 <w:webHidden/>
               </w:rPr>
-              <w:instrText xml:space="preserve"> PAGEREF _Toc225608039 \h </w:instrText>
+              <w:instrText xml:space="preserve"> PAGEREF _Toc225725151 \h </w:instrText>
             </w:r>
             <w:r>
               <w:rPr>
@@ -1295,7 +1292,7 @@
                 <w:noProof/>
                 <w:webHidden/>
               </w:rPr>
-              <w:t>10</w:t>
+              <w:t>11</w:t>
             </w:r>
             <w:r>
               <w:rPr>
@@ -1322,7 +1319,7 @@
               <w14:ligatures w14:val="standardContextual"/>
             </w:rPr>
           </w:pPr>
-          <w:hyperlink w:anchor="_Toc225608040" w:history="1">
+          <w:hyperlink w:anchor="_Toc225725152" w:history="1">
             <w:r>
               <w:rPr>
                 <w:rStyle w:val="af"/>
@@ -1351,7 +1348,7 @@
                 <w:noProof/>
                 <w:webHidden/>
               </w:rPr>
-              <w:instrText xml:space="preserve"> PAGEREF _Toc225608040 \h </w:instrText>
+              <w:instrText xml:space="preserve"> PAGEREF _Toc225725152 \h </w:instrText>
             </w:r>
             <w:r>
               <w:rPr>
@@ -1383,6 +1380,11 @@
           </w:hyperlink>
         </w:p>
         <w:p>
+          <w:pPr>
+            <w:rPr>
+              <w:rFonts w:ascii="Times New Roman" w:hAnsi="Times New Roman" w:cs="Times New Roman"/>
+            </w:rPr>
+          </w:pPr>
           <w:r>
             <w:rPr>
               <w:rFonts w:ascii="Times New Roman" w:hAnsi="Times New Roman" w:cs="Times New Roman"/>
@@ -1407,7 +1409,7 @@
           <w:lang w:val="ru-RU"/>
         </w:rPr>
       </w:pPr>
-      <w:bookmarkStart w:id="0" w:name="_Toc225608035"/>
+      <w:bookmarkStart w:id="0" w:name="_Toc225725147"/>
       <w:r>
         <w:rPr>
           <w:rFonts w:ascii="Times New Roman" w:eastAsia="Times New Roman" w:hAnsi="Times New Roman" w:cs="Times New Roman"/>
@@ -2298,7 +2300,7 @@
     <w:p>
       <w:pPr>
         <w:rPr>
-          <w:rFonts w:ascii="Roboto" w:eastAsia="Roboto" w:hAnsi="Roboto" w:cs="Roboto"/>
+          <w:rFonts w:ascii="Times New Roman" w:eastAsia="Roboto" w:hAnsi="Times New Roman" w:cs="Times New Roman"/>
           <w:color w:val="212529"/>
           <w:sz w:val="24"/>
           <w:szCs w:val="24"/>
@@ -2310,7 +2312,7 @@
     <w:p>
       <w:pPr>
         <w:rPr>
-          <w:rFonts w:ascii="Roboto" w:eastAsia="Roboto" w:hAnsi="Roboto" w:cs="Roboto"/>
+          <w:rFonts w:ascii="Times New Roman" w:eastAsia="Roboto" w:hAnsi="Times New Roman" w:cs="Times New Roman"/>
           <w:color w:val="212529"/>
           <w:sz w:val="24"/>
           <w:szCs w:val="24"/>
@@ -2329,7 +2331,7 @@
           <w:lang w:val="ru-RU"/>
         </w:rPr>
       </w:pPr>
-      <w:bookmarkStart w:id="4" w:name="_Toc225608036"/>
+      <w:bookmarkStart w:id="4" w:name="_Toc225725148"/>
       <w:r>
         <w:rPr>
           <w:rFonts w:ascii="Times New Roman" w:eastAsia="Times New Roman" w:hAnsi="Times New Roman" w:cs="Times New Roman"/>
@@ -4091,7 +4093,7 @@
           <w:rFonts w:ascii="Times New Roman" w:eastAsia="Times New Roman" w:hAnsi="Times New Roman" w:cs="Times New Roman"/>
           <w:sz w:val="28"/>
           <w:szCs w:val="28"/>
-          <w:lang w:val="en-US"/>
+          <w:lang w:val="ru-RU"/>
         </w:rPr>
         <w:br/>
       </w:r>
@@ -4386,43 +4388,7 @@
                 <w:szCs w:val="28"/>
                 <w:lang w:val="en-US"/>
               </w:rPr>
-              <w:t>pg</w:t>
-            </w:r>
-            <w:r>
-              <w:rPr>
-                <w:rFonts w:ascii="Times New Roman" w:eastAsia="Times New Roman" w:hAnsi="Times New Roman" w:cs="Times New Roman"/>
-                <w:sz w:val="28"/>
-                <w:szCs w:val="28"/>
-                <w:lang w:val="en-US"/>
-              </w:rPr>
-              <w:t>_</w:t>
-            </w:r>
-            <w:r>
-              <w:rPr>
-                <w:rFonts w:ascii="Times New Roman" w:eastAsia="Times New Roman" w:hAnsi="Times New Roman" w:cs="Times New Roman"/>
-                <w:sz w:val="28"/>
-                <w:szCs w:val="28"/>
-                <w:lang w:val="en-US"/>
-              </w:rPr>
-              <w:t>backup</w:t>
-            </w:r>
-            <w:r>
-              <w:rPr>
-                <w:rFonts w:ascii="Times New Roman" w:eastAsia="Times New Roman" w:hAnsi="Times New Roman" w:cs="Times New Roman"/>
-                <w:sz w:val="28"/>
-                <w:szCs w:val="28"/>
-                <w:lang w:val="en-US"/>
-              </w:rPr>
-              <w:t>_</w:t>
-            </w:r>
-            <w:r>
-              <w:rPr>
-                <w:rFonts w:ascii="Times New Roman" w:eastAsia="Times New Roman" w:hAnsi="Times New Roman" w:cs="Times New Roman"/>
-                <w:sz w:val="28"/>
-                <w:szCs w:val="28"/>
-                <w:lang w:val="en-US"/>
-              </w:rPr>
-              <w:t>full</w:t>
+              <w:t>pg_backup_full</w:t>
             </w:r>
             <w:proofErr w:type="spellEnd"/>
             <w:r>
@@ -4432,43 +4398,7 @@
                 <w:szCs w:val="28"/>
                 <w:lang w:val="en-US"/>
               </w:rPr>
-              <w:t xml:space="preserve"> &gt;&gt; ~/</w:t>
-            </w:r>
-            <w:r>
-              <w:rPr>
-                <w:rFonts w:ascii="Times New Roman" w:eastAsia="Times New Roman" w:hAnsi="Times New Roman" w:cs="Times New Roman"/>
-                <w:sz w:val="28"/>
-                <w:szCs w:val="28"/>
-                <w:lang w:val="en-US"/>
-              </w:rPr>
-              <w:t>backup</w:t>
-            </w:r>
-            <w:r>
-              <w:rPr>
-                <w:rFonts w:ascii="Times New Roman" w:eastAsia="Times New Roman" w:hAnsi="Times New Roman" w:cs="Times New Roman"/>
-                <w:sz w:val="28"/>
-                <w:szCs w:val="28"/>
-                <w:lang w:val="en-US"/>
-              </w:rPr>
-              <w:t>.</w:t>
-            </w:r>
-            <w:r>
-              <w:rPr>
-                <w:rFonts w:ascii="Times New Roman" w:eastAsia="Times New Roman" w:hAnsi="Times New Roman" w:cs="Times New Roman"/>
-                <w:sz w:val="28"/>
-                <w:szCs w:val="28"/>
-                <w:lang w:val="en-US"/>
-              </w:rPr>
-              <w:t>log</w:t>
-            </w:r>
-            <w:r>
-              <w:rPr>
-                <w:rFonts w:ascii="Times New Roman" w:eastAsia="Times New Roman" w:hAnsi="Times New Roman" w:cs="Times New Roman"/>
-                <w:sz w:val="28"/>
-                <w:szCs w:val="28"/>
-                <w:lang w:val="en-US"/>
-              </w:rPr>
-              <w:t xml:space="preserve"> 2&gt;&amp;1</w:t>
+              <w:t xml:space="preserve"> &gt;&gt; ~/backup.log 2&gt;&amp;1</w:t>
             </w:r>
             <w:r>
               <w:rPr>
@@ -4850,16 +4780,7 @@
           <w:szCs w:val="28"/>
           <w:lang w:val="ru-RU"/>
         </w:rPr>
-        <w:t>Обозначим копии номерами</w:t>
-      </w:r>
-      <w:r>
-        <w:rPr>
-          <w:rFonts w:ascii="Times New Roman" w:eastAsia="Times New Roman" w:hAnsi="Times New Roman" w:cs="Times New Roman"/>
-          <w:sz w:val="28"/>
-          <w:szCs w:val="28"/>
-          <w:lang w:val="ru-RU"/>
-        </w:rPr>
-        <w:t xml:space="preserve"> </w:t>
+        <w:t xml:space="preserve">Обозначим копии номерами </w:t>
       </w:r>
       <m:oMath>
         <m:r>
@@ -5976,6 +5897,7 @@
       </w:pPr>
       <w:r>
         <w:rPr>
+          <w:rFonts w:ascii="Times New Roman" w:hAnsi="Times New Roman" w:cs="Times New Roman"/>
           <w:noProof/>
         </w:rPr>
         <w:lastRenderedPageBreak/>
@@ -6162,7 +6084,7 @@
           <w:lang w:val="ru-RU"/>
         </w:rPr>
       </w:pPr>
-      <w:bookmarkStart w:id="5" w:name="_Toc225608037"/>
+      <w:bookmarkStart w:id="5" w:name="_Toc225725149"/>
       <w:r>
         <w:rPr>
           <w:rFonts w:ascii="Times New Roman" w:eastAsia="Times New Roman" w:hAnsi="Times New Roman" w:cs="Times New Roman"/>
@@ -6219,16 +6141,7 @@
           <w:szCs w:val="24"/>
           <w:lang w:val="ru-RU"/>
         </w:rPr>
-        <w:t>Основной узел: pg197, пользователь postgres0</w:t>
-      </w:r>
-      <w:r>
-        <w:rPr>
-          <w:rFonts w:ascii="Times New Roman" w:eastAsia="Times New Roman" w:hAnsi="Times New Roman" w:cs="Times New Roman"/>
-          <w:sz w:val="24"/>
-          <w:szCs w:val="24"/>
-          <w:lang w:val="ru-RU"/>
-        </w:rPr>
-        <w:t>.</w:t>
+        <w:t>Основной узел: pg197, пользователь postgres0.</w:t>
       </w:r>
     </w:p>
     <w:p>
@@ -6303,16 +6216,7 @@
           <w:szCs w:val="24"/>
           <w:lang w:val="ru-RU"/>
         </w:rPr>
-        <w:t xml:space="preserve"> на резервном узле</w:t>
-      </w:r>
-      <w:r>
-        <w:rPr>
-          <w:rFonts w:ascii="Times New Roman" w:eastAsia="Times New Roman" w:hAnsi="Times New Roman" w:cs="Times New Roman"/>
-          <w:sz w:val="24"/>
-          <w:szCs w:val="24"/>
-          <w:lang w:val="ru-RU"/>
-        </w:rPr>
-        <w:t>:</w:t>
+        <w:t xml:space="preserve"> на резервном узле:</w:t>
       </w:r>
     </w:p>
     <w:tbl>
@@ -9018,70 +8922,7 @@
                 <w:szCs w:val="28"/>
                 <w:lang w:val="en-US"/>
               </w:rPr>
-              <w:t>if</w:t>
-            </w:r>
-            <w:r>
-              <w:rPr>
-                <w:rFonts w:ascii="Times New Roman" w:eastAsia="Times New Roman" w:hAnsi="Times New Roman" w:cs="Times New Roman"/>
-                <w:sz w:val="28"/>
-                <w:szCs w:val="28"/>
-                <w:lang w:val="en-US"/>
-              </w:rPr>
-              <w:t xml:space="preserve"> [ "$(</w:t>
-            </w:r>
-            <w:r>
-              <w:rPr>
-                <w:rFonts w:ascii="Times New Roman" w:eastAsia="Times New Roman" w:hAnsi="Times New Roman" w:cs="Times New Roman"/>
-                <w:sz w:val="28"/>
-                <w:szCs w:val="28"/>
-                <w:lang w:val="en-US"/>
-              </w:rPr>
-              <w:t>id</w:t>
-            </w:r>
-            <w:r>
-              <w:rPr>
-                <w:rFonts w:ascii="Times New Roman" w:eastAsia="Times New Roman" w:hAnsi="Times New Roman" w:cs="Times New Roman"/>
-                <w:sz w:val="28"/>
-                <w:szCs w:val="28"/>
-                <w:lang w:val="en-US"/>
-              </w:rPr>
-              <w:t xml:space="preserve"> -</w:t>
-            </w:r>
-            <w:r>
-              <w:rPr>
-                <w:rFonts w:ascii="Times New Roman" w:eastAsia="Times New Roman" w:hAnsi="Times New Roman" w:cs="Times New Roman"/>
-                <w:sz w:val="28"/>
-                <w:szCs w:val="28"/>
-                <w:lang w:val="en-US"/>
-              </w:rPr>
-              <w:t>u</w:t>
-            </w:r>
-            <w:r>
-              <w:rPr>
-                <w:rFonts w:ascii="Times New Roman" w:eastAsia="Times New Roman" w:hAnsi="Times New Roman" w:cs="Times New Roman"/>
-                <w:sz w:val="28"/>
-                <w:szCs w:val="28"/>
-                <w:lang w:val="en-US"/>
-              </w:rPr>
-              <w:t>)" -</w:t>
-            </w:r>
-            <w:r>
-              <w:rPr>
-                <w:rFonts w:ascii="Times New Roman" w:eastAsia="Times New Roman" w:hAnsi="Times New Roman" w:cs="Times New Roman"/>
-                <w:sz w:val="28"/>
-                <w:szCs w:val="28"/>
-                <w:lang w:val="en-US"/>
-              </w:rPr>
-              <w:t>eq</w:t>
-            </w:r>
-            <w:r>
-              <w:rPr>
-                <w:rFonts w:ascii="Times New Roman" w:eastAsia="Times New Roman" w:hAnsi="Times New Roman" w:cs="Times New Roman"/>
-                <w:sz w:val="28"/>
-                <w:szCs w:val="28"/>
-                <w:lang w:val="en-US"/>
-              </w:rPr>
-              <w:t xml:space="preserve"> </w:t>
+              <w:t xml:space="preserve">if [ "$(id -u)" -eq </w:t>
             </w:r>
             <w:proofErr w:type="gramStart"/>
             <w:r>
@@ -9101,44 +8942,26 @@
                 <w:szCs w:val="28"/>
                 <w:lang w:val="en-US"/>
               </w:rPr>
-              <w:t xml:space="preserve">; </w:t>
-            </w:r>
-            <w:r>
-              <w:rPr>
-                <w:rFonts w:ascii="Times New Roman" w:eastAsia="Times New Roman" w:hAnsi="Times New Roman" w:cs="Times New Roman"/>
-                <w:sz w:val="28"/>
-                <w:szCs w:val="28"/>
-                <w:lang w:val="en-US"/>
-              </w:rPr>
-              <w:t>then</w:t>
-            </w:r>
-          </w:p>
-          <w:p>
-            <w:pPr>
-              <w:rPr>
-                <w:rFonts w:ascii="Times New Roman" w:eastAsia="Times New Roman" w:hAnsi="Times New Roman" w:cs="Times New Roman"/>
-                <w:sz w:val="28"/>
-                <w:szCs w:val="28"/>
-                <w:lang w:val="en-US"/>
-              </w:rPr>
-            </w:pPr>
-            <w:r>
-              <w:rPr>
-                <w:rFonts w:ascii="Times New Roman" w:eastAsia="Times New Roman" w:hAnsi="Times New Roman" w:cs="Times New Roman"/>
-                <w:sz w:val="28"/>
-                <w:szCs w:val="28"/>
-                <w:lang w:val="en-US"/>
-              </w:rPr>
-              <w:t xml:space="preserve">    </w:t>
-            </w:r>
-            <w:r>
-              <w:rPr>
-                <w:rFonts w:ascii="Times New Roman" w:eastAsia="Times New Roman" w:hAnsi="Times New Roman" w:cs="Times New Roman"/>
-                <w:sz w:val="28"/>
-                <w:szCs w:val="28"/>
-                <w:lang w:val="en-US"/>
-              </w:rPr>
-              <w:t xml:space="preserve">echo "Setting ownership to </w:t>
+              <w:t>; then</w:t>
+            </w:r>
+          </w:p>
+          <w:p>
+            <w:pPr>
+              <w:rPr>
+                <w:rFonts w:ascii="Times New Roman" w:eastAsia="Times New Roman" w:hAnsi="Times New Roman" w:cs="Times New Roman"/>
+                <w:sz w:val="28"/>
+                <w:szCs w:val="28"/>
+                <w:lang w:val="en-US"/>
+              </w:rPr>
+            </w:pPr>
+            <w:r>
+              <w:rPr>
+                <w:rFonts w:ascii="Times New Roman" w:eastAsia="Times New Roman" w:hAnsi="Times New Roman" w:cs="Times New Roman"/>
+                <w:sz w:val="28"/>
+                <w:szCs w:val="28"/>
+                <w:lang w:val="en-US"/>
+              </w:rPr>
+              <w:t xml:space="preserve">    echo "Setting ownership to </w:t>
             </w:r>
             <w:proofErr w:type="spellStart"/>
             <w:proofErr w:type="gramStart"/>
@@ -9542,16 +9365,7 @@
           <w:szCs w:val="24"/>
           <w:lang w:val="ru-RU"/>
         </w:rPr>
-        <w:t>н</w:t>
-      </w:r>
-      <w:r>
-        <w:rPr>
-          <w:rFonts w:ascii="Times New Roman" w:eastAsia="Times New Roman" w:hAnsi="Times New Roman" w:cs="Times New Roman"/>
-          <w:sz w:val="24"/>
-          <w:szCs w:val="24"/>
-          <w:lang w:val="ru-RU"/>
-        </w:rPr>
-        <w:t>астраиваем</w:t>
+        <w:t>настраиваем</w:t>
       </w:r>
       <w:r>
         <w:rPr>
@@ -9662,43 +9476,7 @@
                 <w:szCs w:val="28"/>
                 <w:lang w:val="en-US"/>
               </w:rPr>
-              <w:t>/postgres</w:t>
-            </w:r>
-            <w:r>
-              <w:rPr>
-                <w:rFonts w:ascii="Times New Roman" w:eastAsia="Times New Roman" w:hAnsi="Times New Roman" w:cs="Times New Roman"/>
-                <w:sz w:val="28"/>
-                <w:szCs w:val="28"/>
-                <w:lang w:val="en-US"/>
-              </w:rPr>
-              <w:t>0</w:t>
-            </w:r>
-            <w:r>
-              <w:rPr>
-                <w:rFonts w:ascii="Times New Roman" w:eastAsia="Times New Roman" w:hAnsi="Times New Roman" w:cs="Times New Roman"/>
-                <w:sz w:val="28"/>
-                <w:szCs w:val="28"/>
-                <w:lang w:val="en-US"/>
-              </w:rPr>
-              <w:t>/</w:t>
-            </w:r>
-            <w:r>
-              <w:rPr>
-                <w:rFonts w:ascii="Times New Roman" w:eastAsia="Times New Roman" w:hAnsi="Times New Roman" w:cs="Times New Roman"/>
-                <w:sz w:val="28"/>
-                <w:szCs w:val="28"/>
-                <w:lang w:val="en-US"/>
-              </w:rPr>
-              <w:t>wml19</w:t>
-            </w:r>
-            <w:r>
-              <w:rPr>
-                <w:rFonts w:ascii="Times New Roman" w:eastAsia="Times New Roman" w:hAnsi="Times New Roman" w:cs="Times New Roman"/>
-                <w:sz w:val="28"/>
-                <w:szCs w:val="28"/>
-                <w:lang w:val="en-US"/>
-              </w:rPr>
-              <w:t>/</w:t>
+              <w:t>/postgres0/wml19/</w:t>
             </w:r>
             <w:proofErr w:type="spellStart"/>
             <w:r>
@@ -9898,14 +9676,7 @@
                 <w:rFonts w:ascii="Times New Roman" w:eastAsia="Times New Roman" w:hAnsi="Times New Roman" w:cs="Times New Roman"/>
                 <w:lang w:val="en-US"/>
               </w:rPr>
-              <w:t xml:space="preserve">cat </w:t>
-            </w:r>
-            <w:r>
-              <w:rPr>
-                <w:rFonts w:ascii="Times New Roman" w:eastAsia="Times New Roman" w:hAnsi="Times New Roman" w:cs="Times New Roman"/>
-                <w:lang w:val="en-US"/>
-              </w:rPr>
-              <w:t>wml19/</w:t>
+              <w:t>cat wml19/</w:t>
             </w:r>
             <w:proofErr w:type="spellStart"/>
             <w:r>
@@ -10065,16 +9836,7 @@
           <w:szCs w:val="24"/>
           <w:lang w:val="ru-RU"/>
         </w:rPr>
-        <w:t>Теперь переименуем директории табличных пространств и создадим символические ссылки в</w:t>
-      </w:r>
-      <w:r>
-        <w:rPr>
-          <w:rFonts w:ascii="Times New Roman" w:eastAsia="Times New Roman" w:hAnsi="Times New Roman" w:cs="Times New Roman"/>
-          <w:sz w:val="24"/>
-          <w:szCs w:val="24"/>
-          <w:lang w:val="ru-RU"/>
-        </w:rPr>
-        <w:t xml:space="preserve"> </w:t>
+        <w:t xml:space="preserve">Теперь переименуем директории табличных пространств и создадим символические ссылки в </w:t>
       </w:r>
       <w:proofErr w:type="spellStart"/>
       <w:r>
@@ -10166,80 +9928,26 @@
                 <w:szCs w:val="28"/>
                 <w:lang w:val="en-US"/>
               </w:rPr>
-              <w:t>mv</w:t>
-            </w:r>
-            <w:r>
-              <w:rPr>
-                <w:rFonts w:ascii="Times New Roman" w:eastAsia="Times New Roman" w:hAnsi="Times New Roman" w:cs="Times New Roman"/>
-                <w:sz w:val="28"/>
-                <w:szCs w:val="28"/>
-                <w:lang w:val="en-US"/>
-              </w:rPr>
-              <w:t xml:space="preserve"> 16388 </w:t>
-            </w:r>
-            <w:r>
-              <w:rPr>
-                <w:rFonts w:ascii="Times New Roman" w:eastAsia="Times New Roman" w:hAnsi="Times New Roman" w:cs="Times New Roman"/>
-                <w:sz w:val="28"/>
-                <w:szCs w:val="28"/>
-                <w:lang w:val="en-US"/>
-              </w:rPr>
-              <w:t>kbs</w:t>
-            </w:r>
-            <w:r>
-              <w:rPr>
-                <w:rFonts w:ascii="Times New Roman" w:eastAsia="Times New Roman" w:hAnsi="Times New Roman" w:cs="Times New Roman"/>
-                <w:sz w:val="28"/>
-                <w:szCs w:val="28"/>
-                <w:lang w:val="en-US"/>
-              </w:rPr>
-              <w:t>76</w:t>
-            </w:r>
-          </w:p>
-          <w:p>
-            <w:pPr>
-              <w:rPr>
-                <w:rFonts w:ascii="Times New Roman" w:eastAsia="Times New Roman" w:hAnsi="Times New Roman" w:cs="Times New Roman"/>
-                <w:sz w:val="28"/>
-                <w:szCs w:val="28"/>
-                <w:lang w:val="en-US"/>
-              </w:rPr>
-            </w:pPr>
-            <w:r>
-              <w:rPr>
-                <w:rFonts w:ascii="Times New Roman" w:eastAsia="Times New Roman" w:hAnsi="Times New Roman" w:cs="Times New Roman"/>
-                <w:sz w:val="28"/>
-                <w:szCs w:val="28"/>
-                <w:lang w:val="en-US"/>
-              </w:rPr>
-              <w:t>mv</w:t>
-            </w:r>
-            <w:r>
-              <w:rPr>
-                <w:rFonts w:ascii="Times New Roman" w:eastAsia="Times New Roman" w:hAnsi="Times New Roman" w:cs="Times New Roman"/>
-                <w:sz w:val="28"/>
-                <w:szCs w:val="28"/>
-                <w:lang w:val="en-US"/>
-              </w:rPr>
-              <w:t xml:space="preserve"> 16389 </w:t>
-            </w:r>
-            <w:r>
-              <w:rPr>
-                <w:rFonts w:ascii="Times New Roman" w:eastAsia="Times New Roman" w:hAnsi="Times New Roman" w:cs="Times New Roman"/>
-                <w:sz w:val="28"/>
-                <w:szCs w:val="28"/>
-                <w:lang w:val="en-US"/>
-              </w:rPr>
-              <w:t>ahq</w:t>
-            </w:r>
-            <w:r>
-              <w:rPr>
-                <w:rFonts w:ascii="Times New Roman" w:eastAsia="Times New Roman" w:hAnsi="Times New Roman" w:cs="Times New Roman"/>
-                <w:sz w:val="28"/>
-                <w:szCs w:val="28"/>
-                <w:lang w:val="en-US"/>
-              </w:rPr>
-              <w:t>84</w:t>
+              <w:t>mv 16388 kbs76</w:t>
+            </w:r>
+          </w:p>
+          <w:p>
+            <w:pPr>
+              <w:rPr>
+                <w:rFonts w:ascii="Times New Roman" w:eastAsia="Times New Roman" w:hAnsi="Times New Roman" w:cs="Times New Roman"/>
+                <w:sz w:val="28"/>
+                <w:szCs w:val="28"/>
+                <w:lang w:val="en-US"/>
+              </w:rPr>
+            </w:pPr>
+            <w:r>
+              <w:rPr>
+                <w:rFonts w:ascii="Times New Roman" w:eastAsia="Times New Roman" w:hAnsi="Times New Roman" w:cs="Times New Roman"/>
+                <w:sz w:val="28"/>
+                <w:szCs w:val="28"/>
+                <w:lang w:val="en-US"/>
+              </w:rPr>
+              <w:t>mv 16389 ahq84</w:t>
             </w:r>
           </w:p>
           <w:p>
@@ -10616,7 +10324,7 @@
           <w:lang w:val="ru-RU"/>
         </w:rPr>
       </w:pPr>
-      <w:bookmarkStart w:id="6" w:name="_Toc225608038"/>
+      <w:bookmarkStart w:id="6" w:name="_Toc225725150"/>
       <w:r>
         <w:rPr>
           <w:rFonts w:ascii="Times New Roman" w:eastAsia="Times New Roman" w:hAnsi="Times New Roman" w:cs="Times New Roman"/>
@@ -10642,6 +10350,7 @@
     <w:p>
       <w:pPr>
         <w:rPr>
+          <w:rFonts w:ascii="Times New Roman" w:hAnsi="Times New Roman" w:cs="Times New Roman"/>
           <w:lang w:val="ru-RU"/>
         </w:rPr>
       </w:pPr>
@@ -10708,6 +10417,7 @@
             </w:pPr>
             <w:r>
               <w:rPr>
+                <w:rFonts w:ascii="Times New Roman" w:hAnsi="Times New Roman" w:cs="Times New Roman"/>
                 <w:lang w:val="en-US"/>
               </w:rPr>
               <w:br/>
@@ -10755,6 +10465,7 @@
     <w:p>
       <w:pPr>
         <w:rPr>
+          <w:rFonts w:ascii="Times New Roman" w:hAnsi="Times New Roman" w:cs="Times New Roman"/>
           <w:lang w:val="en-US"/>
         </w:rPr>
       </w:pPr>
@@ -10906,13 +10617,7 @@
                 <w:rFonts w:ascii="Times New Roman" w:hAnsi="Times New Roman" w:cs="Times New Roman"/>
                 <w:lang w:val="ru-RU"/>
               </w:rPr>
-              <w:t>&gt;</w:t>
-            </w:r>
-            <w:r>
-              <w:rPr>
-                <w:lang w:val="ru-RU"/>
-              </w:rPr>
-              <w:t xml:space="preserve"> </w:t>
+              <w:t xml:space="preserve">&gt; </w:t>
             </w:r>
             <w:proofErr w:type="spellStart"/>
             <w:r>
@@ -11028,6 +10733,7 @@
             </w:pPr>
             <w:r>
               <w:rPr>
+                <w:rFonts w:ascii="Times New Roman" w:hAnsi="Times New Roman" w:cs="Times New Roman"/>
                 <w:lang w:val="en-US"/>
               </w:rPr>
               <w:br/>
@@ -11067,30 +10773,34 @@
           <w:p>
             <w:pPr>
               <w:rPr>
-                <w:sz w:val="28"/>
-                <w:szCs w:val="28"/>
-                <w:lang w:val="en-US"/>
-              </w:rPr>
-            </w:pPr>
-          </w:p>
-          <w:p>
-            <w:pPr>
-              <w:rPr>
-                <w:sz w:val="28"/>
-                <w:szCs w:val="28"/>
-                <w:lang w:val="en-US"/>
-              </w:rPr>
-            </w:pPr>
-          </w:p>
-          <w:p>
-            <w:pPr>
-              <w:rPr>
+                <w:rFonts w:ascii="Times New Roman" w:hAnsi="Times New Roman" w:cs="Times New Roman"/>
+                <w:sz w:val="28"/>
+                <w:szCs w:val="28"/>
+                <w:lang w:val="en-US"/>
+              </w:rPr>
+            </w:pPr>
+          </w:p>
+          <w:p>
+            <w:pPr>
+              <w:rPr>
+                <w:rFonts w:ascii="Times New Roman" w:hAnsi="Times New Roman" w:cs="Times New Roman"/>
+                <w:sz w:val="28"/>
+                <w:szCs w:val="28"/>
+                <w:lang w:val="en-US"/>
+              </w:rPr>
+            </w:pPr>
+          </w:p>
+          <w:p>
+            <w:pPr>
+              <w:rPr>
+                <w:rFonts w:ascii="Times New Roman" w:hAnsi="Times New Roman" w:cs="Times New Roman"/>
                 <w:lang w:val="ru-RU"/>
               </w:rPr>
             </w:pPr>
             <w:proofErr w:type="gramStart"/>
             <w:r>
               <w:rPr>
+                <w:rFonts w:ascii="Times New Roman" w:hAnsi="Times New Roman" w:cs="Times New Roman"/>
                 <w:lang w:val="ru-RU"/>
               </w:rPr>
               <w:t>&gt;</w:t>
@@ -11098,6 +10808,7 @@
             <w:proofErr w:type="spellStart"/>
             <w:r>
               <w:rPr>
+                <w:rFonts w:ascii="Times New Roman" w:hAnsi="Times New Roman" w:cs="Times New Roman"/>
                 <w:lang w:val="en-US"/>
               </w:rPr>
               <w:t>psql</w:t>
@@ -11106,36 +10817,42 @@
             <w:proofErr w:type="gramEnd"/>
             <w:r>
               <w:rPr>
+                <w:rFonts w:ascii="Times New Roman" w:hAnsi="Times New Roman" w:cs="Times New Roman"/>
                 <w:lang w:val="ru-RU"/>
               </w:rPr>
               <w:t>: ошибка: подключиться к серверу "</w:t>
             </w:r>
             <w:r>
               <w:rPr>
+                <w:rFonts w:ascii="Times New Roman" w:hAnsi="Times New Roman" w:cs="Times New Roman"/>
                 <w:lang w:val="en-US"/>
               </w:rPr>
               <w:t>localhost</w:t>
             </w:r>
             <w:r>
               <w:rPr>
+                <w:rFonts w:ascii="Times New Roman" w:hAnsi="Times New Roman" w:cs="Times New Roman"/>
                 <w:lang w:val="ru-RU"/>
               </w:rPr>
               <w:t xml:space="preserve">" (::1), порту 9706 не удалось: </w:t>
             </w:r>
             <w:r>
               <w:rPr>
+                <w:rFonts w:ascii="Times New Roman" w:hAnsi="Times New Roman" w:cs="Times New Roman"/>
                 <w:lang w:val="en-US"/>
               </w:rPr>
               <w:t>Connection</w:t>
             </w:r>
             <w:r>
               <w:rPr>
+                <w:rFonts w:ascii="Times New Roman" w:hAnsi="Times New Roman" w:cs="Times New Roman"/>
                 <w:lang w:val="ru-RU"/>
               </w:rPr>
               <w:t xml:space="preserve"> </w:t>
             </w:r>
             <w:r>
               <w:rPr>
+                <w:rFonts w:ascii="Times New Roman" w:hAnsi="Times New Roman" w:cs="Times New Roman"/>
                 <w:lang w:val="en-US"/>
               </w:rPr>
               <w:t>refused</w:t>
@@ -11144,12 +10861,14 @@
           <w:p>
             <w:pPr>
               <w:rPr>
+                <w:rFonts w:ascii="Times New Roman" w:hAnsi="Times New Roman" w:cs="Times New Roman"/>
                 <w:lang w:val="ru-RU"/>
               </w:rPr>
             </w:pPr>
             <w:proofErr w:type="gramStart"/>
             <w:r>
               <w:rPr>
+                <w:rFonts w:ascii="Times New Roman" w:hAnsi="Times New Roman" w:cs="Times New Roman"/>
                 <w:lang w:val="ru-RU"/>
               </w:rPr>
               <w:t xml:space="preserve">&gt;   </w:t>
@@ -11157,18 +10876,21 @@
             <w:proofErr w:type="gramEnd"/>
             <w:r>
               <w:rPr>
+                <w:rFonts w:ascii="Times New Roman" w:hAnsi="Times New Roman" w:cs="Times New Roman"/>
                 <w:lang w:val="ru-RU"/>
               </w:rPr>
               <w:t xml:space="preserve">     Сервер действительно работает по данному адресу и принимает </w:t>
             </w:r>
             <w:r>
               <w:rPr>
+                <w:rFonts w:ascii="Times New Roman" w:hAnsi="Times New Roman" w:cs="Times New Roman"/>
                 <w:lang w:val="en-US"/>
               </w:rPr>
               <w:t>TCP</w:t>
             </w:r>
             <w:r>
               <w:rPr>
+                <w:rFonts w:ascii="Times New Roman" w:hAnsi="Times New Roman" w:cs="Times New Roman"/>
                 <w:lang w:val="ru-RU"/>
               </w:rPr>
               <w:t>-соединения?</w:t>
@@ -11177,12 +10899,14 @@
           <w:p>
             <w:pPr>
               <w:rPr>
+                <w:rFonts w:ascii="Times New Roman" w:hAnsi="Times New Roman" w:cs="Times New Roman"/>
                 <w:lang w:val="ru-RU"/>
               </w:rPr>
             </w:pPr>
             <w:proofErr w:type="gramStart"/>
             <w:r>
               <w:rPr>
+                <w:rFonts w:ascii="Times New Roman" w:hAnsi="Times New Roman" w:cs="Times New Roman"/>
                 <w:lang w:val="ru-RU"/>
               </w:rPr>
               <w:t>&gt;подключиться</w:t>
@@ -11190,36 +10914,42 @@
             <w:proofErr w:type="gramEnd"/>
             <w:r>
               <w:rPr>
+                <w:rFonts w:ascii="Times New Roman" w:hAnsi="Times New Roman" w:cs="Times New Roman"/>
                 <w:lang w:val="ru-RU"/>
               </w:rPr>
               <w:t xml:space="preserve"> к серверу "</w:t>
             </w:r>
             <w:r>
               <w:rPr>
+                <w:rFonts w:ascii="Times New Roman" w:hAnsi="Times New Roman" w:cs="Times New Roman"/>
                 <w:lang w:val="en-US"/>
               </w:rPr>
               <w:t>localhost</w:t>
             </w:r>
             <w:r>
               <w:rPr>
+                <w:rFonts w:ascii="Times New Roman" w:hAnsi="Times New Roman" w:cs="Times New Roman"/>
                 <w:lang w:val="ru-RU"/>
               </w:rPr>
               <w:t xml:space="preserve">" (127.0.0.1), порту 9706 не удалось: </w:t>
             </w:r>
             <w:r>
               <w:rPr>
+                <w:rFonts w:ascii="Times New Roman" w:hAnsi="Times New Roman" w:cs="Times New Roman"/>
                 <w:lang w:val="en-US"/>
               </w:rPr>
               <w:t>Connection</w:t>
             </w:r>
             <w:r>
               <w:rPr>
+                <w:rFonts w:ascii="Times New Roman" w:hAnsi="Times New Roman" w:cs="Times New Roman"/>
                 <w:lang w:val="ru-RU"/>
               </w:rPr>
               <w:t xml:space="preserve"> </w:t>
             </w:r>
             <w:r>
               <w:rPr>
+                <w:rFonts w:ascii="Times New Roman" w:hAnsi="Times New Roman" w:cs="Times New Roman"/>
                 <w:lang w:val="en-US"/>
               </w:rPr>
               <w:t>refused</w:t>
@@ -11228,43 +10958,43 @@
           <w:p>
             <w:pPr>
               <w:rPr>
+                <w:rFonts w:ascii="Times New Roman" w:hAnsi="Times New Roman" w:cs="Times New Roman"/>
                 <w:lang w:val="ru-RU"/>
               </w:rPr>
             </w:pPr>
             <w:proofErr w:type="gramStart"/>
             <w:r>
               <w:rPr>
-                <w:lang w:val="ru-RU"/>
-              </w:rPr>
-              <w:t>&gt;</w:t>
-            </w:r>
-            <w:r>
-              <w:rPr>
-                <w:lang w:val="ru-RU"/>
-              </w:rPr>
-              <w:t xml:space="preserve">   </w:t>
+                <w:rFonts w:ascii="Times New Roman" w:hAnsi="Times New Roman" w:cs="Times New Roman"/>
+                <w:lang w:val="ru-RU"/>
+              </w:rPr>
+              <w:t xml:space="preserve">&gt;   </w:t>
             </w:r>
             <w:proofErr w:type="gramEnd"/>
             <w:r>
               <w:rPr>
+                <w:rFonts w:ascii="Times New Roman" w:hAnsi="Times New Roman" w:cs="Times New Roman"/>
                 <w:lang w:val="ru-RU"/>
               </w:rPr>
               <w:t xml:space="preserve">     Сервер действительно работает по данному адресу и принимает </w:t>
             </w:r>
             <w:r>
               <w:rPr>
+                <w:rFonts w:ascii="Times New Roman" w:hAnsi="Times New Roman" w:cs="Times New Roman"/>
                 <w:lang w:val="en-US"/>
               </w:rPr>
               <w:t>TCP</w:t>
             </w:r>
             <w:r>
               <w:rPr>
+                <w:rFonts w:ascii="Times New Roman" w:hAnsi="Times New Roman" w:cs="Times New Roman"/>
                 <w:lang w:val="ru-RU"/>
               </w:rPr>
               <w:t>-соединения?</w:t>
             </w:r>
             <w:r>
               <w:rPr>
+                <w:rFonts w:ascii="Times New Roman" w:hAnsi="Times New Roman" w:cs="Times New Roman"/>
                 <w:lang w:val="ru-RU"/>
               </w:rPr>
               <w:br/>
@@ -11276,28 +11006,12 @@
     <w:p>
       <w:pPr>
         <w:rPr>
-          <w:lang w:val="ru-RU"/>
-        </w:rPr>
-      </w:pPr>
-    </w:p>
-    <w:p>
-      <w:pPr>
-        <w:rPr>
-          <w:rFonts w:ascii="Times New Roman" w:eastAsia="Times New Roman" w:hAnsi="Times New Roman" w:cs="Times New Roman"/>
-          <w:sz w:val="24"/>
-          <w:szCs w:val="24"/>
-          <w:lang w:val="ru-RU"/>
-        </w:rPr>
-      </w:pPr>
-      <w:r>
-        <w:rPr>
-          <w:rFonts w:ascii="Times New Roman" w:eastAsia="Times New Roman" w:hAnsi="Times New Roman" w:cs="Times New Roman"/>
-          <w:sz w:val="24"/>
-          <w:szCs w:val="24"/>
-          <w:lang w:val="ru-RU"/>
-        </w:rPr>
-        <w:t>Подготовка новой директории для восстановленных данных</w:t>
-      </w:r>
+          <w:rFonts w:ascii="Times New Roman" w:eastAsia="Times New Roman" w:hAnsi="Times New Roman" w:cs="Times New Roman"/>
+          <w:sz w:val="24"/>
+          <w:szCs w:val="24"/>
+          <w:lang w:val="ru-RU"/>
+        </w:rPr>
+      </w:pPr>
     </w:p>
     <w:tbl>
       <w:tblPr>
@@ -11317,18 +11031,287 @@
             <w:pPr>
               <w:rPr>
                 <w:rFonts w:ascii="Times New Roman" w:hAnsi="Times New Roman" w:cs="Times New Roman"/>
-                <w:sz w:val="28"/>
-                <w:szCs w:val="28"/>
-                <w:lang w:val="en-US"/>
-              </w:rPr>
-            </w:pPr>
-            <w:r>
-              <w:rPr>
-                <w:lang w:val="en-US"/>
-              </w:rPr>
-              <w:br/>
+                <w:lang w:val="ru-RU"/>
+              </w:rPr>
+            </w:pPr>
+          </w:p>
+          <w:p>
+            <w:pPr>
+              <w:rPr>
+                <w:rFonts w:ascii="Times New Roman" w:hAnsi="Times New Roman" w:cs="Times New Roman"/>
+                <w:sz w:val="28"/>
+                <w:szCs w:val="28"/>
+                <w:lang w:val="ru-RU"/>
+              </w:rPr>
+            </w:pPr>
+            <w:proofErr w:type="gramStart"/>
+            <w:r>
+              <w:rPr>
+                <w:rFonts w:ascii="Times New Roman" w:hAnsi="Times New Roman" w:cs="Times New Roman"/>
+                <w:sz w:val="28"/>
+                <w:szCs w:val="28"/>
+                <w:lang w:val="ru-RU"/>
+              </w:rPr>
+              <w:t>#!/</w:t>
             </w:r>
             <w:proofErr w:type="spellStart"/>
+            <w:proofErr w:type="gramEnd"/>
+            <w:r>
+              <w:rPr>
+                <w:rFonts w:ascii="Times New Roman" w:hAnsi="Times New Roman" w:cs="Times New Roman"/>
+                <w:sz w:val="28"/>
+                <w:szCs w:val="28"/>
+                <w:lang w:val="en-US"/>
+              </w:rPr>
+              <w:t>usr</w:t>
+            </w:r>
+            <w:proofErr w:type="spellEnd"/>
+            <w:r>
+              <w:rPr>
+                <w:rFonts w:ascii="Times New Roman" w:hAnsi="Times New Roman" w:cs="Times New Roman"/>
+                <w:sz w:val="28"/>
+                <w:szCs w:val="28"/>
+                <w:lang w:val="ru-RU"/>
+              </w:rPr>
+              <w:t>/</w:t>
+            </w:r>
+            <w:r>
+              <w:rPr>
+                <w:rFonts w:ascii="Times New Roman" w:hAnsi="Times New Roman" w:cs="Times New Roman"/>
+                <w:sz w:val="28"/>
+                <w:szCs w:val="28"/>
+                <w:lang w:val="en-US"/>
+              </w:rPr>
+              <w:t>bin</w:t>
+            </w:r>
+            <w:r>
+              <w:rPr>
+                <w:rFonts w:ascii="Times New Roman" w:hAnsi="Times New Roman" w:cs="Times New Roman"/>
+                <w:sz w:val="28"/>
+                <w:szCs w:val="28"/>
+                <w:lang w:val="ru-RU"/>
+              </w:rPr>
+              <w:t>/</w:t>
+            </w:r>
+            <w:r>
+              <w:rPr>
+                <w:rFonts w:ascii="Times New Roman" w:hAnsi="Times New Roman" w:cs="Times New Roman"/>
+                <w:sz w:val="28"/>
+                <w:szCs w:val="28"/>
+                <w:lang w:val="en-US"/>
+              </w:rPr>
+              <w:t>env</w:t>
+            </w:r>
+            <w:r>
+              <w:rPr>
+                <w:rFonts w:ascii="Times New Roman" w:hAnsi="Times New Roman" w:cs="Times New Roman"/>
+                <w:sz w:val="28"/>
+                <w:szCs w:val="28"/>
+                <w:lang w:val="ru-RU"/>
+              </w:rPr>
+              <w:t xml:space="preserve"> </w:t>
+            </w:r>
+            <w:r>
+              <w:rPr>
+                <w:rFonts w:ascii="Times New Roman" w:hAnsi="Times New Roman" w:cs="Times New Roman"/>
+                <w:sz w:val="28"/>
+                <w:szCs w:val="28"/>
+                <w:lang w:val="en-US"/>
+              </w:rPr>
+              <w:t>bash</w:t>
+            </w:r>
+          </w:p>
+          <w:p>
+            <w:pPr>
+              <w:rPr>
+                <w:rFonts w:ascii="Times New Roman" w:hAnsi="Times New Roman" w:cs="Times New Roman"/>
+                <w:sz w:val="28"/>
+                <w:szCs w:val="28"/>
+                <w:lang w:val="ru-RU"/>
+              </w:rPr>
+            </w:pPr>
+          </w:p>
+          <w:p>
+            <w:pPr>
+              <w:rPr>
+                <w:rFonts w:ascii="Times New Roman" w:hAnsi="Times New Roman" w:cs="Times New Roman"/>
+                <w:sz w:val="28"/>
+                <w:szCs w:val="28"/>
+                <w:lang w:val="ru-RU"/>
+              </w:rPr>
+            </w:pPr>
+            <w:r>
+              <w:rPr>
+                <w:rFonts w:ascii="Times New Roman" w:hAnsi="Times New Roman" w:cs="Times New Roman"/>
+                <w:sz w:val="28"/>
+                <w:szCs w:val="28"/>
+                <w:lang w:val="ru-RU"/>
+              </w:rPr>
+              <w:t xml:space="preserve"># Директория, куда восстанавливаются файлы </w:t>
+            </w:r>
+            <w:r>
+              <w:rPr>
+                <w:rFonts w:ascii="Times New Roman" w:hAnsi="Times New Roman" w:cs="Times New Roman"/>
+                <w:sz w:val="28"/>
+                <w:szCs w:val="28"/>
+                <w:lang w:val="en-US"/>
+              </w:rPr>
+              <w:t>PostgreSQL</w:t>
+            </w:r>
+          </w:p>
+          <w:p>
+            <w:pPr>
+              <w:rPr>
+                <w:rFonts w:ascii="Times New Roman" w:hAnsi="Times New Roman" w:cs="Times New Roman"/>
+                <w:sz w:val="28"/>
+                <w:szCs w:val="28"/>
+                <w:lang w:val="en-US"/>
+              </w:rPr>
+            </w:pPr>
+            <w:r>
+              <w:rPr>
+                <w:rFonts w:ascii="Times New Roman" w:hAnsi="Times New Roman" w:cs="Times New Roman"/>
+                <w:sz w:val="28"/>
+                <w:szCs w:val="28"/>
+                <w:lang w:val="en-US"/>
+              </w:rPr>
+              <w:t>RESTORE_DIRECTORY="/var/</w:t>
+            </w:r>
+            <w:proofErr w:type="spellStart"/>
+            <w:r>
+              <w:rPr>
+                <w:rFonts w:ascii="Times New Roman" w:hAnsi="Times New Roman" w:cs="Times New Roman"/>
+                <w:sz w:val="28"/>
+                <w:szCs w:val="28"/>
+                <w:lang w:val="en-US"/>
+              </w:rPr>
+              <w:t>db</w:t>
+            </w:r>
+            <w:proofErr w:type="spellEnd"/>
+            <w:r>
+              <w:rPr>
+                <w:rFonts w:ascii="Times New Roman" w:hAnsi="Times New Roman" w:cs="Times New Roman"/>
+                <w:sz w:val="28"/>
+                <w:szCs w:val="28"/>
+                <w:lang w:val="en-US"/>
+              </w:rPr>
+              <w:t>/postgres0/wml19"</w:t>
+            </w:r>
+          </w:p>
+          <w:p>
+            <w:pPr>
+              <w:rPr>
+                <w:rFonts w:ascii="Times New Roman" w:hAnsi="Times New Roman" w:cs="Times New Roman"/>
+                <w:sz w:val="28"/>
+                <w:szCs w:val="28"/>
+                <w:lang w:val="en-US"/>
+              </w:rPr>
+            </w:pPr>
+          </w:p>
+          <w:p>
+            <w:pPr>
+              <w:rPr>
+                <w:rFonts w:ascii="Times New Roman" w:hAnsi="Times New Roman" w:cs="Times New Roman"/>
+                <w:sz w:val="28"/>
+                <w:szCs w:val="28"/>
+                <w:lang w:val="ru-RU"/>
+              </w:rPr>
+            </w:pPr>
+            <w:r>
+              <w:rPr>
+                <w:rFonts w:ascii="Times New Roman" w:hAnsi="Times New Roman" w:cs="Times New Roman"/>
+                <w:sz w:val="28"/>
+                <w:szCs w:val="28"/>
+                <w:lang w:val="en-US"/>
+              </w:rPr>
+              <w:t>echo</w:t>
+            </w:r>
+            <w:r>
+              <w:rPr>
+                <w:rFonts w:ascii="Times New Roman" w:hAnsi="Times New Roman" w:cs="Times New Roman"/>
+                <w:sz w:val="28"/>
+                <w:szCs w:val="28"/>
+                <w:lang w:val="ru-RU"/>
+              </w:rPr>
+              <w:t xml:space="preserve"> "</w:t>
+            </w:r>
+            <w:r>
+              <w:rPr>
+                <w:rFonts w:ascii="Times New Roman" w:hAnsi="Times New Roman" w:cs="Times New Roman"/>
+                <w:sz w:val="28"/>
+                <w:szCs w:val="28"/>
+                <w:lang w:val="en-US"/>
+              </w:rPr>
+              <w:t>Restoring</w:t>
+            </w:r>
+            <w:r>
+              <w:rPr>
+                <w:rFonts w:ascii="Times New Roman" w:hAnsi="Times New Roman" w:cs="Times New Roman"/>
+                <w:sz w:val="28"/>
+                <w:szCs w:val="28"/>
+                <w:lang w:val="ru-RU"/>
+              </w:rPr>
+              <w:t xml:space="preserve"> </w:t>
+            </w:r>
+            <w:r>
+              <w:rPr>
+                <w:rFonts w:ascii="Times New Roman" w:hAnsi="Times New Roman" w:cs="Times New Roman"/>
+                <w:sz w:val="28"/>
+                <w:szCs w:val="28"/>
+                <w:lang w:val="en-US"/>
+              </w:rPr>
+              <w:t>physical</w:t>
+            </w:r>
+            <w:r>
+              <w:rPr>
+                <w:rFonts w:ascii="Times New Roman" w:hAnsi="Times New Roman" w:cs="Times New Roman"/>
+                <w:sz w:val="28"/>
+                <w:szCs w:val="28"/>
+                <w:lang w:val="ru-RU"/>
+              </w:rPr>
+              <w:t>..."</w:t>
+            </w:r>
+          </w:p>
+          <w:p>
+            <w:pPr>
+              <w:rPr>
+                <w:rFonts w:ascii="Times New Roman" w:hAnsi="Times New Roman" w:cs="Times New Roman"/>
+                <w:sz w:val="28"/>
+                <w:szCs w:val="28"/>
+                <w:lang w:val="ru-RU"/>
+              </w:rPr>
+            </w:pPr>
+          </w:p>
+          <w:p>
+            <w:pPr>
+              <w:rPr>
+                <w:rFonts w:ascii="Times New Roman" w:hAnsi="Times New Roman" w:cs="Times New Roman"/>
+                <w:sz w:val="28"/>
+                <w:szCs w:val="28"/>
+                <w:lang w:val="ru-RU"/>
+              </w:rPr>
+            </w:pPr>
+            <w:r>
+              <w:rPr>
+                <w:rFonts w:ascii="Times New Roman" w:hAnsi="Times New Roman" w:cs="Times New Roman"/>
+                <w:sz w:val="28"/>
+                <w:szCs w:val="28"/>
+                <w:lang w:val="ru-RU"/>
+              </w:rPr>
+              <w:lastRenderedPageBreak/>
+              <w:t># Создаём каталог восстановления и задаём права доступа</w:t>
+            </w:r>
+          </w:p>
+          <w:p>
+            <w:pPr>
+              <w:rPr>
+                <w:rFonts w:ascii="Times New Roman" w:hAnsi="Times New Roman" w:cs="Times New Roman"/>
+                <w:sz w:val="28"/>
+                <w:szCs w:val="28"/>
+                <w:lang w:val="en-US"/>
+              </w:rPr>
+            </w:pPr>
+            <w:proofErr w:type="spellStart"/>
             <w:r>
               <w:rPr>
                 <w:rFonts w:ascii="Times New Roman" w:hAnsi="Times New Roman" w:cs="Times New Roman"/>
@@ -11346,8 +11329,18 @@
                 <w:szCs w:val="28"/>
                 <w:lang w:val="en-US"/>
               </w:rPr>
-              <w:t xml:space="preserve"> -p /var/</w:t>
-            </w:r>
+              <w:t xml:space="preserve"> -p "$RESTORE_DIRECTORY"</w:t>
+            </w:r>
+          </w:p>
+          <w:p>
+            <w:pPr>
+              <w:rPr>
+                <w:rFonts w:ascii="Times New Roman" w:hAnsi="Times New Roman" w:cs="Times New Roman"/>
+                <w:sz w:val="28"/>
+                <w:szCs w:val="28"/>
+                <w:lang w:val="en-US"/>
+              </w:rPr>
+            </w:pPr>
             <w:proofErr w:type="spellStart"/>
             <w:r>
               <w:rPr>
@@ -11356,6 +11349,165 @@
                 <w:szCs w:val="28"/>
                 <w:lang w:val="en-US"/>
               </w:rPr>
+              <w:t>chmod</w:t>
+            </w:r>
+            <w:proofErr w:type="spellEnd"/>
+            <w:r>
+              <w:rPr>
+                <w:rFonts w:ascii="Times New Roman" w:hAnsi="Times New Roman" w:cs="Times New Roman"/>
+                <w:sz w:val="28"/>
+                <w:szCs w:val="28"/>
+                <w:lang w:val="en-US"/>
+              </w:rPr>
+              <w:t xml:space="preserve"> 0700 "$RESTORE_DIRECTORY"</w:t>
+            </w:r>
+          </w:p>
+          <w:p>
+            <w:pPr>
+              <w:rPr>
+                <w:rFonts w:ascii="Times New Roman" w:hAnsi="Times New Roman" w:cs="Times New Roman"/>
+                <w:sz w:val="28"/>
+                <w:szCs w:val="28"/>
+                <w:lang w:val="en-US"/>
+              </w:rPr>
+            </w:pPr>
+          </w:p>
+          <w:p>
+            <w:pPr>
+              <w:rPr>
+                <w:rFonts w:ascii="Times New Roman" w:hAnsi="Times New Roman" w:cs="Times New Roman"/>
+                <w:sz w:val="28"/>
+                <w:szCs w:val="28"/>
+                <w:lang w:val="en-US"/>
+              </w:rPr>
+            </w:pPr>
+            <w:r>
+              <w:rPr>
+                <w:rFonts w:ascii="Times New Roman" w:hAnsi="Times New Roman" w:cs="Times New Roman"/>
+                <w:sz w:val="28"/>
+                <w:szCs w:val="28"/>
+                <w:lang w:val="en-US"/>
+              </w:rPr>
+              <w:t xml:space="preserve"># </w:t>
+            </w:r>
+            <w:proofErr w:type="spellStart"/>
+            <w:r>
+              <w:rPr>
+                <w:rFonts w:ascii="Times New Roman" w:hAnsi="Times New Roman" w:cs="Times New Roman"/>
+                <w:sz w:val="28"/>
+                <w:szCs w:val="28"/>
+                <w:lang w:val="en-US"/>
+              </w:rPr>
+              <w:t>Выбираем</w:t>
+            </w:r>
+            <w:proofErr w:type="spellEnd"/>
+            <w:r>
+              <w:rPr>
+                <w:rFonts w:ascii="Times New Roman" w:hAnsi="Times New Roman" w:cs="Times New Roman"/>
+                <w:sz w:val="28"/>
+                <w:szCs w:val="28"/>
+                <w:lang w:val="en-US"/>
+              </w:rPr>
+              <w:t xml:space="preserve"> </w:t>
+            </w:r>
+            <w:proofErr w:type="spellStart"/>
+            <w:r>
+              <w:rPr>
+                <w:rFonts w:ascii="Times New Roman" w:hAnsi="Times New Roman" w:cs="Times New Roman"/>
+                <w:sz w:val="28"/>
+                <w:szCs w:val="28"/>
+                <w:lang w:val="en-US"/>
+              </w:rPr>
+              <w:t>последнюю</w:t>
+            </w:r>
+            <w:proofErr w:type="spellEnd"/>
+            <w:r>
+              <w:rPr>
+                <w:rFonts w:ascii="Times New Roman" w:hAnsi="Times New Roman" w:cs="Times New Roman"/>
+                <w:sz w:val="28"/>
+                <w:szCs w:val="28"/>
+                <w:lang w:val="en-US"/>
+              </w:rPr>
+              <w:t xml:space="preserve"> </w:t>
+            </w:r>
+            <w:proofErr w:type="spellStart"/>
+            <w:r>
+              <w:rPr>
+                <w:rFonts w:ascii="Times New Roman" w:hAnsi="Times New Roman" w:cs="Times New Roman"/>
+                <w:sz w:val="28"/>
+                <w:szCs w:val="28"/>
+                <w:lang w:val="en-US"/>
+              </w:rPr>
+              <w:t>доступную</w:t>
+            </w:r>
+            <w:proofErr w:type="spellEnd"/>
+            <w:r>
+              <w:rPr>
+                <w:rFonts w:ascii="Times New Roman" w:hAnsi="Times New Roman" w:cs="Times New Roman"/>
+                <w:sz w:val="28"/>
+                <w:szCs w:val="28"/>
+                <w:lang w:val="en-US"/>
+              </w:rPr>
+              <w:t xml:space="preserve"> </w:t>
+            </w:r>
+            <w:proofErr w:type="spellStart"/>
+            <w:r>
+              <w:rPr>
+                <w:rFonts w:ascii="Times New Roman" w:hAnsi="Times New Roman" w:cs="Times New Roman"/>
+                <w:sz w:val="28"/>
+                <w:szCs w:val="28"/>
+                <w:lang w:val="en-US"/>
+              </w:rPr>
+              <w:t>резервную</w:t>
+            </w:r>
+            <w:proofErr w:type="spellEnd"/>
+            <w:r>
+              <w:rPr>
+                <w:rFonts w:ascii="Times New Roman" w:hAnsi="Times New Roman" w:cs="Times New Roman"/>
+                <w:sz w:val="28"/>
+                <w:szCs w:val="28"/>
+                <w:lang w:val="en-US"/>
+              </w:rPr>
+              <w:t xml:space="preserve"> </w:t>
+            </w:r>
+            <w:proofErr w:type="spellStart"/>
+            <w:r>
+              <w:rPr>
+                <w:rFonts w:ascii="Times New Roman" w:hAnsi="Times New Roman" w:cs="Times New Roman"/>
+                <w:sz w:val="28"/>
+                <w:szCs w:val="28"/>
+                <w:lang w:val="en-US"/>
+              </w:rPr>
+              <w:t>копию</w:t>
+            </w:r>
+            <w:proofErr w:type="spellEnd"/>
+          </w:p>
+          <w:p>
+            <w:pPr>
+              <w:rPr>
+                <w:rFonts w:ascii="Times New Roman" w:hAnsi="Times New Roman" w:cs="Times New Roman"/>
+                <w:sz w:val="28"/>
+                <w:szCs w:val="28"/>
+                <w:lang w:val="en-US"/>
+              </w:rPr>
+            </w:pPr>
+            <w:r>
+              <w:rPr>
+                <w:rFonts w:ascii="Times New Roman" w:hAnsi="Times New Roman" w:cs="Times New Roman"/>
+                <w:sz w:val="28"/>
+                <w:szCs w:val="28"/>
+                <w:lang w:val="en-US"/>
+              </w:rPr>
+              <w:t>LATEST_BACKUP=$(ls -1d /var/</w:t>
+            </w:r>
+            <w:proofErr w:type="spellStart"/>
+            <w:r>
+              <w:rPr>
+                <w:rFonts w:ascii="Times New Roman" w:hAnsi="Times New Roman" w:cs="Times New Roman"/>
+                <w:sz w:val="28"/>
+                <w:szCs w:val="28"/>
+                <w:lang w:val="en-US"/>
+              </w:rPr>
               <w:t>db</w:t>
             </w:r>
             <w:proofErr w:type="spellEnd"/>
@@ -11366,15 +11518,8 @@
                 <w:szCs w:val="28"/>
                 <w:lang w:val="en-US"/>
               </w:rPr>
-              <w:t>/postgres0/wml19</w:t>
-            </w:r>
-          </w:p>
-          <w:p>
-            <w:pPr>
-              <w:rPr>
-                <w:lang w:val="en-US"/>
-              </w:rPr>
-            </w:pPr>
+              <w:t>/postgres0/</w:t>
+            </w:r>
             <w:proofErr w:type="spellStart"/>
             <w:r>
               <w:rPr>
@@ -11383,7 +11528,7 @@
                 <w:szCs w:val="28"/>
                 <w:lang w:val="en-US"/>
               </w:rPr>
-              <w:t>chmod</w:t>
+              <w:t>base_backups</w:t>
             </w:r>
             <w:proofErr w:type="spellEnd"/>
             <w:r>
@@ -11393,7 +11538,157 @@
                 <w:szCs w:val="28"/>
                 <w:lang w:val="en-US"/>
               </w:rPr>
-              <w:t xml:space="preserve"> 700 /var/</w:t>
+              <w:t>/* | tail -1)</w:t>
+            </w:r>
+          </w:p>
+          <w:p>
+            <w:pPr>
+              <w:rPr>
+                <w:rFonts w:ascii="Times New Roman" w:hAnsi="Times New Roman" w:cs="Times New Roman"/>
+                <w:sz w:val="28"/>
+                <w:szCs w:val="28"/>
+                <w:lang w:val="en-US"/>
+              </w:rPr>
+            </w:pPr>
+            <w:r>
+              <w:rPr>
+                <w:rFonts w:ascii="Times New Roman" w:hAnsi="Times New Roman" w:cs="Times New Roman"/>
+                <w:sz w:val="28"/>
+                <w:szCs w:val="28"/>
+                <w:lang w:val="en-US"/>
+              </w:rPr>
+              <w:t>echo "Using backup: $LATEST_BACKUP"</w:t>
+            </w:r>
+          </w:p>
+          <w:p>
+            <w:pPr>
+              <w:rPr>
+                <w:rFonts w:ascii="Times New Roman" w:hAnsi="Times New Roman" w:cs="Times New Roman"/>
+                <w:sz w:val="28"/>
+                <w:szCs w:val="28"/>
+                <w:lang w:val="en-US"/>
+              </w:rPr>
+            </w:pPr>
+          </w:p>
+          <w:p>
+            <w:pPr>
+              <w:rPr>
+                <w:rFonts w:ascii="Times New Roman" w:hAnsi="Times New Roman" w:cs="Times New Roman"/>
+                <w:sz w:val="28"/>
+                <w:szCs w:val="28"/>
+                <w:lang w:val="ru-RU"/>
+              </w:rPr>
+            </w:pPr>
+            <w:r>
+              <w:rPr>
+                <w:rFonts w:ascii="Times New Roman" w:hAnsi="Times New Roman" w:cs="Times New Roman"/>
+                <w:sz w:val="28"/>
+                <w:szCs w:val="28"/>
+                <w:lang w:val="ru-RU"/>
+              </w:rPr>
+              <w:t># Распаковываем архивы полной резервной копии</w:t>
+            </w:r>
+          </w:p>
+          <w:p>
+            <w:pPr>
+              <w:rPr>
+                <w:rFonts w:ascii="Times New Roman" w:hAnsi="Times New Roman" w:cs="Times New Roman"/>
+                <w:sz w:val="28"/>
+                <w:szCs w:val="28"/>
+                <w:lang w:val="ru-RU"/>
+              </w:rPr>
+            </w:pPr>
+            <w:r>
+              <w:rPr>
+                <w:rFonts w:ascii="Times New Roman" w:hAnsi="Times New Roman" w:cs="Times New Roman"/>
+                <w:sz w:val="28"/>
+                <w:szCs w:val="28"/>
+                <w:lang w:val="en-US"/>
+              </w:rPr>
+              <w:t>echo</w:t>
+            </w:r>
+            <w:r>
+              <w:rPr>
+                <w:rFonts w:ascii="Times New Roman" w:hAnsi="Times New Roman" w:cs="Times New Roman"/>
+                <w:sz w:val="28"/>
+                <w:szCs w:val="28"/>
+                <w:lang w:val="ru-RU"/>
+              </w:rPr>
+              <w:t xml:space="preserve"> "</w:t>
+            </w:r>
+            <w:r>
+              <w:rPr>
+                <w:rFonts w:ascii="Times New Roman" w:hAnsi="Times New Roman" w:cs="Times New Roman"/>
+                <w:sz w:val="28"/>
+                <w:szCs w:val="28"/>
+                <w:lang w:val="en-US"/>
+              </w:rPr>
+              <w:t>Unpacking</w:t>
+            </w:r>
+            <w:r>
+              <w:rPr>
+                <w:rFonts w:ascii="Times New Roman" w:hAnsi="Times New Roman" w:cs="Times New Roman"/>
+                <w:sz w:val="28"/>
+                <w:szCs w:val="28"/>
+                <w:lang w:val="ru-RU"/>
+              </w:rPr>
+              <w:t xml:space="preserve"> </w:t>
+            </w:r>
+            <w:r>
+              <w:rPr>
+                <w:rFonts w:ascii="Times New Roman" w:hAnsi="Times New Roman" w:cs="Times New Roman"/>
+                <w:sz w:val="28"/>
+                <w:szCs w:val="28"/>
+                <w:lang w:val="en-US"/>
+              </w:rPr>
+              <w:t>archives</w:t>
+            </w:r>
+            <w:r>
+              <w:rPr>
+                <w:rFonts w:ascii="Times New Roman" w:hAnsi="Times New Roman" w:cs="Times New Roman"/>
+                <w:sz w:val="28"/>
+                <w:szCs w:val="28"/>
+                <w:lang w:val="ru-RU"/>
+              </w:rPr>
+              <w:t>..."</w:t>
+            </w:r>
+          </w:p>
+          <w:p>
+            <w:pPr>
+              <w:rPr>
+                <w:rFonts w:ascii="Times New Roman" w:hAnsi="Times New Roman" w:cs="Times New Roman"/>
+                <w:sz w:val="28"/>
+                <w:szCs w:val="28"/>
+                <w:lang w:val="en-US"/>
+              </w:rPr>
+            </w:pPr>
+            <w:r>
+              <w:rPr>
+                <w:rFonts w:ascii="Times New Roman" w:hAnsi="Times New Roman" w:cs="Times New Roman"/>
+                <w:sz w:val="28"/>
+                <w:szCs w:val="28"/>
+                <w:lang w:val="en-US"/>
+              </w:rPr>
+              <w:t>for tarfile in $LATEST_BACKUP/*.tar.gz; do</w:t>
+            </w:r>
+          </w:p>
+          <w:p>
+            <w:pPr>
+              <w:rPr>
+                <w:rFonts w:ascii="Times New Roman" w:hAnsi="Times New Roman" w:cs="Times New Roman"/>
+                <w:sz w:val="28"/>
+                <w:szCs w:val="28"/>
+                <w:lang w:val="en-US"/>
+              </w:rPr>
+            </w:pPr>
+            <w:r>
+              <w:rPr>
+                <w:rFonts w:ascii="Times New Roman" w:hAnsi="Times New Roman" w:cs="Times New Roman"/>
+                <w:sz w:val="28"/>
+                <w:szCs w:val="28"/>
+                <w:lang w:val="en-US"/>
+              </w:rPr>
+              <w:t xml:space="preserve">    tar -</w:t>
             </w:r>
             <w:proofErr w:type="spellStart"/>
             <w:r>
@@ -11403,6 +11698,397 @@
                 <w:szCs w:val="28"/>
                 <w:lang w:val="en-US"/>
               </w:rPr>
+              <w:t>xzf</w:t>
+            </w:r>
+            <w:proofErr w:type="spellEnd"/>
+            <w:r>
+              <w:rPr>
+                <w:rFonts w:ascii="Times New Roman" w:hAnsi="Times New Roman" w:cs="Times New Roman"/>
+                <w:sz w:val="28"/>
+                <w:szCs w:val="28"/>
+                <w:lang w:val="en-US"/>
+              </w:rPr>
+              <w:t xml:space="preserve"> "$tarfile" -C "$RESTORE_DIRECTORY"</w:t>
+            </w:r>
+          </w:p>
+          <w:p>
+            <w:pPr>
+              <w:rPr>
+                <w:rFonts w:ascii="Times New Roman" w:hAnsi="Times New Roman" w:cs="Times New Roman"/>
+                <w:sz w:val="28"/>
+                <w:szCs w:val="28"/>
+                <w:lang w:val="ru-RU"/>
+              </w:rPr>
+            </w:pPr>
+            <w:r>
+              <w:rPr>
+                <w:rFonts w:ascii="Times New Roman" w:hAnsi="Times New Roman" w:cs="Times New Roman"/>
+                <w:sz w:val="28"/>
+                <w:szCs w:val="28"/>
+                <w:lang w:val="en-US"/>
+              </w:rPr>
+              <w:t>done</w:t>
+            </w:r>
+          </w:p>
+          <w:p>
+            <w:pPr>
+              <w:rPr>
+                <w:rFonts w:ascii="Times New Roman" w:hAnsi="Times New Roman" w:cs="Times New Roman"/>
+                <w:sz w:val="28"/>
+                <w:szCs w:val="28"/>
+                <w:lang w:val="ru-RU"/>
+              </w:rPr>
+            </w:pPr>
+          </w:p>
+          <w:p>
+            <w:pPr>
+              <w:rPr>
+                <w:rFonts w:ascii="Times New Roman" w:hAnsi="Times New Roman" w:cs="Times New Roman"/>
+                <w:sz w:val="28"/>
+                <w:szCs w:val="28"/>
+                <w:lang w:val="ru-RU"/>
+              </w:rPr>
+            </w:pPr>
+            <w:r>
+              <w:rPr>
+                <w:rFonts w:ascii="Times New Roman" w:hAnsi="Times New Roman" w:cs="Times New Roman"/>
+                <w:sz w:val="28"/>
+                <w:szCs w:val="28"/>
+                <w:lang w:val="ru-RU"/>
+              </w:rPr>
+              <w:t># Если в копии есть несжатые каталоги, копируем их в каталог восстановления</w:t>
+            </w:r>
+          </w:p>
+          <w:p>
+            <w:pPr>
+              <w:rPr>
+                <w:rFonts w:ascii="Times New Roman" w:hAnsi="Times New Roman" w:cs="Times New Roman"/>
+                <w:sz w:val="28"/>
+                <w:szCs w:val="28"/>
+                <w:lang w:val="en-US"/>
+              </w:rPr>
+            </w:pPr>
+            <w:r>
+              <w:rPr>
+                <w:rFonts w:ascii="Times New Roman" w:hAnsi="Times New Roman" w:cs="Times New Roman"/>
+                <w:sz w:val="28"/>
+                <w:szCs w:val="28"/>
+                <w:lang w:val="en-US"/>
+              </w:rPr>
+              <w:t>if [ -d "$LATEST_BACKUP/base</w:t>
+            </w:r>
+            <w:proofErr w:type="gramStart"/>
+            <w:r>
+              <w:rPr>
+                <w:rFonts w:ascii="Times New Roman" w:hAnsi="Times New Roman" w:cs="Times New Roman"/>
+                <w:sz w:val="28"/>
+                <w:szCs w:val="28"/>
+                <w:lang w:val="en-US"/>
+              </w:rPr>
+              <w:t>" ]</w:t>
+            </w:r>
+            <w:proofErr w:type="gramEnd"/>
+            <w:r>
+              <w:rPr>
+                <w:rFonts w:ascii="Times New Roman" w:hAnsi="Times New Roman" w:cs="Times New Roman"/>
+                <w:sz w:val="28"/>
+                <w:szCs w:val="28"/>
+                <w:lang w:val="en-US"/>
+              </w:rPr>
+              <w:t xml:space="preserve"> || [ -d "$LATEST_BACKUP/global" ]; then</w:t>
+            </w:r>
+          </w:p>
+          <w:p>
+            <w:pPr>
+              <w:rPr>
+                <w:rFonts w:ascii="Times New Roman" w:hAnsi="Times New Roman" w:cs="Times New Roman"/>
+                <w:sz w:val="28"/>
+                <w:szCs w:val="28"/>
+                <w:lang w:val="en-US"/>
+              </w:rPr>
+            </w:pPr>
+            <w:r>
+              <w:rPr>
+                <w:rFonts w:ascii="Times New Roman" w:hAnsi="Times New Roman" w:cs="Times New Roman"/>
+                <w:sz w:val="28"/>
+                <w:szCs w:val="28"/>
+                <w:lang w:val="en-US"/>
+              </w:rPr>
+              <w:t xml:space="preserve">    echo "Copying uncompressed files..."</w:t>
+            </w:r>
+          </w:p>
+          <w:p>
+            <w:pPr>
+              <w:rPr>
+                <w:rFonts w:ascii="Times New Roman" w:hAnsi="Times New Roman" w:cs="Times New Roman"/>
+                <w:sz w:val="28"/>
+                <w:szCs w:val="28"/>
+                <w:lang w:val="en-US"/>
+              </w:rPr>
+            </w:pPr>
+            <w:r>
+              <w:rPr>
+                <w:rFonts w:ascii="Times New Roman" w:hAnsi="Times New Roman" w:cs="Times New Roman"/>
+                <w:sz w:val="28"/>
+                <w:szCs w:val="28"/>
+                <w:lang w:val="en-US"/>
+              </w:rPr>
+              <w:t xml:space="preserve">    cp -r "$LATEST_BACKUP"/* "$RESTORE_DIRECTORY"</w:t>
+            </w:r>
+          </w:p>
+          <w:p>
+            <w:pPr>
+              <w:rPr>
+                <w:rFonts w:ascii="Times New Roman" w:hAnsi="Times New Roman" w:cs="Times New Roman"/>
+                <w:sz w:val="28"/>
+                <w:szCs w:val="28"/>
+                <w:lang w:val="ru-RU"/>
+              </w:rPr>
+            </w:pPr>
+            <w:r>
+              <w:rPr>
+                <w:rFonts w:ascii="Times New Roman" w:hAnsi="Times New Roman" w:cs="Times New Roman"/>
+                <w:sz w:val="28"/>
+                <w:szCs w:val="28"/>
+                <w:lang w:val="en-US"/>
+              </w:rPr>
+              <w:t>fi</w:t>
+            </w:r>
+          </w:p>
+          <w:p>
+            <w:pPr>
+              <w:rPr>
+                <w:rFonts w:ascii="Times New Roman" w:hAnsi="Times New Roman" w:cs="Times New Roman"/>
+                <w:sz w:val="28"/>
+                <w:szCs w:val="28"/>
+                <w:lang w:val="ru-RU"/>
+              </w:rPr>
+            </w:pPr>
+          </w:p>
+          <w:p>
+            <w:pPr>
+              <w:rPr>
+                <w:rFonts w:ascii="Times New Roman" w:hAnsi="Times New Roman" w:cs="Times New Roman"/>
+                <w:sz w:val="28"/>
+                <w:szCs w:val="28"/>
+                <w:lang w:val="ru-RU"/>
+              </w:rPr>
+            </w:pPr>
+            <w:r>
+              <w:rPr>
+                <w:rFonts w:ascii="Times New Roman" w:hAnsi="Times New Roman" w:cs="Times New Roman"/>
+                <w:sz w:val="28"/>
+                <w:szCs w:val="28"/>
+                <w:lang w:val="ru-RU"/>
+              </w:rPr>
+              <w:t xml:space="preserve"># Создаём каталог для символьных ссылок на </w:t>
+            </w:r>
+            <w:r>
+              <w:rPr>
+                <w:rFonts w:ascii="Times New Roman" w:hAnsi="Times New Roman" w:cs="Times New Roman"/>
+                <w:sz w:val="28"/>
+                <w:szCs w:val="28"/>
+                <w:lang w:val="en-US"/>
+              </w:rPr>
+              <w:t>tablespace</w:t>
+            </w:r>
+          </w:p>
+          <w:p>
+            <w:pPr>
+              <w:rPr>
+                <w:rFonts w:ascii="Times New Roman" w:hAnsi="Times New Roman" w:cs="Times New Roman"/>
+                <w:sz w:val="28"/>
+                <w:szCs w:val="28"/>
+                <w:lang w:val="en-US"/>
+              </w:rPr>
+            </w:pPr>
+            <w:proofErr w:type="spellStart"/>
+            <w:r>
+              <w:rPr>
+                <w:rFonts w:ascii="Times New Roman" w:hAnsi="Times New Roman" w:cs="Times New Roman"/>
+                <w:sz w:val="28"/>
+                <w:szCs w:val="28"/>
+                <w:lang w:val="en-US"/>
+              </w:rPr>
+              <w:t>mkdir</w:t>
+            </w:r>
+            <w:proofErr w:type="spellEnd"/>
+            <w:r>
+              <w:rPr>
+                <w:rFonts w:ascii="Times New Roman" w:hAnsi="Times New Roman" w:cs="Times New Roman"/>
+                <w:sz w:val="28"/>
+                <w:szCs w:val="28"/>
+                <w:lang w:val="en-US"/>
+              </w:rPr>
+              <w:t xml:space="preserve"> -p "$RESTORE_DIRECTORY/</w:t>
+            </w:r>
+            <w:proofErr w:type="spellStart"/>
+            <w:r>
+              <w:rPr>
+                <w:rFonts w:ascii="Times New Roman" w:hAnsi="Times New Roman" w:cs="Times New Roman"/>
+                <w:sz w:val="28"/>
+                <w:szCs w:val="28"/>
+                <w:lang w:val="en-US"/>
+              </w:rPr>
+              <w:t>pg_tblspc</w:t>
+            </w:r>
+            <w:proofErr w:type="spellEnd"/>
+            <w:r>
+              <w:rPr>
+                <w:rFonts w:ascii="Times New Roman" w:hAnsi="Times New Roman" w:cs="Times New Roman"/>
+                <w:sz w:val="28"/>
+                <w:szCs w:val="28"/>
+                <w:lang w:val="en-US"/>
+              </w:rPr>
+              <w:t>"</w:t>
+            </w:r>
+          </w:p>
+          <w:p>
+            <w:pPr>
+              <w:rPr>
+                <w:rFonts w:ascii="Times New Roman" w:hAnsi="Times New Roman" w:cs="Times New Roman"/>
+                <w:sz w:val="28"/>
+                <w:szCs w:val="28"/>
+                <w:lang w:val="en-US"/>
+              </w:rPr>
+            </w:pPr>
+          </w:p>
+          <w:p>
+            <w:pPr>
+              <w:rPr>
+                <w:rFonts w:ascii="Times New Roman" w:hAnsi="Times New Roman" w:cs="Times New Roman"/>
+                <w:sz w:val="28"/>
+                <w:szCs w:val="28"/>
+                <w:lang w:val="en-US"/>
+              </w:rPr>
+            </w:pPr>
+            <w:r>
+              <w:rPr>
+                <w:rFonts w:ascii="Times New Roman" w:hAnsi="Times New Roman" w:cs="Times New Roman"/>
+                <w:sz w:val="28"/>
+                <w:szCs w:val="28"/>
+                <w:lang w:val="en-US"/>
+              </w:rPr>
+              <w:t xml:space="preserve"># </w:t>
+            </w:r>
+            <w:proofErr w:type="spellStart"/>
+            <w:r>
+              <w:rPr>
+                <w:rFonts w:ascii="Times New Roman" w:hAnsi="Times New Roman" w:cs="Times New Roman"/>
+                <w:sz w:val="28"/>
+                <w:szCs w:val="28"/>
+                <w:lang w:val="en-US"/>
+              </w:rPr>
+              <w:t>Восстанавливаем</w:t>
+            </w:r>
+            <w:proofErr w:type="spellEnd"/>
+            <w:r>
+              <w:rPr>
+                <w:rFonts w:ascii="Times New Roman" w:hAnsi="Times New Roman" w:cs="Times New Roman"/>
+                <w:sz w:val="28"/>
+                <w:szCs w:val="28"/>
+                <w:lang w:val="en-US"/>
+              </w:rPr>
+              <w:t xml:space="preserve"> </w:t>
+            </w:r>
+            <w:proofErr w:type="spellStart"/>
+            <w:r>
+              <w:rPr>
+                <w:rFonts w:ascii="Times New Roman" w:hAnsi="Times New Roman" w:cs="Times New Roman"/>
+                <w:sz w:val="28"/>
+                <w:szCs w:val="28"/>
+                <w:lang w:val="en-US"/>
+              </w:rPr>
+              <w:t>ссылки</w:t>
+            </w:r>
+            <w:proofErr w:type="spellEnd"/>
+            <w:r>
+              <w:rPr>
+                <w:rFonts w:ascii="Times New Roman" w:hAnsi="Times New Roman" w:cs="Times New Roman"/>
+                <w:sz w:val="28"/>
+                <w:szCs w:val="28"/>
+                <w:lang w:val="en-US"/>
+              </w:rPr>
+              <w:t xml:space="preserve"> </w:t>
+            </w:r>
+            <w:proofErr w:type="spellStart"/>
+            <w:r>
+              <w:rPr>
+                <w:rFonts w:ascii="Times New Roman" w:hAnsi="Times New Roman" w:cs="Times New Roman"/>
+                <w:sz w:val="28"/>
+                <w:szCs w:val="28"/>
+                <w:lang w:val="en-US"/>
+              </w:rPr>
+              <w:t>на</w:t>
+            </w:r>
+            <w:proofErr w:type="spellEnd"/>
+            <w:r>
+              <w:rPr>
+                <w:rFonts w:ascii="Times New Roman" w:hAnsi="Times New Roman" w:cs="Times New Roman"/>
+                <w:sz w:val="28"/>
+                <w:szCs w:val="28"/>
+                <w:lang w:val="en-US"/>
+              </w:rPr>
+              <w:t xml:space="preserve"> </w:t>
+            </w:r>
+            <w:proofErr w:type="spellStart"/>
+            <w:r>
+              <w:rPr>
+                <w:rFonts w:ascii="Times New Roman" w:hAnsi="Times New Roman" w:cs="Times New Roman"/>
+                <w:sz w:val="28"/>
+                <w:szCs w:val="28"/>
+                <w:lang w:val="en-US"/>
+              </w:rPr>
+              <w:t>табличные</w:t>
+            </w:r>
+            <w:proofErr w:type="spellEnd"/>
+            <w:r>
+              <w:rPr>
+                <w:rFonts w:ascii="Times New Roman" w:hAnsi="Times New Roman" w:cs="Times New Roman"/>
+                <w:sz w:val="28"/>
+                <w:szCs w:val="28"/>
+                <w:lang w:val="en-US"/>
+              </w:rPr>
+              <w:t xml:space="preserve"> </w:t>
+            </w:r>
+            <w:proofErr w:type="spellStart"/>
+            <w:r>
+              <w:rPr>
+                <w:rFonts w:ascii="Times New Roman" w:hAnsi="Times New Roman" w:cs="Times New Roman"/>
+                <w:sz w:val="28"/>
+                <w:szCs w:val="28"/>
+                <w:lang w:val="en-US"/>
+              </w:rPr>
+              <w:t>пространства</w:t>
+            </w:r>
+            <w:proofErr w:type="spellEnd"/>
+          </w:p>
+          <w:p>
+            <w:pPr>
+              <w:rPr>
+                <w:rFonts w:ascii="Times New Roman" w:hAnsi="Times New Roman" w:cs="Times New Roman"/>
+                <w:sz w:val="28"/>
+                <w:szCs w:val="28"/>
+                <w:lang w:val="en-US"/>
+              </w:rPr>
+            </w:pPr>
+            <w:r>
+              <w:rPr>
+                <w:rFonts w:ascii="Times New Roman" w:hAnsi="Times New Roman" w:cs="Times New Roman"/>
+                <w:sz w:val="28"/>
+                <w:szCs w:val="28"/>
+                <w:lang w:val="en-US"/>
+              </w:rPr>
+              <w:t>ln -s /var/</w:t>
+            </w:r>
+            <w:proofErr w:type="spellStart"/>
+            <w:r>
+              <w:rPr>
+                <w:rFonts w:ascii="Times New Roman" w:hAnsi="Times New Roman" w:cs="Times New Roman"/>
+                <w:sz w:val="28"/>
+                <w:szCs w:val="28"/>
+                <w:lang w:val="en-US"/>
+              </w:rPr>
               <w:t>db</w:t>
             </w:r>
             <w:proofErr w:type="spellEnd"/>
@@ -11413,10 +12099,421 @@
                 <w:szCs w:val="28"/>
                 <w:lang w:val="en-US"/>
               </w:rPr>
-              <w:t>/postgres0/wml19</w:t>
-            </w:r>
-            <w:r>
-              <w:rPr>
+              <w:t>/postgres0/ahq84 "$RESTORE_DIRECTORY/</w:t>
+            </w:r>
+            <w:proofErr w:type="spellStart"/>
+            <w:r>
+              <w:rPr>
+                <w:rFonts w:ascii="Times New Roman" w:hAnsi="Times New Roman" w:cs="Times New Roman"/>
+                <w:sz w:val="28"/>
+                <w:szCs w:val="28"/>
+                <w:lang w:val="en-US"/>
+              </w:rPr>
+              <w:t>pg_tblspc</w:t>
+            </w:r>
+            <w:proofErr w:type="spellEnd"/>
+            <w:r>
+              <w:rPr>
+                <w:rFonts w:ascii="Times New Roman" w:hAnsi="Times New Roman" w:cs="Times New Roman"/>
+                <w:sz w:val="28"/>
+                <w:szCs w:val="28"/>
+                <w:lang w:val="en-US"/>
+              </w:rPr>
+              <w:t>/16389"</w:t>
+            </w:r>
+          </w:p>
+          <w:p>
+            <w:pPr>
+              <w:rPr>
+                <w:rFonts w:ascii="Times New Roman" w:hAnsi="Times New Roman" w:cs="Times New Roman"/>
+                <w:sz w:val="28"/>
+                <w:szCs w:val="28"/>
+                <w:lang w:val="en-US"/>
+              </w:rPr>
+            </w:pPr>
+            <w:r>
+              <w:rPr>
+                <w:rFonts w:ascii="Times New Roman" w:hAnsi="Times New Roman" w:cs="Times New Roman"/>
+                <w:sz w:val="28"/>
+                <w:szCs w:val="28"/>
+                <w:lang w:val="en-US"/>
+              </w:rPr>
+              <w:t>ln -s /var/</w:t>
+            </w:r>
+            <w:proofErr w:type="spellStart"/>
+            <w:r>
+              <w:rPr>
+                <w:rFonts w:ascii="Times New Roman" w:hAnsi="Times New Roman" w:cs="Times New Roman"/>
+                <w:sz w:val="28"/>
+                <w:szCs w:val="28"/>
+                <w:lang w:val="en-US"/>
+              </w:rPr>
+              <w:t>db</w:t>
+            </w:r>
+            <w:proofErr w:type="spellEnd"/>
+            <w:r>
+              <w:rPr>
+                <w:rFonts w:ascii="Times New Roman" w:hAnsi="Times New Roman" w:cs="Times New Roman"/>
+                <w:sz w:val="28"/>
+                <w:szCs w:val="28"/>
+                <w:lang w:val="en-US"/>
+              </w:rPr>
+              <w:t>/postgres0/kbs76 "$RESTORE_DIRECTORY/</w:t>
+            </w:r>
+            <w:proofErr w:type="spellStart"/>
+            <w:r>
+              <w:rPr>
+                <w:rFonts w:ascii="Times New Roman" w:hAnsi="Times New Roman" w:cs="Times New Roman"/>
+                <w:sz w:val="28"/>
+                <w:szCs w:val="28"/>
+                <w:lang w:val="en-US"/>
+              </w:rPr>
+              <w:t>pg_tblspc</w:t>
+            </w:r>
+            <w:proofErr w:type="spellEnd"/>
+            <w:r>
+              <w:rPr>
+                <w:rFonts w:ascii="Times New Roman" w:hAnsi="Times New Roman" w:cs="Times New Roman"/>
+                <w:sz w:val="28"/>
+                <w:szCs w:val="28"/>
+                <w:lang w:val="en-US"/>
+              </w:rPr>
+              <w:t>/16388"</w:t>
+            </w:r>
+          </w:p>
+          <w:p>
+            <w:pPr>
+              <w:rPr>
+                <w:rFonts w:ascii="Times New Roman" w:hAnsi="Times New Roman" w:cs="Times New Roman"/>
+                <w:sz w:val="28"/>
+                <w:szCs w:val="28"/>
+                <w:lang w:val="en-US"/>
+              </w:rPr>
+            </w:pPr>
+          </w:p>
+          <w:p>
+            <w:pPr>
+              <w:rPr>
+                <w:rFonts w:ascii="Times New Roman" w:hAnsi="Times New Roman" w:cs="Times New Roman"/>
+                <w:sz w:val="28"/>
+                <w:szCs w:val="28"/>
+                <w:lang w:val="en-US"/>
+              </w:rPr>
+            </w:pPr>
+            <w:r>
+              <w:rPr>
+                <w:rFonts w:ascii="Times New Roman" w:hAnsi="Times New Roman" w:cs="Times New Roman"/>
+                <w:sz w:val="28"/>
+                <w:szCs w:val="28"/>
+                <w:lang w:val="en-US"/>
+              </w:rPr>
+              <w:t xml:space="preserve"># </w:t>
+            </w:r>
+            <w:proofErr w:type="spellStart"/>
+            <w:r>
+              <w:rPr>
+                <w:rFonts w:ascii="Times New Roman" w:hAnsi="Times New Roman" w:cs="Times New Roman"/>
+                <w:sz w:val="28"/>
+                <w:szCs w:val="28"/>
+                <w:lang w:val="en-US"/>
+              </w:rPr>
+              <w:t>Настраиваем</w:t>
+            </w:r>
+            <w:proofErr w:type="spellEnd"/>
+            <w:r>
+              <w:rPr>
+                <w:rFonts w:ascii="Times New Roman" w:hAnsi="Times New Roman" w:cs="Times New Roman"/>
+                <w:sz w:val="28"/>
+                <w:szCs w:val="28"/>
+                <w:lang w:val="en-US"/>
+              </w:rPr>
+              <w:t xml:space="preserve"> </w:t>
+            </w:r>
+            <w:proofErr w:type="spellStart"/>
+            <w:r>
+              <w:rPr>
+                <w:rFonts w:ascii="Times New Roman" w:hAnsi="Times New Roman" w:cs="Times New Roman"/>
+                <w:sz w:val="28"/>
+                <w:szCs w:val="28"/>
+                <w:lang w:val="en-US"/>
+              </w:rPr>
+              <w:t>параметры</w:t>
+            </w:r>
+            <w:proofErr w:type="spellEnd"/>
+            <w:r>
+              <w:rPr>
+                <w:rFonts w:ascii="Times New Roman" w:hAnsi="Times New Roman" w:cs="Times New Roman"/>
+                <w:sz w:val="28"/>
+                <w:szCs w:val="28"/>
+                <w:lang w:val="en-US"/>
+              </w:rPr>
+              <w:t xml:space="preserve"> </w:t>
+            </w:r>
+            <w:proofErr w:type="spellStart"/>
+            <w:r>
+              <w:rPr>
+                <w:rFonts w:ascii="Times New Roman" w:hAnsi="Times New Roman" w:cs="Times New Roman"/>
+                <w:sz w:val="28"/>
+                <w:szCs w:val="28"/>
+                <w:lang w:val="en-US"/>
+              </w:rPr>
+              <w:t>восстановления</w:t>
+            </w:r>
+            <w:proofErr w:type="spellEnd"/>
+          </w:p>
+          <w:p>
+            <w:pPr>
+              <w:rPr>
+                <w:rFonts w:ascii="Times New Roman" w:hAnsi="Times New Roman" w:cs="Times New Roman"/>
+                <w:sz w:val="28"/>
+                <w:szCs w:val="28"/>
+                <w:lang w:val="en-US"/>
+              </w:rPr>
+            </w:pPr>
+            <w:r>
+              <w:rPr>
+                <w:rFonts w:ascii="Times New Roman" w:hAnsi="Times New Roman" w:cs="Times New Roman"/>
+                <w:sz w:val="28"/>
+                <w:szCs w:val="28"/>
+                <w:lang w:val="en-US"/>
+              </w:rPr>
+              <w:t>echo "</w:t>
+            </w:r>
+            <w:proofErr w:type="spellStart"/>
+            <w:r>
+              <w:rPr>
+                <w:rFonts w:ascii="Times New Roman" w:hAnsi="Times New Roman" w:cs="Times New Roman"/>
+                <w:sz w:val="28"/>
+                <w:szCs w:val="28"/>
+                <w:lang w:val="en-US"/>
+              </w:rPr>
+              <w:t>recovery_target_timeline</w:t>
+            </w:r>
+            <w:proofErr w:type="spellEnd"/>
+            <w:r>
+              <w:rPr>
+                <w:rFonts w:ascii="Times New Roman" w:hAnsi="Times New Roman" w:cs="Times New Roman"/>
+                <w:sz w:val="28"/>
+                <w:szCs w:val="28"/>
+                <w:lang w:val="en-US"/>
+              </w:rPr>
+              <w:t xml:space="preserve"> = 'latest'" &gt;&gt; "$RESTORE_DIRECTORY/</w:t>
+            </w:r>
+            <w:proofErr w:type="spellStart"/>
+            <w:r>
+              <w:rPr>
+                <w:rFonts w:ascii="Times New Roman" w:hAnsi="Times New Roman" w:cs="Times New Roman"/>
+                <w:sz w:val="28"/>
+                <w:szCs w:val="28"/>
+                <w:lang w:val="en-US"/>
+              </w:rPr>
+              <w:t>postgresql.conf</w:t>
+            </w:r>
+            <w:proofErr w:type="spellEnd"/>
+            <w:r>
+              <w:rPr>
+                <w:rFonts w:ascii="Times New Roman" w:hAnsi="Times New Roman" w:cs="Times New Roman"/>
+                <w:sz w:val="28"/>
+                <w:szCs w:val="28"/>
+                <w:lang w:val="en-US"/>
+              </w:rPr>
+              <w:t>"</w:t>
+            </w:r>
+          </w:p>
+          <w:p>
+            <w:pPr>
+              <w:rPr>
+                <w:rFonts w:ascii="Times New Roman" w:hAnsi="Times New Roman" w:cs="Times New Roman"/>
+                <w:sz w:val="28"/>
+                <w:szCs w:val="28"/>
+                <w:lang w:val="en-US"/>
+              </w:rPr>
+            </w:pPr>
+            <w:r>
+              <w:rPr>
+                <w:rFonts w:ascii="Times New Roman" w:hAnsi="Times New Roman" w:cs="Times New Roman"/>
+                <w:sz w:val="28"/>
+                <w:szCs w:val="28"/>
+                <w:lang w:val="en-US"/>
+              </w:rPr>
+              <w:t>echo "</w:t>
+            </w:r>
+            <w:proofErr w:type="spellStart"/>
+            <w:r>
+              <w:rPr>
+                <w:rFonts w:ascii="Times New Roman" w:hAnsi="Times New Roman" w:cs="Times New Roman"/>
+                <w:sz w:val="28"/>
+                <w:szCs w:val="28"/>
+                <w:lang w:val="en-US"/>
+              </w:rPr>
+              <w:t>restore_command</w:t>
+            </w:r>
+            <w:proofErr w:type="spellEnd"/>
+            <w:r>
+              <w:rPr>
+                <w:rFonts w:ascii="Times New Roman" w:hAnsi="Times New Roman" w:cs="Times New Roman"/>
+                <w:sz w:val="28"/>
+                <w:szCs w:val="28"/>
+                <w:lang w:val="en-US"/>
+              </w:rPr>
+              <w:t xml:space="preserve"> = 'cp /var/</w:t>
+            </w:r>
+            <w:proofErr w:type="spellStart"/>
+            <w:r>
+              <w:rPr>
+                <w:rFonts w:ascii="Times New Roman" w:hAnsi="Times New Roman" w:cs="Times New Roman"/>
+                <w:sz w:val="28"/>
+                <w:szCs w:val="28"/>
+                <w:lang w:val="en-US"/>
+              </w:rPr>
+              <w:t>db</w:t>
+            </w:r>
+            <w:proofErr w:type="spellEnd"/>
+            <w:r>
+              <w:rPr>
+                <w:rFonts w:ascii="Times New Roman" w:hAnsi="Times New Roman" w:cs="Times New Roman"/>
+                <w:sz w:val="28"/>
+                <w:szCs w:val="28"/>
+                <w:lang w:val="en-US"/>
+              </w:rPr>
+              <w:t>/postgres0/wml19/%f %p'" &gt;&gt; "$RESTORE_DIRECTORY/</w:t>
+            </w:r>
+            <w:proofErr w:type="spellStart"/>
+            <w:r>
+              <w:rPr>
+                <w:rFonts w:ascii="Times New Roman" w:hAnsi="Times New Roman" w:cs="Times New Roman"/>
+                <w:sz w:val="28"/>
+                <w:szCs w:val="28"/>
+                <w:lang w:val="en-US"/>
+              </w:rPr>
+              <w:t>postgresql.conf</w:t>
+            </w:r>
+            <w:proofErr w:type="spellEnd"/>
+            <w:r>
+              <w:rPr>
+                <w:rFonts w:ascii="Times New Roman" w:hAnsi="Times New Roman" w:cs="Times New Roman"/>
+                <w:sz w:val="28"/>
+                <w:szCs w:val="28"/>
+                <w:lang w:val="en-US"/>
+              </w:rPr>
+              <w:t>"</w:t>
+            </w:r>
+          </w:p>
+          <w:p>
+            <w:pPr>
+              <w:rPr>
+                <w:rFonts w:ascii="Times New Roman" w:hAnsi="Times New Roman" w:cs="Times New Roman"/>
+                <w:sz w:val="28"/>
+                <w:szCs w:val="28"/>
+                <w:lang w:val="en-US"/>
+              </w:rPr>
+            </w:pPr>
+          </w:p>
+          <w:p>
+            <w:pPr>
+              <w:rPr>
+                <w:rFonts w:ascii="Times New Roman" w:hAnsi="Times New Roman" w:cs="Times New Roman"/>
+                <w:sz w:val="28"/>
+                <w:szCs w:val="28"/>
+                <w:lang w:val="ru-RU"/>
+              </w:rPr>
+            </w:pPr>
+            <w:r>
+              <w:rPr>
+                <w:rFonts w:ascii="Times New Roman" w:hAnsi="Times New Roman" w:cs="Times New Roman"/>
+                <w:sz w:val="28"/>
+                <w:szCs w:val="28"/>
+                <w:lang w:val="ru-RU"/>
+              </w:rPr>
+              <w:t xml:space="preserve"># Создаём файл, переводящий </w:t>
+            </w:r>
+            <w:r>
+              <w:rPr>
+                <w:rFonts w:ascii="Times New Roman" w:hAnsi="Times New Roman" w:cs="Times New Roman"/>
+                <w:sz w:val="28"/>
+                <w:szCs w:val="28"/>
+                <w:lang w:val="en-US"/>
+              </w:rPr>
+              <w:t>PostgreSQL</w:t>
+            </w:r>
+            <w:r>
+              <w:rPr>
+                <w:rFonts w:ascii="Times New Roman" w:hAnsi="Times New Roman" w:cs="Times New Roman"/>
+                <w:sz w:val="28"/>
+                <w:szCs w:val="28"/>
+                <w:lang w:val="ru-RU"/>
+              </w:rPr>
+              <w:t xml:space="preserve"> в режим восстановления</w:t>
+            </w:r>
+          </w:p>
+          <w:p>
+            <w:pPr>
+              <w:rPr>
+                <w:rFonts w:ascii="Times New Roman" w:hAnsi="Times New Roman" w:cs="Times New Roman"/>
+                <w:sz w:val="28"/>
+                <w:szCs w:val="28"/>
+                <w:lang w:val="en-US"/>
+              </w:rPr>
+            </w:pPr>
+            <w:r>
+              <w:rPr>
+                <w:rFonts w:ascii="Times New Roman" w:hAnsi="Times New Roman" w:cs="Times New Roman"/>
+                <w:sz w:val="28"/>
+                <w:szCs w:val="28"/>
+                <w:lang w:val="en-US"/>
+              </w:rPr>
+              <w:t>touch "$RESTORE_DIRECTORY/</w:t>
+            </w:r>
+            <w:proofErr w:type="spellStart"/>
+            <w:r>
+              <w:rPr>
+                <w:rFonts w:ascii="Times New Roman" w:hAnsi="Times New Roman" w:cs="Times New Roman"/>
+                <w:sz w:val="28"/>
+                <w:szCs w:val="28"/>
+                <w:lang w:val="en-US"/>
+              </w:rPr>
+              <w:t>recovery.signal</w:t>
+            </w:r>
+            <w:proofErr w:type="spellEnd"/>
+            <w:r>
+              <w:rPr>
+                <w:rFonts w:ascii="Times New Roman" w:hAnsi="Times New Roman" w:cs="Times New Roman"/>
+                <w:sz w:val="28"/>
+                <w:szCs w:val="28"/>
+                <w:lang w:val="en-US"/>
+              </w:rPr>
+              <w:t>"</w:t>
+            </w:r>
+          </w:p>
+          <w:p>
+            <w:pPr>
+              <w:rPr>
+                <w:rFonts w:ascii="Times New Roman" w:hAnsi="Times New Roman" w:cs="Times New Roman"/>
+                <w:sz w:val="28"/>
+                <w:szCs w:val="28"/>
+                <w:lang w:val="en-US"/>
+              </w:rPr>
+            </w:pPr>
+          </w:p>
+          <w:p>
+            <w:pPr>
+              <w:rPr>
+                <w:rFonts w:ascii="Times New Roman" w:hAnsi="Times New Roman" w:cs="Times New Roman"/>
+                <w:lang w:val="en-US"/>
+              </w:rPr>
+            </w:pPr>
+            <w:r>
+              <w:rPr>
+                <w:rFonts w:ascii="Times New Roman" w:hAnsi="Times New Roman" w:cs="Times New Roman"/>
+                <w:sz w:val="28"/>
+                <w:szCs w:val="28"/>
+                <w:lang w:val="en-US"/>
+              </w:rPr>
+              <w:t>echo "Restore preparation completed."</w:t>
+            </w:r>
+            <w:r>
+              <w:rPr>
+                <w:rFonts w:ascii="Times New Roman" w:hAnsi="Times New Roman" w:cs="Times New Roman"/>
                 <w:lang w:val="en-US"/>
               </w:rPr>
               <w:br/>
@@ -11428,6 +12525,7 @@
     <w:p>
       <w:pPr>
         <w:rPr>
+          <w:rFonts w:ascii="Times New Roman" w:hAnsi="Times New Roman" w:cs="Times New Roman"/>
           <w:lang w:val="en-US"/>
         </w:rPr>
       </w:pPr>
@@ -11448,7 +12546,7 @@
           <w:szCs w:val="24"/>
           <w:lang w:val="ru-RU"/>
         </w:rPr>
-        <w:t>Определение последней резервной копии</w:t>
+        <w:t>Запуск сервера на восстановленных данных</w:t>
       </w:r>
     </w:p>
     <w:tbl>
@@ -11469,31 +12567,83 @@
             <w:pPr>
               <w:rPr>
                 <w:rFonts w:ascii="Times New Roman" w:hAnsi="Times New Roman" w:cs="Times New Roman"/>
-                <w:sz w:val="28"/>
-                <w:szCs w:val="28"/>
-                <w:lang w:val="en-US"/>
-              </w:rPr>
-            </w:pPr>
-            <w:r>
-              <w:rPr>
-                <w:lang w:val="en-US"/>
-              </w:rPr>
-              <w:lastRenderedPageBreak/>
+                <w:color w:val="FFFF00"/>
+                <w:sz w:val="28"/>
+                <w:szCs w:val="28"/>
+                <w:lang w:val="en-US"/>
+              </w:rPr>
+            </w:pPr>
+            <w:r>
+              <w:rPr>
+                <w:rFonts w:ascii="Times New Roman" w:hAnsi="Times New Roman" w:cs="Times New Roman"/>
+                <w:lang w:val="ru-RU"/>
+              </w:rPr>
               <w:br/>
             </w:r>
             <w:r>
               <w:rPr>
                 <w:rFonts w:ascii="Times New Roman" w:hAnsi="Times New Roman" w:cs="Times New Roman"/>
-                <w:sz w:val="28"/>
-                <w:szCs w:val="28"/>
-                <w:lang w:val="en-US"/>
-              </w:rPr>
-              <w:t>LATEST_BACKUP=$(ls -1d /var/</w:t>
+                <w:color w:val="000000" w:themeColor="text1"/>
+                <w:sz w:val="28"/>
+                <w:szCs w:val="28"/>
+                <w:lang w:val="en-US"/>
+              </w:rPr>
+              <w:t>touch ~/wml19/</w:t>
             </w:r>
             <w:proofErr w:type="spellStart"/>
             <w:r>
               <w:rPr>
                 <w:rFonts w:ascii="Times New Roman" w:hAnsi="Times New Roman" w:cs="Times New Roman"/>
+                <w:color w:val="000000" w:themeColor="text1"/>
+                <w:sz w:val="28"/>
+                <w:szCs w:val="28"/>
+                <w:lang w:val="en-US"/>
+              </w:rPr>
+              <w:t>recovery.signal</w:t>
+            </w:r>
+            <w:proofErr w:type="spellEnd"/>
+            <w:r>
+              <w:rPr>
+                <w:rFonts w:ascii="Times New Roman" w:hAnsi="Times New Roman" w:cs="Times New Roman"/>
+                <w:color w:val="000000" w:themeColor="text1"/>
+                <w:sz w:val="28"/>
+                <w:szCs w:val="28"/>
+                <w:lang w:val="en-US"/>
+              </w:rPr>
+              <w:br/>
+            </w:r>
+            <w:r>
+              <w:rPr>
+                <w:rFonts w:ascii="Times New Roman" w:hAnsi="Times New Roman" w:cs="Times New Roman"/>
+                <w:color w:val="FFFF00"/>
+                <w:lang w:val="en-US"/>
+              </w:rPr>
+              <w:br/>
+            </w:r>
+            <w:proofErr w:type="spellStart"/>
+            <w:r>
+              <w:rPr>
+                <w:rFonts w:ascii="Times New Roman" w:hAnsi="Times New Roman" w:cs="Times New Roman"/>
+                <w:sz w:val="28"/>
+                <w:szCs w:val="28"/>
+                <w:lang w:val="en-US"/>
+              </w:rPr>
+              <w:t>pg_ctl</w:t>
+            </w:r>
+            <w:proofErr w:type="spellEnd"/>
+            <w:r>
+              <w:rPr>
+                <w:rFonts w:ascii="Times New Roman" w:hAnsi="Times New Roman" w:cs="Times New Roman"/>
+                <w:sz w:val="28"/>
+                <w:szCs w:val="28"/>
+                <w:lang w:val="en-US"/>
+              </w:rPr>
+              <w:t xml:space="preserve"> -D /var/</w:t>
+            </w:r>
+            <w:proofErr w:type="spellStart"/>
+            <w:r>
+              <w:rPr>
+                <w:rFonts w:ascii="Times New Roman" w:hAnsi="Times New Roman" w:cs="Times New Roman"/>
                 <w:sz w:val="28"/>
                 <w:szCs w:val="28"/>
                 <w:lang w:val="en-US"/>
@@ -11508,109 +12658,11 @@
                 <w:szCs w:val="28"/>
                 <w:lang w:val="en-US"/>
               </w:rPr>
-              <w:t>/postgres0/</w:t>
-            </w:r>
-            <w:proofErr w:type="spellStart"/>
-            <w:r>
-              <w:rPr>
-                <w:rFonts w:ascii="Times New Roman" w:hAnsi="Times New Roman" w:cs="Times New Roman"/>
-                <w:sz w:val="28"/>
-                <w:szCs w:val="28"/>
-                <w:lang w:val="en-US"/>
-              </w:rPr>
-              <w:t>base_backups</w:t>
-            </w:r>
-            <w:proofErr w:type="spellEnd"/>
-            <w:r>
-              <w:rPr>
-                <w:rFonts w:ascii="Times New Roman" w:hAnsi="Times New Roman" w:cs="Times New Roman"/>
-                <w:sz w:val="28"/>
-                <w:szCs w:val="28"/>
-                <w:lang w:val="en-US"/>
-              </w:rPr>
-              <w:t>/* | sort | tail -1)</w:t>
-            </w:r>
-          </w:p>
-          <w:p>
-            <w:pPr>
-              <w:rPr>
-                <w:lang w:val="en-US"/>
-              </w:rPr>
-            </w:pPr>
-            <w:r>
-              <w:rPr>
-                <w:rFonts w:ascii="Times New Roman" w:hAnsi="Times New Roman" w:cs="Times New Roman"/>
-                <w:sz w:val="28"/>
-                <w:szCs w:val="28"/>
-                <w:lang w:val="en-US"/>
-              </w:rPr>
-              <w:t>echo</w:t>
-            </w:r>
-            <w:r>
-              <w:rPr>
-                <w:rFonts w:ascii="Times New Roman" w:hAnsi="Times New Roman" w:cs="Times New Roman"/>
-                <w:sz w:val="28"/>
-                <w:szCs w:val="28"/>
-                <w:lang w:val="en-US"/>
-              </w:rPr>
-              <w:t xml:space="preserve"> "</w:t>
-            </w:r>
-            <w:r>
-              <w:rPr>
-                <w:rFonts w:ascii="Times New Roman" w:hAnsi="Times New Roman" w:cs="Times New Roman"/>
-                <w:sz w:val="28"/>
-                <w:szCs w:val="28"/>
-                <w:lang w:val="en-US"/>
-              </w:rPr>
-              <w:t>Using backup</w:t>
-            </w:r>
-            <w:r>
-              <w:rPr>
-                <w:rFonts w:ascii="Times New Roman" w:hAnsi="Times New Roman" w:cs="Times New Roman"/>
-                <w:sz w:val="28"/>
-                <w:szCs w:val="28"/>
-                <w:lang w:val="en-US"/>
-              </w:rPr>
-              <w:t>: $</w:t>
-            </w:r>
-            <w:r>
-              <w:rPr>
-                <w:rFonts w:ascii="Times New Roman" w:hAnsi="Times New Roman" w:cs="Times New Roman"/>
-                <w:sz w:val="28"/>
-                <w:szCs w:val="28"/>
-                <w:lang w:val="en-US"/>
-              </w:rPr>
-              <w:t>LATEST</w:t>
-            </w:r>
-            <w:r>
-              <w:rPr>
-                <w:rFonts w:ascii="Times New Roman" w:hAnsi="Times New Roman" w:cs="Times New Roman"/>
-                <w:sz w:val="28"/>
-                <w:szCs w:val="28"/>
-                <w:lang w:val="en-US"/>
-              </w:rPr>
-              <w:t>_</w:t>
-            </w:r>
-            <w:r>
-              <w:rPr>
-                <w:rFonts w:ascii="Times New Roman" w:hAnsi="Times New Roman" w:cs="Times New Roman"/>
-                <w:sz w:val="28"/>
-                <w:szCs w:val="28"/>
-                <w:lang w:val="en-US"/>
-              </w:rPr>
-              <w:t>BACKUP</w:t>
-            </w:r>
-            <w:r>
-              <w:rPr>
-                <w:rFonts w:ascii="Times New Roman" w:hAnsi="Times New Roman" w:cs="Times New Roman"/>
-                <w:sz w:val="28"/>
-                <w:szCs w:val="28"/>
-                <w:lang w:val="en-US"/>
-              </w:rPr>
-              <w:t>"</w:t>
-            </w:r>
-            <w:r>
-              <w:rPr>
+              <w:t>/postgres0/wml19 -o "-p 9706" start</w:t>
+            </w:r>
+            <w:r>
+              <w:rPr>
+                <w:rFonts w:ascii="Times New Roman" w:hAnsi="Times New Roman" w:cs="Times New Roman"/>
                 <w:lang w:val="en-US"/>
               </w:rPr>
               <w:br/>
@@ -11621,107 +12673,67 @@
     </w:tbl>
     <w:p>
       <w:pPr>
-        <w:rPr>
-          <w:lang w:val="en-US"/>
+        <w:pStyle w:val="2"/>
+        <w:rPr>
+          <w:rFonts w:ascii="Times New Roman" w:eastAsia="Times New Roman" w:hAnsi="Times New Roman" w:cs="Times New Roman"/>
+          <w:color w:val="auto"/>
+          <w:sz w:val="36"/>
+          <w:szCs w:val="36"/>
+          <w:lang w:val="ru-RU"/>
         </w:rPr>
       </w:pPr>
     </w:p>
     <w:p>
       <w:pPr>
         <w:rPr>
-          <w:rFonts w:ascii="Times New Roman" w:eastAsia="Times New Roman" w:hAnsi="Times New Roman" w:cs="Times New Roman"/>
-          <w:sz w:val="24"/>
-          <w:szCs w:val="24"/>
-          <w:lang w:val="ru-RU"/>
-        </w:rPr>
-      </w:pPr>
-      <w:r>
-        <w:rPr>
-          <w:rFonts w:ascii="Times New Roman" w:eastAsia="Times New Roman" w:hAnsi="Times New Roman" w:cs="Times New Roman"/>
-          <w:sz w:val="24"/>
-          <w:szCs w:val="24"/>
-          <w:lang w:val="ru-RU"/>
-        </w:rPr>
-        <w:t>Распаковка архивов резервной копии</w:t>
-      </w:r>
+          <w:lang w:val="ru-RU"/>
+        </w:rPr>
+      </w:pPr>
     </w:p>
     <w:p>
       <w:pPr>
         <w:rPr>
-          <w:rFonts w:ascii="Times New Roman" w:eastAsia="Times New Roman" w:hAnsi="Times New Roman" w:cs="Times New Roman"/>
-          <w:sz w:val="24"/>
-          <w:szCs w:val="24"/>
-          <w:lang w:val="ru-RU"/>
-        </w:rPr>
-      </w:pPr>
-      <w:r>
-        <w:rPr>
-          <w:rFonts w:ascii="Times New Roman" w:eastAsia="Times New Roman" w:hAnsi="Times New Roman" w:cs="Times New Roman"/>
-          <w:sz w:val="24"/>
-          <w:szCs w:val="24"/>
-          <w:lang w:val="ru-RU"/>
-        </w:rPr>
-        <w:t>Резервная копия, созданная с помощью </w:t>
-      </w:r>
-      <w:proofErr w:type="spellStart"/>
-      <w:r>
-        <w:rPr>
-          <w:rFonts w:ascii="Times New Roman" w:eastAsia="Times New Roman" w:hAnsi="Times New Roman" w:cs="Times New Roman"/>
-          <w:sz w:val="24"/>
-          <w:szCs w:val="24"/>
-          <w:lang w:val="ru-RU"/>
-        </w:rPr>
-        <w:t>pg_basebackup</w:t>
-      </w:r>
-      <w:proofErr w:type="spellEnd"/>
-      <w:r>
-        <w:rPr>
-          <w:rFonts w:ascii="Times New Roman" w:eastAsia="Times New Roman" w:hAnsi="Times New Roman" w:cs="Times New Roman"/>
-          <w:sz w:val="24"/>
-          <w:szCs w:val="24"/>
-          <w:lang w:val="ru-RU"/>
-        </w:rPr>
-        <w:t xml:space="preserve"> -</w:t>
-      </w:r>
-      <w:proofErr w:type="spellStart"/>
-      <w:r>
-        <w:rPr>
-          <w:rFonts w:ascii="Times New Roman" w:eastAsia="Times New Roman" w:hAnsi="Times New Roman" w:cs="Times New Roman"/>
-          <w:sz w:val="24"/>
-          <w:szCs w:val="24"/>
-          <w:lang w:val="ru-RU"/>
-        </w:rPr>
-        <w:t>Ft</w:t>
-      </w:r>
-      <w:proofErr w:type="spellEnd"/>
-      <w:r>
-        <w:rPr>
-          <w:rFonts w:ascii="Times New Roman" w:eastAsia="Times New Roman" w:hAnsi="Times New Roman" w:cs="Times New Roman"/>
-          <w:sz w:val="24"/>
-          <w:szCs w:val="24"/>
-          <w:lang w:val="ru-RU"/>
-        </w:rPr>
-        <w:t xml:space="preserve"> -z, представляет собой один или </w:t>
-      </w:r>
-      <w:proofErr w:type="gramStart"/>
-      <w:r>
-        <w:rPr>
-          <w:rFonts w:ascii="Times New Roman" w:eastAsia="Times New Roman" w:hAnsi="Times New Roman" w:cs="Times New Roman"/>
-          <w:sz w:val="24"/>
-          <w:szCs w:val="24"/>
-          <w:lang w:val="ru-RU"/>
-        </w:rPr>
-        <w:t>несколько .</w:t>
-      </w:r>
-      <w:proofErr w:type="gramEnd"/>
-      <w:r>
-        <w:rPr>
-          <w:rFonts w:ascii="Times New Roman" w:eastAsia="Times New Roman" w:hAnsi="Times New Roman" w:cs="Times New Roman"/>
-          <w:sz w:val="24"/>
-          <w:szCs w:val="24"/>
-          <w:lang w:val="ru-RU"/>
-        </w:rPr>
-        <w:t>tar.gz файлов. Распаковываем их непосредственно в целевую директорию.</w:t>
+          <w:rFonts w:ascii="Times New Roman" w:hAnsi="Times New Roman" w:cs="Times New Roman"/>
+          <w:lang w:val="en-US"/>
+        </w:rPr>
+      </w:pPr>
+    </w:p>
+    <w:p>
+      <w:pPr>
+        <w:pStyle w:val="2"/>
+        <w:rPr>
+          <w:rFonts w:ascii="Times New Roman" w:eastAsia="Times New Roman" w:hAnsi="Times New Roman" w:cs="Times New Roman"/>
+          <w:color w:val="auto"/>
+          <w:lang w:val="ru-RU"/>
+        </w:rPr>
+      </w:pPr>
+      <w:bookmarkStart w:id="7" w:name="_Toc225725151"/>
+      <w:r>
+        <w:rPr>
+          <w:rFonts w:ascii="Times New Roman" w:eastAsia="Times New Roman" w:hAnsi="Times New Roman" w:cs="Times New Roman"/>
+          <w:color w:val="auto"/>
+          <w:sz w:val="36"/>
+          <w:szCs w:val="36"/>
+          <w:lang w:val="ru-RU"/>
+        </w:rPr>
+        <w:lastRenderedPageBreak/>
+        <w:t>Этап 4. Логическое повреждение данных.</w:t>
+      </w:r>
+      <w:bookmarkEnd w:id="7"/>
+    </w:p>
+    <w:p>
+      <w:pPr>
+        <w:rPr>
+          <w:rFonts w:ascii="Times New Roman" w:hAnsi="Times New Roman" w:cs="Times New Roman"/>
+          <w:lang w:val="ru-RU"/>
+        </w:rPr>
+      </w:pPr>
+      <w:r>
+        <w:rPr>
+          <w:rFonts w:ascii="Times New Roman" w:hAnsi="Times New Roman" w:cs="Times New Roman"/>
+          <w:lang w:val="ru-RU"/>
+        </w:rPr>
+        <w:t>Подготовка тестовых данных</w:t>
       </w:r>
     </w:p>
     <w:tbl>
@@ -11742,162 +12754,462 @@
             <w:pPr>
               <w:rPr>
                 <w:rFonts w:ascii="Times New Roman" w:hAnsi="Times New Roman" w:cs="Times New Roman"/>
-                <w:sz w:val="28"/>
-                <w:szCs w:val="28"/>
-                <w:lang w:val="en-US"/>
-              </w:rPr>
-            </w:pPr>
-            <w:r>
-              <w:rPr>
-                <w:lang w:val="en-US"/>
+                <w:lang w:val="ru-RU"/>
+              </w:rPr>
+            </w:pPr>
+            <w:r>
+              <w:rPr>
+                <w:rFonts w:ascii="Times New Roman" w:hAnsi="Times New Roman" w:cs="Times New Roman"/>
+                <w:lang w:val="ru-RU"/>
               </w:rPr>
               <w:br/>
-            </w:r>
-            <w:r>
-              <w:rPr>
-                <w:rFonts w:ascii="Times New Roman" w:hAnsi="Times New Roman" w:cs="Times New Roman"/>
-                <w:sz w:val="28"/>
-                <w:szCs w:val="28"/>
-                <w:lang w:val="en-US"/>
-              </w:rPr>
-              <w:t>for tarfile in "$LATEST_BACKUP"/*.tar.gz; do</w:t>
-            </w:r>
-          </w:p>
-          <w:p>
-            <w:pPr>
-              <w:rPr>
-                <w:rFonts w:ascii="Times New Roman" w:hAnsi="Times New Roman" w:cs="Times New Roman"/>
-                <w:sz w:val="28"/>
-                <w:szCs w:val="28"/>
-                <w:lang w:val="en-US"/>
-              </w:rPr>
-            </w:pPr>
-            <w:r>
-              <w:rPr>
-                <w:rFonts w:ascii="Times New Roman" w:hAnsi="Times New Roman" w:cs="Times New Roman"/>
-                <w:sz w:val="28"/>
-                <w:szCs w:val="28"/>
-                <w:lang w:val="en-US"/>
-              </w:rPr>
-              <w:t xml:space="preserve">    if [ -f "$tarfile</w:t>
-            </w:r>
-            <w:proofErr w:type="gramStart"/>
-            <w:r>
-              <w:rPr>
-                <w:rFonts w:ascii="Times New Roman" w:hAnsi="Times New Roman" w:cs="Times New Roman"/>
-                <w:sz w:val="28"/>
-                <w:szCs w:val="28"/>
-                <w:lang w:val="en-US"/>
-              </w:rPr>
-              <w:t>" ]</w:t>
-            </w:r>
-            <w:proofErr w:type="gramEnd"/>
-            <w:r>
-              <w:rPr>
-                <w:rFonts w:ascii="Times New Roman" w:hAnsi="Times New Roman" w:cs="Times New Roman"/>
-                <w:sz w:val="28"/>
-                <w:szCs w:val="28"/>
-                <w:lang w:val="en-US"/>
-              </w:rPr>
-              <w:t>; then</w:t>
-            </w:r>
-          </w:p>
-          <w:p>
-            <w:pPr>
-              <w:rPr>
-                <w:rFonts w:ascii="Times New Roman" w:hAnsi="Times New Roman" w:cs="Times New Roman"/>
-                <w:sz w:val="28"/>
-                <w:szCs w:val="28"/>
-                <w:lang w:val="en-US"/>
-              </w:rPr>
-            </w:pPr>
-            <w:r>
-              <w:rPr>
-                <w:rFonts w:ascii="Times New Roman" w:hAnsi="Times New Roman" w:cs="Times New Roman"/>
-                <w:sz w:val="28"/>
-                <w:szCs w:val="28"/>
-                <w:lang w:val="en-US"/>
-              </w:rPr>
-              <w:t xml:space="preserve">        tar -</w:t>
-            </w:r>
-            <w:proofErr w:type="spellStart"/>
-            <w:r>
-              <w:rPr>
-                <w:rFonts w:ascii="Times New Roman" w:hAnsi="Times New Roman" w:cs="Times New Roman"/>
-                <w:sz w:val="28"/>
-                <w:szCs w:val="28"/>
-                <w:lang w:val="en-US"/>
-              </w:rPr>
-              <w:t>xzf</w:t>
-            </w:r>
-            <w:proofErr w:type="spellEnd"/>
-            <w:r>
-              <w:rPr>
-                <w:rFonts w:ascii="Times New Roman" w:hAnsi="Times New Roman" w:cs="Times New Roman"/>
-                <w:sz w:val="28"/>
-                <w:szCs w:val="28"/>
-                <w:lang w:val="en-US"/>
-              </w:rPr>
-              <w:t xml:space="preserve"> "$tarfile" -C /var/</w:t>
-            </w:r>
-            <w:proofErr w:type="spellStart"/>
-            <w:r>
-              <w:rPr>
-                <w:rFonts w:ascii="Times New Roman" w:hAnsi="Times New Roman" w:cs="Times New Roman"/>
-                <w:sz w:val="28"/>
-                <w:szCs w:val="28"/>
-                <w:lang w:val="en-US"/>
-              </w:rPr>
-              <w:t>db</w:t>
-            </w:r>
-            <w:proofErr w:type="spellEnd"/>
-            <w:r>
-              <w:rPr>
-                <w:rFonts w:ascii="Times New Roman" w:hAnsi="Times New Roman" w:cs="Times New Roman"/>
-                <w:sz w:val="28"/>
-                <w:szCs w:val="28"/>
-                <w:lang w:val="en-US"/>
-              </w:rPr>
-              <w:t>/postgres0/wml19</w:t>
-            </w:r>
-          </w:p>
-          <w:p>
-            <w:pPr>
-              <w:rPr>
-                <w:rFonts w:ascii="Times New Roman" w:hAnsi="Times New Roman" w:cs="Times New Roman"/>
-                <w:sz w:val="28"/>
-                <w:szCs w:val="28"/>
-                <w:lang w:val="en-US"/>
-              </w:rPr>
-            </w:pPr>
-            <w:r>
-              <w:rPr>
-                <w:rFonts w:ascii="Times New Roman" w:hAnsi="Times New Roman" w:cs="Times New Roman"/>
-                <w:sz w:val="28"/>
-                <w:szCs w:val="28"/>
-                <w:lang w:val="en-US"/>
-              </w:rPr>
-              <w:t xml:space="preserve">    fi</w:t>
-            </w:r>
-          </w:p>
-          <w:p>
-            <w:pPr>
-              <w:rPr>
-                <w:lang w:val="ru-RU"/>
-              </w:rPr>
-            </w:pPr>
-            <w:r>
-              <w:rPr>
-                <w:rFonts w:ascii="Times New Roman" w:hAnsi="Times New Roman" w:cs="Times New Roman"/>
-                <w:sz w:val="28"/>
-                <w:szCs w:val="28"/>
-                <w:lang w:val="en-US"/>
-              </w:rPr>
-              <w:t>done</w:t>
-            </w:r>
-            <w:r>
-              <w:rPr>
-                <w:lang w:val="ru-RU"/>
+              <w:t>-- Создание таблиц на основном узле (pg197)</w:t>
+            </w:r>
+          </w:p>
+          <w:p>
+            <w:pPr>
+              <w:rPr>
+                <w:rFonts w:ascii="Times New Roman" w:hAnsi="Times New Roman" w:cs="Times New Roman"/>
+                <w:lang w:val="en-US"/>
+              </w:rPr>
+            </w:pPr>
+            <w:r>
+              <w:rPr>
+                <w:rFonts w:ascii="Times New Roman" w:hAnsi="Times New Roman" w:cs="Times New Roman"/>
+                <w:lang w:val="en-US"/>
+              </w:rPr>
+              <w:t>CREATE TABLE table1 (</w:t>
+            </w:r>
+          </w:p>
+          <w:p>
+            <w:pPr>
+              <w:rPr>
+                <w:rFonts w:ascii="Times New Roman" w:hAnsi="Times New Roman" w:cs="Times New Roman"/>
+                <w:lang w:val="en-US"/>
+              </w:rPr>
+            </w:pPr>
+            <w:r>
+              <w:rPr>
+                <w:rFonts w:ascii="Times New Roman" w:hAnsi="Times New Roman" w:cs="Times New Roman"/>
+                <w:lang w:val="en-US"/>
+              </w:rPr>
+              <w:t xml:space="preserve">    id SERIAL PRIMARY KEY,</w:t>
+            </w:r>
+          </w:p>
+          <w:p>
+            <w:pPr>
+              <w:rPr>
+                <w:rFonts w:ascii="Times New Roman" w:hAnsi="Times New Roman" w:cs="Times New Roman"/>
+                <w:lang w:val="en-US"/>
+              </w:rPr>
+            </w:pPr>
+            <w:r>
+              <w:rPr>
+                <w:rFonts w:ascii="Times New Roman" w:hAnsi="Times New Roman" w:cs="Times New Roman"/>
+                <w:lang w:val="en-US"/>
+              </w:rPr>
+              <w:t xml:space="preserve">    text1 TEXT</w:t>
+            </w:r>
+          </w:p>
+          <w:p>
+            <w:pPr>
+              <w:rPr>
+                <w:rFonts w:ascii="Times New Roman" w:hAnsi="Times New Roman" w:cs="Times New Roman"/>
+                <w:lang w:val="en-US"/>
+              </w:rPr>
+            </w:pPr>
+            <w:r>
+              <w:rPr>
+                <w:rFonts w:ascii="Times New Roman" w:hAnsi="Times New Roman" w:cs="Times New Roman"/>
+                <w:lang w:val="en-US"/>
+              </w:rPr>
+              <w:t>);</w:t>
+            </w:r>
+          </w:p>
+          <w:p>
+            <w:pPr>
+              <w:rPr>
+                <w:rFonts w:ascii="Times New Roman" w:hAnsi="Times New Roman" w:cs="Times New Roman"/>
+                <w:lang w:val="en-US"/>
+              </w:rPr>
+            </w:pPr>
+          </w:p>
+          <w:p>
+            <w:pPr>
+              <w:rPr>
+                <w:rFonts w:ascii="Times New Roman" w:hAnsi="Times New Roman" w:cs="Times New Roman"/>
+                <w:lang w:val="en-US"/>
+              </w:rPr>
+            </w:pPr>
+            <w:r>
+              <w:rPr>
+                <w:rFonts w:ascii="Times New Roman" w:hAnsi="Times New Roman" w:cs="Times New Roman"/>
+                <w:lang w:val="en-US"/>
+              </w:rPr>
+              <w:t>CREATE TABLE table2 (</w:t>
+            </w:r>
+          </w:p>
+          <w:p>
+            <w:pPr>
+              <w:rPr>
+                <w:rFonts w:ascii="Times New Roman" w:hAnsi="Times New Roman" w:cs="Times New Roman"/>
+                <w:lang w:val="en-US"/>
+              </w:rPr>
+            </w:pPr>
+            <w:r>
+              <w:rPr>
+                <w:rFonts w:ascii="Times New Roman" w:hAnsi="Times New Roman" w:cs="Times New Roman"/>
+                <w:lang w:val="en-US"/>
+              </w:rPr>
+              <w:t xml:space="preserve">    id INTEGER,</w:t>
+            </w:r>
+          </w:p>
+          <w:p>
+            <w:pPr>
+              <w:rPr>
+                <w:rFonts w:ascii="Times New Roman" w:hAnsi="Times New Roman" w:cs="Times New Roman"/>
+                <w:lang w:val="en-US"/>
+              </w:rPr>
+            </w:pPr>
+            <w:r>
+              <w:rPr>
+                <w:rFonts w:ascii="Times New Roman" w:hAnsi="Times New Roman" w:cs="Times New Roman"/>
+                <w:lang w:val="en-US"/>
+              </w:rPr>
+              <w:t xml:space="preserve">    text2 TEXT,</w:t>
+            </w:r>
+          </w:p>
+          <w:p>
+            <w:pPr>
+              <w:rPr>
+                <w:rFonts w:ascii="Times New Roman" w:hAnsi="Times New Roman" w:cs="Times New Roman"/>
+                <w:lang w:val="en-US"/>
+              </w:rPr>
+            </w:pPr>
+            <w:r>
+              <w:rPr>
+                <w:rFonts w:ascii="Times New Roman" w:hAnsi="Times New Roman" w:cs="Times New Roman"/>
+                <w:lang w:val="en-US"/>
+              </w:rPr>
+              <w:t xml:space="preserve">    CONSTRAINT fk_table1</w:t>
+            </w:r>
+          </w:p>
+          <w:p>
+            <w:pPr>
+              <w:rPr>
+                <w:rFonts w:ascii="Times New Roman" w:hAnsi="Times New Roman" w:cs="Times New Roman"/>
+                <w:lang w:val="en-US"/>
+              </w:rPr>
+            </w:pPr>
+            <w:r>
+              <w:rPr>
+                <w:rFonts w:ascii="Times New Roman" w:hAnsi="Times New Roman" w:cs="Times New Roman"/>
+                <w:lang w:val="en-US"/>
+              </w:rPr>
+              <w:t xml:space="preserve">        FOREIGN KEY (id)</w:t>
+            </w:r>
+          </w:p>
+          <w:p>
+            <w:pPr>
+              <w:rPr>
+                <w:rFonts w:ascii="Times New Roman" w:hAnsi="Times New Roman" w:cs="Times New Roman"/>
+                <w:lang w:val="en-US"/>
+              </w:rPr>
+            </w:pPr>
+            <w:r>
+              <w:rPr>
+                <w:rFonts w:ascii="Times New Roman" w:hAnsi="Times New Roman" w:cs="Times New Roman"/>
+                <w:lang w:val="en-US"/>
+              </w:rPr>
+              <w:t xml:space="preserve">        REFERENCES table1(id)</w:t>
+            </w:r>
+          </w:p>
+          <w:p>
+            <w:pPr>
+              <w:rPr>
+                <w:rFonts w:ascii="Times New Roman" w:hAnsi="Times New Roman" w:cs="Times New Roman"/>
+                <w:lang w:val="en-US"/>
+              </w:rPr>
+            </w:pPr>
+            <w:r>
+              <w:rPr>
+                <w:rFonts w:ascii="Times New Roman" w:hAnsi="Times New Roman" w:cs="Times New Roman"/>
+                <w:lang w:val="en-US"/>
+              </w:rPr>
+              <w:t>);</w:t>
+            </w:r>
+          </w:p>
+          <w:p>
+            <w:pPr>
+              <w:rPr>
+                <w:rFonts w:ascii="Times New Roman" w:hAnsi="Times New Roman" w:cs="Times New Roman"/>
+                <w:lang w:val="en-US"/>
+              </w:rPr>
+            </w:pPr>
+          </w:p>
+          <w:p>
+            <w:pPr>
+              <w:rPr>
+                <w:rFonts w:ascii="Times New Roman" w:hAnsi="Times New Roman" w:cs="Times New Roman"/>
+                <w:lang w:val="en-US"/>
+              </w:rPr>
+            </w:pPr>
+            <w:r>
+              <w:rPr>
+                <w:rFonts w:ascii="Times New Roman" w:hAnsi="Times New Roman" w:cs="Times New Roman"/>
+                <w:lang w:val="en-US"/>
+              </w:rPr>
+              <w:t xml:space="preserve">-- </w:t>
+            </w:r>
+            <w:r>
+              <w:rPr>
+                <w:rFonts w:ascii="Times New Roman" w:hAnsi="Times New Roman" w:cs="Times New Roman"/>
+                <w:lang w:val="ru-RU"/>
+              </w:rPr>
+              <w:t>Заполнение</w:t>
+            </w:r>
+            <w:r>
+              <w:rPr>
+                <w:rFonts w:ascii="Times New Roman" w:hAnsi="Times New Roman" w:cs="Times New Roman"/>
+                <w:lang w:val="en-US"/>
+              </w:rPr>
+              <w:t xml:space="preserve"> </w:t>
+            </w:r>
+            <w:r>
+              <w:rPr>
+                <w:rFonts w:ascii="Times New Roman" w:hAnsi="Times New Roman" w:cs="Times New Roman"/>
+                <w:lang w:val="ru-RU"/>
+              </w:rPr>
+              <w:t>данными</w:t>
+            </w:r>
+          </w:p>
+          <w:p>
+            <w:pPr>
+              <w:rPr>
+                <w:rFonts w:ascii="Times New Roman" w:hAnsi="Times New Roman" w:cs="Times New Roman"/>
+                <w:lang w:val="en-US"/>
+              </w:rPr>
+            </w:pPr>
+            <w:r>
+              <w:rPr>
+                <w:rFonts w:ascii="Times New Roman" w:hAnsi="Times New Roman" w:cs="Times New Roman"/>
+                <w:lang w:val="en-US"/>
+              </w:rPr>
+              <w:t>INSERT INTO table1 (text1) VALUES</w:t>
+            </w:r>
+          </w:p>
+          <w:p>
+            <w:pPr>
+              <w:rPr>
+                <w:rFonts w:ascii="Times New Roman" w:hAnsi="Times New Roman" w:cs="Times New Roman"/>
+                <w:lang w:val="en-US"/>
+              </w:rPr>
+            </w:pPr>
+            <w:r>
+              <w:rPr>
+                <w:rFonts w:ascii="Times New Roman" w:hAnsi="Times New Roman" w:cs="Times New Roman"/>
+                <w:lang w:val="en-US"/>
+              </w:rPr>
+              <w:t>('text1'),</w:t>
+            </w:r>
+          </w:p>
+          <w:p>
+            <w:pPr>
+              <w:rPr>
+                <w:rFonts w:ascii="Times New Roman" w:hAnsi="Times New Roman" w:cs="Times New Roman"/>
+                <w:lang w:val="en-US"/>
+              </w:rPr>
+            </w:pPr>
+            <w:r>
+              <w:rPr>
+                <w:rFonts w:ascii="Times New Roman" w:hAnsi="Times New Roman" w:cs="Times New Roman"/>
+                <w:lang w:val="en-US"/>
+              </w:rPr>
+              <w:t>('text2'),</w:t>
+            </w:r>
+          </w:p>
+          <w:p>
+            <w:pPr>
+              <w:rPr>
+                <w:rFonts w:ascii="Times New Roman" w:hAnsi="Times New Roman" w:cs="Times New Roman"/>
+                <w:lang w:val="en-US"/>
+              </w:rPr>
+            </w:pPr>
+            <w:r>
+              <w:rPr>
+                <w:rFonts w:ascii="Times New Roman" w:hAnsi="Times New Roman" w:cs="Times New Roman"/>
+                <w:lang w:val="en-US"/>
+              </w:rPr>
+              <w:t>('text3');</w:t>
+            </w:r>
+          </w:p>
+          <w:p>
+            <w:pPr>
+              <w:rPr>
+                <w:rFonts w:ascii="Times New Roman" w:hAnsi="Times New Roman" w:cs="Times New Roman"/>
+                <w:lang w:val="en-US"/>
+              </w:rPr>
+            </w:pPr>
+          </w:p>
+          <w:p>
+            <w:pPr>
+              <w:rPr>
+                <w:rFonts w:ascii="Times New Roman" w:hAnsi="Times New Roman" w:cs="Times New Roman"/>
+                <w:lang w:val="en-US"/>
+              </w:rPr>
+            </w:pPr>
+            <w:r>
+              <w:rPr>
+                <w:rFonts w:ascii="Times New Roman" w:hAnsi="Times New Roman" w:cs="Times New Roman"/>
+                <w:lang w:val="en-US"/>
+              </w:rPr>
+              <w:t>INSERT INTO table2 (id, text2) VALUES</w:t>
+            </w:r>
+          </w:p>
+          <w:p>
+            <w:pPr>
+              <w:rPr>
+                <w:rFonts w:ascii="Times New Roman" w:hAnsi="Times New Roman" w:cs="Times New Roman"/>
+                <w:lang w:val="en-US"/>
+              </w:rPr>
+            </w:pPr>
+            <w:r>
+              <w:rPr>
+                <w:rFonts w:ascii="Times New Roman" w:hAnsi="Times New Roman" w:cs="Times New Roman"/>
+                <w:lang w:val="en-US"/>
+              </w:rPr>
+              <w:t>(1, 'ref1'),</w:t>
+            </w:r>
+          </w:p>
+          <w:p>
+            <w:pPr>
+              <w:rPr>
+                <w:rFonts w:ascii="Times New Roman" w:hAnsi="Times New Roman" w:cs="Times New Roman"/>
+                <w:lang w:val="en-US"/>
+              </w:rPr>
+            </w:pPr>
+            <w:r>
+              <w:rPr>
+                <w:rFonts w:ascii="Times New Roman" w:hAnsi="Times New Roman" w:cs="Times New Roman"/>
+                <w:lang w:val="en-US"/>
+              </w:rPr>
+              <w:t>(2, 'ref2'),</w:t>
+            </w:r>
+          </w:p>
+          <w:p>
+            <w:pPr>
+              <w:rPr>
+                <w:rFonts w:ascii="Times New Roman" w:hAnsi="Times New Roman" w:cs="Times New Roman"/>
+                <w:lang w:val="en-US"/>
+              </w:rPr>
+            </w:pPr>
+            <w:r>
+              <w:rPr>
+                <w:rFonts w:ascii="Times New Roman" w:hAnsi="Times New Roman" w:cs="Times New Roman"/>
+                <w:lang w:val="en-US"/>
+              </w:rPr>
+              <w:t>(3, 'ref3');</w:t>
+            </w:r>
+          </w:p>
+          <w:p>
+            <w:pPr>
+              <w:rPr>
+                <w:rFonts w:ascii="Times New Roman" w:hAnsi="Times New Roman" w:cs="Times New Roman"/>
+                <w:lang w:val="en-US"/>
+              </w:rPr>
+            </w:pPr>
+          </w:p>
+          <w:p>
+            <w:pPr>
+              <w:rPr>
+                <w:rFonts w:ascii="Times New Roman" w:hAnsi="Times New Roman" w:cs="Times New Roman"/>
+                <w:lang w:val="en-US"/>
+              </w:rPr>
+            </w:pPr>
+            <w:r>
+              <w:rPr>
+                <w:rFonts w:ascii="Times New Roman" w:hAnsi="Times New Roman" w:cs="Times New Roman"/>
+                <w:lang w:val="en-US"/>
+              </w:rPr>
+              <w:t xml:space="preserve">-- </w:t>
+            </w:r>
+            <w:r>
+              <w:rPr>
+                <w:rFonts w:ascii="Times New Roman" w:hAnsi="Times New Roman" w:cs="Times New Roman"/>
+                <w:lang w:val="ru-RU"/>
+              </w:rPr>
+              <w:t>Проверка</w:t>
+            </w:r>
+            <w:r>
+              <w:rPr>
+                <w:rFonts w:ascii="Times New Roman" w:hAnsi="Times New Roman" w:cs="Times New Roman"/>
+                <w:lang w:val="en-US"/>
+              </w:rPr>
+              <w:t xml:space="preserve"> </w:t>
+            </w:r>
+            <w:r>
+              <w:rPr>
+                <w:rFonts w:ascii="Times New Roman" w:hAnsi="Times New Roman" w:cs="Times New Roman"/>
+                <w:lang w:val="ru-RU"/>
+              </w:rPr>
+              <w:t>целостности</w:t>
+            </w:r>
+            <w:r>
+              <w:rPr>
+                <w:rFonts w:ascii="Times New Roman" w:hAnsi="Times New Roman" w:cs="Times New Roman"/>
+                <w:lang w:val="en-US"/>
+              </w:rPr>
+              <w:t xml:space="preserve"> </w:t>
+            </w:r>
+          </w:p>
+          <w:p>
+            <w:pPr>
+              <w:rPr>
+                <w:rFonts w:ascii="Times New Roman" w:hAnsi="Times New Roman" w:cs="Times New Roman"/>
+                <w:lang w:val="en-US"/>
+              </w:rPr>
+            </w:pPr>
+            <w:r>
+              <w:rPr>
+                <w:rFonts w:ascii="Times New Roman" w:hAnsi="Times New Roman" w:cs="Times New Roman"/>
+                <w:lang w:val="en-US"/>
+              </w:rPr>
+              <w:t>SELECT t1.id, t1.text1, t2.text2</w:t>
+            </w:r>
+          </w:p>
+          <w:p>
+            <w:pPr>
+              <w:rPr>
+                <w:rFonts w:ascii="Times New Roman" w:hAnsi="Times New Roman" w:cs="Times New Roman"/>
+                <w:lang w:val="en-US"/>
+              </w:rPr>
+            </w:pPr>
+            <w:r>
+              <w:rPr>
+                <w:rFonts w:ascii="Times New Roman" w:hAnsi="Times New Roman" w:cs="Times New Roman"/>
+                <w:lang w:val="en-US"/>
+              </w:rPr>
+              <w:t>FROM table1 t1</w:t>
+            </w:r>
+          </w:p>
+          <w:p>
+            <w:pPr>
+              <w:rPr>
+                <w:rFonts w:ascii="Times New Roman" w:hAnsi="Times New Roman" w:cs="Times New Roman"/>
+                <w:lang w:val="en-US"/>
+              </w:rPr>
+            </w:pPr>
+            <w:r>
+              <w:rPr>
+                <w:rFonts w:ascii="Times New Roman" w:hAnsi="Times New Roman" w:cs="Times New Roman"/>
+                <w:lang w:val="en-US"/>
+              </w:rPr>
+              <w:t>JOIN table2 t2 ON t1.id = t2.id;</w:t>
+            </w:r>
+            <w:r>
+              <w:rPr>
+                <w:rFonts w:ascii="Times New Roman" w:hAnsi="Times New Roman" w:cs="Times New Roman"/>
+                <w:lang w:val="en-US"/>
               </w:rPr>
               <w:br/>
             </w:r>
@@ -11908,27 +13220,26 @@
     <w:p>
       <w:pPr>
         <w:rPr>
-          <w:lang w:val="ru-RU"/>
+          <w:rFonts w:ascii="Times New Roman" w:hAnsi="Times New Roman" w:cs="Times New Roman"/>
+          <w:lang w:val="en-US"/>
         </w:rPr>
       </w:pPr>
     </w:p>
     <w:p>
       <w:pPr>
         <w:rPr>
-          <w:rFonts w:ascii="Times New Roman" w:eastAsia="Times New Roman" w:hAnsi="Times New Roman" w:cs="Times New Roman"/>
-          <w:sz w:val="24"/>
-          <w:szCs w:val="24"/>
-          <w:lang w:val="ru-RU"/>
-        </w:rPr>
-      </w:pPr>
-      <w:r>
-        <w:rPr>
-          <w:rFonts w:ascii="Times New Roman" w:eastAsia="Times New Roman" w:hAnsi="Times New Roman" w:cs="Times New Roman"/>
-          <w:sz w:val="24"/>
-          <w:szCs w:val="24"/>
-          <w:lang w:val="ru-RU"/>
-        </w:rPr>
-        <w:t>Восстановление ссылок на табличные пространства</w:t>
+          <w:rFonts w:ascii="Times New Roman" w:hAnsi="Times New Roman" w:cs="Times New Roman"/>
+          <w:color w:val="000000" w:themeColor="text1"/>
+          <w:lang w:val="ru-RU"/>
+        </w:rPr>
+      </w:pPr>
+      <w:r>
+        <w:rPr>
+          <w:rFonts w:ascii="Times New Roman" w:hAnsi="Times New Roman" w:cs="Times New Roman"/>
+          <w:color w:val="000000" w:themeColor="text1"/>
+          <w:lang w:val="ru-RU"/>
+        </w:rPr>
+        <w:t>Результат запроса</w:t>
       </w:r>
     </w:p>
     <w:tbl>
@@ -11949,13 +13260,14 @@
             <w:pPr>
               <w:rPr>
                 <w:rFonts w:ascii="Times New Roman" w:hAnsi="Times New Roman" w:cs="Times New Roman"/>
-                <w:sz w:val="28"/>
-                <w:szCs w:val="28"/>
-                <w:lang w:val="en-US"/>
-              </w:rPr>
-            </w:pPr>
-            <w:r>
-              <w:rPr>
+                <w:color w:val="000000" w:themeColor="text1"/>
+                <w:lang w:val="en-US"/>
+              </w:rPr>
+            </w:pPr>
+            <w:r>
+              <w:rPr>
+                <w:rFonts w:ascii="Times New Roman" w:hAnsi="Times New Roman" w:cs="Times New Roman"/>
+                <w:color w:val="000000" w:themeColor="text1"/>
                 <w:lang w:val="en-US"/>
               </w:rPr>
               <w:br/>
@@ -11963,150 +13275,257 @@
             <w:r>
               <w:rPr>
                 <w:rFonts w:ascii="Times New Roman" w:hAnsi="Times New Roman" w:cs="Times New Roman"/>
-                <w:sz w:val="28"/>
-                <w:szCs w:val="28"/>
-                <w:lang w:val="en-US"/>
-              </w:rPr>
-              <w:t>ln -sf /var/</w:t>
-            </w:r>
-            <w:proofErr w:type="spellStart"/>
-            <w:r>
-              <w:rPr>
-                <w:rFonts w:ascii="Times New Roman" w:hAnsi="Times New Roman" w:cs="Times New Roman"/>
-                <w:sz w:val="28"/>
-                <w:szCs w:val="28"/>
-                <w:lang w:val="en-US"/>
-              </w:rPr>
-              <w:t>db</w:t>
-            </w:r>
-            <w:proofErr w:type="spellEnd"/>
-            <w:r>
-              <w:rPr>
-                <w:rFonts w:ascii="Times New Roman" w:hAnsi="Times New Roman" w:cs="Times New Roman"/>
-                <w:sz w:val="28"/>
-                <w:szCs w:val="28"/>
-                <w:lang w:val="en-US"/>
-              </w:rPr>
-              <w:t>/postgres0/ahq84 /var/</w:t>
-            </w:r>
-            <w:proofErr w:type="spellStart"/>
-            <w:r>
-              <w:rPr>
-                <w:rFonts w:ascii="Times New Roman" w:hAnsi="Times New Roman" w:cs="Times New Roman"/>
-                <w:sz w:val="28"/>
-                <w:szCs w:val="28"/>
-                <w:lang w:val="en-US"/>
-              </w:rPr>
-              <w:t>db</w:t>
-            </w:r>
-            <w:proofErr w:type="spellEnd"/>
-            <w:r>
-              <w:rPr>
-                <w:rFonts w:ascii="Times New Roman" w:hAnsi="Times New Roman" w:cs="Times New Roman"/>
-                <w:sz w:val="28"/>
-                <w:szCs w:val="28"/>
-                <w:lang w:val="en-US"/>
-              </w:rPr>
-              <w:t>/postgres0/wml19/</w:t>
-            </w:r>
-            <w:proofErr w:type="spellStart"/>
-            <w:r>
-              <w:rPr>
-                <w:rFonts w:ascii="Times New Roman" w:hAnsi="Times New Roman" w:cs="Times New Roman"/>
-                <w:sz w:val="28"/>
-                <w:szCs w:val="28"/>
-                <w:lang w:val="en-US"/>
-              </w:rPr>
-              <w:t>pg_tblspc</w:t>
-            </w:r>
-            <w:proofErr w:type="spellEnd"/>
-            <w:r>
-              <w:rPr>
-                <w:rFonts w:ascii="Times New Roman" w:hAnsi="Times New Roman" w:cs="Times New Roman"/>
-                <w:sz w:val="28"/>
-                <w:szCs w:val="28"/>
-                <w:lang w:val="en-US"/>
-              </w:rPr>
-              <w:t>/16389</w:t>
-            </w:r>
-          </w:p>
-          <w:p>
-            <w:pPr>
-              <w:rPr>
-                <w:lang w:val="en-US"/>
-              </w:rPr>
-            </w:pPr>
-            <w:r>
-              <w:rPr>
-                <w:rFonts w:ascii="Times New Roman" w:hAnsi="Times New Roman" w:cs="Times New Roman"/>
-                <w:sz w:val="28"/>
-                <w:szCs w:val="28"/>
-                <w:lang w:val="en-US"/>
-              </w:rPr>
-              <w:t>ln -sf /var/</w:t>
-            </w:r>
-            <w:proofErr w:type="spellStart"/>
-            <w:r>
-              <w:rPr>
-                <w:rFonts w:ascii="Times New Roman" w:hAnsi="Times New Roman" w:cs="Times New Roman"/>
-                <w:sz w:val="28"/>
-                <w:szCs w:val="28"/>
-                <w:lang w:val="en-US"/>
-              </w:rPr>
-              <w:t>db</w:t>
-            </w:r>
-            <w:proofErr w:type="spellEnd"/>
-            <w:r>
-              <w:rPr>
-                <w:rFonts w:ascii="Times New Roman" w:hAnsi="Times New Roman" w:cs="Times New Roman"/>
-                <w:sz w:val="28"/>
-                <w:szCs w:val="28"/>
-                <w:lang w:val="en-US"/>
-              </w:rPr>
-              <w:t>/postgres0/kbs76 /var/</w:t>
-            </w:r>
-            <w:proofErr w:type="spellStart"/>
-            <w:r>
-              <w:rPr>
-                <w:rFonts w:ascii="Times New Roman" w:hAnsi="Times New Roman" w:cs="Times New Roman"/>
-                <w:sz w:val="28"/>
-                <w:szCs w:val="28"/>
-                <w:lang w:val="en-US"/>
-              </w:rPr>
-              <w:t>db</w:t>
-            </w:r>
-            <w:proofErr w:type="spellEnd"/>
-            <w:r>
-              <w:rPr>
-                <w:rFonts w:ascii="Times New Roman" w:hAnsi="Times New Roman" w:cs="Times New Roman"/>
-                <w:sz w:val="28"/>
-                <w:szCs w:val="28"/>
-                <w:lang w:val="en-US"/>
-              </w:rPr>
-              <w:t>/postgres0/wml19/</w:t>
-            </w:r>
-            <w:proofErr w:type="spellStart"/>
-            <w:r>
-              <w:rPr>
-                <w:rFonts w:ascii="Times New Roman" w:hAnsi="Times New Roman" w:cs="Times New Roman"/>
-                <w:sz w:val="28"/>
-                <w:szCs w:val="28"/>
-                <w:lang w:val="en-US"/>
-              </w:rPr>
-              <w:t>pg_tblspc</w:t>
-            </w:r>
-            <w:proofErr w:type="spellEnd"/>
-            <w:r>
-              <w:rPr>
-                <w:rFonts w:ascii="Times New Roman" w:hAnsi="Times New Roman" w:cs="Times New Roman"/>
-                <w:sz w:val="28"/>
-                <w:szCs w:val="28"/>
-                <w:lang w:val="en-US"/>
-              </w:rPr>
-              <w:t>/16388</w:t>
-            </w:r>
-            <w:r>
-              <w:rPr>
+                <w:color w:val="000000" w:themeColor="text1"/>
+                <w:lang w:val="en-US"/>
+              </w:rPr>
+              <w:t xml:space="preserve"> </w:t>
+            </w:r>
+            <w:r>
+              <w:rPr>
+                <w:rFonts w:ascii="Times New Roman" w:hAnsi="Times New Roman" w:cs="Times New Roman"/>
+                <w:color w:val="000000" w:themeColor="text1"/>
+                <w:lang w:val="en-US"/>
+              </w:rPr>
+              <w:t xml:space="preserve">id </w:t>
+            </w:r>
+            <w:r>
+              <w:rPr>
+                <w:rFonts w:ascii="Times New Roman" w:hAnsi="Times New Roman" w:cs="Times New Roman"/>
+                <w:color w:val="000000" w:themeColor="text1"/>
+                <w:lang w:val="en-US"/>
+              </w:rPr>
+              <w:t xml:space="preserve">  </w:t>
+            </w:r>
+            <w:r>
+              <w:rPr>
+                <w:rFonts w:ascii="Times New Roman" w:hAnsi="Times New Roman" w:cs="Times New Roman"/>
+                <w:color w:val="000000" w:themeColor="text1"/>
+                <w:lang w:val="en-US"/>
+              </w:rPr>
+              <w:t>| text1 | text2</w:t>
+            </w:r>
+          </w:p>
+          <w:p>
+            <w:pPr>
+              <w:rPr>
+                <w:rFonts w:ascii="Times New Roman" w:hAnsi="Times New Roman" w:cs="Times New Roman"/>
+                <w:color w:val="000000" w:themeColor="text1"/>
+                <w:lang w:val="en-US"/>
+              </w:rPr>
+            </w:pPr>
+            <w:r>
+              <w:rPr>
+                <w:rFonts w:ascii="Times New Roman" w:hAnsi="Times New Roman" w:cs="Times New Roman"/>
+                <w:color w:val="000000" w:themeColor="text1"/>
+                <w:lang w:val="en-US"/>
+              </w:rPr>
+              <w:t>----+-------+-------</w:t>
+            </w:r>
+          </w:p>
+          <w:p>
+            <w:pPr>
+              <w:rPr>
+                <w:rFonts w:ascii="Times New Roman" w:hAnsi="Times New Roman" w:cs="Times New Roman"/>
+                <w:color w:val="000000" w:themeColor="text1"/>
+                <w:lang w:val="en-US"/>
+              </w:rPr>
+            </w:pPr>
+            <w:r>
+              <w:rPr>
+                <w:rFonts w:ascii="Times New Roman" w:hAnsi="Times New Roman" w:cs="Times New Roman"/>
+                <w:color w:val="000000" w:themeColor="text1"/>
+                <w:lang w:val="en-US"/>
+              </w:rPr>
+              <w:t xml:space="preserve">  1 </w:t>
+            </w:r>
+            <w:r>
+              <w:rPr>
+                <w:rFonts w:ascii="Times New Roman" w:hAnsi="Times New Roman" w:cs="Times New Roman"/>
+                <w:color w:val="000000" w:themeColor="text1"/>
+                <w:lang w:val="en-US"/>
+              </w:rPr>
+              <w:t xml:space="preserve">  </w:t>
+            </w:r>
+            <w:r>
+              <w:rPr>
+                <w:rFonts w:ascii="Times New Roman" w:hAnsi="Times New Roman" w:cs="Times New Roman"/>
+                <w:color w:val="000000" w:themeColor="text1"/>
+                <w:lang w:val="en-US"/>
+              </w:rPr>
+              <w:t>| text</w:t>
+            </w:r>
+            <w:proofErr w:type="gramStart"/>
+            <w:r>
+              <w:rPr>
+                <w:rFonts w:ascii="Times New Roman" w:hAnsi="Times New Roman" w:cs="Times New Roman"/>
+                <w:color w:val="000000" w:themeColor="text1"/>
+                <w:lang w:val="en-US"/>
+              </w:rPr>
+              <w:t xml:space="preserve">1 </w:t>
+            </w:r>
+            <w:r>
+              <w:rPr>
+                <w:rFonts w:ascii="Times New Roman" w:hAnsi="Times New Roman" w:cs="Times New Roman"/>
+                <w:color w:val="000000" w:themeColor="text1"/>
+                <w:lang w:val="en-US"/>
+              </w:rPr>
+              <w:t xml:space="preserve"> </w:t>
+            </w:r>
+            <w:r>
+              <w:rPr>
+                <w:rFonts w:ascii="Times New Roman" w:hAnsi="Times New Roman" w:cs="Times New Roman"/>
+                <w:color w:val="000000" w:themeColor="text1"/>
+                <w:lang w:val="en-US"/>
+              </w:rPr>
+              <w:t>|</w:t>
+            </w:r>
+            <w:proofErr w:type="gramEnd"/>
+            <w:r>
+              <w:rPr>
+                <w:rFonts w:ascii="Times New Roman" w:hAnsi="Times New Roman" w:cs="Times New Roman"/>
+                <w:color w:val="000000" w:themeColor="text1"/>
+                <w:lang w:val="en-US"/>
+              </w:rPr>
+              <w:t xml:space="preserve"> ref1</w:t>
+            </w:r>
+          </w:p>
+          <w:p>
+            <w:pPr>
+              <w:rPr>
+                <w:rFonts w:ascii="Times New Roman" w:hAnsi="Times New Roman" w:cs="Times New Roman"/>
+                <w:color w:val="000000" w:themeColor="text1"/>
+                <w:lang w:val="en-US"/>
+              </w:rPr>
+            </w:pPr>
+            <w:r>
+              <w:rPr>
+                <w:rFonts w:ascii="Times New Roman" w:hAnsi="Times New Roman" w:cs="Times New Roman"/>
+                <w:color w:val="000000" w:themeColor="text1"/>
+                <w:lang w:val="en-US"/>
+              </w:rPr>
+              <w:t xml:space="preserve">  2 </w:t>
+            </w:r>
+            <w:r>
+              <w:rPr>
+                <w:rFonts w:ascii="Times New Roman" w:hAnsi="Times New Roman" w:cs="Times New Roman"/>
+                <w:color w:val="000000" w:themeColor="text1"/>
+                <w:lang w:val="en-US"/>
+              </w:rPr>
+              <w:t xml:space="preserve">  </w:t>
+            </w:r>
+            <w:r>
+              <w:rPr>
+                <w:rFonts w:ascii="Times New Roman" w:hAnsi="Times New Roman" w:cs="Times New Roman"/>
+                <w:color w:val="000000" w:themeColor="text1"/>
+                <w:lang w:val="en-US"/>
+              </w:rPr>
+              <w:t>| text</w:t>
+            </w:r>
+            <w:proofErr w:type="gramStart"/>
+            <w:r>
+              <w:rPr>
+                <w:rFonts w:ascii="Times New Roman" w:hAnsi="Times New Roman" w:cs="Times New Roman"/>
+                <w:color w:val="000000" w:themeColor="text1"/>
+                <w:lang w:val="en-US"/>
+              </w:rPr>
+              <w:t xml:space="preserve">2 </w:t>
+            </w:r>
+            <w:r>
+              <w:rPr>
+                <w:rFonts w:ascii="Times New Roman" w:hAnsi="Times New Roman" w:cs="Times New Roman"/>
+                <w:color w:val="000000" w:themeColor="text1"/>
+                <w:lang w:val="en-US"/>
+              </w:rPr>
+              <w:t xml:space="preserve"> </w:t>
+            </w:r>
+            <w:r>
+              <w:rPr>
+                <w:rFonts w:ascii="Times New Roman" w:hAnsi="Times New Roman" w:cs="Times New Roman"/>
+                <w:color w:val="000000" w:themeColor="text1"/>
+                <w:lang w:val="en-US"/>
+              </w:rPr>
+              <w:t>|</w:t>
+            </w:r>
+            <w:proofErr w:type="gramEnd"/>
+            <w:r>
+              <w:rPr>
+                <w:rFonts w:ascii="Times New Roman" w:hAnsi="Times New Roman" w:cs="Times New Roman"/>
+                <w:color w:val="000000" w:themeColor="text1"/>
+                <w:lang w:val="en-US"/>
+              </w:rPr>
+              <w:t xml:space="preserve"> ref2</w:t>
+            </w:r>
+          </w:p>
+          <w:p>
+            <w:pPr>
+              <w:rPr>
+                <w:rFonts w:ascii="Times New Roman" w:hAnsi="Times New Roman" w:cs="Times New Roman"/>
+                <w:color w:val="000000" w:themeColor="text1"/>
+                <w:lang w:val="en-US"/>
+              </w:rPr>
+            </w:pPr>
+            <w:r>
+              <w:rPr>
+                <w:rFonts w:ascii="Times New Roman" w:hAnsi="Times New Roman" w:cs="Times New Roman"/>
+                <w:color w:val="000000" w:themeColor="text1"/>
+                <w:lang w:val="en-US"/>
+              </w:rPr>
+              <w:t xml:space="preserve">  3 </w:t>
+            </w:r>
+            <w:r>
+              <w:rPr>
+                <w:rFonts w:ascii="Times New Roman" w:hAnsi="Times New Roman" w:cs="Times New Roman"/>
+                <w:color w:val="000000" w:themeColor="text1"/>
+                <w:lang w:val="en-US"/>
+              </w:rPr>
+              <w:t xml:space="preserve">  </w:t>
+            </w:r>
+            <w:r>
+              <w:rPr>
+                <w:rFonts w:ascii="Times New Roman" w:hAnsi="Times New Roman" w:cs="Times New Roman"/>
+                <w:color w:val="000000" w:themeColor="text1"/>
+                <w:lang w:val="en-US"/>
+              </w:rPr>
+              <w:t>| text</w:t>
+            </w:r>
+            <w:proofErr w:type="gramStart"/>
+            <w:r>
+              <w:rPr>
+                <w:rFonts w:ascii="Times New Roman" w:hAnsi="Times New Roman" w:cs="Times New Roman"/>
+                <w:color w:val="000000" w:themeColor="text1"/>
+                <w:lang w:val="en-US"/>
+              </w:rPr>
+              <w:t xml:space="preserve">3 </w:t>
+            </w:r>
+            <w:r>
+              <w:rPr>
+                <w:rFonts w:ascii="Times New Roman" w:hAnsi="Times New Roman" w:cs="Times New Roman"/>
+                <w:color w:val="000000" w:themeColor="text1"/>
+                <w:lang w:val="en-US"/>
+              </w:rPr>
+              <w:t xml:space="preserve"> </w:t>
+            </w:r>
+            <w:r>
+              <w:rPr>
+                <w:rFonts w:ascii="Times New Roman" w:hAnsi="Times New Roman" w:cs="Times New Roman"/>
+                <w:color w:val="000000" w:themeColor="text1"/>
+                <w:lang w:val="en-US"/>
+              </w:rPr>
+              <w:t>|</w:t>
+            </w:r>
+            <w:proofErr w:type="gramEnd"/>
+            <w:r>
+              <w:rPr>
+                <w:rFonts w:ascii="Times New Roman" w:hAnsi="Times New Roman" w:cs="Times New Roman"/>
+                <w:color w:val="000000" w:themeColor="text1"/>
+                <w:lang w:val="en-US"/>
+              </w:rPr>
+              <w:t xml:space="preserve"> ref3</w:t>
+            </w:r>
+            <w:r>
+              <w:rPr>
+                <w:rFonts w:ascii="Times New Roman" w:hAnsi="Times New Roman" w:cs="Times New Roman"/>
+                <w:color w:val="000000" w:themeColor="text1"/>
                 <w:lang w:val="en-US"/>
               </w:rPr>
               <w:br/>
@@ -12118,6 +13537,7 @@
     <w:p>
       <w:pPr>
         <w:rPr>
+          <w:rFonts w:ascii="Times New Roman" w:hAnsi="Times New Roman" w:cs="Times New Roman"/>
           <w:lang w:val="en-US"/>
         </w:rPr>
       </w:pPr>
@@ -12125,20 +13545,45 @@
     <w:p>
       <w:pPr>
         <w:rPr>
-          <w:rFonts w:ascii="Times New Roman" w:eastAsia="Times New Roman" w:hAnsi="Times New Roman" w:cs="Times New Roman"/>
-          <w:sz w:val="24"/>
-          <w:szCs w:val="24"/>
-          <w:lang w:val="ru-RU"/>
-        </w:rPr>
-      </w:pPr>
-      <w:r>
-        <w:rPr>
-          <w:rFonts w:ascii="Times New Roman" w:eastAsia="Times New Roman" w:hAnsi="Times New Roman" w:cs="Times New Roman"/>
-          <w:sz w:val="24"/>
-          <w:szCs w:val="24"/>
-          <w:lang w:val="ru-RU"/>
-        </w:rPr>
-        <w:t>Запуск сервера на восстановленных данных</w:t>
+          <w:rFonts w:ascii="Times New Roman" w:hAnsi="Times New Roman" w:cs="Times New Roman"/>
+          <w:lang w:val="en-US"/>
+        </w:rPr>
+      </w:pPr>
+    </w:p>
+    <w:p>
+      <w:pPr>
+        <w:rPr>
+          <w:rFonts w:ascii="Times New Roman" w:hAnsi="Times New Roman" w:cs="Times New Roman"/>
+          <w:lang w:val="en-US"/>
+        </w:rPr>
+      </w:pPr>
+    </w:p>
+    <w:p>
+      <w:pPr>
+        <w:rPr>
+          <w:rFonts w:ascii="Times New Roman" w:hAnsi="Times New Roman" w:cs="Times New Roman"/>
+          <w:sz w:val="24"/>
+          <w:szCs w:val="24"/>
+          <w:lang w:val="ru-RU"/>
+        </w:rPr>
+      </w:pPr>
+      <w:r>
+        <w:rPr>
+          <w:rFonts w:ascii="Times New Roman" w:hAnsi="Times New Roman" w:cs="Times New Roman"/>
+          <w:sz w:val="24"/>
+          <w:szCs w:val="24"/>
+          <w:lang w:val="ru-RU"/>
+        </w:rPr>
+        <w:t>Создание резервной копии до возникновения ошибки</w:t>
+      </w:r>
+      <w:r>
+        <w:rPr>
+          <w:rFonts w:ascii="Times New Roman" w:hAnsi="Times New Roman" w:cs="Times New Roman"/>
+          <w:sz w:val="24"/>
+          <w:szCs w:val="24"/>
+          <w:lang w:val="ru-RU"/>
+        </w:rPr>
+        <w:t xml:space="preserve"> на резервном узле</w:t>
       </w:r>
     </w:p>
     <w:tbl>
@@ -12159,99 +13604,67 @@
             <w:pPr>
               <w:rPr>
                 <w:rFonts w:ascii="Times New Roman" w:hAnsi="Times New Roman" w:cs="Times New Roman"/>
-                <w:color w:val="FFFF00"/>
-                <w:sz w:val="28"/>
-                <w:szCs w:val="28"/>
-                <w:lang w:val="en-US"/>
-              </w:rPr>
-            </w:pPr>
-            <w:r>
-              <w:rPr>
+                <w:lang w:val="en-US"/>
+              </w:rPr>
+            </w:pPr>
+            <w:r>
+              <w:rPr>
+                <w:rFonts w:ascii="Times New Roman" w:hAnsi="Times New Roman" w:cs="Times New Roman"/>
                 <w:lang w:val="en-US"/>
               </w:rPr>
               <w:br/>
             </w:r>
-            <w:r>
-              <w:rPr>
-                <w:rFonts w:ascii="Times New Roman" w:hAnsi="Times New Roman" w:cs="Times New Roman"/>
-                <w:color w:val="000000" w:themeColor="text1"/>
-                <w:sz w:val="28"/>
-                <w:szCs w:val="28"/>
-                <w:lang w:val="en-US"/>
-              </w:rPr>
-              <w:t>touch ~/wml19/</w:t>
-            </w:r>
             <w:proofErr w:type="spellStart"/>
             <w:r>
               <w:rPr>
                 <w:rFonts w:ascii="Times New Roman" w:hAnsi="Times New Roman" w:cs="Times New Roman"/>
-                <w:color w:val="000000" w:themeColor="text1"/>
-                <w:sz w:val="28"/>
-                <w:szCs w:val="28"/>
-                <w:lang w:val="en-US"/>
-              </w:rPr>
-              <w:t>recovery.signal</w:t>
+                <w:lang w:val="en-US"/>
+              </w:rPr>
+              <w:t>pg_dump</w:t>
             </w:r>
             <w:proofErr w:type="spellEnd"/>
             <w:r>
               <w:rPr>
                 <w:rFonts w:ascii="Times New Roman" w:hAnsi="Times New Roman" w:cs="Times New Roman"/>
-                <w:color w:val="000000" w:themeColor="text1"/>
-                <w:sz w:val="28"/>
-                <w:szCs w:val="28"/>
-                <w:lang w:val="en-US"/>
-              </w:rPr>
-              <w:br/>
-            </w:r>
-            <w:r>
-              <w:rPr>
-                <w:color w:val="FFFF00"/>
-                <w:lang w:val="en-US"/>
-              </w:rPr>
-              <w:br/>
+                <w:lang w:val="en-US"/>
+              </w:rPr>
+              <w:t xml:space="preserve"> -h pg197 -p 9706 -U postgres0 -d </w:t>
             </w:r>
             <w:proofErr w:type="spellStart"/>
             <w:r>
               <w:rPr>
                 <w:rFonts w:ascii="Times New Roman" w:hAnsi="Times New Roman" w:cs="Times New Roman"/>
-                <w:sz w:val="28"/>
-                <w:szCs w:val="28"/>
-                <w:lang w:val="en-US"/>
-              </w:rPr>
-              <w:t>pg_ctl</w:t>
+                <w:lang w:val="en-US"/>
+              </w:rPr>
+              <w:t>uglyorangebird</w:t>
             </w:r>
             <w:proofErr w:type="spellEnd"/>
             <w:r>
               <w:rPr>
                 <w:rFonts w:ascii="Times New Roman" w:hAnsi="Times New Roman" w:cs="Times New Roman"/>
-                <w:sz w:val="28"/>
-                <w:szCs w:val="28"/>
-                <w:lang w:val="en-US"/>
-              </w:rPr>
-              <w:t xml:space="preserve"> -D /var/</w:t>
+                <w:lang w:val="en-US"/>
+              </w:rPr>
+              <w:t xml:space="preserve"> &gt; </w:t>
             </w:r>
             <w:proofErr w:type="spellStart"/>
             <w:r>
               <w:rPr>
                 <w:rFonts w:ascii="Times New Roman" w:hAnsi="Times New Roman" w:cs="Times New Roman"/>
-                <w:sz w:val="28"/>
-                <w:szCs w:val="28"/>
-                <w:lang w:val="en-US"/>
-              </w:rPr>
-              <w:t>db</w:t>
+                <w:lang w:val="en-US"/>
+              </w:rPr>
+              <w:t>backup</w:t>
+            </w:r>
+            <w:r>
+              <w:rPr>
+                <w:rFonts w:ascii="Times New Roman" w:hAnsi="Times New Roman" w:cs="Times New Roman"/>
+                <w:lang w:val="en-US"/>
+              </w:rPr>
+              <w:t>.sql</w:t>
             </w:r>
             <w:proofErr w:type="spellEnd"/>
             <w:r>
               <w:rPr>
                 <w:rFonts w:ascii="Times New Roman" w:hAnsi="Times New Roman" w:cs="Times New Roman"/>
-                <w:sz w:val="28"/>
-                <w:szCs w:val="28"/>
-                <w:lang w:val="en-US"/>
-              </w:rPr>
-              <w:t>/postgres0/wml19 -o "-p 9706" start</w:t>
-            </w:r>
-            <w:r>
-              <w:rPr>
                 <w:lang w:val="en-US"/>
               </w:rPr>
               <w:br/>
@@ -12262,12 +13675,8 @@
     </w:tbl>
     <w:p>
       <w:pPr>
-        <w:pStyle w:val="2"/>
-        <w:rPr>
-          <w:rFonts w:ascii="Times New Roman" w:eastAsia="Times New Roman" w:hAnsi="Times New Roman" w:cs="Times New Roman"/>
-          <w:color w:val="auto"/>
-          <w:sz w:val="36"/>
-          <w:szCs w:val="36"/>
+        <w:rPr>
+          <w:rFonts w:ascii="Times New Roman" w:hAnsi="Times New Roman" w:cs="Times New Roman"/>
           <w:lang w:val="en-US"/>
         </w:rPr>
       </w:pPr>
@@ -12275,85 +13684,73 @@
     <w:p>
       <w:pPr>
         <w:rPr>
-          <w:lang w:val="en-US"/>
-        </w:rPr>
-      </w:pPr>
+          <w:rFonts w:ascii="Times New Roman" w:hAnsi="Times New Roman" w:cs="Times New Roman"/>
+          <w:color w:val="000000" w:themeColor="text1"/>
+          <w:lang w:val="ru-RU"/>
+        </w:rPr>
+      </w:pPr>
+      <w:r>
+        <w:rPr>
+          <w:rFonts w:ascii="Times New Roman" w:hAnsi="Times New Roman" w:cs="Times New Roman"/>
+          <w:color w:val="000000" w:themeColor="text1"/>
+          <w:lang w:val="ru-RU"/>
+        </w:rPr>
+        <w:t>Симуляция логического повреждения</w:t>
+      </w:r>
     </w:p>
     <w:p>
       <w:pPr>
-        <w:pStyle w:val="2"/>
-        <w:rPr>
-          <w:rFonts w:ascii="Times New Roman" w:eastAsia="Times New Roman" w:hAnsi="Times New Roman" w:cs="Times New Roman"/>
-          <w:color w:val="auto"/>
-          <w:lang w:val="ru-RU"/>
-        </w:rPr>
-      </w:pPr>
-      <w:bookmarkStart w:id="7" w:name="_Toc225608039"/>
-      <w:r>
-        <w:rPr>
-          <w:rFonts w:ascii="Times New Roman" w:eastAsia="Times New Roman" w:hAnsi="Times New Roman" w:cs="Times New Roman"/>
-          <w:color w:val="auto"/>
-          <w:sz w:val="36"/>
-          <w:szCs w:val="36"/>
-          <w:lang w:val="ru-RU"/>
-        </w:rPr>
-        <w:t xml:space="preserve">Этап </w:t>
-      </w:r>
-      <w:r>
-        <w:rPr>
-          <w:rFonts w:ascii="Times New Roman" w:eastAsia="Times New Roman" w:hAnsi="Times New Roman" w:cs="Times New Roman"/>
-          <w:color w:val="auto"/>
-          <w:sz w:val="36"/>
-          <w:szCs w:val="36"/>
-          <w:lang w:val="ru-RU"/>
-        </w:rPr>
-        <w:t>4</w:t>
-      </w:r>
-      <w:r>
-        <w:rPr>
-          <w:rFonts w:ascii="Times New Roman" w:eastAsia="Times New Roman" w:hAnsi="Times New Roman" w:cs="Times New Roman"/>
-          <w:color w:val="auto"/>
-          <w:sz w:val="36"/>
-          <w:szCs w:val="36"/>
-          <w:lang w:val="ru-RU"/>
-        </w:rPr>
-        <w:t xml:space="preserve">. </w:t>
-      </w:r>
-      <w:r>
-        <w:rPr>
-          <w:rFonts w:ascii="Times New Roman" w:eastAsia="Times New Roman" w:hAnsi="Times New Roman" w:cs="Times New Roman"/>
-          <w:color w:val="auto"/>
-          <w:sz w:val="36"/>
-          <w:szCs w:val="36"/>
-          <w:lang w:val="ru-RU"/>
-        </w:rPr>
-        <w:t>Логическое повреждение данных</w:t>
-      </w:r>
-      <w:r>
-        <w:rPr>
-          <w:rFonts w:ascii="Times New Roman" w:eastAsia="Times New Roman" w:hAnsi="Times New Roman" w:cs="Times New Roman"/>
-          <w:color w:val="auto"/>
-          <w:sz w:val="36"/>
-          <w:szCs w:val="36"/>
-          <w:lang w:val="ru-RU"/>
-        </w:rPr>
-        <w:t>.</w:t>
-      </w:r>
-      <w:bookmarkEnd w:id="7"/>
-    </w:p>
-    <w:p>
-      <w:pPr>
         <w:rPr>
           <w:rFonts w:ascii="Times New Roman" w:hAnsi="Times New Roman" w:cs="Times New Roman"/>
+          <w:color w:val="000000" w:themeColor="text1"/>
           <w:lang w:val="ru-RU"/>
         </w:rPr>
       </w:pPr>
       <w:r>
         <w:rPr>
           <w:rFonts w:ascii="Times New Roman" w:hAnsi="Times New Roman" w:cs="Times New Roman"/>
-          <w:lang w:val="ru-RU"/>
-        </w:rPr>
-        <w:t>Подготовка тестовых данных</w:t>
+          <w:color w:val="000000" w:themeColor="text1"/>
+          <w:lang w:val="ru-RU"/>
+        </w:rPr>
+        <w:lastRenderedPageBreak/>
+        <w:t>Имитируем ошибочную операцию: обновим внешний ключ в одной из строк таблицы</w:t>
+      </w:r>
+      <w:r>
+        <w:rPr>
+          <w:rFonts w:ascii="Times New Roman" w:hAnsi="Times New Roman" w:cs="Times New Roman"/>
+          <w:color w:val="000000" w:themeColor="text1"/>
+        </w:rPr>
+        <w:t> table</w:t>
+      </w:r>
+      <w:r>
+        <w:rPr>
+          <w:rFonts w:ascii="Times New Roman" w:hAnsi="Times New Roman" w:cs="Times New Roman"/>
+          <w:color w:val="000000" w:themeColor="text1"/>
+          <w:lang w:val="ru-RU"/>
+        </w:rPr>
+        <w:t>2, установив значение, отсутствующее в</w:t>
+      </w:r>
+      <w:r>
+        <w:rPr>
+          <w:rFonts w:ascii="Times New Roman" w:hAnsi="Times New Roman" w:cs="Times New Roman"/>
+          <w:color w:val="000000" w:themeColor="text1"/>
+        </w:rPr>
+        <w:t> table</w:t>
+      </w:r>
+      <w:r>
+        <w:rPr>
+          <w:rFonts w:ascii="Times New Roman" w:hAnsi="Times New Roman" w:cs="Times New Roman"/>
+          <w:color w:val="000000" w:themeColor="text1"/>
+          <w:lang w:val="ru-RU"/>
+        </w:rPr>
+        <w:t>1.</w:t>
+      </w:r>
+      <w:r>
+        <w:rPr>
+          <w:rFonts w:ascii="Times New Roman" w:hAnsi="Times New Roman" w:cs="Times New Roman"/>
+          <w:color w:val="000000" w:themeColor="text1"/>
+        </w:rPr>
+        <w:t> </w:t>
       </w:r>
     </w:p>
     <w:tbl>
@@ -12374,466 +13771,196 @@
             <w:pPr>
               <w:rPr>
                 <w:rFonts w:ascii="Times New Roman" w:hAnsi="Times New Roman" w:cs="Times New Roman"/>
-                <w:lang w:val="ru-RU"/>
-              </w:rPr>
-            </w:pPr>
-            <w:r>
-              <w:rPr>
+                <w:color w:val="000000" w:themeColor="text1"/>
+                <w:lang w:val="ru-RU"/>
+              </w:rPr>
+            </w:pPr>
+            <w:r>
+              <w:rPr>
+                <w:rFonts w:ascii="Times New Roman" w:hAnsi="Times New Roman" w:cs="Times New Roman"/>
+                <w:color w:val="000000" w:themeColor="text1"/>
                 <w:lang w:val="ru-RU"/>
               </w:rPr>
               <w:br/>
-            </w:r>
-            <w:r>
-              <w:rPr>
-                <w:rFonts w:ascii="Times New Roman" w:hAnsi="Times New Roman" w:cs="Times New Roman"/>
-                <w:lang w:val="ru-RU"/>
-              </w:rPr>
-              <w:t>-- Создание таблиц на основном узле (pg197)</w:t>
-            </w:r>
-          </w:p>
-          <w:p>
-            <w:pPr>
-              <w:rPr>
-                <w:rFonts w:ascii="Times New Roman" w:hAnsi="Times New Roman" w:cs="Times New Roman"/>
-                <w:lang w:val="en-US"/>
-              </w:rPr>
-            </w:pPr>
-            <w:r>
-              <w:rPr>
-                <w:rFonts w:ascii="Times New Roman" w:hAnsi="Times New Roman" w:cs="Times New Roman"/>
-                <w:lang w:val="en-US"/>
-              </w:rPr>
-              <w:t>CREATE TABLE table1 (</w:t>
-            </w:r>
-          </w:p>
-          <w:p>
-            <w:pPr>
-              <w:rPr>
-                <w:rFonts w:ascii="Times New Roman" w:hAnsi="Times New Roman" w:cs="Times New Roman"/>
-                <w:lang w:val="en-US"/>
-              </w:rPr>
-            </w:pPr>
-            <w:r>
-              <w:rPr>
-                <w:rFonts w:ascii="Times New Roman" w:hAnsi="Times New Roman" w:cs="Times New Roman"/>
-                <w:lang w:val="en-US"/>
-              </w:rPr>
-              <w:t xml:space="preserve">    id SERIAL PRIMARY KEY,</w:t>
-            </w:r>
-          </w:p>
-          <w:p>
-            <w:pPr>
-              <w:rPr>
-                <w:rFonts w:ascii="Times New Roman" w:hAnsi="Times New Roman" w:cs="Times New Roman"/>
-                <w:lang w:val="en-US"/>
-              </w:rPr>
-            </w:pPr>
-            <w:r>
-              <w:rPr>
-                <w:rFonts w:ascii="Times New Roman" w:hAnsi="Times New Roman" w:cs="Times New Roman"/>
-                <w:lang w:val="en-US"/>
-              </w:rPr>
-              <w:t xml:space="preserve">    text1 TEXT</w:t>
-            </w:r>
-          </w:p>
-          <w:p>
-            <w:pPr>
-              <w:rPr>
-                <w:rFonts w:ascii="Times New Roman" w:hAnsi="Times New Roman" w:cs="Times New Roman"/>
-                <w:lang w:val="en-US"/>
-              </w:rPr>
-            </w:pPr>
-            <w:r>
-              <w:rPr>
-                <w:rFonts w:ascii="Times New Roman" w:hAnsi="Times New Roman" w:cs="Times New Roman"/>
-                <w:lang w:val="en-US"/>
-              </w:rPr>
-              <w:t>);</w:t>
-            </w:r>
-          </w:p>
-          <w:p>
-            <w:pPr>
-              <w:rPr>
-                <w:rFonts w:ascii="Times New Roman" w:hAnsi="Times New Roman" w:cs="Times New Roman"/>
-                <w:lang w:val="en-US"/>
-              </w:rPr>
-            </w:pPr>
-          </w:p>
-          <w:p>
-            <w:pPr>
-              <w:rPr>
-                <w:rFonts w:ascii="Times New Roman" w:hAnsi="Times New Roman" w:cs="Times New Roman"/>
-                <w:lang w:val="en-US"/>
-              </w:rPr>
-            </w:pPr>
-            <w:r>
-              <w:rPr>
-                <w:rFonts w:ascii="Times New Roman" w:hAnsi="Times New Roman" w:cs="Times New Roman"/>
-                <w:lang w:val="en-US"/>
-              </w:rPr>
-              <w:t>CREATE TABLE table2 (</w:t>
-            </w:r>
-          </w:p>
-          <w:p>
-            <w:pPr>
-              <w:rPr>
-                <w:rFonts w:ascii="Times New Roman" w:hAnsi="Times New Roman" w:cs="Times New Roman"/>
-                <w:lang w:val="en-US"/>
-              </w:rPr>
-            </w:pPr>
-            <w:r>
-              <w:rPr>
-                <w:rFonts w:ascii="Times New Roman" w:hAnsi="Times New Roman" w:cs="Times New Roman"/>
-                <w:lang w:val="en-US"/>
-              </w:rPr>
-              <w:t xml:space="preserve">    id INTEGER,</w:t>
-            </w:r>
-          </w:p>
-          <w:p>
-            <w:pPr>
-              <w:rPr>
-                <w:rFonts w:ascii="Times New Roman" w:hAnsi="Times New Roman" w:cs="Times New Roman"/>
-                <w:lang w:val="en-US"/>
-              </w:rPr>
-            </w:pPr>
-            <w:r>
-              <w:rPr>
-                <w:rFonts w:ascii="Times New Roman" w:hAnsi="Times New Roman" w:cs="Times New Roman"/>
-                <w:lang w:val="en-US"/>
-              </w:rPr>
-              <w:t xml:space="preserve">    text2 TEXT,</w:t>
-            </w:r>
-          </w:p>
-          <w:p>
-            <w:pPr>
-              <w:rPr>
-                <w:rFonts w:ascii="Times New Roman" w:hAnsi="Times New Roman" w:cs="Times New Roman"/>
-                <w:lang w:val="en-US"/>
-              </w:rPr>
-            </w:pPr>
-            <w:r>
-              <w:rPr>
-                <w:rFonts w:ascii="Times New Roman" w:hAnsi="Times New Roman" w:cs="Times New Roman"/>
-                <w:lang w:val="en-US"/>
-              </w:rPr>
-              <w:t xml:space="preserve">    CONSTRAINT fk_table1</w:t>
-            </w:r>
-          </w:p>
-          <w:p>
-            <w:pPr>
-              <w:rPr>
-                <w:rFonts w:ascii="Times New Roman" w:hAnsi="Times New Roman" w:cs="Times New Roman"/>
-                <w:lang w:val="en-US"/>
-              </w:rPr>
-            </w:pPr>
-            <w:r>
-              <w:rPr>
-                <w:rFonts w:ascii="Times New Roman" w:hAnsi="Times New Roman" w:cs="Times New Roman"/>
-                <w:lang w:val="en-US"/>
-              </w:rPr>
-              <w:t xml:space="preserve">        FOREIGN KEY (id)</w:t>
-            </w:r>
-          </w:p>
-          <w:p>
-            <w:pPr>
-              <w:rPr>
-                <w:rFonts w:ascii="Times New Roman" w:hAnsi="Times New Roman" w:cs="Times New Roman"/>
-                <w:lang w:val="en-US"/>
-              </w:rPr>
-            </w:pPr>
-            <w:r>
-              <w:rPr>
-                <w:rFonts w:ascii="Times New Roman" w:hAnsi="Times New Roman" w:cs="Times New Roman"/>
-                <w:lang w:val="en-US"/>
-              </w:rPr>
-              <w:t xml:space="preserve">        REFERENCES table1(id)</w:t>
-            </w:r>
-          </w:p>
-          <w:p>
-            <w:pPr>
-              <w:rPr>
-                <w:rFonts w:ascii="Times New Roman" w:hAnsi="Times New Roman" w:cs="Times New Roman"/>
-                <w:lang w:val="en-US"/>
-              </w:rPr>
-            </w:pPr>
-            <w:r>
-              <w:rPr>
-                <w:rFonts w:ascii="Times New Roman" w:hAnsi="Times New Roman" w:cs="Times New Roman"/>
-                <w:lang w:val="en-US"/>
-              </w:rPr>
-              <w:t>);</w:t>
-            </w:r>
-          </w:p>
-          <w:p>
-            <w:pPr>
-              <w:rPr>
-                <w:rFonts w:ascii="Times New Roman" w:hAnsi="Times New Roman" w:cs="Times New Roman"/>
-                <w:lang w:val="en-US"/>
-              </w:rPr>
-            </w:pPr>
-          </w:p>
-          <w:p>
-            <w:pPr>
-              <w:rPr>
-                <w:rFonts w:ascii="Times New Roman" w:hAnsi="Times New Roman" w:cs="Times New Roman"/>
-                <w:lang w:val="en-US"/>
-              </w:rPr>
-            </w:pPr>
-            <w:r>
-              <w:rPr>
-                <w:rFonts w:ascii="Times New Roman" w:hAnsi="Times New Roman" w:cs="Times New Roman"/>
-                <w:lang w:val="en-US"/>
-              </w:rPr>
-              <w:lastRenderedPageBreak/>
-              <w:t xml:space="preserve">-- </w:t>
-            </w:r>
-            <w:r>
-              <w:rPr>
-                <w:rFonts w:ascii="Times New Roman" w:hAnsi="Times New Roman" w:cs="Times New Roman"/>
-                <w:lang w:val="ru-RU"/>
-              </w:rPr>
-              <w:t>Заполнение</w:t>
-            </w:r>
-            <w:r>
-              <w:rPr>
-                <w:rFonts w:ascii="Times New Roman" w:hAnsi="Times New Roman" w:cs="Times New Roman"/>
-                <w:lang w:val="en-US"/>
-              </w:rPr>
-              <w:t xml:space="preserve"> </w:t>
-            </w:r>
-            <w:r>
-              <w:rPr>
-                <w:rFonts w:ascii="Times New Roman" w:hAnsi="Times New Roman" w:cs="Times New Roman"/>
-                <w:lang w:val="ru-RU"/>
-              </w:rPr>
-              <w:t>данными</w:t>
-            </w:r>
-          </w:p>
-          <w:p>
-            <w:pPr>
-              <w:rPr>
-                <w:rFonts w:ascii="Times New Roman" w:hAnsi="Times New Roman" w:cs="Times New Roman"/>
-                <w:lang w:val="en-US"/>
-              </w:rPr>
-            </w:pPr>
-            <w:r>
-              <w:rPr>
-                <w:rFonts w:ascii="Times New Roman" w:hAnsi="Times New Roman" w:cs="Times New Roman"/>
-                <w:lang w:val="en-US"/>
-              </w:rPr>
-              <w:t>INSERT INTO table1 (text1) VALUES</w:t>
-            </w:r>
-          </w:p>
-          <w:p>
-            <w:pPr>
-              <w:rPr>
-                <w:rFonts w:ascii="Times New Roman" w:hAnsi="Times New Roman" w:cs="Times New Roman"/>
-                <w:lang w:val="en-US"/>
-              </w:rPr>
-            </w:pPr>
-            <w:r>
-              <w:rPr>
-                <w:rFonts w:ascii="Times New Roman" w:hAnsi="Times New Roman" w:cs="Times New Roman"/>
-                <w:lang w:val="en-US"/>
-              </w:rPr>
-              <w:t>('text1'),</w:t>
-            </w:r>
-          </w:p>
-          <w:p>
-            <w:pPr>
-              <w:rPr>
-                <w:rFonts w:ascii="Times New Roman" w:hAnsi="Times New Roman" w:cs="Times New Roman"/>
-                <w:lang w:val="en-US"/>
-              </w:rPr>
-            </w:pPr>
-            <w:r>
-              <w:rPr>
-                <w:rFonts w:ascii="Times New Roman" w:hAnsi="Times New Roman" w:cs="Times New Roman"/>
-                <w:lang w:val="en-US"/>
-              </w:rPr>
-              <w:t>('text2'),</w:t>
-            </w:r>
-          </w:p>
-          <w:p>
-            <w:pPr>
-              <w:rPr>
-                <w:rFonts w:ascii="Times New Roman" w:hAnsi="Times New Roman" w:cs="Times New Roman"/>
-                <w:lang w:val="en-US"/>
-              </w:rPr>
-            </w:pPr>
-            <w:r>
-              <w:rPr>
-                <w:rFonts w:ascii="Times New Roman" w:hAnsi="Times New Roman" w:cs="Times New Roman"/>
-                <w:lang w:val="en-US"/>
-              </w:rPr>
-              <w:t>('text3');</w:t>
-            </w:r>
-          </w:p>
-          <w:p>
-            <w:pPr>
-              <w:rPr>
-                <w:rFonts w:ascii="Times New Roman" w:hAnsi="Times New Roman" w:cs="Times New Roman"/>
-                <w:lang w:val="en-US"/>
-              </w:rPr>
-            </w:pPr>
-          </w:p>
-          <w:p>
-            <w:pPr>
-              <w:rPr>
-                <w:rFonts w:ascii="Times New Roman" w:hAnsi="Times New Roman" w:cs="Times New Roman"/>
-                <w:lang w:val="en-US"/>
-              </w:rPr>
-            </w:pPr>
-            <w:r>
-              <w:rPr>
-                <w:rFonts w:ascii="Times New Roman" w:hAnsi="Times New Roman" w:cs="Times New Roman"/>
-                <w:lang w:val="en-US"/>
-              </w:rPr>
-              <w:t>INSERT INTO table2 (id, text2) VALUES</w:t>
-            </w:r>
-          </w:p>
-          <w:p>
-            <w:pPr>
-              <w:rPr>
-                <w:rFonts w:ascii="Times New Roman" w:hAnsi="Times New Roman" w:cs="Times New Roman"/>
-                <w:lang w:val="en-US"/>
-              </w:rPr>
-            </w:pPr>
-            <w:r>
-              <w:rPr>
-                <w:rFonts w:ascii="Times New Roman" w:hAnsi="Times New Roman" w:cs="Times New Roman"/>
-                <w:lang w:val="en-US"/>
-              </w:rPr>
-              <w:t>(1, 'ref1'),</w:t>
-            </w:r>
-          </w:p>
-          <w:p>
-            <w:pPr>
-              <w:rPr>
-                <w:rFonts w:ascii="Times New Roman" w:hAnsi="Times New Roman" w:cs="Times New Roman"/>
-                <w:lang w:val="en-US"/>
-              </w:rPr>
-            </w:pPr>
-            <w:r>
-              <w:rPr>
-                <w:rFonts w:ascii="Times New Roman" w:hAnsi="Times New Roman" w:cs="Times New Roman"/>
-                <w:lang w:val="en-US"/>
-              </w:rPr>
-              <w:t>(2, 'ref2'),</w:t>
-            </w:r>
-          </w:p>
-          <w:p>
-            <w:pPr>
-              <w:rPr>
-                <w:rFonts w:ascii="Times New Roman" w:hAnsi="Times New Roman" w:cs="Times New Roman"/>
-                <w:lang w:val="en-US"/>
-              </w:rPr>
-            </w:pPr>
-            <w:r>
-              <w:rPr>
-                <w:rFonts w:ascii="Times New Roman" w:hAnsi="Times New Roman" w:cs="Times New Roman"/>
-                <w:lang w:val="en-US"/>
-              </w:rPr>
-              <w:t>(3, 'ref3');</w:t>
-            </w:r>
-          </w:p>
-          <w:p>
-            <w:pPr>
-              <w:rPr>
-                <w:rFonts w:ascii="Times New Roman" w:hAnsi="Times New Roman" w:cs="Times New Roman"/>
-                <w:lang w:val="en-US"/>
-              </w:rPr>
-            </w:pPr>
-          </w:p>
-          <w:p>
-            <w:pPr>
-              <w:rPr>
-                <w:rFonts w:ascii="Times New Roman" w:hAnsi="Times New Roman" w:cs="Times New Roman"/>
-                <w:lang w:val="en-US"/>
-              </w:rPr>
-            </w:pPr>
-            <w:r>
-              <w:rPr>
-                <w:rFonts w:ascii="Times New Roman" w:hAnsi="Times New Roman" w:cs="Times New Roman"/>
-                <w:lang w:val="en-US"/>
-              </w:rPr>
-              <w:t xml:space="preserve">-- </w:t>
-            </w:r>
-            <w:r>
-              <w:rPr>
-                <w:rFonts w:ascii="Times New Roman" w:hAnsi="Times New Roman" w:cs="Times New Roman"/>
-                <w:lang w:val="ru-RU"/>
-              </w:rPr>
-              <w:t>Проверка</w:t>
-            </w:r>
-            <w:r>
-              <w:rPr>
-                <w:rFonts w:ascii="Times New Roman" w:hAnsi="Times New Roman" w:cs="Times New Roman"/>
-                <w:lang w:val="en-US"/>
-              </w:rPr>
-              <w:t xml:space="preserve"> </w:t>
-            </w:r>
-            <w:r>
-              <w:rPr>
-                <w:rFonts w:ascii="Times New Roman" w:hAnsi="Times New Roman" w:cs="Times New Roman"/>
-                <w:lang w:val="ru-RU"/>
-              </w:rPr>
-              <w:t>целостности</w:t>
-            </w:r>
-            <w:r>
-              <w:rPr>
-                <w:rFonts w:ascii="Times New Roman" w:hAnsi="Times New Roman" w:cs="Times New Roman"/>
-                <w:lang w:val="en-US"/>
-              </w:rPr>
-              <w:t xml:space="preserve"> </w:t>
-            </w:r>
-          </w:p>
-          <w:p>
-            <w:pPr>
-              <w:rPr>
-                <w:rFonts w:ascii="Times New Roman" w:hAnsi="Times New Roman" w:cs="Times New Roman"/>
-                <w:lang w:val="en-US"/>
-              </w:rPr>
-            </w:pPr>
-            <w:r>
-              <w:rPr>
-                <w:rFonts w:ascii="Times New Roman" w:hAnsi="Times New Roman" w:cs="Times New Roman"/>
-                <w:lang w:val="en-US"/>
-              </w:rPr>
-              <w:t>SELECT t1.id, t1.text1, t2.text2</w:t>
-            </w:r>
-          </w:p>
-          <w:p>
-            <w:pPr>
-              <w:rPr>
-                <w:rFonts w:ascii="Times New Roman" w:hAnsi="Times New Roman" w:cs="Times New Roman"/>
-                <w:lang w:val="en-US"/>
-              </w:rPr>
-            </w:pPr>
-            <w:r>
-              <w:rPr>
-                <w:rFonts w:ascii="Times New Roman" w:hAnsi="Times New Roman" w:cs="Times New Roman"/>
-                <w:lang w:val="en-US"/>
-              </w:rPr>
-              <w:t>FROM table1 t1</w:t>
-            </w:r>
-          </w:p>
-          <w:p>
-            <w:pPr>
-              <w:rPr>
-                <w:lang w:val="en-US"/>
-              </w:rPr>
-            </w:pPr>
-            <w:r>
-              <w:rPr>
-                <w:rFonts w:ascii="Times New Roman" w:hAnsi="Times New Roman" w:cs="Times New Roman"/>
-                <w:lang w:val="en-US"/>
-              </w:rPr>
-              <w:t>JOIN table2 t2 ON t1.id = t2.id;</w:t>
-            </w:r>
-            <w:r>
-              <w:rPr>
-                <w:rFonts w:ascii="Times New Roman" w:hAnsi="Times New Roman" w:cs="Times New Roman"/>
+              <w:t>-- Отключаем триггеры внешнего ключа на table2</w:t>
+            </w:r>
+          </w:p>
+          <w:p>
+            <w:pPr>
+              <w:rPr>
+                <w:rFonts w:ascii="Times New Roman" w:hAnsi="Times New Roman" w:cs="Times New Roman"/>
+                <w:color w:val="000000" w:themeColor="text1"/>
+                <w:lang w:val="en-US"/>
+              </w:rPr>
+            </w:pPr>
+            <w:r>
+              <w:rPr>
+                <w:rFonts w:ascii="Times New Roman" w:hAnsi="Times New Roman" w:cs="Times New Roman"/>
+                <w:color w:val="000000" w:themeColor="text1"/>
+                <w:lang w:val="en-US"/>
+              </w:rPr>
+              <w:t>ALTER TABLE table2 DISABLE TRIGGER ALL;</w:t>
+            </w:r>
+          </w:p>
+          <w:p>
+            <w:pPr>
+              <w:rPr>
+                <w:rFonts w:ascii="Times New Roman" w:hAnsi="Times New Roman" w:cs="Times New Roman"/>
+                <w:color w:val="000000" w:themeColor="text1"/>
+                <w:lang w:val="en-US"/>
+              </w:rPr>
+            </w:pPr>
+          </w:p>
+          <w:p>
+            <w:pPr>
+              <w:rPr>
+                <w:rFonts w:ascii="Times New Roman" w:hAnsi="Times New Roman" w:cs="Times New Roman"/>
+                <w:color w:val="000000" w:themeColor="text1"/>
+                <w:lang w:val="ru-RU"/>
+              </w:rPr>
+            </w:pPr>
+            <w:r>
+              <w:rPr>
+                <w:rFonts w:ascii="Times New Roman" w:hAnsi="Times New Roman" w:cs="Times New Roman"/>
+                <w:color w:val="000000" w:themeColor="text1"/>
+                <w:lang w:val="ru-RU"/>
+              </w:rPr>
+              <w:t xml:space="preserve">-- Ошибочное обновление: меняем </w:t>
+            </w:r>
+            <w:proofErr w:type="spellStart"/>
+            <w:r>
+              <w:rPr>
+                <w:rFonts w:ascii="Times New Roman" w:hAnsi="Times New Roman" w:cs="Times New Roman"/>
+                <w:color w:val="000000" w:themeColor="text1"/>
+                <w:lang w:val="ru-RU"/>
+              </w:rPr>
+              <w:t>id</w:t>
+            </w:r>
+            <w:proofErr w:type="spellEnd"/>
+            <w:r>
+              <w:rPr>
+                <w:rFonts w:ascii="Times New Roman" w:hAnsi="Times New Roman" w:cs="Times New Roman"/>
+                <w:color w:val="000000" w:themeColor="text1"/>
+                <w:lang w:val="ru-RU"/>
+              </w:rPr>
+              <w:t xml:space="preserve"> с 1 на 999 (такого </w:t>
+            </w:r>
+            <w:proofErr w:type="spellStart"/>
+            <w:r>
+              <w:rPr>
+                <w:rFonts w:ascii="Times New Roman" w:hAnsi="Times New Roman" w:cs="Times New Roman"/>
+                <w:color w:val="000000" w:themeColor="text1"/>
+                <w:lang w:val="ru-RU"/>
+              </w:rPr>
+              <w:t>id</w:t>
+            </w:r>
+            <w:proofErr w:type="spellEnd"/>
+            <w:r>
+              <w:rPr>
+                <w:rFonts w:ascii="Times New Roman" w:hAnsi="Times New Roman" w:cs="Times New Roman"/>
+                <w:color w:val="000000" w:themeColor="text1"/>
+                <w:lang w:val="ru-RU"/>
+              </w:rPr>
+              <w:t xml:space="preserve"> в table1 нет)</w:t>
+            </w:r>
+          </w:p>
+          <w:p>
+            <w:pPr>
+              <w:rPr>
+                <w:rFonts w:ascii="Times New Roman" w:hAnsi="Times New Roman" w:cs="Times New Roman"/>
+                <w:color w:val="000000" w:themeColor="text1"/>
+                <w:lang w:val="en-US"/>
+              </w:rPr>
+            </w:pPr>
+            <w:r>
+              <w:rPr>
+                <w:rFonts w:ascii="Times New Roman" w:hAnsi="Times New Roman" w:cs="Times New Roman"/>
+                <w:color w:val="000000" w:themeColor="text1"/>
+                <w:lang w:val="en-US"/>
+              </w:rPr>
+              <w:t>UPDATE table2</w:t>
+            </w:r>
+          </w:p>
+          <w:p>
+            <w:pPr>
+              <w:rPr>
+                <w:rFonts w:ascii="Times New Roman" w:hAnsi="Times New Roman" w:cs="Times New Roman"/>
+                <w:color w:val="000000" w:themeColor="text1"/>
+                <w:lang w:val="en-US"/>
+              </w:rPr>
+            </w:pPr>
+            <w:r>
+              <w:rPr>
+                <w:rFonts w:ascii="Times New Roman" w:hAnsi="Times New Roman" w:cs="Times New Roman"/>
+                <w:color w:val="000000" w:themeColor="text1"/>
+                <w:lang w:val="en-US"/>
+              </w:rPr>
+              <w:t>SET id = 999</w:t>
+            </w:r>
+          </w:p>
+          <w:p>
+            <w:pPr>
+              <w:rPr>
+                <w:rFonts w:ascii="Times New Roman" w:hAnsi="Times New Roman" w:cs="Times New Roman"/>
+                <w:color w:val="000000" w:themeColor="text1"/>
+                <w:lang w:val="en-US"/>
+              </w:rPr>
+            </w:pPr>
+            <w:r>
+              <w:rPr>
+                <w:rFonts w:ascii="Times New Roman" w:hAnsi="Times New Roman" w:cs="Times New Roman"/>
+                <w:color w:val="000000" w:themeColor="text1"/>
+                <w:lang w:val="en-US"/>
+              </w:rPr>
+              <w:t>WHERE id = 1;</w:t>
+            </w:r>
+          </w:p>
+          <w:p>
+            <w:pPr>
+              <w:rPr>
+                <w:rFonts w:ascii="Times New Roman" w:hAnsi="Times New Roman" w:cs="Times New Roman"/>
+                <w:color w:val="000000" w:themeColor="text1"/>
+                <w:lang w:val="en-US"/>
+              </w:rPr>
+            </w:pPr>
+          </w:p>
+          <w:p>
+            <w:pPr>
+              <w:rPr>
+                <w:rFonts w:ascii="Times New Roman" w:hAnsi="Times New Roman" w:cs="Times New Roman"/>
+                <w:color w:val="000000" w:themeColor="text1"/>
+                <w:lang w:val="ru-RU"/>
+              </w:rPr>
+            </w:pPr>
+            <w:r>
+              <w:rPr>
+                <w:rFonts w:ascii="Times New Roman" w:hAnsi="Times New Roman" w:cs="Times New Roman"/>
+                <w:color w:val="000000" w:themeColor="text1"/>
+                <w:lang w:val="ru-RU"/>
+              </w:rPr>
+              <w:t>-- Включаем триггеры обратно (для полноты картины, но после ошибки они уже не помогут)</w:t>
+            </w:r>
+          </w:p>
+          <w:p>
+            <w:pPr>
+              <w:rPr>
+                <w:rFonts w:ascii="Times New Roman" w:hAnsi="Times New Roman" w:cs="Times New Roman"/>
+                <w:color w:val="000000" w:themeColor="text1"/>
+                <w:lang w:val="en-US"/>
+              </w:rPr>
+            </w:pPr>
+            <w:r>
+              <w:rPr>
+                <w:rFonts w:ascii="Times New Roman" w:hAnsi="Times New Roman" w:cs="Times New Roman"/>
+                <w:color w:val="000000" w:themeColor="text1"/>
+                <w:lang w:val="en-US"/>
+              </w:rPr>
+              <w:t>ALTER TABLE table2 ENABLE TRIGGER ALL;</w:t>
+            </w:r>
+            <w:r>
+              <w:rPr>
+                <w:rFonts w:ascii="Times New Roman" w:hAnsi="Times New Roman" w:cs="Times New Roman"/>
+                <w:color w:val="000000" w:themeColor="text1"/>
                 <w:lang w:val="en-US"/>
               </w:rPr>
               <w:br/>
@@ -12845,715 +13972,6 @@
     <w:p>
       <w:pPr>
         <w:rPr>
-          <w:lang w:val="en-US"/>
-        </w:rPr>
-      </w:pPr>
-    </w:p>
-    <w:p>
-      <w:pPr>
-        <w:rPr>
-          <w:color w:val="000000" w:themeColor="text1"/>
-          <w:lang w:val="ru-RU"/>
-        </w:rPr>
-      </w:pPr>
-      <w:r>
-        <w:rPr>
-          <w:color w:val="000000" w:themeColor="text1"/>
-          <w:lang w:val="ru-RU"/>
-        </w:rPr>
-        <w:t>Результат запроса</w:t>
-      </w:r>
-    </w:p>
-    <w:tbl>
-      <w:tblPr>
-        <w:tblStyle w:val="ad"/>
-        <w:tblW w:w="0" w:type="auto"/>
-        <w:tblLook w:val="04A0" w:firstRow="1" w:lastRow="0" w:firstColumn="1" w:lastColumn="0" w:noHBand="0" w:noVBand="1"/>
-      </w:tblPr>
-      <w:tblGrid>
-        <w:gridCol w:w="11328"/>
-      </w:tblGrid>
-      <w:tr>
-        <w:tc>
-          <w:tcPr>
-            <w:tcW w:w="11328" w:type="dxa"/>
-          </w:tcPr>
-          <w:p>
-            <w:pPr>
-              <w:rPr>
-                <w:color w:val="000000" w:themeColor="text1"/>
-                <w:lang w:val="en-US"/>
-              </w:rPr>
-            </w:pPr>
-            <w:r>
-              <w:rPr>
-                <w:color w:val="000000" w:themeColor="text1"/>
-                <w:lang w:val="en-US"/>
-              </w:rPr>
-              <w:br/>
-            </w:r>
-            <w:r>
-              <w:rPr>
-                <w:color w:val="000000" w:themeColor="text1"/>
-                <w:lang w:val="en-US"/>
-              </w:rPr>
-              <w:t xml:space="preserve"> </w:t>
-            </w:r>
-            <w:r>
-              <w:rPr>
-                <w:color w:val="000000" w:themeColor="text1"/>
-                <w:lang w:val="en-US"/>
-              </w:rPr>
-              <w:t xml:space="preserve">id </w:t>
-            </w:r>
-            <w:r>
-              <w:rPr>
-                <w:color w:val="000000" w:themeColor="text1"/>
-                <w:lang w:val="en-US"/>
-              </w:rPr>
-              <w:t xml:space="preserve">  </w:t>
-            </w:r>
-            <w:r>
-              <w:rPr>
-                <w:color w:val="000000" w:themeColor="text1"/>
-                <w:lang w:val="en-US"/>
-              </w:rPr>
-              <w:t>| text1 | text2</w:t>
-            </w:r>
-          </w:p>
-          <w:p>
-            <w:pPr>
-              <w:rPr>
-                <w:color w:val="000000" w:themeColor="text1"/>
-                <w:lang w:val="en-US"/>
-              </w:rPr>
-            </w:pPr>
-            <w:r>
-              <w:rPr>
-                <w:color w:val="000000" w:themeColor="text1"/>
-                <w:lang w:val="en-US"/>
-              </w:rPr>
-              <w:t>----+-------+-------</w:t>
-            </w:r>
-          </w:p>
-          <w:p>
-            <w:pPr>
-              <w:rPr>
-                <w:color w:val="000000" w:themeColor="text1"/>
-                <w:lang w:val="en-US"/>
-              </w:rPr>
-            </w:pPr>
-            <w:r>
-              <w:rPr>
-                <w:color w:val="000000" w:themeColor="text1"/>
-                <w:lang w:val="en-US"/>
-              </w:rPr>
-              <w:t xml:space="preserve">  1 </w:t>
-            </w:r>
-            <w:r>
-              <w:rPr>
-                <w:color w:val="000000" w:themeColor="text1"/>
-                <w:lang w:val="en-US"/>
-              </w:rPr>
-              <w:t xml:space="preserve">  </w:t>
-            </w:r>
-            <w:r>
-              <w:rPr>
-                <w:color w:val="000000" w:themeColor="text1"/>
-                <w:lang w:val="en-US"/>
-              </w:rPr>
-              <w:t>| text</w:t>
-            </w:r>
-            <w:proofErr w:type="gramStart"/>
-            <w:r>
-              <w:rPr>
-                <w:color w:val="000000" w:themeColor="text1"/>
-                <w:lang w:val="en-US"/>
-              </w:rPr>
-              <w:t xml:space="preserve">1 </w:t>
-            </w:r>
-            <w:r>
-              <w:rPr>
-                <w:color w:val="000000" w:themeColor="text1"/>
-                <w:lang w:val="en-US"/>
-              </w:rPr>
-              <w:t xml:space="preserve"> </w:t>
-            </w:r>
-            <w:r>
-              <w:rPr>
-                <w:color w:val="000000" w:themeColor="text1"/>
-                <w:lang w:val="en-US"/>
-              </w:rPr>
-              <w:t>|</w:t>
-            </w:r>
-            <w:proofErr w:type="gramEnd"/>
-            <w:r>
-              <w:rPr>
-                <w:color w:val="000000" w:themeColor="text1"/>
-                <w:lang w:val="en-US"/>
-              </w:rPr>
-              <w:t xml:space="preserve"> ref1</w:t>
-            </w:r>
-          </w:p>
-          <w:p>
-            <w:pPr>
-              <w:rPr>
-                <w:color w:val="000000" w:themeColor="text1"/>
-                <w:lang w:val="en-US"/>
-              </w:rPr>
-            </w:pPr>
-            <w:r>
-              <w:rPr>
-                <w:color w:val="000000" w:themeColor="text1"/>
-                <w:lang w:val="en-US"/>
-              </w:rPr>
-              <w:t xml:space="preserve">  2 </w:t>
-            </w:r>
-            <w:r>
-              <w:rPr>
-                <w:color w:val="000000" w:themeColor="text1"/>
-                <w:lang w:val="en-US"/>
-              </w:rPr>
-              <w:t xml:space="preserve">  </w:t>
-            </w:r>
-            <w:r>
-              <w:rPr>
-                <w:color w:val="000000" w:themeColor="text1"/>
-                <w:lang w:val="en-US"/>
-              </w:rPr>
-              <w:t>| text</w:t>
-            </w:r>
-            <w:proofErr w:type="gramStart"/>
-            <w:r>
-              <w:rPr>
-                <w:color w:val="000000" w:themeColor="text1"/>
-                <w:lang w:val="en-US"/>
-              </w:rPr>
-              <w:t xml:space="preserve">2 </w:t>
-            </w:r>
-            <w:r>
-              <w:rPr>
-                <w:color w:val="000000" w:themeColor="text1"/>
-                <w:lang w:val="en-US"/>
-              </w:rPr>
-              <w:t xml:space="preserve"> </w:t>
-            </w:r>
-            <w:r>
-              <w:rPr>
-                <w:color w:val="000000" w:themeColor="text1"/>
-                <w:lang w:val="en-US"/>
-              </w:rPr>
-              <w:t>|</w:t>
-            </w:r>
-            <w:proofErr w:type="gramEnd"/>
-            <w:r>
-              <w:rPr>
-                <w:color w:val="000000" w:themeColor="text1"/>
-                <w:lang w:val="en-US"/>
-              </w:rPr>
-              <w:t xml:space="preserve"> ref2</w:t>
-            </w:r>
-          </w:p>
-          <w:p>
-            <w:pPr>
-              <w:rPr>
-                <w:color w:val="000000" w:themeColor="text1"/>
-                <w:lang w:val="en-US"/>
-              </w:rPr>
-            </w:pPr>
-            <w:r>
-              <w:rPr>
-                <w:color w:val="000000" w:themeColor="text1"/>
-                <w:lang w:val="en-US"/>
-              </w:rPr>
-              <w:t xml:space="preserve">  </w:t>
-            </w:r>
-            <w:r>
-              <w:rPr>
-                <w:color w:val="000000" w:themeColor="text1"/>
-                <w:lang w:val="en-US"/>
-              </w:rPr>
-              <w:t xml:space="preserve">3 </w:t>
-            </w:r>
-            <w:r>
-              <w:rPr>
-                <w:color w:val="000000" w:themeColor="text1"/>
-                <w:lang w:val="en-US"/>
-              </w:rPr>
-              <w:t xml:space="preserve">  </w:t>
-            </w:r>
-            <w:r>
-              <w:rPr>
-                <w:color w:val="000000" w:themeColor="text1"/>
-                <w:lang w:val="en-US"/>
-              </w:rPr>
-              <w:t>| text</w:t>
-            </w:r>
-            <w:proofErr w:type="gramStart"/>
-            <w:r>
-              <w:rPr>
-                <w:color w:val="000000" w:themeColor="text1"/>
-                <w:lang w:val="en-US"/>
-              </w:rPr>
-              <w:t xml:space="preserve">3 </w:t>
-            </w:r>
-            <w:r>
-              <w:rPr>
-                <w:color w:val="000000" w:themeColor="text1"/>
-                <w:lang w:val="en-US"/>
-              </w:rPr>
-              <w:t xml:space="preserve"> </w:t>
-            </w:r>
-            <w:r>
-              <w:rPr>
-                <w:color w:val="000000" w:themeColor="text1"/>
-                <w:lang w:val="en-US"/>
-              </w:rPr>
-              <w:t>|</w:t>
-            </w:r>
-            <w:proofErr w:type="gramEnd"/>
-            <w:r>
-              <w:rPr>
-                <w:color w:val="000000" w:themeColor="text1"/>
-                <w:lang w:val="en-US"/>
-              </w:rPr>
-              <w:t xml:space="preserve"> ref3</w:t>
-            </w:r>
-            <w:r>
-              <w:rPr>
-                <w:color w:val="000000" w:themeColor="text1"/>
-                <w:lang w:val="en-US"/>
-              </w:rPr>
-              <w:br/>
-            </w:r>
-          </w:p>
-        </w:tc>
-      </w:tr>
-    </w:tbl>
-    <w:p>
-      <w:pPr>
-        <w:rPr>
-          <w:lang w:val="en-US"/>
-        </w:rPr>
-      </w:pPr>
-    </w:p>
-    <w:p>
-      <w:pPr>
-        <w:rPr>
-          <w:lang w:val="en-US"/>
-        </w:rPr>
-      </w:pPr>
-    </w:p>
-    <w:p>
-      <w:pPr>
-        <w:rPr>
-          <w:lang w:val="en-US"/>
-        </w:rPr>
-      </w:pPr>
-    </w:p>
-    <w:p>
-      <w:pPr>
-        <w:rPr>
-          <w:rFonts w:ascii="Times New Roman" w:hAnsi="Times New Roman" w:cs="Times New Roman"/>
-          <w:sz w:val="24"/>
-          <w:szCs w:val="24"/>
-          <w:lang w:val="ru-RU"/>
-        </w:rPr>
-      </w:pPr>
-      <w:r>
-        <w:rPr>
-          <w:rFonts w:ascii="Times New Roman" w:hAnsi="Times New Roman" w:cs="Times New Roman"/>
-          <w:sz w:val="24"/>
-          <w:szCs w:val="24"/>
-          <w:lang w:val="ru-RU"/>
-        </w:rPr>
-        <w:t>Создание резервной копии до возникновения ошибки</w:t>
-      </w:r>
-      <w:r>
-        <w:rPr>
-          <w:rFonts w:ascii="Times New Roman" w:hAnsi="Times New Roman" w:cs="Times New Roman"/>
-          <w:sz w:val="24"/>
-          <w:szCs w:val="24"/>
-          <w:lang w:val="ru-RU"/>
-        </w:rPr>
-        <w:t xml:space="preserve"> на резервном узле</w:t>
-      </w:r>
-    </w:p>
-    <w:tbl>
-      <w:tblPr>
-        <w:tblStyle w:val="ad"/>
-        <w:tblW w:w="0" w:type="auto"/>
-        <w:tblLook w:val="04A0" w:firstRow="1" w:lastRow="0" w:firstColumn="1" w:lastColumn="0" w:noHBand="0" w:noVBand="1"/>
-      </w:tblPr>
-      <w:tblGrid>
-        <w:gridCol w:w="11328"/>
-      </w:tblGrid>
-      <w:tr>
-        <w:tc>
-          <w:tcPr>
-            <w:tcW w:w="11328" w:type="dxa"/>
-          </w:tcPr>
-          <w:p>
-            <w:pPr>
-              <w:rPr>
-                <w:lang w:val="en-US"/>
-              </w:rPr>
-            </w:pPr>
-            <w:r>
-              <w:rPr>
-                <w:lang w:val="en-US"/>
-              </w:rPr>
-              <w:br/>
-            </w:r>
-            <w:proofErr w:type="spellStart"/>
-            <w:r>
-              <w:rPr>
-                <w:lang w:val="en-US"/>
-              </w:rPr>
-              <w:t>pg_dump</w:t>
-            </w:r>
-            <w:proofErr w:type="spellEnd"/>
-            <w:r>
-              <w:rPr>
-                <w:lang w:val="en-US"/>
-              </w:rPr>
-              <w:t xml:space="preserve"> -h pg197 -p 9706 -U postgres0 -d </w:t>
-            </w:r>
-            <w:proofErr w:type="spellStart"/>
-            <w:r>
-              <w:rPr>
-                <w:lang w:val="en-US"/>
-              </w:rPr>
-              <w:t>uglyorangebird</w:t>
-            </w:r>
-            <w:proofErr w:type="spellEnd"/>
-            <w:r>
-              <w:rPr>
-                <w:lang w:val="en-US"/>
-              </w:rPr>
-              <w:t xml:space="preserve"> &gt; </w:t>
-            </w:r>
-            <w:proofErr w:type="spellStart"/>
-            <w:r>
-              <w:rPr>
-                <w:lang w:val="en-US"/>
-              </w:rPr>
-              <w:t>backup</w:t>
-            </w:r>
-            <w:r>
-              <w:rPr>
-                <w:lang w:val="en-US"/>
-              </w:rPr>
-              <w:t>.sql</w:t>
-            </w:r>
-            <w:proofErr w:type="spellEnd"/>
-            <w:r>
-              <w:rPr>
-                <w:lang w:val="en-US"/>
-              </w:rPr>
-              <w:br/>
-            </w:r>
-          </w:p>
-        </w:tc>
-      </w:tr>
-    </w:tbl>
-    <w:p>
-      <w:pPr>
-        <w:rPr>
-          <w:lang w:val="en-US"/>
-        </w:rPr>
-      </w:pPr>
-    </w:p>
-    <w:p>
-      <w:pPr>
-        <w:rPr>
-          <w:rFonts w:ascii="Times New Roman" w:hAnsi="Times New Roman" w:cs="Times New Roman"/>
-          <w:color w:val="000000" w:themeColor="text1"/>
-          <w:lang w:val="ru-RU"/>
-        </w:rPr>
-      </w:pPr>
-      <w:r>
-        <w:rPr>
-          <w:rFonts w:ascii="Times New Roman" w:hAnsi="Times New Roman" w:cs="Times New Roman"/>
-          <w:color w:val="000000" w:themeColor="text1"/>
-          <w:lang w:val="ru-RU"/>
-        </w:rPr>
-        <w:t>Симуляция логического повреждения</w:t>
-      </w:r>
-    </w:p>
-    <w:p>
-      <w:pPr>
-        <w:rPr>
-          <w:rFonts w:ascii="Times New Roman" w:hAnsi="Times New Roman" w:cs="Times New Roman"/>
-          <w:color w:val="000000" w:themeColor="text1"/>
-          <w:lang w:val="ru-RU"/>
-        </w:rPr>
-      </w:pPr>
-      <w:r>
-        <w:rPr>
-          <w:rFonts w:ascii="Times New Roman" w:hAnsi="Times New Roman" w:cs="Times New Roman"/>
-          <w:color w:val="000000" w:themeColor="text1"/>
-          <w:lang w:val="ru-RU"/>
-        </w:rPr>
-        <w:t>Имитируем ошибочную операцию: обновим внешний ключ в одной из строк таблицы</w:t>
-      </w:r>
-      <w:r>
-        <w:rPr>
-          <w:rFonts w:ascii="Times New Roman" w:hAnsi="Times New Roman" w:cs="Times New Roman"/>
-          <w:color w:val="000000" w:themeColor="text1"/>
-        </w:rPr>
-        <w:t> table</w:t>
-      </w:r>
-      <w:r>
-        <w:rPr>
-          <w:rFonts w:ascii="Times New Roman" w:hAnsi="Times New Roman" w:cs="Times New Roman"/>
-          <w:color w:val="000000" w:themeColor="text1"/>
-          <w:lang w:val="ru-RU"/>
-        </w:rPr>
-        <w:t>2, установив значение, отсутствующее в</w:t>
-      </w:r>
-      <w:r>
-        <w:rPr>
-          <w:rFonts w:ascii="Times New Roman" w:hAnsi="Times New Roman" w:cs="Times New Roman"/>
-          <w:color w:val="000000" w:themeColor="text1"/>
-        </w:rPr>
-        <w:t> table</w:t>
-      </w:r>
-      <w:r>
-        <w:rPr>
-          <w:rFonts w:ascii="Times New Roman" w:hAnsi="Times New Roman" w:cs="Times New Roman"/>
-          <w:color w:val="000000" w:themeColor="text1"/>
-          <w:lang w:val="ru-RU"/>
-        </w:rPr>
-        <w:t>1.</w:t>
-      </w:r>
-      <w:r>
-        <w:rPr>
-          <w:rFonts w:ascii="Times New Roman" w:hAnsi="Times New Roman" w:cs="Times New Roman"/>
-          <w:color w:val="000000" w:themeColor="text1"/>
-        </w:rPr>
-        <w:t> </w:t>
-      </w:r>
-    </w:p>
-    <w:tbl>
-      <w:tblPr>
-        <w:tblStyle w:val="ad"/>
-        <w:tblW w:w="0" w:type="auto"/>
-        <w:tblLook w:val="04A0" w:firstRow="1" w:lastRow="0" w:firstColumn="1" w:lastColumn="0" w:noHBand="0" w:noVBand="1"/>
-      </w:tblPr>
-      <w:tblGrid>
-        <w:gridCol w:w="11328"/>
-      </w:tblGrid>
-      <w:tr>
-        <w:tc>
-          <w:tcPr>
-            <w:tcW w:w="11328" w:type="dxa"/>
-          </w:tcPr>
-          <w:p>
-            <w:pPr>
-              <w:rPr>
-                <w:rFonts w:ascii="Times New Roman" w:hAnsi="Times New Roman" w:cs="Times New Roman"/>
-                <w:color w:val="000000" w:themeColor="text1"/>
-                <w:lang w:val="ru-RU"/>
-              </w:rPr>
-            </w:pPr>
-            <w:r>
-              <w:rPr>
-                <w:rFonts w:ascii="Times New Roman" w:hAnsi="Times New Roman" w:cs="Times New Roman"/>
-                <w:color w:val="000000" w:themeColor="text1"/>
-                <w:lang w:val="ru-RU"/>
-              </w:rPr>
-              <w:br/>
-              <w:t>-- Отключаем триггеры внешнего ключа на table2</w:t>
-            </w:r>
-          </w:p>
-          <w:p>
-            <w:pPr>
-              <w:rPr>
-                <w:rFonts w:ascii="Times New Roman" w:hAnsi="Times New Roman" w:cs="Times New Roman"/>
-                <w:color w:val="000000" w:themeColor="text1"/>
-                <w:lang w:val="en-US"/>
-              </w:rPr>
-            </w:pPr>
-            <w:r>
-              <w:rPr>
-                <w:rFonts w:ascii="Times New Roman" w:hAnsi="Times New Roman" w:cs="Times New Roman"/>
-                <w:color w:val="000000" w:themeColor="text1"/>
-                <w:lang w:val="en-US"/>
-              </w:rPr>
-              <w:t>ALTER TABLE table2 DISABLE TRIGGER ALL;</w:t>
-            </w:r>
-          </w:p>
-          <w:p>
-            <w:pPr>
-              <w:rPr>
-                <w:rFonts w:ascii="Times New Roman" w:hAnsi="Times New Roman" w:cs="Times New Roman"/>
-                <w:color w:val="000000" w:themeColor="text1"/>
-                <w:lang w:val="en-US"/>
-              </w:rPr>
-            </w:pPr>
-          </w:p>
-          <w:p>
-            <w:pPr>
-              <w:rPr>
-                <w:rFonts w:ascii="Times New Roman" w:hAnsi="Times New Roman" w:cs="Times New Roman"/>
-                <w:color w:val="000000" w:themeColor="text1"/>
-                <w:lang w:val="ru-RU"/>
-              </w:rPr>
-            </w:pPr>
-            <w:r>
-              <w:rPr>
-                <w:rFonts w:ascii="Times New Roman" w:hAnsi="Times New Roman" w:cs="Times New Roman"/>
-                <w:color w:val="000000" w:themeColor="text1"/>
-                <w:lang w:val="ru-RU"/>
-              </w:rPr>
-              <w:t xml:space="preserve">-- Ошибочное обновление: меняем </w:t>
-            </w:r>
-            <w:proofErr w:type="spellStart"/>
-            <w:r>
-              <w:rPr>
-                <w:rFonts w:ascii="Times New Roman" w:hAnsi="Times New Roman" w:cs="Times New Roman"/>
-                <w:color w:val="000000" w:themeColor="text1"/>
-                <w:lang w:val="ru-RU"/>
-              </w:rPr>
-              <w:t>id</w:t>
-            </w:r>
-            <w:proofErr w:type="spellEnd"/>
-            <w:r>
-              <w:rPr>
-                <w:rFonts w:ascii="Times New Roman" w:hAnsi="Times New Roman" w:cs="Times New Roman"/>
-                <w:color w:val="000000" w:themeColor="text1"/>
-                <w:lang w:val="ru-RU"/>
-              </w:rPr>
-              <w:t xml:space="preserve"> с 1 на 999 (такого </w:t>
-            </w:r>
-            <w:proofErr w:type="spellStart"/>
-            <w:r>
-              <w:rPr>
-                <w:rFonts w:ascii="Times New Roman" w:hAnsi="Times New Roman" w:cs="Times New Roman"/>
-                <w:color w:val="000000" w:themeColor="text1"/>
-                <w:lang w:val="ru-RU"/>
-              </w:rPr>
-              <w:t>id</w:t>
-            </w:r>
-            <w:proofErr w:type="spellEnd"/>
-            <w:r>
-              <w:rPr>
-                <w:rFonts w:ascii="Times New Roman" w:hAnsi="Times New Roman" w:cs="Times New Roman"/>
-                <w:color w:val="000000" w:themeColor="text1"/>
-                <w:lang w:val="ru-RU"/>
-              </w:rPr>
-              <w:t xml:space="preserve"> в table1 нет)</w:t>
-            </w:r>
-          </w:p>
-          <w:p>
-            <w:pPr>
-              <w:rPr>
-                <w:rFonts w:ascii="Times New Roman" w:hAnsi="Times New Roman" w:cs="Times New Roman"/>
-                <w:color w:val="000000" w:themeColor="text1"/>
-                <w:lang w:val="en-US"/>
-              </w:rPr>
-            </w:pPr>
-            <w:r>
-              <w:rPr>
-                <w:rFonts w:ascii="Times New Roman" w:hAnsi="Times New Roman" w:cs="Times New Roman"/>
-                <w:color w:val="000000" w:themeColor="text1"/>
-                <w:lang w:val="en-US"/>
-              </w:rPr>
-              <w:t>UPDATE table2</w:t>
-            </w:r>
-          </w:p>
-          <w:p>
-            <w:pPr>
-              <w:rPr>
-                <w:rFonts w:ascii="Times New Roman" w:hAnsi="Times New Roman" w:cs="Times New Roman"/>
-                <w:color w:val="000000" w:themeColor="text1"/>
-                <w:lang w:val="en-US"/>
-              </w:rPr>
-            </w:pPr>
-            <w:r>
-              <w:rPr>
-                <w:rFonts w:ascii="Times New Roman" w:hAnsi="Times New Roman" w:cs="Times New Roman"/>
-                <w:color w:val="000000" w:themeColor="text1"/>
-                <w:lang w:val="en-US"/>
-              </w:rPr>
-              <w:t>SET id = 999</w:t>
-            </w:r>
-          </w:p>
-          <w:p>
-            <w:pPr>
-              <w:rPr>
-                <w:rFonts w:ascii="Times New Roman" w:hAnsi="Times New Roman" w:cs="Times New Roman"/>
-                <w:color w:val="000000" w:themeColor="text1"/>
-                <w:lang w:val="en-US"/>
-              </w:rPr>
-            </w:pPr>
-            <w:r>
-              <w:rPr>
-                <w:rFonts w:ascii="Times New Roman" w:hAnsi="Times New Roman" w:cs="Times New Roman"/>
-                <w:color w:val="000000" w:themeColor="text1"/>
-                <w:lang w:val="en-US"/>
-              </w:rPr>
-              <w:t>WHERE id = 1;</w:t>
-            </w:r>
-          </w:p>
-          <w:p>
-            <w:pPr>
-              <w:rPr>
-                <w:rFonts w:ascii="Times New Roman" w:hAnsi="Times New Roman" w:cs="Times New Roman"/>
-                <w:color w:val="000000" w:themeColor="text1"/>
-                <w:lang w:val="en-US"/>
-              </w:rPr>
-            </w:pPr>
-          </w:p>
-          <w:p>
-            <w:pPr>
-              <w:rPr>
-                <w:rFonts w:ascii="Times New Roman" w:hAnsi="Times New Roman" w:cs="Times New Roman"/>
-                <w:color w:val="000000" w:themeColor="text1"/>
-                <w:lang w:val="ru-RU"/>
-              </w:rPr>
-            </w:pPr>
-            <w:r>
-              <w:rPr>
-                <w:rFonts w:ascii="Times New Roman" w:hAnsi="Times New Roman" w:cs="Times New Roman"/>
-                <w:color w:val="000000" w:themeColor="text1"/>
-                <w:lang w:val="ru-RU"/>
-              </w:rPr>
-              <w:t>-- Включаем триггеры обратно (для полноты картины, но после ошибки они уже не помогут)</w:t>
-            </w:r>
-          </w:p>
-          <w:p>
-            <w:pPr>
-              <w:rPr>
-                <w:rFonts w:ascii="Times New Roman" w:hAnsi="Times New Roman" w:cs="Times New Roman"/>
-                <w:color w:val="000000" w:themeColor="text1"/>
-                <w:lang w:val="en-US"/>
-              </w:rPr>
-            </w:pPr>
-            <w:r>
-              <w:rPr>
-                <w:rFonts w:ascii="Times New Roman" w:hAnsi="Times New Roman" w:cs="Times New Roman"/>
-                <w:color w:val="000000" w:themeColor="text1"/>
-                <w:lang w:val="en-US"/>
-              </w:rPr>
-              <w:t>ALTER TABLE table2 ENABLE TRIGGER ALL;</w:t>
-            </w:r>
-            <w:r>
-              <w:rPr>
-                <w:rFonts w:ascii="Times New Roman" w:hAnsi="Times New Roman" w:cs="Times New Roman"/>
-                <w:color w:val="000000" w:themeColor="text1"/>
-                <w:lang w:val="en-US"/>
-              </w:rPr>
-              <w:br/>
-            </w:r>
-          </w:p>
-        </w:tc>
-      </w:tr>
-    </w:tbl>
-    <w:p>
-      <w:pPr>
-        <w:rPr>
           <w:rFonts w:ascii="Times New Roman" w:hAnsi="Times New Roman" w:cs="Times New Roman"/>
           <w:color w:val="000000" w:themeColor="text1"/>
           <w:lang w:val="en-US"/>
@@ -13609,7 +14027,6 @@
           <w:rFonts w:ascii="Times New Roman" w:hAnsi="Times New Roman" w:cs="Times New Roman"/>
           <w:color w:val="000000" w:themeColor="text1"/>
         </w:rPr>
-        <w:lastRenderedPageBreak/>
         <w:t>Проверим</w:t>
       </w:r>
       <w:proofErr w:type="spellEnd"/>
@@ -14540,146 +14957,34 @@
                 <w:color w:val="000000" w:themeColor="text1"/>
                 <w:lang w:val="en-US"/>
               </w:rPr>
-              <w:t xml:space="preserve"> -</w:t>
-            </w:r>
+              <w:t xml:space="preserve"> -h pg197 -p 9706 -U postgres0 -d </w:t>
+            </w:r>
+            <w:proofErr w:type="spellStart"/>
             <w:r>
               <w:rPr>
                 <w:rFonts w:ascii="Times New Roman" w:hAnsi="Times New Roman" w:cs="Times New Roman"/>
                 <w:color w:val="000000" w:themeColor="text1"/>
                 <w:lang w:val="en-US"/>
               </w:rPr>
-              <w:t>h</w:t>
-            </w:r>
+              <w:t>uglyorangebird</w:t>
+            </w:r>
+            <w:proofErr w:type="spellEnd"/>
             <w:r>
               <w:rPr>
                 <w:rFonts w:ascii="Times New Roman" w:hAnsi="Times New Roman" w:cs="Times New Roman"/>
                 <w:color w:val="000000" w:themeColor="text1"/>
                 <w:lang w:val="en-US"/>
               </w:rPr>
-              <w:t xml:space="preserve"> </w:t>
-            </w:r>
+              <w:t xml:space="preserve"> &lt; </w:t>
+            </w:r>
+            <w:proofErr w:type="spellStart"/>
             <w:r>
               <w:rPr>
                 <w:rFonts w:ascii="Times New Roman" w:hAnsi="Times New Roman" w:cs="Times New Roman"/>
                 <w:color w:val="000000" w:themeColor="text1"/>
                 <w:lang w:val="en-US"/>
               </w:rPr>
-              <w:t>pg</w:t>
-            </w:r>
-            <w:r>
-              <w:rPr>
-                <w:rFonts w:ascii="Times New Roman" w:hAnsi="Times New Roman" w:cs="Times New Roman"/>
-                <w:color w:val="000000" w:themeColor="text1"/>
-                <w:lang w:val="en-US"/>
-              </w:rPr>
-              <w:t>197 -</w:t>
-            </w:r>
-            <w:r>
-              <w:rPr>
-                <w:rFonts w:ascii="Times New Roman" w:hAnsi="Times New Roman" w:cs="Times New Roman"/>
-                <w:color w:val="000000" w:themeColor="text1"/>
-                <w:lang w:val="en-US"/>
-              </w:rPr>
-              <w:t>p</w:t>
-            </w:r>
-            <w:r>
-              <w:rPr>
-                <w:rFonts w:ascii="Times New Roman" w:hAnsi="Times New Roman" w:cs="Times New Roman"/>
-                <w:color w:val="000000" w:themeColor="text1"/>
-                <w:lang w:val="en-US"/>
-              </w:rPr>
-              <w:t xml:space="preserve"> 9706 -</w:t>
-            </w:r>
-            <w:r>
-              <w:rPr>
-                <w:rFonts w:ascii="Times New Roman" w:hAnsi="Times New Roman" w:cs="Times New Roman"/>
-                <w:color w:val="000000" w:themeColor="text1"/>
-                <w:lang w:val="en-US"/>
-              </w:rPr>
-              <w:t>U</w:t>
-            </w:r>
-            <w:r>
-              <w:rPr>
-                <w:rFonts w:ascii="Times New Roman" w:hAnsi="Times New Roman" w:cs="Times New Roman"/>
-                <w:color w:val="000000" w:themeColor="text1"/>
-                <w:lang w:val="en-US"/>
-              </w:rPr>
-              <w:t xml:space="preserve"> </w:t>
-            </w:r>
-            <w:r>
-              <w:rPr>
-                <w:rFonts w:ascii="Times New Roman" w:hAnsi="Times New Roman" w:cs="Times New Roman"/>
-                <w:color w:val="000000" w:themeColor="text1"/>
-                <w:lang w:val="en-US"/>
-              </w:rPr>
-              <w:t>postgres</w:t>
-            </w:r>
-            <w:r>
-              <w:rPr>
-                <w:rFonts w:ascii="Times New Roman" w:hAnsi="Times New Roman" w:cs="Times New Roman"/>
-                <w:color w:val="000000" w:themeColor="text1"/>
-                <w:lang w:val="en-US"/>
-              </w:rPr>
-              <w:t>0 -</w:t>
-            </w:r>
-            <w:r>
-              <w:rPr>
-                <w:rFonts w:ascii="Times New Roman" w:hAnsi="Times New Roman" w:cs="Times New Roman"/>
-                <w:color w:val="000000" w:themeColor="text1"/>
-                <w:lang w:val="en-US"/>
-              </w:rPr>
-              <w:t>d</w:t>
-            </w:r>
-            <w:r>
-              <w:rPr>
-                <w:rFonts w:ascii="Times New Roman" w:hAnsi="Times New Roman" w:cs="Times New Roman"/>
-                <w:color w:val="000000" w:themeColor="text1"/>
-                <w:lang w:val="en-US"/>
-              </w:rPr>
-              <w:t xml:space="preserve"> </w:t>
-            </w:r>
-            <w:proofErr w:type="spellStart"/>
-            <w:r>
-              <w:rPr>
-                <w:rFonts w:ascii="Times New Roman" w:hAnsi="Times New Roman" w:cs="Times New Roman"/>
-                <w:color w:val="000000" w:themeColor="text1"/>
-                <w:lang w:val="en-US"/>
-              </w:rPr>
-              <w:t>uglyorangebird</w:t>
-            </w:r>
-            <w:proofErr w:type="spellEnd"/>
-            <w:r>
-              <w:rPr>
-                <w:rFonts w:ascii="Times New Roman" w:hAnsi="Times New Roman" w:cs="Times New Roman"/>
-                <w:color w:val="000000" w:themeColor="text1"/>
-                <w:lang w:val="en-US"/>
-              </w:rPr>
-              <w:t xml:space="preserve"> &lt; </w:t>
-            </w:r>
-            <w:proofErr w:type="spellStart"/>
-            <w:r>
-              <w:rPr>
-                <w:rFonts w:ascii="Times New Roman" w:hAnsi="Times New Roman" w:cs="Times New Roman"/>
-                <w:color w:val="000000" w:themeColor="text1"/>
-                <w:lang w:val="en-US"/>
-              </w:rPr>
-              <w:t>backup</w:t>
-            </w:r>
-            <w:r>
-              <w:rPr>
-                <w:rFonts w:ascii="Times New Roman" w:hAnsi="Times New Roman" w:cs="Times New Roman"/>
-                <w:color w:val="000000" w:themeColor="text1"/>
-                <w:lang w:val="en-US"/>
-              </w:rPr>
-              <w:t>.</w:t>
-            </w:r>
-            <w:r>
-              <w:rPr>
-                <w:rFonts w:ascii="Times New Roman" w:hAnsi="Times New Roman" w:cs="Times New Roman"/>
-                <w:color w:val="000000" w:themeColor="text1"/>
-                <w:lang w:val="en-US"/>
-              </w:rPr>
-              <w:t>sql</w:t>
+              <w:t>backup.sql</w:t>
             </w:r>
             <w:proofErr w:type="spellEnd"/>
             <w:r>
@@ -14769,7 +15074,7 @@
           <w:lang w:val="ru-RU"/>
         </w:rPr>
       </w:pPr>
-      <w:bookmarkStart w:id="8" w:name="_Toc225608040"/>
+      <w:bookmarkStart w:id="8" w:name="_Toc225725152"/>
       <w:r>
         <w:rPr>
           <w:rFonts w:ascii="Times New Roman" w:eastAsia="Times New Roman" w:hAnsi="Times New Roman" w:cs="Times New Roman"/>
@@ -17625,7 +17930,7 @@
   <w:style w:type="paragraph" w:default="1" w:styleId="a">
     <w:name w:val="Normal"/>
     <w:qFormat/>
-    <w:rsid w:val="00425D09"/>
+    <w:rsid w:val="00FB7CAF"/>
   </w:style>
   <w:style w:type="paragraph" w:styleId="1">
     <w:name w:val="heading 1"/>
@@ -17809,6 +18114,7 @@
   <w:style w:type="character" w:default="1" w:styleId="a0">
     <w:name w:val="Default Paragraph Font"/>
     <w:uiPriority w:val="1"/>
+    <w:semiHidden/>
     <w:unhideWhenUsed/>
   </w:style>
   <w:style w:type="table" w:default="1" w:styleId="a1">
@@ -18689,28 +18995,28 @@
 </file>
 
 <file path=customXml/item1.xml><?xml version="1.0" encoding="utf-8"?>
+<b:Sources xmlns:b="http://schemas.openxmlformats.org/officeDocument/2006/bibliography" xmlns="http://schemas.openxmlformats.org/officeDocument/2006/bibliography" SelectedStyle="\APASixthEditionOfficeOnline.xsl" StyleName="APA" Version="6"/>
+</file>
+
+<file path=customXml/item2.xml><?xml version="1.0" encoding="utf-8"?>
 <go:gDocsCustomXmlDataStorage xmlns:go="http://customooxmlschemas.google.com/" xmlns:r="http://schemas.openxmlformats.org/officeDocument/2006/relationships" uri="GoogleDocsCustomDataVersion2">
   <go:docsCustomData xmlns:go="http://customooxmlschemas.google.com/" roundtripDataSignature="AMtx7mjwruTx+Vn/MDAX/44QgQzc+AP2Ag==">CgMxLjAaHwoBMBIaChgICVIUChJ0YWJsZS44OTd0NXlmdTg0cWQaHwoBMRIaChgICVIUChJ0YWJsZS5kczg1cWF0bWl6dm4yDmguMWR4YmM5MTJqNXNhMg5oLnR1aDlyZ2JhaGY0ZDIOaC5nM3g0NWQ4ZmVpZWk4AHIhMUNmRUxpcVc2YnEwSHB1aWZkcDJZSzFENklNNzV4Q3k3</go:docsCustomData>
 </go:gDocsCustomXmlDataStorage>
 </file>
 
-<file path=customXml/item2.xml><?xml version="1.0" encoding="utf-8"?>
-<b:Sources xmlns:b="http://schemas.openxmlformats.org/officeDocument/2006/bibliography" xmlns="http://schemas.openxmlformats.org/officeDocument/2006/bibliography" SelectedStyle="\APASixthEditionOfficeOnline.xsl" StyleName="APA" Version="6"/>
+<file path=customXml/itemProps1.xml><?xml version="1.0" encoding="utf-8"?>
+<ds:datastoreItem xmlns:ds="http://schemas.openxmlformats.org/officeDocument/2006/customXml" ds:itemID="{34F984A3-66A3-43B7-A0AA-61F4BAE2E3FF}">
+  <ds:schemaRefs>
+    <ds:schemaRef ds:uri="http://schemas.openxmlformats.org/officeDocument/2006/bibliography"/>
+  </ds:schemaRefs>
+</ds:datastoreItem>
 </file>
 
-<file path=customXml/itemProps1.xml><?xml version="1.0" encoding="utf-8"?>
+<file path=customXml/itemProps2.xml><?xml version="1.0" encoding="utf-8"?>
 <ds:datastoreItem xmlns:ds="http://schemas.openxmlformats.org/officeDocument/2006/customXml" ds:itemID="{11111111-1234-1234-1234-123412341234}">
   <ds:schemaRefs>
     <ds:schemaRef ds:uri="http://customooxmlschemas.google.com/"/>
     <ds:schemaRef ds:uri="http://schemas.openxmlformats.org/officeDocument/2006/relationships"/>
   </ds:schemaRefs>
 </ds:datastoreItem>
-</file>
-
-<file path=customXml/itemProps2.xml><?xml version="1.0" encoding="utf-8"?>
-<ds:datastoreItem xmlns:ds="http://schemas.openxmlformats.org/officeDocument/2006/customXml" ds:itemID="{34F984A3-66A3-43B7-A0AA-61F4BAE2E3FF}">
-  <ds:schemaRefs>
-    <ds:schemaRef ds:uri="http://schemas.openxmlformats.org/officeDocument/2006/bibliography"/>
-  </ds:schemaRefs>
-</ds:datastoreItem>
 </file>